--- a/reporte/productos_formales/Producto_02_Preprocesamiento_Favoritismo.docx
+++ b/reporte/productos_formales/Producto_02_Preprocesamiento_Favoritismo.docx
@@ -415,7 +415,7 @@
           <w:sz w:val="21"/>
           <w:szCs w:val="21"/>
         </w:rPr>
-        <w:t xml:space="preserve">No se tuvo acceso a datos reales de SIAF/SEACE; se trabajó con un dataset sintético diseñado para replicar su estructura y distribución esperada.</w:t>
+        <w:t xml:space="preserve">No se tuvo acceso a datos reales de SIAF/SEACE al momento de este producto; se trabajó con un dataset sintético diseñado para replicar su estructura y distribución esperada.</w:t>
       </w:r>
     </w:p>
     <w:p>
@@ -453,7 +453,7 @@
           <w:sz w:val="21"/>
           <w:szCs w:val="21"/>
         </w:rPr>
-        <w:t xml:space="preserve">El pipeline de limpieza y feature engineering es reproducible y está listo para recibir datos reales sin cambios estructurales mayores. Se recomienda, para producción, migrar esta etapa a Spark DataFrames sobre la capa Plata/Oro del Lakehouse institucional.</w:t>
+        <w:t xml:space="preserve">El pipeline de limpieza y feature engineering es reproducible. Actualización posterior a este producto: se validó tanto en Spark DataFrames real (Producto 7, Sección 4) bajo los estándares SQL institucionales (LEFT JOIN, poda de particiones — Producto 7, Sección 6), como sobre 47,442 contratos reales de SEACE obtenidos del portal de datos abiertos de la OECE (Producto 7, Sección 10).</w:t>
       </w:r>
     </w:p>
     <w:p>

--- a/reporte/productos_formales/Producto_02_Preprocesamiento_Favoritismo.docx
+++ b/reporte/productos_formales/Producto_02_Preprocesamiento_Favoritismo.docx
@@ -62,7 +62,7 @@
           <w:sz w:val="19"/>
           <w:szCs w:val="19"/>
         </w:rPr>
-        <w:t xml:space="preserve">Prototipo elaborado como prueba de concepto (proof of concept) — no constituye una postulación formal</w:t>
+        <w:t xml:space="preserve">Prototipo independiente elaborado como prueba de concepto (proof of concept) — no constituye una postulación formal, una implementación oficial, ni cuenta con aprobación institucional de la CGR</w:t>
       </w:r>
     </w:p>
     <w:p>

--- a/reporte/productos_formales/Producto_02_Preprocesamiento_Favoritismo.docx
+++ b/reporte/productos_formales/Producto_02_Preprocesamiento_Favoritismo.docx
@@ -134,7 +134,19 @@
           <w:sz w:val="21"/>
           <w:szCs w:val="21"/>
         </w:rPr>
-        <w:t xml:space="preserve">Se procesaron 3,603 contratos sintéticos que simulan la integración SIAF/SEACE, corrigiendo 239 valores nulos y capando 37 valores atípicos, para construir un dataset agregado de 2,354 pares proveedor-entidad listo para modelar riesgo de favoritismo.</w:t>
+        <w:t xml:space="preserve">Se procesaron 3,709 contratos sintéticos para construir 2,328 pares proveedor-entidad, con 6 positivos sembrados. El dataset incorpora features separadas para Contratación Directa y Comparación de Precios.</w:t>
+      </w:r>
+    </w:p>
+    <w:p>
+      <w:pPr>
+        <w:spacing w:after="140"/>
+      </w:pPr>
+      <w:r>
+        <w:rPr>
+          <w:sz w:val="21"/>
+          <w:szCs w:val="21"/>
+        </w:rPr>
+        <w:t xml:space="preserve">Nota metodológica: este es un prototipo independiente. Las métricas del benchmark sintético evalúan la coherencia del PoC y no estiman desempeño productivo. Las salidas sobre datos públicos son señales de priorización para revisión de auditor y no constituyen hallazgos ni determinaciones automáticas de irregularidad.</w:t>
       </w:r>
     </w:p>
     <w:p>
@@ -155,7 +167,7 @@
           <w:sz w:val="21"/>
           <w:szCs w:val="21"/>
         </w:rPr>
-        <w:t xml:space="preserve">1. Introducción — 2. Objetivo de la consultoría — 3. Productos alcanzados — 4. Actividades realizadas — 5. Grado de cumplimiento — 6. Dificultades y limitaciones — 7. Conclusiones y recomendaciones — 8. Anexos</w:t>
+        <w:t xml:space="preserve">1. Introducción — 2. Objetivo — 3. Productos alcanzados — 4. Actividades realizadas — 5. Grado de cumplimiento — 6. Dificultades y limitaciones — 7. Conclusiones y recomendaciones — 8. Anexos</w:t>
       </w:r>
     </w:p>
     <w:p>
@@ -176,16 +188,16 @@
           <w:sz w:val="21"/>
           <w:szCs w:val="21"/>
         </w:rPr>
-        <w:t xml:space="preserve">Este documento cubre el numeral 4.1.4 (Limpieza y Transformación) y 4.1.5 (Enriquecimiento y Generación de Características) del TDR, aplicados al caso de uso de identificación de proveedores favoritos.</w:t>
-      </w:r>
-    </w:p>
-    <w:p>
-      <w:pPr>
-        <w:pStyle w:val="Heading1"/>
-        <w:spacing w:after="140" w:before="260"/>
-      </w:pPr>
-      <w:r>
-        <w:t xml:space="preserve">2. Objetivo de la Consultoría</w:t>
+        <w:t xml:space="preserve">Cubre limpieza, transformación y feature engineering del caso de uso de priorización de posible favoritismo.</w:t>
+      </w:r>
+    </w:p>
+    <w:p>
+      <w:pPr>
+        <w:pStyle w:val="Heading1"/>
+        <w:spacing w:after="140" w:before="260"/>
+      </w:pPr>
+      <w:r>
+        <w:t xml:space="preserve">2. Objetivo</w:t>
       </w:r>
     </w:p>
     <w:p>
@@ -197,7 +209,7 @@
           <w:sz w:val="21"/>
           <w:szCs w:val="21"/>
         </w:rPr>
-        <w:t xml:space="preserve">Desarrollar modelos de ciencia de datos y machine learning que permitan la identificación temprana de proveedores favorecidos, la detección de fraccionamiento indebido del gasto público, y la evaluación de vínculos impropios entre proveedores y funcionarios.</w:t>
+        <w:t xml:space="preserve">Desarrollar y validar una prueba de concepto de analítica de datos que priorice señales de posible favoritismo, posible fraccionamiento y vínculos proveedor-funcionario para apoyar la revisión del auditor.</w:t>
       </w:r>
     </w:p>
     <w:p>
@@ -223,92 +235,75 @@
           <w:sz w:val="21"/>
           <w:szCs w:val="21"/>
         </w:rPr>
-        <w:t xml:space="preserve">Imputación de valores faltantes: monto → mediana por tipo de objeto contractual; variables categóricas → moda (239 valores nulos corregidos, 6.44% de los registros).</w:t>
-      </w:r>
-    </w:p>
-    <w:p>
-      <w:pPr>
-        <w:pStyle w:val="ListParagraph"/>
-        <w:numPr>
-          <w:ilvl w:val="0"/>
-          <w:numId w:val="1"/>
-        </w:numPr>
-        <w:spacing w:after="70"/>
-      </w:pPr>
-      <w:r>
-        <w:rPr>
-          <w:sz w:val="21"/>
-          <w:szCs w:val="21"/>
-        </w:rPr>
-        <w:t xml:space="preserve">Tratamiento de outliers: winsorización al percentil 99 (S/. 534,351) — se capan, no se eliminan, para no perder señal de auditoría (37 registros afectados).</w:t>
-      </w:r>
-    </w:p>
-    <w:p>
-      <w:pPr>
-        <w:pStyle w:val="ListParagraph"/>
-        <w:numPr>
-          <w:ilvl w:val="0"/>
-          <w:numId w:val="1"/>
-        </w:numPr>
-        <w:spacing w:after="70"/>
-      </w:pPr>
-      <w:r>
-        <w:rPr>
-          <w:sz w:val="21"/>
-          <w:szCs w:val="21"/>
-        </w:rPr>
-        <w:t xml:space="preserve">Codificación de variables categóricas: One-Hot Encoding sobre la modalidad de contratación.</w:t>
-      </w:r>
-    </w:p>
-    <w:p>
-      <w:pPr>
-        <w:pStyle w:val="ListParagraph"/>
-        <w:numPr>
-          <w:ilvl w:val="0"/>
-          <w:numId w:val="1"/>
-        </w:numPr>
-        <w:spacing w:after="70"/>
-      </w:pPr>
-      <w:r>
-        <w:rPr>
-          <w:sz w:val="21"/>
-          <w:szCs w:val="21"/>
-        </w:rPr>
-        <w:t xml:space="preserve">Normalización: estandarización (z-score) del monto contractual.</w:t>
-      </w:r>
-    </w:p>
-    <w:p>
-      <w:pPr>
-        <w:pStyle w:val="ListParagraph"/>
-        <w:numPr>
-          <w:ilvl w:val="0"/>
-          <w:numId w:val="1"/>
-        </w:numPr>
-        <w:spacing w:after="70"/>
-      </w:pPr>
-      <w:r>
-        <w:rPr>
-          <w:sz w:val="21"/>
-          <w:szCs w:val="21"/>
-        </w:rPr>
-        <w:t xml:space="preserve">Feature engineering (nivel proveedor-entidad): n° de contratos, monto total y promedio, concentración de objeto contractual, % de modalidades no competitivas, n° de funcionarios distintos, días de actividad, contratos por mes, monto por funcionario.</w:t>
-      </w:r>
-    </w:p>
-    <w:p>
-      <w:pPr>
-        <w:pStyle w:val="ListParagraph"/>
-        <w:numPr>
-          <w:ilvl w:val="0"/>
-          <w:numId w:val="1"/>
-        </w:numPr>
-        <w:spacing w:after="70"/>
-      </w:pPr>
-      <w:r>
-        <w:rPr>
-          <w:sz w:val="21"/>
-          <w:szCs w:val="21"/>
-        </w:rPr>
-        <w:t xml:space="preserve">División de datos: el dataset resultante (2,354 pares) se usa íntegramente en validación cruzada estratificada en el Producto 4, dada la escasez natural de la clase positiva.</w:t>
+        <w:t xml:space="preserve">Calidad base: 241 valores nulos distribuidos en 237 filas; la imputación se ejecuta de forma reproducible.</w:t>
+      </w:r>
+    </w:p>
+    <w:p>
+      <w:pPr>
+        <w:pStyle w:val="ListParagraph"/>
+        <w:numPr>
+          <w:ilvl w:val="0"/>
+          <w:numId w:val="1"/>
+        </w:numPr>
+        <w:spacing w:after="70"/>
+      </w:pPr>
+      <w:r>
+        <w:rPr>
+          <w:sz w:val="21"/>
+          <w:szCs w:val="21"/>
+        </w:rPr>
+        <w:t xml:space="preserve">Tratamiento de monto: percentil 99 = S/ 736,486; 37 registros quedan identificados para capping en la transformación.</w:t>
+      </w:r>
+    </w:p>
+    <w:p>
+      <w:pPr>
+        <w:pStyle w:val="ListParagraph"/>
+        <w:numPr>
+          <w:ilvl w:val="0"/>
+          <w:numId w:val="1"/>
+        </w:numPr>
+        <w:spacing w:after="70"/>
+      </w:pPr>
+      <w:r>
+        <w:rPr>
+          <w:sz w:val="21"/>
+          <w:szCs w:val="21"/>
+        </w:rPr>
+        <w:t xml:space="preserve">Codificación y normalización reproducibles; las modalidades se preservan sin convertir Comparación de Precios en sinónimo de Contratación Directa.</w:t>
+      </w:r>
+    </w:p>
+    <w:p>
+      <w:pPr>
+        <w:pStyle w:val="ListParagraph"/>
+        <w:numPr>
+          <w:ilvl w:val="0"/>
+          <w:numId w:val="1"/>
+        </w:numPr>
+        <w:spacing w:after="70"/>
+      </w:pPr>
+      <w:r>
+        <w:rPr>
+          <w:sz w:val="21"/>
+          <w:szCs w:val="21"/>
+        </w:rPr>
+        <w:t xml:space="preserve">Features proveedor-entidad: volumen, monto, diversidad de objetos, concentración, funcionarios distintos, actividad temporal, intensidad contractual y variables separadas por modalidad.</w:t>
+      </w:r>
+    </w:p>
+    <w:p>
+      <w:pPr>
+        <w:pStyle w:val="ListParagraph"/>
+        <w:numPr>
+          <w:ilvl w:val="0"/>
+          <w:numId w:val="1"/>
+        </w:numPr>
+        <w:spacing w:after="70"/>
+      </w:pPr>
+      <w:r>
+        <w:rPr>
+          <w:sz w:val="21"/>
+          <w:szCs w:val="21"/>
+        </w:rPr>
+        <w:t xml:space="preserve">El dataset analítico se publica en lakehouse/plata/dataset_favoritismo.csv y es la entrada preferente de los modelos.</w:t>
       </w:r>
     </w:p>
     <w:p>
@@ -334,41 +329,41 @@
           <w:sz w:val="21"/>
           <w:szCs w:val="21"/>
         </w:rPr>
-        <w:t xml:space="preserve">Ejecución de src/generar_datos.py — generación del dataset base de contrataciones.</w:t>
-      </w:r>
-    </w:p>
-    <w:p>
-      <w:pPr>
-        <w:pStyle w:val="ListParagraph"/>
-        <w:numPr>
-          <w:ilvl w:val="0"/>
-          <w:numId w:val="1"/>
-        </w:numPr>
-        <w:spacing w:after="70"/>
-      </w:pPr>
-      <w:r>
-        <w:rPr>
-          <w:sz w:val="21"/>
-          <w:szCs w:val="21"/>
-        </w:rPr>
-        <w:t xml:space="preserve">Ejecución de src/eda.py — análisis exploratorio (distribuciones, modalidades, concentración de proveedores).</w:t>
-      </w:r>
-    </w:p>
-    <w:p>
-      <w:pPr>
-        <w:pStyle w:val="ListParagraph"/>
-        <w:numPr>
-          <w:ilvl w:val="0"/>
-          <w:numId w:val="1"/>
-        </w:numPr>
-        <w:spacing w:after="70"/>
-      </w:pPr>
-      <w:r>
-        <w:rPr>
-          <w:sz w:val="21"/>
-          <w:szCs w:val="21"/>
-        </w:rPr>
-        <w:t xml:space="preserve">Ejecución de src/preprocesamiento.py — limpieza, codificación y generación del dataset dataset_favoritismo.csv.</w:t>
+        <w:t xml:space="preserve">Generación determinística del benchmark sintético con hard negatives.</w:t>
+      </w:r>
+    </w:p>
+    <w:p>
+      <w:pPr>
+        <w:pStyle w:val="ListParagraph"/>
+        <w:numPr>
+          <w:ilvl w:val="0"/>
+          <w:numId w:val="1"/>
+        </w:numPr>
+        <w:spacing w:after="70"/>
+      </w:pPr>
+      <w:r>
+        <w:rPr>
+          <w:sz w:val="21"/>
+          <w:szCs w:val="21"/>
+        </w:rPr>
+        <w:t xml:space="preserve">EDA, limpieza, imputación, capping, codificación y feature engineering.</w:t>
+      </w:r>
+    </w:p>
+    <w:p>
+      <w:pPr>
+        <w:pStyle w:val="ListParagraph"/>
+        <w:numPr>
+          <w:ilvl w:val="0"/>
+          <w:numId w:val="1"/>
+        </w:numPr>
+        <w:spacing w:after="70"/>
+      </w:pPr>
+      <w:r>
+        <w:rPr>
+          <w:sz w:val="21"/>
+          <w:szCs w:val="21"/>
+        </w:rPr>
+        <w:t xml:space="preserve">Publicación en capa Plata y validación automática de esquema en GitHub Actions.</w:t>
       </w:r>
     </w:p>
     <w:p>
@@ -389,7 +384,7 @@
           <w:sz w:val="21"/>
           <w:szCs w:val="21"/>
         </w:rPr>
-        <w:t xml:space="preserve">100% de las actividades de limpieza y feature engineering planificadas para este producto fueron completadas sobre el dataset sintético. El dataset resultante reproduce correctamente los 6 casos de favoritismo sembrados como grupos de mayor concentración de contratos.</w:t>
+        <w:t xml:space="preserve">Núcleo técnico completado para el PoC y cubierto por CI. No equivale a certificación con datos internos CGR.</w:t>
       </w:r>
     </w:p>
     <w:p>
@@ -415,24 +410,24 @@
           <w:sz w:val="21"/>
           <w:szCs w:val="21"/>
         </w:rPr>
-        <w:t xml:space="preserve">No se tuvo acceso a datos reales de SIAF/SEACE al momento de este producto; se trabajó con un dataset sintético diseñado para replicar su estructura y distribución esperada.</w:t>
-      </w:r>
-    </w:p>
-    <w:p>
-      <w:pPr>
-        <w:pStyle w:val="ListParagraph"/>
-        <w:numPr>
-          <w:ilvl w:val="0"/>
-          <w:numId w:val="1"/>
-        </w:numPr>
-        <w:spacing w:after="70"/>
-      </w:pPr>
-      <w:r>
-        <w:rPr>
-          <w:sz w:val="21"/>
-          <w:szCs w:val="21"/>
-        </w:rPr>
-        <w:t xml:space="preserve">La imputación por mediana/moda es una estrategia conservadora; en producción debería evaluarse imputación más sofisticada (KNN, modelos predictivos) según la calidad real de los datos de la CGR.</w:t>
+        <w:t xml:space="preserve">El ground truth es sintético; sirve para probar el pipeline, no para estimar precisión real.</w:t>
+      </w:r>
+    </w:p>
+    <w:p>
+      <w:pPr>
+        <w:pStyle w:val="ListParagraph"/>
+        <w:numPr>
+          <w:ilvl w:val="0"/>
+          <w:numId w:val="1"/>
+        </w:numPr>
+        <w:spacing w:after="70"/>
+      </w:pPr>
+      <w:r>
+        <w:rPr>
+          <w:sz w:val="21"/>
+          <w:szCs w:val="21"/>
+        </w:rPr>
+        <w:t xml:space="preserve">La validación institucional requiere fuentes internas, reglas de negocio acordadas y etiquetado por auditores.</w:t>
       </w:r>
     </w:p>
     <w:p>
@@ -453,7 +448,7 @@
           <w:sz w:val="21"/>
           <w:szCs w:val="21"/>
         </w:rPr>
-        <w:t xml:space="preserve">El pipeline de limpieza y feature engineering es reproducible. Actualización posterior a este producto: se validó tanto en Spark DataFrames real (Producto 7, Sección 4) bajo los estándares SQL institucionales (LEFT JOIN, poda de particiones — Producto 7, Sección 6), como sobre 47,442 contratos reales de SEACE obtenidos del portal de datos abiertos de la OECE (Producto 7, Sección 10).</w:t>
+        <w:t xml:space="preserve">El preprocesamiento es reproducible y ahora evita una de las principales fuentes de sesgo normativo del diseño anterior: colapsar modalidades distintas en una sola variable.</w:t>
       </w:r>
     </w:p>
     <w:p>
@@ -474,7 +469,7 @@
           <w:sz w:val="21"/>
           <w:szCs w:val="21"/>
         </w:rPr>
-        <w:t xml:space="preserve">Código fuente y datasets: ver repositorio indicado en la portada.</w:t>
+        <w:t xml:space="preserve">Código, datasets y evidencia machine-readable: ver repositorio indicado en la portada.</w:t>
       </w:r>
     </w:p>
     <w:sectPr>

--- a/reporte/productos_formales/Producto_02_Preprocesamiento_Favoritismo.docx
+++ b/reporte/productos_formales/Producto_02_Preprocesamiento_Favoritismo.docx
@@ -250,7 +250,7 @@
         <w:spacing w:lineRule="exact" w:line="240" w:before="240" w:after="120"/>
         <w:rPr/>
       </w:pPr>
-      <w:bookmarkStart w:id="0" w:name="__RefHeading___Toc1454_3155877788"/>
+      <w:bookmarkStart w:id="0" w:name="__RefHeading___Toc1454_2045034821"/>
       <w:bookmarkEnd w:id="0"/>
       <w:r>
         <w:rPr>
@@ -355,7 +355,7 @@
             </w:rPr>
             <w:fldChar w:fldCharType="separate"/>
           </w:r>
-          <w:hyperlink w:anchor="__RefHeading___Toc1454_3155877788">
+          <w:hyperlink w:anchor="__RefHeading___Toc1454_2045034821">
             <w:r>
               <w:rPr>
                 <w:rStyle w:val="IndexLink"/>
@@ -375,7 +375,7 @@
             </w:tabs>
             <w:rPr/>
           </w:pPr>
-          <w:hyperlink w:anchor="__RefHeading___Toc1456_3155877788">
+          <w:hyperlink w:anchor="__RefHeading___Toc1456_2045034821">
             <w:r>
               <w:rPr>
                 <w:rStyle w:val="IndexLink"/>
@@ -395,7 +395,7 @@
             </w:tabs>
             <w:rPr/>
           </w:pPr>
-          <w:hyperlink w:anchor="__RefHeading___Toc1458_3155877788">
+          <w:hyperlink w:anchor="__RefHeading___Toc1458_2045034821">
             <w:r>
               <w:rPr>
                 <w:rStyle w:val="IndexLink"/>
@@ -415,7 +415,7 @@
             </w:tabs>
             <w:rPr/>
           </w:pPr>
-          <w:hyperlink w:anchor="__RefHeading___Toc1460_3155877788">
+          <w:hyperlink w:anchor="__RefHeading___Toc1460_2045034821">
             <w:r>
               <w:rPr>
                 <w:rStyle w:val="IndexLink"/>
@@ -435,7 +435,7 @@
             </w:tabs>
             <w:rPr/>
           </w:pPr>
-          <w:hyperlink w:anchor="__RefHeading___Toc1462_3155877788">
+          <w:hyperlink w:anchor="__RefHeading___Toc1462_2045034821">
             <w:r>
               <w:rPr>
                 <w:rStyle w:val="IndexLink"/>
@@ -455,7 +455,7 @@
             </w:tabs>
             <w:rPr/>
           </w:pPr>
-          <w:hyperlink w:anchor="__RefHeading___Toc1464_3155877788">
+          <w:hyperlink w:anchor="__RefHeading___Toc1464_2045034821">
             <w:r>
               <w:rPr>
                 <w:rStyle w:val="IndexLink"/>
@@ -475,7 +475,7 @@
             </w:tabs>
             <w:rPr/>
           </w:pPr>
-          <w:hyperlink w:anchor="__RefHeading___Toc1466_3155877788">
+          <w:hyperlink w:anchor="__RefHeading___Toc1466_2045034821">
             <w:r>
               <w:rPr>
                 <w:rStyle w:val="IndexLink"/>
@@ -495,7 +495,7 @@
             </w:tabs>
             <w:rPr/>
           </w:pPr>
-          <w:hyperlink w:anchor="__RefHeading___Toc1468_3155877788">
+          <w:hyperlink w:anchor="__RefHeading___Toc1468_2045034821">
             <w:r>
               <w:rPr>
                 <w:rStyle w:val="IndexLink"/>
@@ -515,7 +515,7 @@
             </w:tabs>
             <w:rPr/>
           </w:pPr>
-          <w:hyperlink w:anchor="__RefHeading___Toc1470_3155877788">
+          <w:hyperlink w:anchor="__RefHeading___Toc1470_2045034821">
             <w:r>
               <w:rPr>
                 <w:rStyle w:val="IndexLink"/>
@@ -535,7 +535,7 @@
             </w:tabs>
             <w:rPr/>
           </w:pPr>
-          <w:hyperlink w:anchor="__RefHeading___Toc1472_3155877788">
+          <w:hyperlink w:anchor="__RefHeading___Toc1472_2045034821">
             <w:r>
               <w:rPr>
                 <w:rStyle w:val="IndexLink"/>
@@ -555,7 +555,7 @@
             </w:tabs>
             <w:rPr/>
           </w:pPr>
-          <w:hyperlink w:anchor="__RefHeading___Toc1474_3155877788">
+          <w:hyperlink w:anchor="__RefHeading___Toc1474_2045034821">
             <w:r>
               <w:rPr>
                 <w:rStyle w:val="IndexLink"/>
@@ -575,14 +575,14 @@
             </w:tabs>
             <w:rPr/>
           </w:pPr>
-          <w:hyperlink w:anchor="__RefHeading___Toc1476_3155877788">
+          <w:hyperlink w:anchor="__RefHeading___Toc1476_2045034821">
             <w:r>
               <w:rPr>
                 <w:rStyle w:val="IndexLink"/>
               </w:rPr>
               <w:t>3.4 Feature engineering</w:t>
               <w:tab/>
-              <w:t>4</w:t>
+              <w:t>5</w:t>
             </w:r>
           </w:hyperlink>
         </w:p>
@@ -595,14 +595,14 @@
             </w:tabs>
             <w:rPr/>
           </w:pPr>
-          <w:hyperlink w:anchor="__RefHeading___Toc1478_3155877788">
+          <w:hyperlink w:anchor="__RefHeading___Toc1478_2045034821">
             <w:r>
               <w:rPr>
                 <w:rStyle w:val="IndexLink"/>
               </w:rPr>
               <w:t>3.5 División y publicación de datos</w:t>
               <w:tab/>
-              <w:t>4</w:t>
+              <w:t>5</w:t>
             </w:r>
           </w:hyperlink>
         </w:p>
@@ -615,14 +615,14 @@
             </w:tabs>
             <w:rPr/>
           </w:pPr>
-          <w:hyperlink w:anchor="__RefHeading___Toc1480_3155877788">
+          <w:hyperlink w:anchor="__RefHeading___Toc1480_2045034821">
             <w:r>
               <w:rPr>
                 <w:rStyle w:val="IndexLink"/>
               </w:rPr>
               <w:t>4. Actividades Realizadas</w:t>
               <w:tab/>
-              <w:t>4</w:t>
+              <w:t>5</w:t>
             </w:r>
           </w:hyperlink>
         </w:p>
@@ -635,14 +635,14 @@
             </w:tabs>
             <w:rPr/>
           </w:pPr>
-          <w:hyperlink w:anchor="__RefHeading___Toc1482_3155877788">
+          <w:hyperlink w:anchor="__RefHeading___Toc1482_2045034821">
             <w:r>
               <w:rPr>
                 <w:rStyle w:val="IndexLink"/>
               </w:rPr>
               <w:t>5. Grado de Cumplimiento del Producto</w:t>
               <w:tab/>
-              <w:t>4</w:t>
+              <w:t>5</w:t>
             </w:r>
           </w:hyperlink>
         </w:p>
@@ -655,7 +655,7 @@
             </w:tabs>
             <w:rPr/>
           </w:pPr>
-          <w:hyperlink w:anchor="__RefHeading___Toc1484_3155877788">
+          <w:hyperlink w:anchor="__RefHeading___Toc1484_2045034821">
             <w:r>
               <w:rPr>
                 <w:rStyle w:val="IndexLink"/>
@@ -675,14 +675,14 @@
             </w:tabs>
             <w:rPr/>
           </w:pPr>
-          <w:hyperlink w:anchor="__RefHeading___Toc1486_3155877788">
+          <w:hyperlink w:anchor="__RefHeading___Toc1486_2045034821">
             <w:r>
               <w:rPr>
                 <w:rStyle w:val="IndexLink"/>
               </w:rPr>
               <w:t>7. Conclusiones y Recomendaciones</w:t>
               <w:tab/>
-              <w:t>5</w:t>
+              <w:t>6</w:t>
             </w:r>
           </w:hyperlink>
         </w:p>
@@ -695,14 +695,14 @@
             </w:tabs>
             <w:rPr/>
           </w:pPr>
-          <w:hyperlink w:anchor="__RefHeading___Toc1488_3155877788">
+          <w:hyperlink w:anchor="__RefHeading___Toc1488_2045034821">
             <w:r>
               <w:rPr>
                 <w:rStyle w:val="IndexLink"/>
               </w:rPr>
               <w:t>8. Anexos</w:t>
               <w:tab/>
-              <w:t>5</w:t>
+              <w:t>6</w:t>
             </w:r>
           </w:hyperlink>
         </w:p>
@@ -715,14 +715,14 @@
             </w:tabs>
             <w:rPr/>
           </w:pPr>
-          <w:hyperlink w:anchor="__RefHeading___Toc1490_3155877788">
+          <w:hyperlink w:anchor="__RefHeading___Toc1490_2045034821">
             <w:r>
               <w:rPr>
                 <w:rStyle w:val="IndexLink"/>
               </w:rPr>
               <w:t>Referencias Bibliográficas</w:t>
               <w:tab/>
-              <w:t>5</w:t>
+              <w:t>6</w:t>
             </w:r>
           </w:hyperlink>
           <w:r>
@@ -755,7 +755,7 @@
         <w:spacing w:lineRule="exact" w:line="240" w:before="240" w:after="120"/>
         <w:rPr/>
       </w:pPr>
-      <w:bookmarkStart w:id="1" w:name="__RefHeading___Toc1456_3155877788"/>
+      <w:bookmarkStart w:id="1" w:name="__RefHeading___Toc1456_2045034821"/>
       <w:bookmarkEnd w:id="1"/>
       <w:r>
         <w:rPr>
@@ -792,7 +792,7 @@
         <w:spacing w:lineRule="exact" w:line="240" w:before="240" w:after="120"/>
         <w:rPr/>
       </w:pPr>
-      <w:bookmarkStart w:id="2" w:name="__RefHeading___Toc1458_3155877788"/>
+      <w:bookmarkStart w:id="2" w:name="__RefHeading___Toc1458_2045034821"/>
       <w:bookmarkEnd w:id="2"/>
       <w:r>
         <w:rPr>
@@ -846,7 +846,7 @@
         <w:spacing w:lineRule="exact" w:line="240" w:before="240" w:after="120"/>
         <w:rPr/>
       </w:pPr>
-      <w:bookmarkStart w:id="3" w:name="__RefHeading___Toc1460_3155877788"/>
+      <w:bookmarkStart w:id="3" w:name="__RefHeading___Toc1460_2045034821"/>
       <w:bookmarkEnd w:id="3"/>
       <w:r>
         <w:rPr>
@@ -2160,7 +2160,7 @@
         <w:spacing w:lineRule="exact" w:line="240" w:before="240" w:after="120"/>
         <w:rPr/>
       </w:pPr>
-      <w:bookmarkStart w:id="4" w:name="__RefHeading___Toc1462_3155877788"/>
+      <w:bookmarkStart w:id="4" w:name="__RefHeading___Toc1462_2045034821"/>
       <w:bookmarkEnd w:id="4"/>
       <w:r>
         <w:rPr>
@@ -2737,7 +2737,7 @@
         <w:spacing w:lineRule="exact" w:line="240" w:before="240" w:after="120"/>
         <w:rPr/>
       </w:pPr>
-      <w:bookmarkStart w:id="5" w:name="__RefHeading___Toc1464_3155877788"/>
+      <w:bookmarkStart w:id="5" w:name="__RefHeading___Toc1464_2045034821"/>
       <w:bookmarkEnd w:id="5"/>
       <w:r>
         <w:rPr>
@@ -2774,7 +2774,7 @@
         <w:spacing w:lineRule="exact" w:line="240" w:before="240" w:after="120"/>
         <w:rPr/>
       </w:pPr>
-      <w:bookmarkStart w:id="6" w:name="__RefHeading___Toc1466_3155877788"/>
+      <w:bookmarkStart w:id="6" w:name="__RefHeading___Toc1466_2045034821"/>
       <w:bookmarkEnd w:id="6"/>
       <w:r>
         <w:rPr>
@@ -2811,7 +2811,7 @@
         <w:spacing w:lineRule="exact" w:line="240" w:before="240" w:after="120"/>
         <w:rPr/>
       </w:pPr>
-      <w:bookmarkStart w:id="7" w:name="__RefHeading___Toc1468_3155877788"/>
+      <w:bookmarkStart w:id="7" w:name="__RefHeading___Toc1468_2045034821"/>
       <w:bookmarkEnd w:id="7"/>
       <w:r>
         <w:rPr>
@@ -2831,7 +2831,7 @@
         <w:spacing w:lineRule="exact" w:line="240" w:before="180" w:after="80"/>
         <w:rPr/>
       </w:pPr>
-      <w:bookmarkStart w:id="8" w:name="__RefHeading___Toc1470_3155877788"/>
+      <w:bookmarkStart w:id="8" w:name="__RefHeading___Toc1470_2045034821"/>
       <w:bookmarkEnd w:id="8"/>
       <w:r>
         <w:rPr>
@@ -3427,7 +3427,7 @@
         <w:spacing w:lineRule="exact" w:line="240" w:before="180" w:after="80"/>
         <w:rPr/>
       </w:pPr>
-      <w:bookmarkStart w:id="9" w:name="__RefHeading___Toc1472_3155877788"/>
+      <w:bookmarkStart w:id="9" w:name="__RefHeading___Toc1472_2045034821"/>
       <w:bookmarkEnd w:id="9"/>
       <w:r>
         <w:rPr>
@@ -3480,7 +3480,7 @@
     <w:p>
       <w:pPr>
         <w:pStyle w:val="Normal"/>
-        <w:spacing w:lineRule="exact" w:line="240" w:before="0" w:after="40"/>
+        <w:spacing w:before="0" w:after="40"/>
         <w:jc w:val="center"/>
         <w:rPr/>
       </w:pPr>
@@ -3550,7 +3550,7 @@
         <w:spacing w:lineRule="exact" w:line="240" w:before="180" w:after="80"/>
         <w:rPr/>
       </w:pPr>
-      <w:bookmarkStart w:id="10" w:name="__RefHeading___Toc1474_3155877788"/>
+      <w:bookmarkStart w:id="10" w:name="__RefHeading___Toc1474_2045034821"/>
       <w:bookmarkEnd w:id="10"/>
       <w:r>
         <w:rPr>
@@ -3603,7 +3603,7 @@
     <w:p>
       <w:pPr>
         <w:pStyle w:val="Normal"/>
-        <w:spacing w:lineRule="exact" w:line="240" w:before="0" w:after="40"/>
+        <w:spacing w:before="0" w:after="40"/>
         <w:jc w:val="center"/>
         <w:rPr/>
       </w:pPr>
@@ -3673,7 +3673,7 @@
         <w:spacing w:lineRule="exact" w:line="240" w:before="180" w:after="80"/>
         <w:rPr/>
       </w:pPr>
-      <w:bookmarkStart w:id="11" w:name="__RefHeading___Toc1476_3155877788"/>
+      <w:bookmarkStart w:id="11" w:name="__RefHeading___Toc1476_2045034821"/>
       <w:bookmarkEnd w:id="11"/>
       <w:r>
         <w:rPr>
@@ -3773,7 +3773,7 @@
         <w:spacing w:lineRule="exact" w:line="240" w:before="180" w:after="80"/>
         <w:rPr/>
       </w:pPr>
-      <w:bookmarkStart w:id="12" w:name="__RefHeading___Toc1478_3155877788"/>
+      <w:bookmarkStart w:id="12" w:name="__RefHeading___Toc1478_2045034821"/>
       <w:bookmarkEnd w:id="12"/>
       <w:r>
         <w:rPr>
@@ -3810,7 +3810,7 @@
         <w:spacing w:lineRule="exact" w:line="240" w:before="240" w:after="120"/>
         <w:rPr/>
       </w:pPr>
-      <w:bookmarkStart w:id="13" w:name="__RefHeading___Toc1480_3155877788"/>
+      <w:bookmarkStart w:id="13" w:name="__RefHeading___Toc1480_2045034821"/>
       <w:bookmarkEnd w:id="13"/>
       <w:r>
         <w:rPr>
@@ -3910,7 +3910,7 @@
         <w:spacing w:lineRule="exact" w:line="240" w:before="240" w:after="120"/>
         <w:rPr/>
       </w:pPr>
-      <w:bookmarkStart w:id="14" w:name="__RefHeading___Toc1482_3155877788"/>
+      <w:bookmarkStart w:id="14" w:name="__RefHeading___Toc1482_2045034821"/>
       <w:bookmarkEnd w:id="14"/>
       <w:r>
         <w:rPr>
@@ -3947,7 +3947,7 @@
         <w:spacing w:lineRule="exact" w:line="240" w:before="240" w:after="120"/>
         <w:rPr/>
       </w:pPr>
-      <w:bookmarkStart w:id="15" w:name="__RefHeading___Toc1484_3155877788"/>
+      <w:bookmarkStart w:id="15" w:name="__RefHeading___Toc1484_2045034821"/>
       <w:bookmarkEnd w:id="15"/>
       <w:r>
         <w:rPr>
@@ -4007,7 +4007,7 @@
         <w:spacing w:lineRule="exact" w:line="240" w:before="240" w:after="120"/>
         <w:rPr/>
       </w:pPr>
-      <w:bookmarkStart w:id="16" w:name="__RefHeading___Toc1486_3155877788"/>
+      <w:bookmarkStart w:id="16" w:name="__RefHeading___Toc1486_2045034821"/>
       <w:bookmarkEnd w:id="16"/>
       <w:r>
         <w:rPr>
@@ -4044,7 +4044,7 @@
         <w:spacing w:lineRule="exact" w:line="240" w:before="240" w:after="120"/>
         <w:rPr/>
       </w:pPr>
-      <w:bookmarkStart w:id="17" w:name="__RefHeading___Toc1488_3155877788"/>
+      <w:bookmarkStart w:id="17" w:name="__RefHeading___Toc1488_2045034821"/>
       <w:bookmarkEnd w:id="17"/>
       <w:r>
         <w:rPr>
@@ -4124,7 +4124,7 @@
         <w:spacing w:lineRule="exact" w:line="240" w:before="240" w:after="120"/>
         <w:rPr/>
       </w:pPr>
-      <w:bookmarkStart w:id="18" w:name="__RefHeading___Toc1490_3155877788"/>
+      <w:bookmarkStart w:id="18" w:name="__RefHeading___Toc1490_2045034821"/>
       <w:bookmarkEnd w:id="18"/>
       <w:r>
         <w:rPr>
@@ -4404,7 +4404,7 @@
     </w:r>
     <w:r>
       <w:rPr/>
-      <w:t>5</w:t>
+      <w:t>6</w:t>
     </w:r>
     <w:r>
       <w:rPr/>

--- a/reporte/productos_formales/Producto_02_Preprocesamiento_Favoritismo.docx
+++ b/reporte/productos_formales/Producto_02_Preprocesamiento_Favoritismo.docx
@@ -15,6 +15,7 @@
     <w:p>
       <w:pPr>
         <w:pStyle w:val="Normal"/>
+        <w:keepNext w:val="false"/>
         <w:spacing w:lineRule="exact" w:line="240" w:before="0" w:after="160"/>
         <w:jc w:val="center"/>
         <w:rPr/>
@@ -34,6 +35,7 @@
     <w:p>
       <w:pPr>
         <w:pStyle w:val="Normal"/>
+        <w:keepNext w:val="false"/>
         <w:spacing w:lineRule="exact" w:line="240" w:before="0" w:after="180"/>
         <w:jc w:val="center"/>
         <w:rPr/>
@@ -53,6 +55,7 @@
     <w:p>
       <w:pPr>
         <w:pStyle w:val="Normal"/>
+        <w:keepNext w:val="false"/>
         <w:spacing w:lineRule="exact" w:line="240" w:before="0" w:after="180"/>
         <w:jc w:val="center"/>
         <w:rPr/>
@@ -72,6 +75,7 @@
     <w:p>
       <w:pPr>
         <w:pStyle w:val="Normal"/>
+        <w:keepNext w:val="false"/>
         <w:spacing w:lineRule="exact" w:line="240" w:before="0" w:after="260"/>
         <w:jc w:val="center"/>
         <w:rPr/>
@@ -91,6 +95,7 @@
     <w:p>
       <w:pPr>
         <w:pStyle w:val="Normal"/>
+        <w:keepNext w:val="false"/>
         <w:spacing w:lineRule="exact" w:line="240" w:before="0" w:after="30"/>
         <w:jc w:val="center"/>
         <w:rPr/>
@@ -110,6 +115,7 @@
     <w:p>
       <w:pPr>
         <w:pStyle w:val="Normal"/>
+        <w:keepNext w:val="false"/>
         <w:spacing w:lineRule="exact" w:line="240" w:before="0" w:after="260"/>
         <w:jc w:val="center"/>
         <w:rPr/>
@@ -127,6 +133,7 @@
     <w:p>
       <w:pPr>
         <w:pStyle w:val="Normal"/>
+        <w:keepNext w:val="false"/>
         <w:spacing w:lineRule="exact" w:line="240" w:before="0" w:after="30"/>
         <w:jc w:val="center"/>
         <w:rPr/>
@@ -146,6 +153,7 @@
     <w:p>
       <w:pPr>
         <w:pStyle w:val="Normal"/>
+        <w:keepNext w:val="false"/>
         <w:spacing w:lineRule="exact" w:line="240" w:before="0" w:after="240"/>
         <w:jc w:val="center"/>
         <w:rPr/>
@@ -163,6 +171,7 @@
     <w:p>
       <w:pPr>
         <w:pStyle w:val="Normal"/>
+        <w:keepNext w:val="false"/>
         <w:spacing w:lineRule="exact" w:line="240" w:before="0" w:after="260"/>
         <w:jc w:val="center"/>
         <w:rPr/>
@@ -182,6 +191,7 @@
     <w:p>
       <w:pPr>
         <w:pStyle w:val="Normal"/>
+        <w:keepNext w:val="false"/>
         <w:spacing w:lineRule="exact" w:line="240" w:before="0" w:after="30"/>
         <w:jc w:val="center"/>
         <w:rPr/>
@@ -201,6 +211,7 @@
     <w:p>
       <w:pPr>
         <w:pStyle w:val="Normal"/>
+        <w:keepNext w:val="false"/>
         <w:spacing w:lineRule="exact" w:line="240" w:before="0" w:after="240"/>
         <w:jc w:val="center"/>
         <w:rPr/>
@@ -230,6 +241,7 @@
           <w:docGrid w:type="default" w:linePitch="360" w:charSpace="4096"/>
         </w:sectPr>
         <w:pStyle w:val="Normal"/>
+        <w:keepNext w:val="false"/>
         <w:spacing w:lineRule="exact" w:line="240" w:before="0" w:after="80"/>
         <w:jc w:val="center"/>
         <w:rPr/>
@@ -250,7 +262,7 @@
         <w:spacing w:lineRule="exact" w:line="240" w:before="240" w:after="120"/>
         <w:rPr/>
       </w:pPr>
-      <w:bookmarkStart w:id="0" w:name="__RefHeading___Toc1454_2045034821"/>
+      <w:bookmarkStart w:id="0" w:name="__RefHeading___Toc1454_1296911271"/>
       <w:bookmarkEnd w:id="0"/>
       <w:r>
         <w:rPr>
@@ -267,6 +279,7 @@
     <w:p>
       <w:pPr>
         <w:pStyle w:val="Normal"/>
+        <w:keepNext w:val="false"/>
         <w:spacing w:lineRule="exact" w:line="240" w:before="0" w:after="80"/>
         <w:jc w:val="both"/>
         <w:rPr/>
@@ -284,6 +297,7 @@
     <w:p>
       <w:pPr>
         <w:pStyle w:val="Normal"/>
+        <w:keepNext w:val="false"/>
         <w:spacing w:lineRule="exact" w:line="240" w:before="0" w:after="80"/>
         <w:jc w:val="both"/>
         <w:rPr/>
@@ -355,7 +369,7 @@
             </w:rPr>
             <w:fldChar w:fldCharType="separate"/>
           </w:r>
-          <w:hyperlink w:anchor="__RefHeading___Toc1454_2045034821">
+          <w:hyperlink w:anchor="__RefHeading___Toc1454_1296911271">
             <w:r>
               <w:rPr>
                 <w:rStyle w:val="IndexLink"/>
@@ -375,7 +389,7 @@
             </w:tabs>
             <w:rPr/>
           </w:pPr>
-          <w:hyperlink w:anchor="__RefHeading___Toc1456_2045034821">
+          <w:hyperlink w:anchor="__RefHeading___Toc1456_1296911271">
             <w:r>
               <w:rPr>
                 <w:rStyle w:val="IndexLink"/>
@@ -395,7 +409,7 @@
             </w:tabs>
             <w:rPr/>
           </w:pPr>
-          <w:hyperlink w:anchor="__RefHeading___Toc1458_2045034821">
+          <w:hyperlink w:anchor="__RefHeading___Toc1458_1296911271">
             <w:r>
               <w:rPr>
                 <w:rStyle w:val="IndexLink"/>
@@ -415,7 +429,7 @@
             </w:tabs>
             <w:rPr/>
           </w:pPr>
-          <w:hyperlink w:anchor="__RefHeading___Toc1460_2045034821">
+          <w:hyperlink w:anchor="__RefHeading___Toc1460_1296911271">
             <w:r>
               <w:rPr>
                 <w:rStyle w:val="IndexLink"/>
@@ -435,7 +449,7 @@
             </w:tabs>
             <w:rPr/>
           </w:pPr>
-          <w:hyperlink w:anchor="__RefHeading___Toc1462_2045034821">
+          <w:hyperlink w:anchor="__RefHeading___Toc1462_1296911271">
             <w:r>
               <w:rPr>
                 <w:rStyle w:val="IndexLink"/>
@@ -455,7 +469,7 @@
             </w:tabs>
             <w:rPr/>
           </w:pPr>
-          <w:hyperlink w:anchor="__RefHeading___Toc1464_2045034821">
+          <w:hyperlink w:anchor="__RefHeading___Toc1464_1296911271">
             <w:r>
               <w:rPr>
                 <w:rStyle w:val="IndexLink"/>
@@ -475,7 +489,7 @@
             </w:tabs>
             <w:rPr/>
           </w:pPr>
-          <w:hyperlink w:anchor="__RefHeading___Toc1466_2045034821">
+          <w:hyperlink w:anchor="__RefHeading___Toc1466_1296911271">
             <w:r>
               <w:rPr>
                 <w:rStyle w:val="IndexLink"/>
@@ -495,14 +509,14 @@
             </w:tabs>
             <w:rPr/>
           </w:pPr>
-          <w:hyperlink w:anchor="__RefHeading___Toc1468_2045034821">
+          <w:hyperlink w:anchor="__RefHeading___Toc1468_1296911271">
             <w:r>
               <w:rPr>
                 <w:rStyle w:val="IndexLink"/>
               </w:rPr>
               <w:t>3. Productos Alcanzados</w:t>
               <w:tab/>
-              <w:t>3</w:t>
+              <w:t>4</w:t>
             </w:r>
           </w:hyperlink>
         </w:p>
@@ -515,14 +529,14 @@
             </w:tabs>
             <w:rPr/>
           </w:pPr>
-          <w:hyperlink w:anchor="__RefHeading___Toc1470_2045034821">
+          <w:hyperlink w:anchor="__RefHeading___Toc1470_1296911271">
             <w:r>
               <w:rPr>
                 <w:rStyle w:val="IndexLink"/>
               </w:rPr>
               <w:t>3.1 Imputación y calidad de datos</w:t>
               <w:tab/>
-              <w:t>3</w:t>
+              <w:t>4</w:t>
             </w:r>
           </w:hyperlink>
         </w:p>
@@ -535,7 +549,7 @@
             </w:tabs>
             <w:rPr/>
           </w:pPr>
-          <w:hyperlink w:anchor="__RefHeading___Toc1472_2045034821">
+          <w:hyperlink w:anchor="__RefHeading___Toc1472_1296911271">
             <w:r>
               <w:rPr>
                 <w:rStyle w:val="IndexLink"/>
@@ -555,7 +569,7 @@
             </w:tabs>
             <w:rPr/>
           </w:pPr>
-          <w:hyperlink w:anchor="__RefHeading___Toc1474_2045034821">
+          <w:hyperlink w:anchor="__RefHeading___Toc1474_1296911271">
             <w:r>
               <w:rPr>
                 <w:rStyle w:val="IndexLink"/>
@@ -575,7 +589,7 @@
             </w:tabs>
             <w:rPr/>
           </w:pPr>
-          <w:hyperlink w:anchor="__RefHeading___Toc1476_2045034821">
+          <w:hyperlink w:anchor="__RefHeading___Toc1476_1296911271">
             <w:r>
               <w:rPr>
                 <w:rStyle w:val="IndexLink"/>
@@ -595,7 +609,7 @@
             </w:tabs>
             <w:rPr/>
           </w:pPr>
-          <w:hyperlink w:anchor="__RefHeading___Toc1478_2045034821">
+          <w:hyperlink w:anchor="__RefHeading___Toc1478_1296911271">
             <w:r>
               <w:rPr>
                 <w:rStyle w:val="IndexLink"/>
@@ -615,7 +629,7 @@
             </w:tabs>
             <w:rPr/>
           </w:pPr>
-          <w:hyperlink w:anchor="__RefHeading___Toc1480_2045034821">
+          <w:hyperlink w:anchor="__RefHeading___Toc1480_1296911271">
             <w:r>
               <w:rPr>
                 <w:rStyle w:val="IndexLink"/>
@@ -635,7 +649,7 @@
             </w:tabs>
             <w:rPr/>
           </w:pPr>
-          <w:hyperlink w:anchor="__RefHeading___Toc1482_2045034821">
+          <w:hyperlink w:anchor="__RefHeading___Toc1482_1296911271">
             <w:r>
               <w:rPr>
                 <w:rStyle w:val="IndexLink"/>
@@ -655,7 +669,7 @@
             </w:tabs>
             <w:rPr/>
           </w:pPr>
-          <w:hyperlink w:anchor="__RefHeading___Toc1484_2045034821">
+          <w:hyperlink w:anchor="__RefHeading___Toc1484_1296911271">
             <w:r>
               <w:rPr>
                 <w:rStyle w:val="IndexLink"/>
@@ -675,7 +689,7 @@
             </w:tabs>
             <w:rPr/>
           </w:pPr>
-          <w:hyperlink w:anchor="__RefHeading___Toc1486_2045034821">
+          <w:hyperlink w:anchor="__RefHeading___Toc1486_1296911271">
             <w:r>
               <w:rPr>
                 <w:rStyle w:val="IndexLink"/>
@@ -695,7 +709,7 @@
             </w:tabs>
             <w:rPr/>
           </w:pPr>
-          <w:hyperlink w:anchor="__RefHeading___Toc1488_2045034821">
+          <w:hyperlink w:anchor="__RefHeading___Toc1488_1296911271">
             <w:r>
               <w:rPr>
                 <w:rStyle w:val="IndexLink"/>
@@ -715,7 +729,7 @@
             </w:tabs>
             <w:rPr/>
           </w:pPr>
-          <w:hyperlink w:anchor="__RefHeading___Toc1490_2045034821">
+          <w:hyperlink w:anchor="__RefHeading___Toc1490_1296911271">
             <w:r>
               <w:rPr>
                 <w:rStyle w:val="IndexLink"/>
@@ -755,7 +769,7 @@
         <w:spacing w:lineRule="exact" w:line="240" w:before="240" w:after="120"/>
         <w:rPr/>
       </w:pPr>
-      <w:bookmarkStart w:id="1" w:name="__RefHeading___Toc1456_2045034821"/>
+      <w:bookmarkStart w:id="1" w:name="__RefHeading___Toc1456_1296911271"/>
       <w:bookmarkEnd w:id="1"/>
       <w:r>
         <w:rPr>
@@ -772,6 +786,7 @@
     <w:p>
       <w:pPr>
         <w:pStyle w:val="Normal"/>
+        <w:keepNext w:val="false"/>
         <w:spacing w:lineRule="exact" w:line="240" w:before="0" w:after="35"/>
         <w:jc w:val="left"/>
         <w:rPr/>
@@ -792,7 +807,7 @@
         <w:spacing w:lineRule="exact" w:line="240" w:before="240" w:after="120"/>
         <w:rPr/>
       </w:pPr>
-      <w:bookmarkStart w:id="2" w:name="__RefHeading___Toc1458_2045034821"/>
+      <w:bookmarkStart w:id="2" w:name="__RefHeading___Toc1458_1296911271"/>
       <w:bookmarkEnd w:id="2"/>
       <w:r>
         <w:rPr>
@@ -809,6 +824,7 @@
     <w:p>
       <w:pPr>
         <w:pStyle w:val="Normal"/>
+        <w:keepNext w:val="false"/>
         <w:spacing w:lineRule="exact" w:line="240" w:before="0" w:after="35"/>
         <w:jc w:val="left"/>
         <w:rPr/>
@@ -826,6 +842,7 @@
     <w:p>
       <w:pPr>
         <w:pStyle w:val="Normal"/>
+        <w:keepNext w:val="false"/>
         <w:spacing w:lineRule="exact" w:line="240" w:before="0" w:after="35"/>
         <w:jc w:val="left"/>
         <w:rPr/>
@@ -846,7 +863,7 @@
         <w:spacing w:lineRule="exact" w:line="240" w:before="240" w:after="120"/>
         <w:rPr/>
       </w:pPr>
-      <w:bookmarkStart w:id="3" w:name="__RefHeading___Toc1460_2045034821"/>
+      <w:bookmarkStart w:id="3" w:name="__RefHeading___Toc1460_1296911271"/>
       <w:bookmarkEnd w:id="3"/>
       <w:r>
         <w:rPr>
@@ -2160,7 +2177,7 @@
         <w:spacing w:lineRule="exact" w:line="240" w:before="240" w:after="120"/>
         <w:rPr/>
       </w:pPr>
-      <w:bookmarkStart w:id="4" w:name="__RefHeading___Toc1462_2045034821"/>
+      <w:bookmarkStart w:id="4" w:name="__RefHeading___Toc1462_1296911271"/>
       <w:bookmarkEnd w:id="4"/>
       <w:r>
         <w:rPr>
@@ -2737,7 +2754,7 @@
         <w:spacing w:lineRule="exact" w:line="240" w:before="240" w:after="120"/>
         <w:rPr/>
       </w:pPr>
-      <w:bookmarkStart w:id="5" w:name="__RefHeading___Toc1464_2045034821"/>
+      <w:bookmarkStart w:id="5" w:name="__RefHeading___Toc1464_1296911271"/>
       <w:bookmarkEnd w:id="5"/>
       <w:r>
         <w:rPr>
@@ -2754,6 +2771,7 @@
     <w:p>
       <w:pPr>
         <w:pStyle w:val="Normal"/>
+        <w:keepNext w:val="false"/>
         <w:spacing w:lineRule="exact" w:line="240" w:before="0" w:after="80"/>
         <w:jc w:val="both"/>
         <w:rPr/>
@@ -2774,7 +2792,7 @@
         <w:spacing w:lineRule="exact" w:line="240" w:before="240" w:after="120"/>
         <w:rPr/>
       </w:pPr>
-      <w:bookmarkStart w:id="6" w:name="__RefHeading___Toc1466_2045034821"/>
+      <w:bookmarkStart w:id="6" w:name="__RefHeading___Toc1466_1296911271"/>
       <w:bookmarkEnd w:id="6"/>
       <w:r>
         <w:rPr>
@@ -2791,6 +2809,7 @@
     <w:p>
       <w:pPr>
         <w:pStyle w:val="Normal"/>
+        <w:keepNext w:val="false"/>
         <w:spacing w:lineRule="exact" w:line="240" w:before="0" w:after="80"/>
         <w:jc w:val="both"/>
         <w:rPr/>
@@ -2811,7 +2830,7 @@
         <w:spacing w:lineRule="exact" w:line="240" w:before="240" w:after="120"/>
         <w:rPr/>
       </w:pPr>
-      <w:bookmarkStart w:id="7" w:name="__RefHeading___Toc1468_2045034821"/>
+      <w:bookmarkStart w:id="7" w:name="__RefHeading___Toc1468_1296911271"/>
       <w:bookmarkEnd w:id="7"/>
       <w:r>
         <w:rPr>
@@ -2831,7 +2850,7 @@
         <w:spacing w:lineRule="exact" w:line="240" w:before="180" w:after="80"/>
         <w:rPr/>
       </w:pPr>
-      <w:bookmarkStart w:id="8" w:name="__RefHeading___Toc1470_2045034821"/>
+      <w:bookmarkStart w:id="8" w:name="__RefHeading___Toc1470_1296911271"/>
       <w:bookmarkEnd w:id="8"/>
       <w:r>
         <w:rPr>
@@ -2848,6 +2867,7 @@
     <w:p>
       <w:pPr>
         <w:pStyle w:val="Normal"/>
+        <w:keepNext w:val="true"/>
         <w:spacing w:lineRule="exact" w:line="240" w:before="0" w:after="45"/>
         <w:jc w:val="center"/>
         <w:rPr/>
@@ -3427,7 +3447,7 @@
         <w:spacing w:lineRule="exact" w:line="240" w:before="180" w:after="80"/>
         <w:rPr/>
       </w:pPr>
-      <w:bookmarkStart w:id="9" w:name="__RefHeading___Toc1472_2045034821"/>
+      <w:bookmarkStart w:id="9" w:name="__RefHeading___Toc1472_1296911271"/>
       <w:bookmarkEnd w:id="9"/>
       <w:r>
         <w:rPr>
@@ -3444,6 +3464,7 @@
     <w:p>
       <w:pPr>
         <w:pStyle w:val="Normal"/>
+        <w:keepNext w:val="false"/>
         <w:spacing w:lineRule="exact" w:line="240" w:before="0" w:after="80"/>
         <w:jc w:val="both"/>
         <w:rPr/>
@@ -3461,6 +3482,7 @@
     <w:p>
       <w:pPr>
         <w:pStyle w:val="Normal"/>
+        <w:keepNext w:val="true"/>
         <w:spacing w:lineRule="exact" w:line="240" w:before="0" w:after="35"/>
         <w:jc w:val="center"/>
         <w:rPr/>
@@ -3480,6 +3502,7 @@
     <w:p>
       <w:pPr>
         <w:pStyle w:val="Normal"/>
+        <w:keepNext w:val="true"/>
         <w:spacing w:before="0" w:after="40"/>
         <w:jc w:val="center"/>
         <w:rPr/>
@@ -3528,6 +3551,7 @@
     <w:p>
       <w:pPr>
         <w:pStyle w:val="Normal"/>
+        <w:keepNext w:val="false"/>
         <w:spacing w:lineRule="exact" w:line="240" w:before="0" w:after="90"/>
         <w:jc w:val="center"/>
         <w:rPr/>
@@ -3550,7 +3574,7 @@
         <w:spacing w:lineRule="exact" w:line="240" w:before="180" w:after="80"/>
         <w:rPr/>
       </w:pPr>
-      <w:bookmarkStart w:id="10" w:name="__RefHeading___Toc1474_2045034821"/>
+      <w:bookmarkStart w:id="10" w:name="__RefHeading___Toc1474_1296911271"/>
       <w:bookmarkEnd w:id="10"/>
       <w:r>
         <w:rPr>
@@ -3567,6 +3591,7 @@
     <w:p>
       <w:pPr>
         <w:pStyle w:val="Normal"/>
+        <w:keepNext w:val="false"/>
         <w:spacing w:lineRule="exact" w:line="240" w:before="0" w:after="80"/>
         <w:jc w:val="both"/>
         <w:rPr/>
@@ -3584,6 +3609,7 @@
     <w:p>
       <w:pPr>
         <w:pStyle w:val="Normal"/>
+        <w:keepNext w:val="true"/>
         <w:spacing w:lineRule="exact" w:line="240" w:before="0" w:after="35"/>
         <w:jc w:val="center"/>
         <w:rPr/>
@@ -3603,6 +3629,7 @@
     <w:p>
       <w:pPr>
         <w:pStyle w:val="Normal"/>
+        <w:keepNext w:val="true"/>
         <w:spacing w:before="0" w:after="40"/>
         <w:jc w:val="center"/>
         <w:rPr/>
@@ -3651,6 +3678,7 @@
     <w:p>
       <w:pPr>
         <w:pStyle w:val="Normal"/>
+        <w:keepNext w:val="false"/>
         <w:spacing w:lineRule="exact" w:line="240" w:before="0" w:after="90"/>
         <w:jc w:val="center"/>
         <w:rPr/>
@@ -3673,7 +3701,7 @@
         <w:spacing w:lineRule="exact" w:line="240" w:before="180" w:after="80"/>
         <w:rPr/>
       </w:pPr>
-      <w:bookmarkStart w:id="11" w:name="__RefHeading___Toc1476_2045034821"/>
+      <w:bookmarkStart w:id="11" w:name="__RefHeading___Toc1476_1296911271"/>
       <w:bookmarkEnd w:id="11"/>
       <w:r>
         <w:rPr>
@@ -3773,7 +3801,7 @@
         <w:spacing w:lineRule="exact" w:line="240" w:before="180" w:after="80"/>
         <w:rPr/>
       </w:pPr>
-      <w:bookmarkStart w:id="12" w:name="__RefHeading___Toc1478_2045034821"/>
+      <w:bookmarkStart w:id="12" w:name="__RefHeading___Toc1478_1296911271"/>
       <w:bookmarkEnd w:id="12"/>
       <w:r>
         <w:rPr>
@@ -3790,6 +3818,7 @@
     <w:p>
       <w:pPr>
         <w:pStyle w:val="Normal"/>
+        <w:keepNext w:val="false"/>
         <w:spacing w:lineRule="exact" w:line="240" w:before="0" w:after="80"/>
         <w:jc w:val="both"/>
         <w:rPr/>
@@ -3810,7 +3839,7 @@
         <w:spacing w:lineRule="exact" w:line="240" w:before="240" w:after="120"/>
         <w:rPr/>
       </w:pPr>
-      <w:bookmarkStart w:id="13" w:name="__RefHeading___Toc1480_2045034821"/>
+      <w:bookmarkStart w:id="13" w:name="__RefHeading___Toc1480_1296911271"/>
       <w:bookmarkEnd w:id="13"/>
       <w:r>
         <w:rPr>
@@ -3910,7 +3939,7 @@
         <w:spacing w:lineRule="exact" w:line="240" w:before="240" w:after="120"/>
         <w:rPr/>
       </w:pPr>
-      <w:bookmarkStart w:id="14" w:name="__RefHeading___Toc1482_2045034821"/>
+      <w:bookmarkStart w:id="14" w:name="__RefHeading___Toc1482_1296911271"/>
       <w:bookmarkEnd w:id="14"/>
       <w:r>
         <w:rPr>
@@ -3927,6 +3956,7 @@
     <w:p>
       <w:pPr>
         <w:pStyle w:val="Normal"/>
+        <w:keepNext w:val="false"/>
         <w:spacing w:lineRule="exact" w:line="240" w:before="0" w:after="80"/>
         <w:jc w:val="both"/>
         <w:rPr/>
@@ -3947,7 +3977,7 @@
         <w:spacing w:lineRule="exact" w:line="240" w:before="240" w:after="120"/>
         <w:rPr/>
       </w:pPr>
-      <w:bookmarkStart w:id="15" w:name="__RefHeading___Toc1484_2045034821"/>
+      <w:bookmarkStart w:id="15" w:name="__RefHeading___Toc1484_1296911271"/>
       <w:bookmarkEnd w:id="15"/>
       <w:r>
         <w:rPr>
@@ -4007,7 +4037,7 @@
         <w:spacing w:lineRule="exact" w:line="240" w:before="240" w:after="120"/>
         <w:rPr/>
       </w:pPr>
-      <w:bookmarkStart w:id="16" w:name="__RefHeading___Toc1486_2045034821"/>
+      <w:bookmarkStart w:id="16" w:name="__RefHeading___Toc1486_1296911271"/>
       <w:bookmarkEnd w:id="16"/>
       <w:r>
         <w:rPr>
@@ -4024,6 +4054,7 @@
     <w:p>
       <w:pPr>
         <w:pStyle w:val="Normal"/>
+        <w:keepNext w:val="false"/>
         <w:spacing w:lineRule="exact" w:line="240" w:before="0" w:after="80"/>
         <w:jc w:val="both"/>
         <w:rPr/>
@@ -4044,7 +4075,7 @@
         <w:spacing w:lineRule="exact" w:line="240" w:before="240" w:after="120"/>
         <w:rPr/>
       </w:pPr>
-      <w:bookmarkStart w:id="17" w:name="__RefHeading___Toc1488_2045034821"/>
+      <w:bookmarkStart w:id="17" w:name="__RefHeading___Toc1488_1296911271"/>
       <w:bookmarkEnd w:id="17"/>
       <w:r>
         <w:rPr>
@@ -4124,7 +4155,7 @@
         <w:spacing w:lineRule="exact" w:line="240" w:before="240" w:after="120"/>
         <w:rPr/>
       </w:pPr>
-      <w:bookmarkStart w:id="18" w:name="__RefHeading___Toc1490_2045034821"/>
+      <w:bookmarkStart w:id="18" w:name="__RefHeading___Toc1490_1296911271"/>
       <w:bookmarkEnd w:id="18"/>
       <w:r>
         <w:rPr>

--- a/reporte/productos_formales/Producto_02_Preprocesamiento_Favoritismo.docx
+++ b/reporte/productos_formales/Producto_02_Preprocesamiento_Favoritismo.docx
@@ -262,7 +262,7 @@
         <w:spacing w:lineRule="exact" w:line="240" w:before="240" w:after="120"/>
         <w:rPr/>
       </w:pPr>
-      <w:bookmarkStart w:id="0" w:name="__RefHeading___Toc1454_1296911271"/>
+      <w:bookmarkStart w:id="0" w:name="__RefHeading___Toc1454_2851097627"/>
       <w:bookmarkEnd w:id="0"/>
       <w:r>
         <w:rPr>
@@ -369,7 +369,7 @@
             </w:rPr>
             <w:fldChar w:fldCharType="separate"/>
           </w:r>
-          <w:hyperlink w:anchor="__RefHeading___Toc1454_1296911271">
+          <w:hyperlink w:anchor="__RefHeading___Toc1454_2851097627">
             <w:r>
               <w:rPr>
                 <w:rStyle w:val="IndexLink"/>
@@ -389,7 +389,7 @@
             </w:tabs>
             <w:rPr/>
           </w:pPr>
-          <w:hyperlink w:anchor="__RefHeading___Toc1456_1296911271">
+          <w:hyperlink w:anchor="__RefHeading___Toc1456_2851097627">
             <w:r>
               <w:rPr>
                 <w:rStyle w:val="IndexLink"/>
@@ -409,7 +409,7 @@
             </w:tabs>
             <w:rPr/>
           </w:pPr>
-          <w:hyperlink w:anchor="__RefHeading___Toc1458_1296911271">
+          <w:hyperlink w:anchor="__RefHeading___Toc1458_2851097627">
             <w:r>
               <w:rPr>
                 <w:rStyle w:val="IndexLink"/>
@@ -429,7 +429,7 @@
             </w:tabs>
             <w:rPr/>
           </w:pPr>
-          <w:hyperlink w:anchor="__RefHeading___Toc1460_1296911271">
+          <w:hyperlink w:anchor="__RefHeading___Toc1460_2851097627">
             <w:r>
               <w:rPr>
                 <w:rStyle w:val="IndexLink"/>
@@ -449,7 +449,7 @@
             </w:tabs>
             <w:rPr/>
           </w:pPr>
-          <w:hyperlink w:anchor="__RefHeading___Toc1462_1296911271">
+          <w:hyperlink w:anchor="__RefHeading___Toc1462_2851097627">
             <w:r>
               <w:rPr>
                 <w:rStyle w:val="IndexLink"/>
@@ -469,7 +469,7 @@
             </w:tabs>
             <w:rPr/>
           </w:pPr>
-          <w:hyperlink w:anchor="__RefHeading___Toc1464_1296911271">
+          <w:hyperlink w:anchor="__RefHeading___Toc1464_2851097627">
             <w:r>
               <w:rPr>
                 <w:rStyle w:val="IndexLink"/>
@@ -489,7 +489,7 @@
             </w:tabs>
             <w:rPr/>
           </w:pPr>
-          <w:hyperlink w:anchor="__RefHeading___Toc1466_1296911271">
+          <w:hyperlink w:anchor="__RefHeading___Toc1466_2851097627">
             <w:r>
               <w:rPr>
                 <w:rStyle w:val="IndexLink"/>
@@ -509,7 +509,7 @@
             </w:tabs>
             <w:rPr/>
           </w:pPr>
-          <w:hyperlink w:anchor="__RefHeading___Toc1468_1296911271">
+          <w:hyperlink w:anchor="__RefHeading___Toc1468_2851097627">
             <w:r>
               <w:rPr>
                 <w:rStyle w:val="IndexLink"/>
@@ -529,7 +529,7 @@
             </w:tabs>
             <w:rPr/>
           </w:pPr>
-          <w:hyperlink w:anchor="__RefHeading___Toc1470_1296911271">
+          <w:hyperlink w:anchor="__RefHeading___Toc1470_2851097627">
             <w:r>
               <w:rPr>
                 <w:rStyle w:val="IndexLink"/>
@@ -549,7 +549,7 @@
             </w:tabs>
             <w:rPr/>
           </w:pPr>
-          <w:hyperlink w:anchor="__RefHeading___Toc1472_1296911271">
+          <w:hyperlink w:anchor="__RefHeading___Toc1472_2851097627">
             <w:r>
               <w:rPr>
                 <w:rStyle w:val="IndexLink"/>
@@ -569,7 +569,7 @@
             </w:tabs>
             <w:rPr/>
           </w:pPr>
-          <w:hyperlink w:anchor="__RefHeading___Toc1474_1296911271">
+          <w:hyperlink w:anchor="__RefHeading___Toc1474_2851097627">
             <w:r>
               <w:rPr>
                 <w:rStyle w:val="IndexLink"/>
@@ -589,7 +589,7 @@
             </w:tabs>
             <w:rPr/>
           </w:pPr>
-          <w:hyperlink w:anchor="__RefHeading___Toc1476_1296911271">
+          <w:hyperlink w:anchor="__RefHeading___Toc1476_2851097627">
             <w:r>
               <w:rPr>
                 <w:rStyle w:val="IndexLink"/>
@@ -609,7 +609,7 @@
             </w:tabs>
             <w:rPr/>
           </w:pPr>
-          <w:hyperlink w:anchor="__RefHeading___Toc1478_1296911271">
+          <w:hyperlink w:anchor="__RefHeading___Toc1478_2851097627">
             <w:r>
               <w:rPr>
                 <w:rStyle w:val="IndexLink"/>
@@ -629,7 +629,7 @@
             </w:tabs>
             <w:rPr/>
           </w:pPr>
-          <w:hyperlink w:anchor="__RefHeading___Toc1480_1296911271">
+          <w:hyperlink w:anchor="__RefHeading___Toc1480_2851097627">
             <w:r>
               <w:rPr>
                 <w:rStyle w:val="IndexLink"/>
@@ -649,7 +649,7 @@
             </w:tabs>
             <w:rPr/>
           </w:pPr>
-          <w:hyperlink w:anchor="__RefHeading___Toc1482_1296911271">
+          <w:hyperlink w:anchor="__RefHeading___Toc1482_2851097627">
             <w:r>
               <w:rPr>
                 <w:rStyle w:val="IndexLink"/>
@@ -669,7 +669,7 @@
             </w:tabs>
             <w:rPr/>
           </w:pPr>
-          <w:hyperlink w:anchor="__RefHeading___Toc1484_1296911271">
+          <w:hyperlink w:anchor="__RefHeading___Toc1484_2851097627">
             <w:r>
               <w:rPr>
                 <w:rStyle w:val="IndexLink"/>
@@ -689,7 +689,7 @@
             </w:tabs>
             <w:rPr/>
           </w:pPr>
-          <w:hyperlink w:anchor="__RefHeading___Toc1486_1296911271">
+          <w:hyperlink w:anchor="__RefHeading___Toc1486_2851097627">
             <w:r>
               <w:rPr>
                 <w:rStyle w:val="IndexLink"/>
@@ -709,7 +709,7 @@
             </w:tabs>
             <w:rPr/>
           </w:pPr>
-          <w:hyperlink w:anchor="__RefHeading___Toc1488_1296911271">
+          <w:hyperlink w:anchor="__RefHeading___Toc1488_2851097627">
             <w:r>
               <w:rPr>
                 <w:rStyle w:val="IndexLink"/>
@@ -729,7 +729,7 @@
             </w:tabs>
             <w:rPr/>
           </w:pPr>
-          <w:hyperlink w:anchor="__RefHeading___Toc1490_1296911271">
+          <w:hyperlink w:anchor="__RefHeading___Toc1490_2851097627">
             <w:r>
               <w:rPr>
                 <w:rStyle w:val="IndexLink"/>
@@ -769,7 +769,7 @@
         <w:spacing w:lineRule="exact" w:line="240" w:before="240" w:after="120"/>
         <w:rPr/>
       </w:pPr>
-      <w:bookmarkStart w:id="1" w:name="__RefHeading___Toc1456_1296911271"/>
+      <w:bookmarkStart w:id="1" w:name="__RefHeading___Toc1456_2851097627"/>
       <w:bookmarkEnd w:id="1"/>
       <w:r>
         <w:rPr>
@@ -807,7 +807,7 @@
         <w:spacing w:lineRule="exact" w:line="240" w:before="240" w:after="120"/>
         <w:rPr/>
       </w:pPr>
-      <w:bookmarkStart w:id="2" w:name="__RefHeading___Toc1458_1296911271"/>
+      <w:bookmarkStart w:id="2" w:name="__RefHeading___Toc1458_2851097627"/>
       <w:bookmarkEnd w:id="2"/>
       <w:r>
         <w:rPr>
@@ -863,7 +863,7 @@
         <w:spacing w:lineRule="exact" w:line="240" w:before="240" w:after="120"/>
         <w:rPr/>
       </w:pPr>
-      <w:bookmarkStart w:id="3" w:name="__RefHeading___Toc1460_1296911271"/>
+      <w:bookmarkStart w:id="3" w:name="__RefHeading___Toc1460_2851097627"/>
       <w:bookmarkEnd w:id="3"/>
       <w:r>
         <w:rPr>
@@ -2177,7 +2177,7 @@
         <w:spacing w:lineRule="exact" w:line="240" w:before="240" w:after="120"/>
         <w:rPr/>
       </w:pPr>
-      <w:bookmarkStart w:id="4" w:name="__RefHeading___Toc1462_1296911271"/>
+      <w:bookmarkStart w:id="4" w:name="__RefHeading___Toc1462_2851097627"/>
       <w:bookmarkEnd w:id="4"/>
       <w:r>
         <w:rPr>
@@ -2754,7 +2754,7 @@
         <w:spacing w:lineRule="exact" w:line="240" w:before="240" w:after="120"/>
         <w:rPr/>
       </w:pPr>
-      <w:bookmarkStart w:id="5" w:name="__RefHeading___Toc1464_1296911271"/>
+      <w:bookmarkStart w:id="5" w:name="__RefHeading___Toc1464_2851097627"/>
       <w:bookmarkEnd w:id="5"/>
       <w:r>
         <w:rPr>
@@ -2792,7 +2792,7 @@
         <w:spacing w:lineRule="exact" w:line="240" w:before="240" w:after="120"/>
         <w:rPr/>
       </w:pPr>
-      <w:bookmarkStart w:id="6" w:name="__RefHeading___Toc1466_1296911271"/>
+      <w:bookmarkStart w:id="6" w:name="__RefHeading___Toc1466_2851097627"/>
       <w:bookmarkEnd w:id="6"/>
       <w:r>
         <w:rPr>
@@ -2830,7 +2830,7 @@
         <w:spacing w:lineRule="exact" w:line="240" w:before="240" w:after="120"/>
         <w:rPr/>
       </w:pPr>
-      <w:bookmarkStart w:id="7" w:name="__RefHeading___Toc1468_1296911271"/>
+      <w:bookmarkStart w:id="7" w:name="__RefHeading___Toc1468_2851097627"/>
       <w:bookmarkEnd w:id="7"/>
       <w:r>
         <w:rPr>
@@ -2850,7 +2850,7 @@
         <w:spacing w:lineRule="exact" w:line="240" w:before="180" w:after="80"/>
         <w:rPr/>
       </w:pPr>
-      <w:bookmarkStart w:id="8" w:name="__RefHeading___Toc1470_1296911271"/>
+      <w:bookmarkStart w:id="8" w:name="__RefHeading___Toc1470_2851097627"/>
       <w:bookmarkEnd w:id="8"/>
       <w:r>
         <w:rPr>
@@ -3447,7 +3447,7 @@
         <w:spacing w:lineRule="exact" w:line="240" w:before="180" w:after="80"/>
         <w:rPr/>
       </w:pPr>
-      <w:bookmarkStart w:id="9" w:name="__RefHeading___Toc1472_1296911271"/>
+      <w:bookmarkStart w:id="9" w:name="__RefHeading___Toc1472_2851097627"/>
       <w:bookmarkEnd w:id="9"/>
       <w:r>
         <w:rPr>
@@ -3574,7 +3574,7 @@
         <w:spacing w:lineRule="exact" w:line="240" w:before="180" w:after="80"/>
         <w:rPr/>
       </w:pPr>
-      <w:bookmarkStart w:id="10" w:name="__RefHeading___Toc1474_1296911271"/>
+      <w:bookmarkStart w:id="10" w:name="__RefHeading___Toc1474_2851097627"/>
       <w:bookmarkEnd w:id="10"/>
       <w:r>
         <w:rPr>
@@ -3701,7 +3701,7 @@
         <w:spacing w:lineRule="exact" w:line="240" w:before="180" w:after="80"/>
         <w:rPr/>
       </w:pPr>
-      <w:bookmarkStart w:id="11" w:name="__RefHeading___Toc1476_1296911271"/>
+      <w:bookmarkStart w:id="11" w:name="__RefHeading___Toc1476_2851097627"/>
       <w:bookmarkEnd w:id="11"/>
       <w:r>
         <w:rPr>
@@ -3801,7 +3801,7 @@
         <w:spacing w:lineRule="exact" w:line="240" w:before="180" w:after="80"/>
         <w:rPr/>
       </w:pPr>
-      <w:bookmarkStart w:id="12" w:name="__RefHeading___Toc1478_1296911271"/>
+      <w:bookmarkStart w:id="12" w:name="__RefHeading___Toc1478_2851097627"/>
       <w:bookmarkEnd w:id="12"/>
       <w:r>
         <w:rPr>
@@ -3839,7 +3839,7 @@
         <w:spacing w:lineRule="exact" w:line="240" w:before="240" w:after="120"/>
         <w:rPr/>
       </w:pPr>
-      <w:bookmarkStart w:id="13" w:name="__RefHeading___Toc1480_1296911271"/>
+      <w:bookmarkStart w:id="13" w:name="__RefHeading___Toc1480_2851097627"/>
       <w:bookmarkEnd w:id="13"/>
       <w:r>
         <w:rPr>
@@ -3939,7 +3939,7 @@
         <w:spacing w:lineRule="exact" w:line="240" w:before="240" w:after="120"/>
         <w:rPr/>
       </w:pPr>
-      <w:bookmarkStart w:id="14" w:name="__RefHeading___Toc1482_1296911271"/>
+      <w:bookmarkStart w:id="14" w:name="__RefHeading___Toc1482_2851097627"/>
       <w:bookmarkEnd w:id="14"/>
       <w:r>
         <w:rPr>
@@ -3977,7 +3977,7 @@
         <w:spacing w:lineRule="exact" w:line="240" w:before="240" w:after="120"/>
         <w:rPr/>
       </w:pPr>
-      <w:bookmarkStart w:id="15" w:name="__RefHeading___Toc1484_1296911271"/>
+      <w:bookmarkStart w:id="15" w:name="__RefHeading___Toc1484_2851097627"/>
       <w:bookmarkEnd w:id="15"/>
       <w:r>
         <w:rPr>
@@ -4037,7 +4037,7 @@
         <w:spacing w:lineRule="exact" w:line="240" w:before="240" w:after="120"/>
         <w:rPr/>
       </w:pPr>
-      <w:bookmarkStart w:id="16" w:name="__RefHeading___Toc1486_1296911271"/>
+      <w:bookmarkStart w:id="16" w:name="__RefHeading___Toc1486_2851097627"/>
       <w:bookmarkEnd w:id="16"/>
       <w:r>
         <w:rPr>
@@ -4075,7 +4075,7 @@
         <w:spacing w:lineRule="exact" w:line="240" w:before="240" w:after="120"/>
         <w:rPr/>
       </w:pPr>
-      <w:bookmarkStart w:id="17" w:name="__RefHeading___Toc1488_1296911271"/>
+      <w:bookmarkStart w:id="17" w:name="__RefHeading___Toc1488_2851097627"/>
       <w:bookmarkEnd w:id="17"/>
       <w:r>
         <w:rPr>
@@ -4155,7 +4155,7 @@
         <w:spacing w:lineRule="exact" w:line="240" w:before="240" w:after="120"/>
         <w:rPr/>
       </w:pPr>
-      <w:bookmarkStart w:id="18" w:name="__RefHeading___Toc1490_1296911271"/>
+      <w:bookmarkStart w:id="18" w:name="__RefHeading___Toc1490_2851097627"/>
       <w:bookmarkEnd w:id="18"/>
       <w:r>
         <w:rPr>

--- a/reporte/productos_formales/Producto_02_Preprocesamiento_Favoritismo.docx
+++ b/reporte/productos_formales/Producto_02_Preprocesamiento_Favoritismo.docx
@@ -262,7 +262,7 @@
         <w:spacing w:lineRule="exact" w:line="240" w:before="240" w:after="120"/>
         <w:rPr/>
       </w:pPr>
-      <w:bookmarkStart w:id="0" w:name="__RefHeading___Toc1454_2851097627"/>
+      <w:bookmarkStart w:id="0" w:name="__RefHeading___Toc1454_3485568049"/>
       <w:bookmarkEnd w:id="0"/>
       <w:r>
         <w:rPr>
@@ -369,7 +369,7 @@
             </w:rPr>
             <w:fldChar w:fldCharType="separate"/>
           </w:r>
-          <w:hyperlink w:anchor="__RefHeading___Toc1454_2851097627">
+          <w:hyperlink w:anchor="__RefHeading___Toc1454_3485568049">
             <w:r>
               <w:rPr>
                 <w:rStyle w:val="IndexLink"/>
@@ -389,7 +389,7 @@
             </w:tabs>
             <w:rPr/>
           </w:pPr>
-          <w:hyperlink w:anchor="__RefHeading___Toc1456_2851097627">
+          <w:hyperlink w:anchor="__RefHeading___Toc1456_3485568049">
             <w:r>
               <w:rPr>
                 <w:rStyle w:val="IndexLink"/>
@@ -409,7 +409,7 @@
             </w:tabs>
             <w:rPr/>
           </w:pPr>
-          <w:hyperlink w:anchor="__RefHeading___Toc1458_2851097627">
+          <w:hyperlink w:anchor="__RefHeading___Toc1458_3485568049">
             <w:r>
               <w:rPr>
                 <w:rStyle w:val="IndexLink"/>
@@ -429,7 +429,7 @@
             </w:tabs>
             <w:rPr/>
           </w:pPr>
-          <w:hyperlink w:anchor="__RefHeading___Toc1460_2851097627">
+          <w:hyperlink w:anchor="__RefHeading___Toc1460_3485568049">
             <w:r>
               <w:rPr>
                 <w:rStyle w:val="IndexLink"/>
@@ -449,7 +449,7 @@
             </w:tabs>
             <w:rPr/>
           </w:pPr>
-          <w:hyperlink w:anchor="__RefHeading___Toc1462_2851097627">
+          <w:hyperlink w:anchor="__RefHeading___Toc1462_3485568049">
             <w:r>
               <w:rPr>
                 <w:rStyle w:val="IndexLink"/>
@@ -469,7 +469,7 @@
             </w:tabs>
             <w:rPr/>
           </w:pPr>
-          <w:hyperlink w:anchor="__RefHeading___Toc1464_2851097627">
+          <w:hyperlink w:anchor="__RefHeading___Toc1464_3485568049">
             <w:r>
               <w:rPr>
                 <w:rStyle w:val="IndexLink"/>
@@ -489,7 +489,7 @@
             </w:tabs>
             <w:rPr/>
           </w:pPr>
-          <w:hyperlink w:anchor="__RefHeading___Toc1466_2851097627">
+          <w:hyperlink w:anchor="__RefHeading___Toc1466_3485568049">
             <w:r>
               <w:rPr>
                 <w:rStyle w:val="IndexLink"/>
@@ -509,7 +509,7 @@
             </w:tabs>
             <w:rPr/>
           </w:pPr>
-          <w:hyperlink w:anchor="__RefHeading___Toc1468_2851097627">
+          <w:hyperlink w:anchor="__RefHeading___Toc1468_3485568049">
             <w:r>
               <w:rPr>
                 <w:rStyle w:val="IndexLink"/>
@@ -529,7 +529,7 @@
             </w:tabs>
             <w:rPr/>
           </w:pPr>
-          <w:hyperlink w:anchor="__RefHeading___Toc1470_2851097627">
+          <w:hyperlink w:anchor="__RefHeading___Toc1470_3485568049">
             <w:r>
               <w:rPr>
                 <w:rStyle w:val="IndexLink"/>
@@ -549,7 +549,7 @@
             </w:tabs>
             <w:rPr/>
           </w:pPr>
-          <w:hyperlink w:anchor="__RefHeading___Toc1472_2851097627">
+          <w:hyperlink w:anchor="__RefHeading___Toc1472_3485568049">
             <w:r>
               <w:rPr>
                 <w:rStyle w:val="IndexLink"/>
@@ -569,7 +569,7 @@
             </w:tabs>
             <w:rPr/>
           </w:pPr>
-          <w:hyperlink w:anchor="__RefHeading___Toc1474_2851097627">
+          <w:hyperlink w:anchor="__RefHeading___Toc1474_3485568049">
             <w:r>
               <w:rPr>
                 <w:rStyle w:val="IndexLink"/>
@@ -589,7 +589,7 @@
             </w:tabs>
             <w:rPr/>
           </w:pPr>
-          <w:hyperlink w:anchor="__RefHeading___Toc1476_2851097627">
+          <w:hyperlink w:anchor="__RefHeading___Toc1476_3485568049">
             <w:r>
               <w:rPr>
                 <w:rStyle w:val="IndexLink"/>
@@ -609,7 +609,7 @@
             </w:tabs>
             <w:rPr/>
           </w:pPr>
-          <w:hyperlink w:anchor="__RefHeading___Toc1478_2851097627">
+          <w:hyperlink w:anchor="__RefHeading___Toc1478_3485568049">
             <w:r>
               <w:rPr>
                 <w:rStyle w:val="IndexLink"/>
@@ -629,7 +629,7 @@
             </w:tabs>
             <w:rPr/>
           </w:pPr>
-          <w:hyperlink w:anchor="__RefHeading___Toc1480_2851097627">
+          <w:hyperlink w:anchor="__RefHeading___Toc1480_3485568049">
             <w:r>
               <w:rPr>
                 <w:rStyle w:val="IndexLink"/>
@@ -649,7 +649,7 @@
             </w:tabs>
             <w:rPr/>
           </w:pPr>
-          <w:hyperlink w:anchor="__RefHeading___Toc1482_2851097627">
+          <w:hyperlink w:anchor="__RefHeading___Toc1482_3485568049">
             <w:r>
               <w:rPr>
                 <w:rStyle w:val="IndexLink"/>
@@ -669,7 +669,7 @@
             </w:tabs>
             <w:rPr/>
           </w:pPr>
-          <w:hyperlink w:anchor="__RefHeading___Toc1484_2851097627">
+          <w:hyperlink w:anchor="__RefHeading___Toc1484_3485568049">
             <w:r>
               <w:rPr>
                 <w:rStyle w:val="IndexLink"/>
@@ -689,7 +689,7 @@
             </w:tabs>
             <w:rPr/>
           </w:pPr>
-          <w:hyperlink w:anchor="__RefHeading___Toc1486_2851097627">
+          <w:hyperlink w:anchor="__RefHeading___Toc1486_3485568049">
             <w:r>
               <w:rPr>
                 <w:rStyle w:val="IndexLink"/>
@@ -709,7 +709,7 @@
             </w:tabs>
             <w:rPr/>
           </w:pPr>
-          <w:hyperlink w:anchor="__RefHeading___Toc1488_2851097627">
+          <w:hyperlink w:anchor="__RefHeading___Toc1488_3485568049">
             <w:r>
               <w:rPr>
                 <w:rStyle w:val="IndexLink"/>
@@ -729,7 +729,7 @@
             </w:tabs>
             <w:rPr/>
           </w:pPr>
-          <w:hyperlink w:anchor="__RefHeading___Toc1490_2851097627">
+          <w:hyperlink w:anchor="__RefHeading___Toc1490_3485568049">
             <w:r>
               <w:rPr>
                 <w:rStyle w:val="IndexLink"/>
@@ -769,7 +769,7 @@
         <w:spacing w:lineRule="exact" w:line="240" w:before="240" w:after="120"/>
         <w:rPr/>
       </w:pPr>
-      <w:bookmarkStart w:id="1" w:name="__RefHeading___Toc1456_2851097627"/>
+      <w:bookmarkStart w:id="1" w:name="__RefHeading___Toc1456_3485568049"/>
       <w:bookmarkEnd w:id="1"/>
       <w:r>
         <w:rPr>
@@ -807,7 +807,7 @@
         <w:spacing w:lineRule="exact" w:line="240" w:before="240" w:after="120"/>
         <w:rPr/>
       </w:pPr>
-      <w:bookmarkStart w:id="2" w:name="__RefHeading___Toc1458_2851097627"/>
+      <w:bookmarkStart w:id="2" w:name="__RefHeading___Toc1458_3485568049"/>
       <w:bookmarkEnd w:id="2"/>
       <w:r>
         <w:rPr>
@@ -863,7 +863,7 @@
         <w:spacing w:lineRule="exact" w:line="240" w:before="240" w:after="120"/>
         <w:rPr/>
       </w:pPr>
-      <w:bookmarkStart w:id="3" w:name="__RefHeading___Toc1460_2851097627"/>
+      <w:bookmarkStart w:id="3" w:name="__RefHeading___Toc1460_3485568049"/>
       <w:bookmarkEnd w:id="3"/>
       <w:r>
         <w:rPr>
@@ -2177,7 +2177,7 @@
         <w:spacing w:lineRule="exact" w:line="240" w:before="240" w:after="120"/>
         <w:rPr/>
       </w:pPr>
-      <w:bookmarkStart w:id="4" w:name="__RefHeading___Toc1462_2851097627"/>
+      <w:bookmarkStart w:id="4" w:name="__RefHeading___Toc1462_3485568049"/>
       <w:bookmarkEnd w:id="4"/>
       <w:r>
         <w:rPr>
@@ -2754,7 +2754,7 @@
         <w:spacing w:lineRule="exact" w:line="240" w:before="240" w:after="120"/>
         <w:rPr/>
       </w:pPr>
-      <w:bookmarkStart w:id="5" w:name="__RefHeading___Toc1464_2851097627"/>
+      <w:bookmarkStart w:id="5" w:name="__RefHeading___Toc1464_3485568049"/>
       <w:bookmarkEnd w:id="5"/>
       <w:r>
         <w:rPr>
@@ -2792,7 +2792,7 @@
         <w:spacing w:lineRule="exact" w:line="240" w:before="240" w:after="120"/>
         <w:rPr/>
       </w:pPr>
-      <w:bookmarkStart w:id="6" w:name="__RefHeading___Toc1466_2851097627"/>
+      <w:bookmarkStart w:id="6" w:name="__RefHeading___Toc1466_3485568049"/>
       <w:bookmarkEnd w:id="6"/>
       <w:r>
         <w:rPr>
@@ -2830,7 +2830,7 @@
         <w:spacing w:lineRule="exact" w:line="240" w:before="240" w:after="120"/>
         <w:rPr/>
       </w:pPr>
-      <w:bookmarkStart w:id="7" w:name="__RefHeading___Toc1468_2851097627"/>
+      <w:bookmarkStart w:id="7" w:name="__RefHeading___Toc1468_3485568049"/>
       <w:bookmarkEnd w:id="7"/>
       <w:r>
         <w:rPr>
@@ -2850,7 +2850,7 @@
         <w:spacing w:lineRule="exact" w:line="240" w:before="180" w:after="80"/>
         <w:rPr/>
       </w:pPr>
-      <w:bookmarkStart w:id="8" w:name="__RefHeading___Toc1470_2851097627"/>
+      <w:bookmarkStart w:id="8" w:name="__RefHeading___Toc1470_3485568049"/>
       <w:bookmarkEnd w:id="8"/>
       <w:r>
         <w:rPr>
@@ -3447,7 +3447,7 @@
         <w:spacing w:lineRule="exact" w:line="240" w:before="180" w:after="80"/>
         <w:rPr/>
       </w:pPr>
-      <w:bookmarkStart w:id="9" w:name="__RefHeading___Toc1472_2851097627"/>
+      <w:bookmarkStart w:id="9" w:name="__RefHeading___Toc1472_3485568049"/>
       <w:bookmarkEnd w:id="9"/>
       <w:r>
         <w:rPr>
@@ -3574,7 +3574,7 @@
         <w:spacing w:lineRule="exact" w:line="240" w:before="180" w:after="80"/>
         <w:rPr/>
       </w:pPr>
-      <w:bookmarkStart w:id="10" w:name="__RefHeading___Toc1474_2851097627"/>
+      <w:bookmarkStart w:id="10" w:name="__RefHeading___Toc1474_3485568049"/>
       <w:bookmarkEnd w:id="10"/>
       <w:r>
         <w:rPr>
@@ -3701,7 +3701,7 @@
         <w:spacing w:lineRule="exact" w:line="240" w:before="180" w:after="80"/>
         <w:rPr/>
       </w:pPr>
-      <w:bookmarkStart w:id="11" w:name="__RefHeading___Toc1476_2851097627"/>
+      <w:bookmarkStart w:id="11" w:name="__RefHeading___Toc1476_3485568049"/>
       <w:bookmarkEnd w:id="11"/>
       <w:r>
         <w:rPr>
@@ -3801,7 +3801,7 @@
         <w:spacing w:lineRule="exact" w:line="240" w:before="180" w:after="80"/>
         <w:rPr/>
       </w:pPr>
-      <w:bookmarkStart w:id="12" w:name="__RefHeading___Toc1478_2851097627"/>
+      <w:bookmarkStart w:id="12" w:name="__RefHeading___Toc1478_3485568049"/>
       <w:bookmarkEnd w:id="12"/>
       <w:r>
         <w:rPr>
@@ -3839,7 +3839,7 @@
         <w:spacing w:lineRule="exact" w:line="240" w:before="240" w:after="120"/>
         <w:rPr/>
       </w:pPr>
-      <w:bookmarkStart w:id="13" w:name="__RefHeading___Toc1480_2851097627"/>
+      <w:bookmarkStart w:id="13" w:name="__RefHeading___Toc1480_3485568049"/>
       <w:bookmarkEnd w:id="13"/>
       <w:r>
         <w:rPr>
@@ -3939,7 +3939,7 @@
         <w:spacing w:lineRule="exact" w:line="240" w:before="240" w:after="120"/>
         <w:rPr/>
       </w:pPr>
-      <w:bookmarkStart w:id="14" w:name="__RefHeading___Toc1482_2851097627"/>
+      <w:bookmarkStart w:id="14" w:name="__RefHeading___Toc1482_3485568049"/>
       <w:bookmarkEnd w:id="14"/>
       <w:r>
         <w:rPr>
@@ -3977,7 +3977,7 @@
         <w:spacing w:lineRule="exact" w:line="240" w:before="240" w:after="120"/>
         <w:rPr/>
       </w:pPr>
-      <w:bookmarkStart w:id="15" w:name="__RefHeading___Toc1484_2851097627"/>
+      <w:bookmarkStart w:id="15" w:name="__RefHeading___Toc1484_3485568049"/>
       <w:bookmarkEnd w:id="15"/>
       <w:r>
         <w:rPr>
@@ -4037,7 +4037,7 @@
         <w:spacing w:lineRule="exact" w:line="240" w:before="240" w:after="120"/>
         <w:rPr/>
       </w:pPr>
-      <w:bookmarkStart w:id="16" w:name="__RefHeading___Toc1486_2851097627"/>
+      <w:bookmarkStart w:id="16" w:name="__RefHeading___Toc1486_3485568049"/>
       <w:bookmarkEnd w:id="16"/>
       <w:r>
         <w:rPr>
@@ -4075,7 +4075,7 @@
         <w:spacing w:lineRule="exact" w:line="240" w:before="240" w:after="120"/>
         <w:rPr/>
       </w:pPr>
-      <w:bookmarkStart w:id="17" w:name="__RefHeading___Toc1488_2851097627"/>
+      <w:bookmarkStart w:id="17" w:name="__RefHeading___Toc1488_3485568049"/>
       <w:bookmarkEnd w:id="17"/>
       <w:r>
         <w:rPr>
@@ -4155,7 +4155,7 @@
         <w:spacing w:lineRule="exact" w:line="240" w:before="240" w:after="120"/>
         <w:rPr/>
       </w:pPr>
-      <w:bookmarkStart w:id="18" w:name="__RefHeading___Toc1490_2851097627"/>
+      <w:bookmarkStart w:id="18" w:name="__RefHeading___Toc1490_3485568049"/>
       <w:bookmarkEnd w:id="18"/>
       <w:r>
         <w:rPr>

--- a/reporte/productos_formales/Producto_02_Preprocesamiento_Favoritismo.docx
+++ b/reporte/productos_formales/Producto_02_Preprocesamiento_Favoritismo.docx
@@ -262,7 +262,7 @@
         <w:spacing w:lineRule="exact" w:line="240" w:before="240" w:after="120"/>
         <w:rPr/>
       </w:pPr>
-      <w:bookmarkStart w:id="0" w:name="__RefHeading___Toc1454_3485568049"/>
+      <w:bookmarkStart w:id="0" w:name="__RefHeading___Toc1454_1837720301"/>
       <w:bookmarkEnd w:id="0"/>
       <w:r>
         <w:rPr>
@@ -369,7 +369,7 @@
             </w:rPr>
             <w:fldChar w:fldCharType="separate"/>
           </w:r>
-          <w:hyperlink w:anchor="__RefHeading___Toc1454_3485568049">
+          <w:hyperlink w:anchor="__RefHeading___Toc1454_1837720301">
             <w:r>
               <w:rPr>
                 <w:rStyle w:val="IndexLink"/>
@@ -389,7 +389,7 @@
             </w:tabs>
             <w:rPr/>
           </w:pPr>
-          <w:hyperlink w:anchor="__RefHeading___Toc1456_3485568049">
+          <w:hyperlink w:anchor="__RefHeading___Toc1456_1837720301">
             <w:r>
               <w:rPr>
                 <w:rStyle w:val="IndexLink"/>
@@ -409,7 +409,7 @@
             </w:tabs>
             <w:rPr/>
           </w:pPr>
-          <w:hyperlink w:anchor="__RefHeading___Toc1458_3485568049">
+          <w:hyperlink w:anchor="__RefHeading___Toc1458_1837720301">
             <w:r>
               <w:rPr>
                 <w:rStyle w:val="IndexLink"/>
@@ -429,7 +429,7 @@
             </w:tabs>
             <w:rPr/>
           </w:pPr>
-          <w:hyperlink w:anchor="__RefHeading___Toc1460_3485568049">
+          <w:hyperlink w:anchor="__RefHeading___Toc1460_1837720301">
             <w:r>
               <w:rPr>
                 <w:rStyle w:val="IndexLink"/>
@@ -449,7 +449,7 @@
             </w:tabs>
             <w:rPr/>
           </w:pPr>
-          <w:hyperlink w:anchor="__RefHeading___Toc1462_3485568049">
+          <w:hyperlink w:anchor="__RefHeading___Toc1462_1837720301">
             <w:r>
               <w:rPr>
                 <w:rStyle w:val="IndexLink"/>
@@ -469,7 +469,7 @@
             </w:tabs>
             <w:rPr/>
           </w:pPr>
-          <w:hyperlink w:anchor="__RefHeading___Toc1464_3485568049">
+          <w:hyperlink w:anchor="__RefHeading___Toc1464_1837720301">
             <w:r>
               <w:rPr>
                 <w:rStyle w:val="IndexLink"/>
@@ -489,7 +489,7 @@
             </w:tabs>
             <w:rPr/>
           </w:pPr>
-          <w:hyperlink w:anchor="__RefHeading___Toc1466_3485568049">
+          <w:hyperlink w:anchor="__RefHeading___Toc1466_1837720301">
             <w:r>
               <w:rPr>
                 <w:rStyle w:val="IndexLink"/>
@@ -509,7 +509,7 @@
             </w:tabs>
             <w:rPr/>
           </w:pPr>
-          <w:hyperlink w:anchor="__RefHeading___Toc1468_3485568049">
+          <w:hyperlink w:anchor="__RefHeading___Toc1468_1837720301">
             <w:r>
               <w:rPr>
                 <w:rStyle w:val="IndexLink"/>
@@ -529,7 +529,7 @@
             </w:tabs>
             <w:rPr/>
           </w:pPr>
-          <w:hyperlink w:anchor="__RefHeading___Toc1470_3485568049">
+          <w:hyperlink w:anchor="__RefHeading___Toc1470_1837720301">
             <w:r>
               <w:rPr>
                 <w:rStyle w:val="IndexLink"/>
@@ -549,7 +549,7 @@
             </w:tabs>
             <w:rPr/>
           </w:pPr>
-          <w:hyperlink w:anchor="__RefHeading___Toc1472_3485568049">
+          <w:hyperlink w:anchor="__RefHeading___Toc1472_1837720301">
             <w:r>
               <w:rPr>
                 <w:rStyle w:val="IndexLink"/>
@@ -569,7 +569,7 @@
             </w:tabs>
             <w:rPr/>
           </w:pPr>
-          <w:hyperlink w:anchor="__RefHeading___Toc1474_3485568049">
+          <w:hyperlink w:anchor="__RefHeading___Toc1474_1837720301">
             <w:r>
               <w:rPr>
                 <w:rStyle w:val="IndexLink"/>
@@ -589,7 +589,7 @@
             </w:tabs>
             <w:rPr/>
           </w:pPr>
-          <w:hyperlink w:anchor="__RefHeading___Toc1476_3485568049">
+          <w:hyperlink w:anchor="__RefHeading___Toc1476_1837720301">
             <w:r>
               <w:rPr>
                 <w:rStyle w:val="IndexLink"/>
@@ -609,7 +609,7 @@
             </w:tabs>
             <w:rPr/>
           </w:pPr>
-          <w:hyperlink w:anchor="__RefHeading___Toc1478_3485568049">
+          <w:hyperlink w:anchor="__RefHeading___Toc1478_1837720301">
             <w:r>
               <w:rPr>
                 <w:rStyle w:val="IndexLink"/>
@@ -629,7 +629,7 @@
             </w:tabs>
             <w:rPr/>
           </w:pPr>
-          <w:hyperlink w:anchor="__RefHeading___Toc1480_3485568049">
+          <w:hyperlink w:anchor="__RefHeading___Toc1480_1837720301">
             <w:r>
               <w:rPr>
                 <w:rStyle w:val="IndexLink"/>
@@ -649,7 +649,7 @@
             </w:tabs>
             <w:rPr/>
           </w:pPr>
-          <w:hyperlink w:anchor="__RefHeading___Toc1482_3485568049">
+          <w:hyperlink w:anchor="__RefHeading___Toc1482_1837720301">
             <w:r>
               <w:rPr>
                 <w:rStyle w:val="IndexLink"/>
@@ -669,7 +669,7 @@
             </w:tabs>
             <w:rPr/>
           </w:pPr>
-          <w:hyperlink w:anchor="__RefHeading___Toc1484_3485568049">
+          <w:hyperlink w:anchor="__RefHeading___Toc1484_1837720301">
             <w:r>
               <w:rPr>
                 <w:rStyle w:val="IndexLink"/>
@@ -689,7 +689,7 @@
             </w:tabs>
             <w:rPr/>
           </w:pPr>
-          <w:hyperlink w:anchor="__RefHeading___Toc1486_3485568049">
+          <w:hyperlink w:anchor="__RefHeading___Toc1486_1837720301">
             <w:r>
               <w:rPr>
                 <w:rStyle w:val="IndexLink"/>
@@ -709,7 +709,7 @@
             </w:tabs>
             <w:rPr/>
           </w:pPr>
-          <w:hyperlink w:anchor="__RefHeading___Toc1488_3485568049">
+          <w:hyperlink w:anchor="__RefHeading___Toc1488_1837720301">
             <w:r>
               <w:rPr>
                 <w:rStyle w:val="IndexLink"/>
@@ -729,7 +729,7 @@
             </w:tabs>
             <w:rPr/>
           </w:pPr>
-          <w:hyperlink w:anchor="__RefHeading___Toc1490_3485568049">
+          <w:hyperlink w:anchor="__RefHeading___Toc1490_1837720301">
             <w:r>
               <w:rPr>
                 <w:rStyle w:val="IndexLink"/>
@@ -769,7 +769,7 @@
         <w:spacing w:lineRule="exact" w:line="240" w:before="240" w:after="120"/>
         <w:rPr/>
       </w:pPr>
-      <w:bookmarkStart w:id="1" w:name="__RefHeading___Toc1456_3485568049"/>
+      <w:bookmarkStart w:id="1" w:name="__RefHeading___Toc1456_1837720301"/>
       <w:bookmarkEnd w:id="1"/>
       <w:r>
         <w:rPr>
@@ -807,7 +807,7 @@
         <w:spacing w:lineRule="exact" w:line="240" w:before="240" w:after="120"/>
         <w:rPr/>
       </w:pPr>
-      <w:bookmarkStart w:id="2" w:name="__RefHeading___Toc1458_3485568049"/>
+      <w:bookmarkStart w:id="2" w:name="__RefHeading___Toc1458_1837720301"/>
       <w:bookmarkEnd w:id="2"/>
       <w:r>
         <w:rPr>
@@ -863,7 +863,7 @@
         <w:spacing w:lineRule="exact" w:line="240" w:before="240" w:after="120"/>
         <w:rPr/>
       </w:pPr>
-      <w:bookmarkStart w:id="3" w:name="__RefHeading___Toc1460_3485568049"/>
+      <w:bookmarkStart w:id="3" w:name="__RefHeading___Toc1460_1837720301"/>
       <w:bookmarkEnd w:id="3"/>
       <w:r>
         <w:rPr>
@@ -2177,7 +2177,7 @@
         <w:spacing w:lineRule="exact" w:line="240" w:before="240" w:after="120"/>
         <w:rPr/>
       </w:pPr>
-      <w:bookmarkStart w:id="4" w:name="__RefHeading___Toc1462_3485568049"/>
+      <w:bookmarkStart w:id="4" w:name="__RefHeading___Toc1462_1837720301"/>
       <w:bookmarkEnd w:id="4"/>
       <w:r>
         <w:rPr>
@@ -2754,7 +2754,7 @@
         <w:spacing w:lineRule="exact" w:line="240" w:before="240" w:after="120"/>
         <w:rPr/>
       </w:pPr>
-      <w:bookmarkStart w:id="5" w:name="__RefHeading___Toc1464_3485568049"/>
+      <w:bookmarkStart w:id="5" w:name="__RefHeading___Toc1464_1837720301"/>
       <w:bookmarkEnd w:id="5"/>
       <w:r>
         <w:rPr>
@@ -2792,7 +2792,7 @@
         <w:spacing w:lineRule="exact" w:line="240" w:before="240" w:after="120"/>
         <w:rPr/>
       </w:pPr>
-      <w:bookmarkStart w:id="6" w:name="__RefHeading___Toc1466_3485568049"/>
+      <w:bookmarkStart w:id="6" w:name="__RefHeading___Toc1466_1837720301"/>
       <w:bookmarkEnd w:id="6"/>
       <w:r>
         <w:rPr>
@@ -2830,7 +2830,7 @@
         <w:spacing w:lineRule="exact" w:line="240" w:before="240" w:after="120"/>
         <w:rPr/>
       </w:pPr>
-      <w:bookmarkStart w:id="7" w:name="__RefHeading___Toc1468_3485568049"/>
+      <w:bookmarkStart w:id="7" w:name="__RefHeading___Toc1468_1837720301"/>
       <w:bookmarkEnd w:id="7"/>
       <w:r>
         <w:rPr>
@@ -2850,7 +2850,7 @@
         <w:spacing w:lineRule="exact" w:line="240" w:before="180" w:after="80"/>
         <w:rPr/>
       </w:pPr>
-      <w:bookmarkStart w:id="8" w:name="__RefHeading___Toc1470_3485568049"/>
+      <w:bookmarkStart w:id="8" w:name="__RefHeading___Toc1470_1837720301"/>
       <w:bookmarkEnd w:id="8"/>
       <w:r>
         <w:rPr>
@@ -3447,7 +3447,7 @@
         <w:spacing w:lineRule="exact" w:line="240" w:before="180" w:after="80"/>
         <w:rPr/>
       </w:pPr>
-      <w:bookmarkStart w:id="9" w:name="__RefHeading___Toc1472_3485568049"/>
+      <w:bookmarkStart w:id="9" w:name="__RefHeading___Toc1472_1837720301"/>
       <w:bookmarkEnd w:id="9"/>
       <w:r>
         <w:rPr>
@@ -3574,7 +3574,7 @@
         <w:spacing w:lineRule="exact" w:line="240" w:before="180" w:after="80"/>
         <w:rPr/>
       </w:pPr>
-      <w:bookmarkStart w:id="10" w:name="__RefHeading___Toc1474_3485568049"/>
+      <w:bookmarkStart w:id="10" w:name="__RefHeading___Toc1474_1837720301"/>
       <w:bookmarkEnd w:id="10"/>
       <w:r>
         <w:rPr>
@@ -3701,7 +3701,7 @@
         <w:spacing w:lineRule="exact" w:line="240" w:before="180" w:after="80"/>
         <w:rPr/>
       </w:pPr>
-      <w:bookmarkStart w:id="11" w:name="__RefHeading___Toc1476_3485568049"/>
+      <w:bookmarkStart w:id="11" w:name="__RefHeading___Toc1476_1837720301"/>
       <w:bookmarkEnd w:id="11"/>
       <w:r>
         <w:rPr>
@@ -3801,7 +3801,7 @@
         <w:spacing w:lineRule="exact" w:line="240" w:before="180" w:after="80"/>
         <w:rPr/>
       </w:pPr>
-      <w:bookmarkStart w:id="12" w:name="__RefHeading___Toc1478_3485568049"/>
+      <w:bookmarkStart w:id="12" w:name="__RefHeading___Toc1478_1837720301"/>
       <w:bookmarkEnd w:id="12"/>
       <w:r>
         <w:rPr>
@@ -3839,7 +3839,7 @@
         <w:spacing w:lineRule="exact" w:line="240" w:before="240" w:after="120"/>
         <w:rPr/>
       </w:pPr>
-      <w:bookmarkStart w:id="13" w:name="__RefHeading___Toc1480_3485568049"/>
+      <w:bookmarkStart w:id="13" w:name="__RefHeading___Toc1480_1837720301"/>
       <w:bookmarkEnd w:id="13"/>
       <w:r>
         <w:rPr>
@@ -3939,7 +3939,7 @@
         <w:spacing w:lineRule="exact" w:line="240" w:before="240" w:after="120"/>
         <w:rPr/>
       </w:pPr>
-      <w:bookmarkStart w:id="14" w:name="__RefHeading___Toc1482_3485568049"/>
+      <w:bookmarkStart w:id="14" w:name="__RefHeading___Toc1482_1837720301"/>
       <w:bookmarkEnd w:id="14"/>
       <w:r>
         <w:rPr>
@@ -3977,7 +3977,7 @@
         <w:spacing w:lineRule="exact" w:line="240" w:before="240" w:after="120"/>
         <w:rPr/>
       </w:pPr>
-      <w:bookmarkStart w:id="15" w:name="__RefHeading___Toc1484_3485568049"/>
+      <w:bookmarkStart w:id="15" w:name="__RefHeading___Toc1484_1837720301"/>
       <w:bookmarkEnd w:id="15"/>
       <w:r>
         <w:rPr>
@@ -4037,7 +4037,7 @@
         <w:spacing w:lineRule="exact" w:line="240" w:before="240" w:after="120"/>
         <w:rPr/>
       </w:pPr>
-      <w:bookmarkStart w:id="16" w:name="__RefHeading___Toc1486_3485568049"/>
+      <w:bookmarkStart w:id="16" w:name="__RefHeading___Toc1486_1837720301"/>
       <w:bookmarkEnd w:id="16"/>
       <w:r>
         <w:rPr>
@@ -4075,7 +4075,7 @@
         <w:spacing w:lineRule="exact" w:line="240" w:before="240" w:after="120"/>
         <w:rPr/>
       </w:pPr>
-      <w:bookmarkStart w:id="17" w:name="__RefHeading___Toc1488_3485568049"/>
+      <w:bookmarkStart w:id="17" w:name="__RefHeading___Toc1488_1837720301"/>
       <w:bookmarkEnd w:id="17"/>
       <w:r>
         <w:rPr>
@@ -4155,7 +4155,7 @@
         <w:spacing w:lineRule="exact" w:line="240" w:before="240" w:after="120"/>
         <w:rPr/>
       </w:pPr>
-      <w:bookmarkStart w:id="18" w:name="__RefHeading___Toc1490_3485568049"/>
+      <w:bookmarkStart w:id="18" w:name="__RefHeading___Toc1490_1837720301"/>
       <w:bookmarkEnd w:id="18"/>
       <w:r>
         <w:rPr>

--- a/reporte/productos_formales/Producto_02_Preprocesamiento_Favoritismo.docx
+++ b/reporte/productos_formales/Producto_02_Preprocesamiento_Favoritismo.docx
@@ -262,7 +262,7 @@
         <w:spacing w:lineRule="exact" w:line="240" w:before="240" w:after="120"/>
         <w:rPr/>
       </w:pPr>
-      <w:bookmarkStart w:id="0" w:name="__RefHeading___Toc1454_1837720301"/>
+      <w:bookmarkStart w:id="0" w:name="__RefHeading___Toc1454_3772282917"/>
       <w:bookmarkEnd w:id="0"/>
       <w:r>
         <w:rPr>
@@ -369,7 +369,7 @@
             </w:rPr>
             <w:fldChar w:fldCharType="separate"/>
           </w:r>
-          <w:hyperlink w:anchor="__RefHeading___Toc1454_1837720301">
+          <w:hyperlink w:anchor="__RefHeading___Toc1454_3772282917">
             <w:r>
               <w:rPr>
                 <w:rStyle w:val="IndexLink"/>
@@ -389,7 +389,7 @@
             </w:tabs>
             <w:rPr/>
           </w:pPr>
-          <w:hyperlink w:anchor="__RefHeading___Toc1456_1837720301">
+          <w:hyperlink w:anchor="__RefHeading___Toc1456_3772282917">
             <w:r>
               <w:rPr>
                 <w:rStyle w:val="IndexLink"/>
@@ -409,7 +409,7 @@
             </w:tabs>
             <w:rPr/>
           </w:pPr>
-          <w:hyperlink w:anchor="__RefHeading___Toc1458_1837720301">
+          <w:hyperlink w:anchor="__RefHeading___Toc1458_3772282917">
             <w:r>
               <w:rPr>
                 <w:rStyle w:val="IndexLink"/>
@@ -429,7 +429,7 @@
             </w:tabs>
             <w:rPr/>
           </w:pPr>
-          <w:hyperlink w:anchor="__RefHeading___Toc1460_1837720301">
+          <w:hyperlink w:anchor="__RefHeading___Toc1460_3772282917">
             <w:r>
               <w:rPr>
                 <w:rStyle w:val="IndexLink"/>
@@ -449,7 +449,7 @@
             </w:tabs>
             <w:rPr/>
           </w:pPr>
-          <w:hyperlink w:anchor="__RefHeading___Toc1462_1837720301">
+          <w:hyperlink w:anchor="__RefHeading___Toc1462_3772282917">
             <w:r>
               <w:rPr>
                 <w:rStyle w:val="IndexLink"/>
@@ -469,7 +469,7 @@
             </w:tabs>
             <w:rPr/>
           </w:pPr>
-          <w:hyperlink w:anchor="__RefHeading___Toc1464_1837720301">
+          <w:hyperlink w:anchor="__RefHeading___Toc1464_3772282917">
             <w:r>
               <w:rPr>
                 <w:rStyle w:val="IndexLink"/>
@@ -489,7 +489,7 @@
             </w:tabs>
             <w:rPr/>
           </w:pPr>
-          <w:hyperlink w:anchor="__RefHeading___Toc1466_1837720301">
+          <w:hyperlink w:anchor="__RefHeading___Toc1466_3772282917">
             <w:r>
               <w:rPr>
                 <w:rStyle w:val="IndexLink"/>
@@ -509,7 +509,7 @@
             </w:tabs>
             <w:rPr/>
           </w:pPr>
-          <w:hyperlink w:anchor="__RefHeading___Toc1468_1837720301">
+          <w:hyperlink w:anchor="__RefHeading___Toc1468_3772282917">
             <w:r>
               <w:rPr>
                 <w:rStyle w:val="IndexLink"/>
@@ -529,7 +529,7 @@
             </w:tabs>
             <w:rPr/>
           </w:pPr>
-          <w:hyperlink w:anchor="__RefHeading___Toc1470_1837720301">
+          <w:hyperlink w:anchor="__RefHeading___Toc1470_3772282917">
             <w:r>
               <w:rPr>
                 <w:rStyle w:val="IndexLink"/>
@@ -549,7 +549,7 @@
             </w:tabs>
             <w:rPr/>
           </w:pPr>
-          <w:hyperlink w:anchor="__RefHeading___Toc1472_1837720301">
+          <w:hyperlink w:anchor="__RefHeading___Toc1472_3772282917">
             <w:r>
               <w:rPr>
                 <w:rStyle w:val="IndexLink"/>
@@ -569,7 +569,7 @@
             </w:tabs>
             <w:rPr/>
           </w:pPr>
-          <w:hyperlink w:anchor="__RefHeading___Toc1474_1837720301">
+          <w:hyperlink w:anchor="__RefHeading___Toc1474_3772282917">
             <w:r>
               <w:rPr>
                 <w:rStyle w:val="IndexLink"/>
@@ -589,7 +589,7 @@
             </w:tabs>
             <w:rPr/>
           </w:pPr>
-          <w:hyperlink w:anchor="__RefHeading___Toc1476_1837720301">
+          <w:hyperlink w:anchor="__RefHeading___Toc1476_3772282917">
             <w:r>
               <w:rPr>
                 <w:rStyle w:val="IndexLink"/>
@@ -609,7 +609,7 @@
             </w:tabs>
             <w:rPr/>
           </w:pPr>
-          <w:hyperlink w:anchor="__RefHeading___Toc1478_1837720301">
+          <w:hyperlink w:anchor="__RefHeading___Toc1478_3772282917">
             <w:r>
               <w:rPr>
                 <w:rStyle w:val="IndexLink"/>
@@ -629,7 +629,7 @@
             </w:tabs>
             <w:rPr/>
           </w:pPr>
-          <w:hyperlink w:anchor="__RefHeading___Toc1480_1837720301">
+          <w:hyperlink w:anchor="__RefHeading___Toc1480_3772282917">
             <w:r>
               <w:rPr>
                 <w:rStyle w:val="IndexLink"/>
@@ -649,7 +649,7 @@
             </w:tabs>
             <w:rPr/>
           </w:pPr>
-          <w:hyperlink w:anchor="__RefHeading___Toc1482_1837720301">
+          <w:hyperlink w:anchor="__RefHeading___Toc1482_3772282917">
             <w:r>
               <w:rPr>
                 <w:rStyle w:val="IndexLink"/>
@@ -669,7 +669,7 @@
             </w:tabs>
             <w:rPr/>
           </w:pPr>
-          <w:hyperlink w:anchor="__RefHeading___Toc1484_1837720301">
+          <w:hyperlink w:anchor="__RefHeading___Toc1484_3772282917">
             <w:r>
               <w:rPr>
                 <w:rStyle w:val="IndexLink"/>
@@ -689,7 +689,7 @@
             </w:tabs>
             <w:rPr/>
           </w:pPr>
-          <w:hyperlink w:anchor="__RefHeading___Toc1486_1837720301">
+          <w:hyperlink w:anchor="__RefHeading___Toc1486_3772282917">
             <w:r>
               <w:rPr>
                 <w:rStyle w:val="IndexLink"/>
@@ -709,7 +709,7 @@
             </w:tabs>
             <w:rPr/>
           </w:pPr>
-          <w:hyperlink w:anchor="__RefHeading___Toc1488_1837720301">
+          <w:hyperlink w:anchor="__RefHeading___Toc1488_3772282917">
             <w:r>
               <w:rPr>
                 <w:rStyle w:val="IndexLink"/>
@@ -729,7 +729,7 @@
             </w:tabs>
             <w:rPr/>
           </w:pPr>
-          <w:hyperlink w:anchor="__RefHeading___Toc1490_1837720301">
+          <w:hyperlink w:anchor="__RefHeading___Toc1490_3772282917">
             <w:r>
               <w:rPr>
                 <w:rStyle w:val="IndexLink"/>
@@ -769,7 +769,7 @@
         <w:spacing w:lineRule="exact" w:line="240" w:before="240" w:after="120"/>
         <w:rPr/>
       </w:pPr>
-      <w:bookmarkStart w:id="1" w:name="__RefHeading___Toc1456_1837720301"/>
+      <w:bookmarkStart w:id="1" w:name="__RefHeading___Toc1456_3772282917"/>
       <w:bookmarkEnd w:id="1"/>
       <w:r>
         <w:rPr>
@@ -807,7 +807,7 @@
         <w:spacing w:lineRule="exact" w:line="240" w:before="240" w:after="120"/>
         <w:rPr/>
       </w:pPr>
-      <w:bookmarkStart w:id="2" w:name="__RefHeading___Toc1458_1837720301"/>
+      <w:bookmarkStart w:id="2" w:name="__RefHeading___Toc1458_3772282917"/>
       <w:bookmarkEnd w:id="2"/>
       <w:r>
         <w:rPr>
@@ -863,7 +863,7 @@
         <w:spacing w:lineRule="exact" w:line="240" w:before="240" w:after="120"/>
         <w:rPr/>
       </w:pPr>
-      <w:bookmarkStart w:id="3" w:name="__RefHeading___Toc1460_1837720301"/>
+      <w:bookmarkStart w:id="3" w:name="__RefHeading___Toc1460_3772282917"/>
       <w:bookmarkEnd w:id="3"/>
       <w:r>
         <w:rPr>
@@ -2177,7 +2177,7 @@
         <w:spacing w:lineRule="exact" w:line="240" w:before="240" w:after="120"/>
         <w:rPr/>
       </w:pPr>
-      <w:bookmarkStart w:id="4" w:name="__RefHeading___Toc1462_1837720301"/>
+      <w:bookmarkStart w:id="4" w:name="__RefHeading___Toc1462_3772282917"/>
       <w:bookmarkEnd w:id="4"/>
       <w:r>
         <w:rPr>
@@ -2754,7 +2754,7 @@
         <w:spacing w:lineRule="exact" w:line="240" w:before="240" w:after="120"/>
         <w:rPr/>
       </w:pPr>
-      <w:bookmarkStart w:id="5" w:name="__RefHeading___Toc1464_1837720301"/>
+      <w:bookmarkStart w:id="5" w:name="__RefHeading___Toc1464_3772282917"/>
       <w:bookmarkEnd w:id="5"/>
       <w:r>
         <w:rPr>
@@ -2792,7 +2792,7 @@
         <w:spacing w:lineRule="exact" w:line="240" w:before="240" w:after="120"/>
         <w:rPr/>
       </w:pPr>
-      <w:bookmarkStart w:id="6" w:name="__RefHeading___Toc1466_1837720301"/>
+      <w:bookmarkStart w:id="6" w:name="__RefHeading___Toc1466_3772282917"/>
       <w:bookmarkEnd w:id="6"/>
       <w:r>
         <w:rPr>
@@ -2830,7 +2830,7 @@
         <w:spacing w:lineRule="exact" w:line="240" w:before="240" w:after="120"/>
         <w:rPr/>
       </w:pPr>
-      <w:bookmarkStart w:id="7" w:name="__RefHeading___Toc1468_1837720301"/>
+      <w:bookmarkStart w:id="7" w:name="__RefHeading___Toc1468_3772282917"/>
       <w:bookmarkEnd w:id="7"/>
       <w:r>
         <w:rPr>
@@ -2850,7 +2850,7 @@
         <w:spacing w:lineRule="exact" w:line="240" w:before="180" w:after="80"/>
         <w:rPr/>
       </w:pPr>
-      <w:bookmarkStart w:id="8" w:name="__RefHeading___Toc1470_1837720301"/>
+      <w:bookmarkStart w:id="8" w:name="__RefHeading___Toc1470_3772282917"/>
       <w:bookmarkEnd w:id="8"/>
       <w:r>
         <w:rPr>
@@ -3447,7 +3447,7 @@
         <w:spacing w:lineRule="exact" w:line="240" w:before="180" w:after="80"/>
         <w:rPr/>
       </w:pPr>
-      <w:bookmarkStart w:id="9" w:name="__RefHeading___Toc1472_1837720301"/>
+      <w:bookmarkStart w:id="9" w:name="__RefHeading___Toc1472_3772282917"/>
       <w:bookmarkEnd w:id="9"/>
       <w:r>
         <w:rPr>
@@ -3574,7 +3574,7 @@
         <w:spacing w:lineRule="exact" w:line="240" w:before="180" w:after="80"/>
         <w:rPr/>
       </w:pPr>
-      <w:bookmarkStart w:id="10" w:name="__RefHeading___Toc1474_1837720301"/>
+      <w:bookmarkStart w:id="10" w:name="__RefHeading___Toc1474_3772282917"/>
       <w:bookmarkEnd w:id="10"/>
       <w:r>
         <w:rPr>
@@ -3701,7 +3701,7 @@
         <w:spacing w:lineRule="exact" w:line="240" w:before="180" w:after="80"/>
         <w:rPr/>
       </w:pPr>
-      <w:bookmarkStart w:id="11" w:name="__RefHeading___Toc1476_1837720301"/>
+      <w:bookmarkStart w:id="11" w:name="__RefHeading___Toc1476_3772282917"/>
       <w:bookmarkEnd w:id="11"/>
       <w:r>
         <w:rPr>
@@ -3801,7 +3801,7 @@
         <w:spacing w:lineRule="exact" w:line="240" w:before="180" w:after="80"/>
         <w:rPr/>
       </w:pPr>
-      <w:bookmarkStart w:id="12" w:name="__RefHeading___Toc1478_1837720301"/>
+      <w:bookmarkStart w:id="12" w:name="__RefHeading___Toc1478_3772282917"/>
       <w:bookmarkEnd w:id="12"/>
       <w:r>
         <w:rPr>
@@ -3839,7 +3839,7 @@
         <w:spacing w:lineRule="exact" w:line="240" w:before="240" w:after="120"/>
         <w:rPr/>
       </w:pPr>
-      <w:bookmarkStart w:id="13" w:name="__RefHeading___Toc1480_1837720301"/>
+      <w:bookmarkStart w:id="13" w:name="__RefHeading___Toc1480_3772282917"/>
       <w:bookmarkEnd w:id="13"/>
       <w:r>
         <w:rPr>
@@ -3939,7 +3939,7 @@
         <w:spacing w:lineRule="exact" w:line="240" w:before="240" w:after="120"/>
         <w:rPr/>
       </w:pPr>
-      <w:bookmarkStart w:id="14" w:name="__RefHeading___Toc1482_1837720301"/>
+      <w:bookmarkStart w:id="14" w:name="__RefHeading___Toc1482_3772282917"/>
       <w:bookmarkEnd w:id="14"/>
       <w:r>
         <w:rPr>
@@ -3977,7 +3977,7 @@
         <w:spacing w:lineRule="exact" w:line="240" w:before="240" w:after="120"/>
         <w:rPr/>
       </w:pPr>
-      <w:bookmarkStart w:id="15" w:name="__RefHeading___Toc1484_1837720301"/>
+      <w:bookmarkStart w:id="15" w:name="__RefHeading___Toc1484_3772282917"/>
       <w:bookmarkEnd w:id="15"/>
       <w:r>
         <w:rPr>
@@ -4037,7 +4037,7 @@
         <w:spacing w:lineRule="exact" w:line="240" w:before="240" w:after="120"/>
         <w:rPr/>
       </w:pPr>
-      <w:bookmarkStart w:id="16" w:name="__RefHeading___Toc1486_1837720301"/>
+      <w:bookmarkStart w:id="16" w:name="__RefHeading___Toc1486_3772282917"/>
       <w:bookmarkEnd w:id="16"/>
       <w:r>
         <w:rPr>
@@ -4075,7 +4075,7 @@
         <w:spacing w:lineRule="exact" w:line="240" w:before="240" w:after="120"/>
         <w:rPr/>
       </w:pPr>
-      <w:bookmarkStart w:id="17" w:name="__RefHeading___Toc1488_1837720301"/>
+      <w:bookmarkStart w:id="17" w:name="__RefHeading___Toc1488_3772282917"/>
       <w:bookmarkEnd w:id="17"/>
       <w:r>
         <w:rPr>
@@ -4155,7 +4155,7 @@
         <w:spacing w:lineRule="exact" w:line="240" w:before="240" w:after="120"/>
         <w:rPr/>
       </w:pPr>
-      <w:bookmarkStart w:id="18" w:name="__RefHeading___Toc1490_1837720301"/>
+      <w:bookmarkStart w:id="18" w:name="__RefHeading___Toc1490_3772282917"/>
       <w:bookmarkEnd w:id="18"/>
       <w:r>
         <w:rPr>

--- a/reporte/productos_formales/Producto_02_Preprocesamiento_Favoritismo.docx
+++ b/reporte/productos_formales/Producto_02_Preprocesamiento_Favoritismo.docx
@@ -262,7 +262,7 @@
         <w:spacing w:lineRule="exact" w:line="240" w:before="240" w:after="120"/>
         <w:rPr/>
       </w:pPr>
-      <w:bookmarkStart w:id="0" w:name="__RefHeading___Toc1454_3772282917"/>
+      <w:bookmarkStart w:id="0" w:name="__RefHeading___Toc1454_3096013202"/>
       <w:bookmarkEnd w:id="0"/>
       <w:r>
         <w:rPr>
@@ -369,7 +369,7 @@
             </w:rPr>
             <w:fldChar w:fldCharType="separate"/>
           </w:r>
-          <w:hyperlink w:anchor="__RefHeading___Toc1454_3772282917">
+          <w:hyperlink w:anchor="__RefHeading___Toc1454_3096013202">
             <w:r>
               <w:rPr>
                 <w:rStyle w:val="IndexLink"/>
@@ -389,7 +389,7 @@
             </w:tabs>
             <w:rPr/>
           </w:pPr>
-          <w:hyperlink w:anchor="__RefHeading___Toc1456_3772282917">
+          <w:hyperlink w:anchor="__RefHeading___Toc1456_3096013202">
             <w:r>
               <w:rPr>
                 <w:rStyle w:val="IndexLink"/>
@@ -409,7 +409,7 @@
             </w:tabs>
             <w:rPr/>
           </w:pPr>
-          <w:hyperlink w:anchor="__RefHeading___Toc1458_3772282917">
+          <w:hyperlink w:anchor="__RefHeading___Toc1458_3096013202">
             <w:r>
               <w:rPr>
                 <w:rStyle w:val="IndexLink"/>
@@ -429,7 +429,7 @@
             </w:tabs>
             <w:rPr/>
           </w:pPr>
-          <w:hyperlink w:anchor="__RefHeading___Toc1460_3772282917">
+          <w:hyperlink w:anchor="__RefHeading___Toc1460_3096013202">
             <w:r>
               <w:rPr>
                 <w:rStyle w:val="IndexLink"/>
@@ -449,7 +449,7 @@
             </w:tabs>
             <w:rPr/>
           </w:pPr>
-          <w:hyperlink w:anchor="__RefHeading___Toc1462_3772282917">
+          <w:hyperlink w:anchor="__RefHeading___Toc1462_3096013202">
             <w:r>
               <w:rPr>
                 <w:rStyle w:val="IndexLink"/>
@@ -469,7 +469,7 @@
             </w:tabs>
             <w:rPr/>
           </w:pPr>
-          <w:hyperlink w:anchor="__RefHeading___Toc1464_3772282917">
+          <w:hyperlink w:anchor="__RefHeading___Toc1464_3096013202">
             <w:r>
               <w:rPr>
                 <w:rStyle w:val="IndexLink"/>
@@ -489,7 +489,7 @@
             </w:tabs>
             <w:rPr/>
           </w:pPr>
-          <w:hyperlink w:anchor="__RefHeading___Toc1466_3772282917">
+          <w:hyperlink w:anchor="__RefHeading___Toc1466_3096013202">
             <w:r>
               <w:rPr>
                 <w:rStyle w:val="IndexLink"/>
@@ -509,7 +509,7 @@
             </w:tabs>
             <w:rPr/>
           </w:pPr>
-          <w:hyperlink w:anchor="__RefHeading___Toc1468_3772282917">
+          <w:hyperlink w:anchor="__RefHeading___Toc1468_3096013202">
             <w:r>
               <w:rPr>
                 <w:rStyle w:val="IndexLink"/>
@@ -529,7 +529,7 @@
             </w:tabs>
             <w:rPr/>
           </w:pPr>
-          <w:hyperlink w:anchor="__RefHeading___Toc1470_3772282917">
+          <w:hyperlink w:anchor="__RefHeading___Toc1470_3096013202">
             <w:r>
               <w:rPr>
                 <w:rStyle w:val="IndexLink"/>
@@ -549,7 +549,7 @@
             </w:tabs>
             <w:rPr/>
           </w:pPr>
-          <w:hyperlink w:anchor="__RefHeading___Toc1472_3772282917">
+          <w:hyperlink w:anchor="__RefHeading___Toc1472_3096013202">
             <w:r>
               <w:rPr>
                 <w:rStyle w:val="IndexLink"/>
@@ -569,7 +569,7 @@
             </w:tabs>
             <w:rPr/>
           </w:pPr>
-          <w:hyperlink w:anchor="__RefHeading___Toc1474_3772282917">
+          <w:hyperlink w:anchor="__RefHeading___Toc1474_3096013202">
             <w:r>
               <w:rPr>
                 <w:rStyle w:val="IndexLink"/>
@@ -589,7 +589,7 @@
             </w:tabs>
             <w:rPr/>
           </w:pPr>
-          <w:hyperlink w:anchor="__RefHeading___Toc1476_3772282917">
+          <w:hyperlink w:anchor="__RefHeading___Toc1476_3096013202">
             <w:r>
               <w:rPr>
                 <w:rStyle w:val="IndexLink"/>
@@ -609,7 +609,7 @@
             </w:tabs>
             <w:rPr/>
           </w:pPr>
-          <w:hyperlink w:anchor="__RefHeading___Toc1478_3772282917">
+          <w:hyperlink w:anchor="__RefHeading___Toc1478_3096013202">
             <w:r>
               <w:rPr>
                 <w:rStyle w:val="IndexLink"/>
@@ -629,7 +629,7 @@
             </w:tabs>
             <w:rPr/>
           </w:pPr>
-          <w:hyperlink w:anchor="__RefHeading___Toc1480_3772282917">
+          <w:hyperlink w:anchor="__RefHeading___Toc1480_3096013202">
             <w:r>
               <w:rPr>
                 <w:rStyle w:val="IndexLink"/>
@@ -649,7 +649,7 @@
             </w:tabs>
             <w:rPr/>
           </w:pPr>
-          <w:hyperlink w:anchor="__RefHeading___Toc1482_3772282917">
+          <w:hyperlink w:anchor="__RefHeading___Toc1482_3096013202">
             <w:r>
               <w:rPr>
                 <w:rStyle w:val="IndexLink"/>
@@ -669,7 +669,7 @@
             </w:tabs>
             <w:rPr/>
           </w:pPr>
-          <w:hyperlink w:anchor="__RefHeading___Toc1484_3772282917">
+          <w:hyperlink w:anchor="__RefHeading___Toc1484_3096013202">
             <w:r>
               <w:rPr>
                 <w:rStyle w:val="IndexLink"/>
@@ -689,7 +689,7 @@
             </w:tabs>
             <w:rPr/>
           </w:pPr>
-          <w:hyperlink w:anchor="__RefHeading___Toc1486_3772282917">
+          <w:hyperlink w:anchor="__RefHeading___Toc1486_3096013202">
             <w:r>
               <w:rPr>
                 <w:rStyle w:val="IndexLink"/>
@@ -709,7 +709,7 @@
             </w:tabs>
             <w:rPr/>
           </w:pPr>
-          <w:hyperlink w:anchor="__RefHeading___Toc1488_3772282917">
+          <w:hyperlink w:anchor="__RefHeading___Toc1488_3096013202">
             <w:r>
               <w:rPr>
                 <w:rStyle w:val="IndexLink"/>
@@ -729,7 +729,7 @@
             </w:tabs>
             <w:rPr/>
           </w:pPr>
-          <w:hyperlink w:anchor="__RefHeading___Toc1490_3772282917">
+          <w:hyperlink w:anchor="__RefHeading___Toc1490_3096013202">
             <w:r>
               <w:rPr>
                 <w:rStyle w:val="IndexLink"/>
@@ -769,7 +769,7 @@
         <w:spacing w:lineRule="exact" w:line="240" w:before="240" w:after="120"/>
         <w:rPr/>
       </w:pPr>
-      <w:bookmarkStart w:id="1" w:name="__RefHeading___Toc1456_3772282917"/>
+      <w:bookmarkStart w:id="1" w:name="__RefHeading___Toc1456_3096013202"/>
       <w:bookmarkEnd w:id="1"/>
       <w:r>
         <w:rPr>
@@ -807,7 +807,7 @@
         <w:spacing w:lineRule="exact" w:line="240" w:before="240" w:after="120"/>
         <w:rPr/>
       </w:pPr>
-      <w:bookmarkStart w:id="2" w:name="__RefHeading___Toc1458_3772282917"/>
+      <w:bookmarkStart w:id="2" w:name="__RefHeading___Toc1458_3096013202"/>
       <w:bookmarkEnd w:id="2"/>
       <w:r>
         <w:rPr>
@@ -863,7 +863,7 @@
         <w:spacing w:lineRule="exact" w:line="240" w:before="240" w:after="120"/>
         <w:rPr/>
       </w:pPr>
-      <w:bookmarkStart w:id="3" w:name="__RefHeading___Toc1460_3772282917"/>
+      <w:bookmarkStart w:id="3" w:name="__RefHeading___Toc1460_3096013202"/>
       <w:bookmarkEnd w:id="3"/>
       <w:r>
         <w:rPr>
@@ -2177,7 +2177,7 @@
         <w:spacing w:lineRule="exact" w:line="240" w:before="240" w:after="120"/>
         <w:rPr/>
       </w:pPr>
-      <w:bookmarkStart w:id="4" w:name="__RefHeading___Toc1462_3772282917"/>
+      <w:bookmarkStart w:id="4" w:name="__RefHeading___Toc1462_3096013202"/>
       <w:bookmarkEnd w:id="4"/>
       <w:r>
         <w:rPr>
@@ -2754,7 +2754,7 @@
         <w:spacing w:lineRule="exact" w:line="240" w:before="240" w:after="120"/>
         <w:rPr/>
       </w:pPr>
-      <w:bookmarkStart w:id="5" w:name="__RefHeading___Toc1464_3772282917"/>
+      <w:bookmarkStart w:id="5" w:name="__RefHeading___Toc1464_3096013202"/>
       <w:bookmarkEnd w:id="5"/>
       <w:r>
         <w:rPr>
@@ -2792,7 +2792,7 @@
         <w:spacing w:lineRule="exact" w:line="240" w:before="240" w:after="120"/>
         <w:rPr/>
       </w:pPr>
-      <w:bookmarkStart w:id="6" w:name="__RefHeading___Toc1466_3772282917"/>
+      <w:bookmarkStart w:id="6" w:name="__RefHeading___Toc1466_3096013202"/>
       <w:bookmarkEnd w:id="6"/>
       <w:r>
         <w:rPr>
@@ -2830,7 +2830,7 @@
         <w:spacing w:lineRule="exact" w:line="240" w:before="240" w:after="120"/>
         <w:rPr/>
       </w:pPr>
-      <w:bookmarkStart w:id="7" w:name="__RefHeading___Toc1468_3772282917"/>
+      <w:bookmarkStart w:id="7" w:name="__RefHeading___Toc1468_3096013202"/>
       <w:bookmarkEnd w:id="7"/>
       <w:r>
         <w:rPr>
@@ -2850,7 +2850,7 @@
         <w:spacing w:lineRule="exact" w:line="240" w:before="180" w:after="80"/>
         <w:rPr/>
       </w:pPr>
-      <w:bookmarkStart w:id="8" w:name="__RefHeading___Toc1470_3772282917"/>
+      <w:bookmarkStart w:id="8" w:name="__RefHeading___Toc1470_3096013202"/>
       <w:bookmarkEnd w:id="8"/>
       <w:r>
         <w:rPr>
@@ -3447,7 +3447,7 @@
         <w:spacing w:lineRule="exact" w:line="240" w:before="180" w:after="80"/>
         <w:rPr/>
       </w:pPr>
-      <w:bookmarkStart w:id="9" w:name="__RefHeading___Toc1472_3772282917"/>
+      <w:bookmarkStart w:id="9" w:name="__RefHeading___Toc1472_3096013202"/>
       <w:bookmarkEnd w:id="9"/>
       <w:r>
         <w:rPr>
@@ -3574,7 +3574,7 @@
         <w:spacing w:lineRule="exact" w:line="240" w:before="180" w:after="80"/>
         <w:rPr/>
       </w:pPr>
-      <w:bookmarkStart w:id="10" w:name="__RefHeading___Toc1474_3772282917"/>
+      <w:bookmarkStart w:id="10" w:name="__RefHeading___Toc1474_3096013202"/>
       <w:bookmarkEnd w:id="10"/>
       <w:r>
         <w:rPr>
@@ -3701,7 +3701,7 @@
         <w:spacing w:lineRule="exact" w:line="240" w:before="180" w:after="80"/>
         <w:rPr/>
       </w:pPr>
-      <w:bookmarkStart w:id="11" w:name="__RefHeading___Toc1476_3772282917"/>
+      <w:bookmarkStart w:id="11" w:name="__RefHeading___Toc1476_3096013202"/>
       <w:bookmarkEnd w:id="11"/>
       <w:r>
         <w:rPr>
@@ -3801,7 +3801,7 @@
         <w:spacing w:lineRule="exact" w:line="240" w:before="180" w:after="80"/>
         <w:rPr/>
       </w:pPr>
-      <w:bookmarkStart w:id="12" w:name="__RefHeading___Toc1478_3772282917"/>
+      <w:bookmarkStart w:id="12" w:name="__RefHeading___Toc1478_3096013202"/>
       <w:bookmarkEnd w:id="12"/>
       <w:r>
         <w:rPr>
@@ -3839,7 +3839,7 @@
         <w:spacing w:lineRule="exact" w:line="240" w:before="240" w:after="120"/>
         <w:rPr/>
       </w:pPr>
-      <w:bookmarkStart w:id="13" w:name="__RefHeading___Toc1480_3772282917"/>
+      <w:bookmarkStart w:id="13" w:name="__RefHeading___Toc1480_3096013202"/>
       <w:bookmarkEnd w:id="13"/>
       <w:r>
         <w:rPr>
@@ -3939,7 +3939,7 @@
         <w:spacing w:lineRule="exact" w:line="240" w:before="240" w:after="120"/>
         <w:rPr/>
       </w:pPr>
-      <w:bookmarkStart w:id="14" w:name="__RefHeading___Toc1482_3772282917"/>
+      <w:bookmarkStart w:id="14" w:name="__RefHeading___Toc1482_3096013202"/>
       <w:bookmarkEnd w:id="14"/>
       <w:r>
         <w:rPr>
@@ -3977,7 +3977,7 @@
         <w:spacing w:lineRule="exact" w:line="240" w:before="240" w:after="120"/>
         <w:rPr/>
       </w:pPr>
-      <w:bookmarkStart w:id="15" w:name="__RefHeading___Toc1484_3772282917"/>
+      <w:bookmarkStart w:id="15" w:name="__RefHeading___Toc1484_3096013202"/>
       <w:bookmarkEnd w:id="15"/>
       <w:r>
         <w:rPr>
@@ -4037,7 +4037,7 @@
         <w:spacing w:lineRule="exact" w:line="240" w:before="240" w:after="120"/>
         <w:rPr/>
       </w:pPr>
-      <w:bookmarkStart w:id="16" w:name="__RefHeading___Toc1486_3772282917"/>
+      <w:bookmarkStart w:id="16" w:name="__RefHeading___Toc1486_3096013202"/>
       <w:bookmarkEnd w:id="16"/>
       <w:r>
         <w:rPr>
@@ -4075,7 +4075,7 @@
         <w:spacing w:lineRule="exact" w:line="240" w:before="240" w:after="120"/>
         <w:rPr/>
       </w:pPr>
-      <w:bookmarkStart w:id="17" w:name="__RefHeading___Toc1488_3772282917"/>
+      <w:bookmarkStart w:id="17" w:name="__RefHeading___Toc1488_3096013202"/>
       <w:bookmarkEnd w:id="17"/>
       <w:r>
         <w:rPr>
@@ -4155,7 +4155,7 @@
         <w:spacing w:lineRule="exact" w:line="240" w:before="240" w:after="120"/>
         <w:rPr/>
       </w:pPr>
-      <w:bookmarkStart w:id="18" w:name="__RefHeading___Toc1490_3772282917"/>
+      <w:bookmarkStart w:id="18" w:name="__RefHeading___Toc1490_3096013202"/>
       <w:bookmarkEnd w:id="18"/>
       <w:r>
         <w:rPr>

--- a/reporte/productos_formales/Producto_02_Preprocesamiento_Favoritismo.docx
+++ b/reporte/productos_formales/Producto_02_Preprocesamiento_Favoritismo.docx
@@ -262,7 +262,7 @@
         <w:spacing w:lineRule="exact" w:line="240" w:before="240" w:after="120"/>
         <w:rPr/>
       </w:pPr>
-      <w:bookmarkStart w:id="0" w:name="__RefHeading___Toc1454_3096013202"/>
+      <w:bookmarkStart w:id="0" w:name="__RefHeading___Toc1454_1748477897"/>
       <w:bookmarkEnd w:id="0"/>
       <w:r>
         <w:rPr>
@@ -369,7 +369,7 @@
             </w:rPr>
             <w:fldChar w:fldCharType="separate"/>
           </w:r>
-          <w:hyperlink w:anchor="__RefHeading___Toc1454_3096013202">
+          <w:hyperlink w:anchor="__RefHeading___Toc1454_1748477897">
             <w:r>
               <w:rPr>
                 <w:rStyle w:val="IndexLink"/>
@@ -389,7 +389,7 @@
             </w:tabs>
             <w:rPr/>
           </w:pPr>
-          <w:hyperlink w:anchor="__RefHeading___Toc1456_3096013202">
+          <w:hyperlink w:anchor="__RefHeading___Toc1456_1748477897">
             <w:r>
               <w:rPr>
                 <w:rStyle w:val="IndexLink"/>
@@ -409,7 +409,7 @@
             </w:tabs>
             <w:rPr/>
           </w:pPr>
-          <w:hyperlink w:anchor="__RefHeading___Toc1458_3096013202">
+          <w:hyperlink w:anchor="__RefHeading___Toc1458_1748477897">
             <w:r>
               <w:rPr>
                 <w:rStyle w:val="IndexLink"/>
@@ -429,7 +429,7 @@
             </w:tabs>
             <w:rPr/>
           </w:pPr>
-          <w:hyperlink w:anchor="__RefHeading___Toc1460_3096013202">
+          <w:hyperlink w:anchor="__RefHeading___Toc1460_1748477897">
             <w:r>
               <w:rPr>
                 <w:rStyle w:val="IndexLink"/>
@@ -449,7 +449,7 @@
             </w:tabs>
             <w:rPr/>
           </w:pPr>
-          <w:hyperlink w:anchor="__RefHeading___Toc1462_3096013202">
+          <w:hyperlink w:anchor="__RefHeading___Toc1462_1748477897">
             <w:r>
               <w:rPr>
                 <w:rStyle w:val="IndexLink"/>
@@ -469,7 +469,7 @@
             </w:tabs>
             <w:rPr/>
           </w:pPr>
-          <w:hyperlink w:anchor="__RefHeading___Toc1464_3096013202">
+          <w:hyperlink w:anchor="__RefHeading___Toc1464_1748477897">
             <w:r>
               <w:rPr>
                 <w:rStyle w:val="IndexLink"/>
@@ -489,7 +489,7 @@
             </w:tabs>
             <w:rPr/>
           </w:pPr>
-          <w:hyperlink w:anchor="__RefHeading___Toc1466_3096013202">
+          <w:hyperlink w:anchor="__RefHeading___Toc1466_1748477897">
             <w:r>
               <w:rPr>
                 <w:rStyle w:val="IndexLink"/>
@@ -509,7 +509,7 @@
             </w:tabs>
             <w:rPr/>
           </w:pPr>
-          <w:hyperlink w:anchor="__RefHeading___Toc1468_3096013202">
+          <w:hyperlink w:anchor="__RefHeading___Toc1468_1748477897">
             <w:r>
               <w:rPr>
                 <w:rStyle w:val="IndexLink"/>
@@ -529,7 +529,7 @@
             </w:tabs>
             <w:rPr/>
           </w:pPr>
-          <w:hyperlink w:anchor="__RefHeading___Toc1470_3096013202">
+          <w:hyperlink w:anchor="__RefHeading___Toc1470_1748477897">
             <w:r>
               <w:rPr>
                 <w:rStyle w:val="IndexLink"/>
@@ -549,7 +549,7 @@
             </w:tabs>
             <w:rPr/>
           </w:pPr>
-          <w:hyperlink w:anchor="__RefHeading___Toc1472_3096013202">
+          <w:hyperlink w:anchor="__RefHeading___Toc1472_1748477897">
             <w:r>
               <w:rPr>
                 <w:rStyle w:val="IndexLink"/>
@@ -569,7 +569,7 @@
             </w:tabs>
             <w:rPr/>
           </w:pPr>
-          <w:hyperlink w:anchor="__RefHeading___Toc1474_3096013202">
+          <w:hyperlink w:anchor="__RefHeading___Toc1474_1748477897">
             <w:r>
               <w:rPr>
                 <w:rStyle w:val="IndexLink"/>
@@ -589,7 +589,7 @@
             </w:tabs>
             <w:rPr/>
           </w:pPr>
-          <w:hyperlink w:anchor="__RefHeading___Toc1476_3096013202">
+          <w:hyperlink w:anchor="__RefHeading___Toc1476_1748477897">
             <w:r>
               <w:rPr>
                 <w:rStyle w:val="IndexLink"/>
@@ -609,7 +609,7 @@
             </w:tabs>
             <w:rPr/>
           </w:pPr>
-          <w:hyperlink w:anchor="__RefHeading___Toc1478_3096013202">
+          <w:hyperlink w:anchor="__RefHeading___Toc1478_1748477897">
             <w:r>
               <w:rPr>
                 <w:rStyle w:val="IndexLink"/>
@@ -629,7 +629,7 @@
             </w:tabs>
             <w:rPr/>
           </w:pPr>
-          <w:hyperlink w:anchor="__RefHeading___Toc1480_3096013202">
+          <w:hyperlink w:anchor="__RefHeading___Toc1480_1748477897">
             <w:r>
               <w:rPr>
                 <w:rStyle w:val="IndexLink"/>
@@ -649,7 +649,7 @@
             </w:tabs>
             <w:rPr/>
           </w:pPr>
-          <w:hyperlink w:anchor="__RefHeading___Toc1482_3096013202">
+          <w:hyperlink w:anchor="__RefHeading___Toc1482_1748477897">
             <w:r>
               <w:rPr>
                 <w:rStyle w:val="IndexLink"/>
@@ -669,7 +669,7 @@
             </w:tabs>
             <w:rPr/>
           </w:pPr>
-          <w:hyperlink w:anchor="__RefHeading___Toc1484_3096013202">
+          <w:hyperlink w:anchor="__RefHeading___Toc1484_1748477897">
             <w:r>
               <w:rPr>
                 <w:rStyle w:val="IndexLink"/>
@@ -689,7 +689,7 @@
             </w:tabs>
             <w:rPr/>
           </w:pPr>
-          <w:hyperlink w:anchor="__RefHeading___Toc1486_3096013202">
+          <w:hyperlink w:anchor="__RefHeading___Toc1486_1748477897">
             <w:r>
               <w:rPr>
                 <w:rStyle w:val="IndexLink"/>
@@ -709,7 +709,7 @@
             </w:tabs>
             <w:rPr/>
           </w:pPr>
-          <w:hyperlink w:anchor="__RefHeading___Toc1488_3096013202">
+          <w:hyperlink w:anchor="__RefHeading___Toc1488_1748477897">
             <w:r>
               <w:rPr>
                 <w:rStyle w:val="IndexLink"/>
@@ -729,7 +729,7 @@
             </w:tabs>
             <w:rPr/>
           </w:pPr>
-          <w:hyperlink w:anchor="__RefHeading___Toc1490_3096013202">
+          <w:hyperlink w:anchor="__RefHeading___Toc1490_1748477897">
             <w:r>
               <w:rPr>
                 <w:rStyle w:val="IndexLink"/>
@@ -769,7 +769,7 @@
         <w:spacing w:lineRule="exact" w:line="240" w:before="240" w:after="120"/>
         <w:rPr/>
       </w:pPr>
-      <w:bookmarkStart w:id="1" w:name="__RefHeading___Toc1456_3096013202"/>
+      <w:bookmarkStart w:id="1" w:name="__RefHeading___Toc1456_1748477897"/>
       <w:bookmarkEnd w:id="1"/>
       <w:r>
         <w:rPr>
@@ -807,7 +807,7 @@
         <w:spacing w:lineRule="exact" w:line="240" w:before="240" w:after="120"/>
         <w:rPr/>
       </w:pPr>
-      <w:bookmarkStart w:id="2" w:name="__RefHeading___Toc1458_3096013202"/>
+      <w:bookmarkStart w:id="2" w:name="__RefHeading___Toc1458_1748477897"/>
       <w:bookmarkEnd w:id="2"/>
       <w:r>
         <w:rPr>
@@ -863,7 +863,7 @@
         <w:spacing w:lineRule="exact" w:line="240" w:before="240" w:after="120"/>
         <w:rPr/>
       </w:pPr>
-      <w:bookmarkStart w:id="3" w:name="__RefHeading___Toc1460_3096013202"/>
+      <w:bookmarkStart w:id="3" w:name="__RefHeading___Toc1460_1748477897"/>
       <w:bookmarkEnd w:id="3"/>
       <w:r>
         <w:rPr>
@@ -2177,7 +2177,7 @@
         <w:spacing w:lineRule="exact" w:line="240" w:before="240" w:after="120"/>
         <w:rPr/>
       </w:pPr>
-      <w:bookmarkStart w:id="4" w:name="__RefHeading___Toc1462_3096013202"/>
+      <w:bookmarkStart w:id="4" w:name="__RefHeading___Toc1462_1748477897"/>
       <w:bookmarkEnd w:id="4"/>
       <w:r>
         <w:rPr>
@@ -2754,7 +2754,7 @@
         <w:spacing w:lineRule="exact" w:line="240" w:before="240" w:after="120"/>
         <w:rPr/>
       </w:pPr>
-      <w:bookmarkStart w:id="5" w:name="__RefHeading___Toc1464_3096013202"/>
+      <w:bookmarkStart w:id="5" w:name="__RefHeading___Toc1464_1748477897"/>
       <w:bookmarkEnd w:id="5"/>
       <w:r>
         <w:rPr>
@@ -2792,7 +2792,7 @@
         <w:spacing w:lineRule="exact" w:line="240" w:before="240" w:after="120"/>
         <w:rPr/>
       </w:pPr>
-      <w:bookmarkStart w:id="6" w:name="__RefHeading___Toc1466_3096013202"/>
+      <w:bookmarkStart w:id="6" w:name="__RefHeading___Toc1466_1748477897"/>
       <w:bookmarkEnd w:id="6"/>
       <w:r>
         <w:rPr>
@@ -2830,7 +2830,7 @@
         <w:spacing w:lineRule="exact" w:line="240" w:before="240" w:after="120"/>
         <w:rPr/>
       </w:pPr>
-      <w:bookmarkStart w:id="7" w:name="__RefHeading___Toc1468_3096013202"/>
+      <w:bookmarkStart w:id="7" w:name="__RefHeading___Toc1468_1748477897"/>
       <w:bookmarkEnd w:id="7"/>
       <w:r>
         <w:rPr>
@@ -2850,7 +2850,7 @@
         <w:spacing w:lineRule="exact" w:line="240" w:before="180" w:after="80"/>
         <w:rPr/>
       </w:pPr>
-      <w:bookmarkStart w:id="8" w:name="__RefHeading___Toc1470_3096013202"/>
+      <w:bookmarkStart w:id="8" w:name="__RefHeading___Toc1470_1748477897"/>
       <w:bookmarkEnd w:id="8"/>
       <w:r>
         <w:rPr>
@@ -3447,7 +3447,7 @@
         <w:spacing w:lineRule="exact" w:line="240" w:before="180" w:after="80"/>
         <w:rPr/>
       </w:pPr>
-      <w:bookmarkStart w:id="9" w:name="__RefHeading___Toc1472_3096013202"/>
+      <w:bookmarkStart w:id="9" w:name="__RefHeading___Toc1472_1748477897"/>
       <w:bookmarkEnd w:id="9"/>
       <w:r>
         <w:rPr>
@@ -3574,7 +3574,7 @@
         <w:spacing w:lineRule="exact" w:line="240" w:before="180" w:after="80"/>
         <w:rPr/>
       </w:pPr>
-      <w:bookmarkStart w:id="10" w:name="__RefHeading___Toc1474_3096013202"/>
+      <w:bookmarkStart w:id="10" w:name="__RefHeading___Toc1474_1748477897"/>
       <w:bookmarkEnd w:id="10"/>
       <w:r>
         <w:rPr>
@@ -3701,7 +3701,7 @@
         <w:spacing w:lineRule="exact" w:line="240" w:before="180" w:after="80"/>
         <w:rPr/>
       </w:pPr>
-      <w:bookmarkStart w:id="11" w:name="__RefHeading___Toc1476_3096013202"/>
+      <w:bookmarkStart w:id="11" w:name="__RefHeading___Toc1476_1748477897"/>
       <w:bookmarkEnd w:id="11"/>
       <w:r>
         <w:rPr>
@@ -3801,7 +3801,7 @@
         <w:spacing w:lineRule="exact" w:line="240" w:before="180" w:after="80"/>
         <w:rPr/>
       </w:pPr>
-      <w:bookmarkStart w:id="12" w:name="__RefHeading___Toc1478_3096013202"/>
+      <w:bookmarkStart w:id="12" w:name="__RefHeading___Toc1478_1748477897"/>
       <w:bookmarkEnd w:id="12"/>
       <w:r>
         <w:rPr>
@@ -3839,7 +3839,7 @@
         <w:spacing w:lineRule="exact" w:line="240" w:before="240" w:after="120"/>
         <w:rPr/>
       </w:pPr>
-      <w:bookmarkStart w:id="13" w:name="__RefHeading___Toc1480_3096013202"/>
+      <w:bookmarkStart w:id="13" w:name="__RefHeading___Toc1480_1748477897"/>
       <w:bookmarkEnd w:id="13"/>
       <w:r>
         <w:rPr>
@@ -3939,7 +3939,7 @@
         <w:spacing w:lineRule="exact" w:line="240" w:before="240" w:after="120"/>
         <w:rPr/>
       </w:pPr>
-      <w:bookmarkStart w:id="14" w:name="__RefHeading___Toc1482_3096013202"/>
+      <w:bookmarkStart w:id="14" w:name="__RefHeading___Toc1482_1748477897"/>
       <w:bookmarkEnd w:id="14"/>
       <w:r>
         <w:rPr>
@@ -3977,7 +3977,7 @@
         <w:spacing w:lineRule="exact" w:line="240" w:before="240" w:after="120"/>
         <w:rPr/>
       </w:pPr>
-      <w:bookmarkStart w:id="15" w:name="__RefHeading___Toc1484_3096013202"/>
+      <w:bookmarkStart w:id="15" w:name="__RefHeading___Toc1484_1748477897"/>
       <w:bookmarkEnd w:id="15"/>
       <w:r>
         <w:rPr>
@@ -4037,7 +4037,7 @@
         <w:spacing w:lineRule="exact" w:line="240" w:before="240" w:after="120"/>
         <w:rPr/>
       </w:pPr>
-      <w:bookmarkStart w:id="16" w:name="__RefHeading___Toc1486_3096013202"/>
+      <w:bookmarkStart w:id="16" w:name="__RefHeading___Toc1486_1748477897"/>
       <w:bookmarkEnd w:id="16"/>
       <w:r>
         <w:rPr>
@@ -4075,7 +4075,7 @@
         <w:spacing w:lineRule="exact" w:line="240" w:before="240" w:after="120"/>
         <w:rPr/>
       </w:pPr>
-      <w:bookmarkStart w:id="17" w:name="__RefHeading___Toc1488_3096013202"/>
+      <w:bookmarkStart w:id="17" w:name="__RefHeading___Toc1488_1748477897"/>
       <w:bookmarkEnd w:id="17"/>
       <w:r>
         <w:rPr>
@@ -4155,7 +4155,7 @@
         <w:spacing w:lineRule="exact" w:line="240" w:before="240" w:after="120"/>
         <w:rPr/>
       </w:pPr>
-      <w:bookmarkStart w:id="18" w:name="__RefHeading___Toc1490_3096013202"/>
+      <w:bookmarkStart w:id="18" w:name="__RefHeading___Toc1490_1748477897"/>
       <w:bookmarkEnd w:id="18"/>
       <w:r>
         <w:rPr>

--- a/reporte/productos_formales/Producto_02_Preprocesamiento_Favoritismo.docx
+++ b/reporte/productos_formales/Producto_02_Preprocesamiento_Favoritismo.docx
@@ -262,7 +262,7 @@
         <w:spacing w:lineRule="exact" w:line="240" w:before="240" w:after="120"/>
         <w:rPr/>
       </w:pPr>
-      <w:bookmarkStart w:id="0" w:name="__RefHeading___Toc1454_1748477897"/>
+      <w:bookmarkStart w:id="0" w:name="__RefHeading___Toc1454_145107985"/>
       <w:bookmarkEnd w:id="0"/>
       <w:r>
         <w:rPr>
@@ -369,7 +369,7 @@
             </w:rPr>
             <w:fldChar w:fldCharType="separate"/>
           </w:r>
-          <w:hyperlink w:anchor="__RefHeading___Toc1454_1748477897">
+          <w:hyperlink w:anchor="__RefHeading___Toc1454_145107985">
             <w:r>
               <w:rPr>
                 <w:rStyle w:val="IndexLink"/>
@@ -389,7 +389,7 @@
             </w:tabs>
             <w:rPr/>
           </w:pPr>
-          <w:hyperlink w:anchor="__RefHeading___Toc1456_1748477897">
+          <w:hyperlink w:anchor="__RefHeading___Toc1456_145107985">
             <w:r>
               <w:rPr>
                 <w:rStyle w:val="IndexLink"/>
@@ -409,7 +409,7 @@
             </w:tabs>
             <w:rPr/>
           </w:pPr>
-          <w:hyperlink w:anchor="__RefHeading___Toc1458_1748477897">
+          <w:hyperlink w:anchor="__RefHeading___Toc1458_145107985">
             <w:r>
               <w:rPr>
                 <w:rStyle w:val="IndexLink"/>
@@ -429,7 +429,7 @@
             </w:tabs>
             <w:rPr/>
           </w:pPr>
-          <w:hyperlink w:anchor="__RefHeading___Toc1460_1748477897">
+          <w:hyperlink w:anchor="__RefHeading___Toc1460_145107985">
             <w:r>
               <w:rPr>
                 <w:rStyle w:val="IndexLink"/>
@@ -449,7 +449,7 @@
             </w:tabs>
             <w:rPr/>
           </w:pPr>
-          <w:hyperlink w:anchor="__RefHeading___Toc1462_1748477897">
+          <w:hyperlink w:anchor="__RefHeading___Toc1462_145107985">
             <w:r>
               <w:rPr>
                 <w:rStyle w:val="IndexLink"/>
@@ -469,7 +469,7 @@
             </w:tabs>
             <w:rPr/>
           </w:pPr>
-          <w:hyperlink w:anchor="__RefHeading___Toc1464_1748477897">
+          <w:hyperlink w:anchor="__RefHeading___Toc1464_145107985">
             <w:r>
               <w:rPr>
                 <w:rStyle w:val="IndexLink"/>
@@ -489,7 +489,7 @@
             </w:tabs>
             <w:rPr/>
           </w:pPr>
-          <w:hyperlink w:anchor="__RefHeading___Toc1466_1748477897">
+          <w:hyperlink w:anchor="__RefHeading___Toc1466_145107985">
             <w:r>
               <w:rPr>
                 <w:rStyle w:val="IndexLink"/>
@@ -509,7 +509,7 @@
             </w:tabs>
             <w:rPr/>
           </w:pPr>
-          <w:hyperlink w:anchor="__RefHeading___Toc1468_1748477897">
+          <w:hyperlink w:anchor="__RefHeading___Toc1468_145107985">
             <w:r>
               <w:rPr>
                 <w:rStyle w:val="IndexLink"/>
@@ -529,7 +529,7 @@
             </w:tabs>
             <w:rPr/>
           </w:pPr>
-          <w:hyperlink w:anchor="__RefHeading___Toc1470_1748477897">
+          <w:hyperlink w:anchor="__RefHeading___Toc1470_145107985">
             <w:r>
               <w:rPr>
                 <w:rStyle w:val="IndexLink"/>
@@ -549,7 +549,7 @@
             </w:tabs>
             <w:rPr/>
           </w:pPr>
-          <w:hyperlink w:anchor="__RefHeading___Toc1472_1748477897">
+          <w:hyperlink w:anchor="__RefHeading___Toc1472_145107985">
             <w:r>
               <w:rPr>
                 <w:rStyle w:val="IndexLink"/>
@@ -569,7 +569,7 @@
             </w:tabs>
             <w:rPr/>
           </w:pPr>
-          <w:hyperlink w:anchor="__RefHeading___Toc1474_1748477897">
+          <w:hyperlink w:anchor="__RefHeading___Toc1474_145107985">
             <w:r>
               <w:rPr>
                 <w:rStyle w:val="IndexLink"/>
@@ -589,7 +589,7 @@
             </w:tabs>
             <w:rPr/>
           </w:pPr>
-          <w:hyperlink w:anchor="__RefHeading___Toc1476_1748477897">
+          <w:hyperlink w:anchor="__RefHeading___Toc1476_145107985">
             <w:r>
               <w:rPr>
                 <w:rStyle w:val="IndexLink"/>
@@ -609,7 +609,7 @@
             </w:tabs>
             <w:rPr/>
           </w:pPr>
-          <w:hyperlink w:anchor="__RefHeading___Toc1478_1748477897">
+          <w:hyperlink w:anchor="__RefHeading___Toc1478_145107985">
             <w:r>
               <w:rPr>
                 <w:rStyle w:val="IndexLink"/>
@@ -629,7 +629,7 @@
             </w:tabs>
             <w:rPr/>
           </w:pPr>
-          <w:hyperlink w:anchor="__RefHeading___Toc1480_1748477897">
+          <w:hyperlink w:anchor="__RefHeading___Toc1480_145107985">
             <w:r>
               <w:rPr>
                 <w:rStyle w:val="IndexLink"/>
@@ -649,7 +649,7 @@
             </w:tabs>
             <w:rPr/>
           </w:pPr>
-          <w:hyperlink w:anchor="__RefHeading___Toc1482_1748477897">
+          <w:hyperlink w:anchor="__RefHeading___Toc1482_145107985">
             <w:r>
               <w:rPr>
                 <w:rStyle w:val="IndexLink"/>
@@ -669,7 +669,7 @@
             </w:tabs>
             <w:rPr/>
           </w:pPr>
-          <w:hyperlink w:anchor="__RefHeading___Toc1484_1748477897">
+          <w:hyperlink w:anchor="__RefHeading___Toc1484_145107985">
             <w:r>
               <w:rPr>
                 <w:rStyle w:val="IndexLink"/>
@@ -689,7 +689,7 @@
             </w:tabs>
             <w:rPr/>
           </w:pPr>
-          <w:hyperlink w:anchor="__RefHeading___Toc1486_1748477897">
+          <w:hyperlink w:anchor="__RefHeading___Toc1486_145107985">
             <w:r>
               <w:rPr>
                 <w:rStyle w:val="IndexLink"/>
@@ -709,7 +709,7 @@
             </w:tabs>
             <w:rPr/>
           </w:pPr>
-          <w:hyperlink w:anchor="__RefHeading___Toc1488_1748477897">
+          <w:hyperlink w:anchor="__RefHeading___Toc1488_145107985">
             <w:r>
               <w:rPr>
                 <w:rStyle w:val="IndexLink"/>
@@ -729,7 +729,7 @@
             </w:tabs>
             <w:rPr/>
           </w:pPr>
-          <w:hyperlink w:anchor="__RefHeading___Toc1490_1748477897">
+          <w:hyperlink w:anchor="__RefHeading___Toc1490_145107985">
             <w:r>
               <w:rPr>
                 <w:rStyle w:val="IndexLink"/>
@@ -769,7 +769,7 @@
         <w:spacing w:lineRule="exact" w:line="240" w:before="240" w:after="120"/>
         <w:rPr/>
       </w:pPr>
-      <w:bookmarkStart w:id="1" w:name="__RefHeading___Toc1456_1748477897"/>
+      <w:bookmarkStart w:id="1" w:name="__RefHeading___Toc1456_145107985"/>
       <w:bookmarkEnd w:id="1"/>
       <w:r>
         <w:rPr>
@@ -807,7 +807,7 @@
         <w:spacing w:lineRule="exact" w:line="240" w:before="240" w:after="120"/>
         <w:rPr/>
       </w:pPr>
-      <w:bookmarkStart w:id="2" w:name="__RefHeading___Toc1458_1748477897"/>
+      <w:bookmarkStart w:id="2" w:name="__RefHeading___Toc1458_145107985"/>
       <w:bookmarkEnd w:id="2"/>
       <w:r>
         <w:rPr>
@@ -863,7 +863,7 @@
         <w:spacing w:lineRule="exact" w:line="240" w:before="240" w:after="120"/>
         <w:rPr/>
       </w:pPr>
-      <w:bookmarkStart w:id="3" w:name="__RefHeading___Toc1460_1748477897"/>
+      <w:bookmarkStart w:id="3" w:name="__RefHeading___Toc1460_145107985"/>
       <w:bookmarkEnd w:id="3"/>
       <w:r>
         <w:rPr>
@@ -2177,7 +2177,7 @@
         <w:spacing w:lineRule="exact" w:line="240" w:before="240" w:after="120"/>
         <w:rPr/>
       </w:pPr>
-      <w:bookmarkStart w:id="4" w:name="__RefHeading___Toc1462_1748477897"/>
+      <w:bookmarkStart w:id="4" w:name="__RefHeading___Toc1462_145107985"/>
       <w:bookmarkEnd w:id="4"/>
       <w:r>
         <w:rPr>
@@ -2754,7 +2754,7 @@
         <w:spacing w:lineRule="exact" w:line="240" w:before="240" w:after="120"/>
         <w:rPr/>
       </w:pPr>
-      <w:bookmarkStart w:id="5" w:name="__RefHeading___Toc1464_1748477897"/>
+      <w:bookmarkStart w:id="5" w:name="__RefHeading___Toc1464_145107985"/>
       <w:bookmarkEnd w:id="5"/>
       <w:r>
         <w:rPr>
@@ -2792,7 +2792,7 @@
         <w:spacing w:lineRule="exact" w:line="240" w:before="240" w:after="120"/>
         <w:rPr/>
       </w:pPr>
-      <w:bookmarkStart w:id="6" w:name="__RefHeading___Toc1466_1748477897"/>
+      <w:bookmarkStart w:id="6" w:name="__RefHeading___Toc1466_145107985"/>
       <w:bookmarkEnd w:id="6"/>
       <w:r>
         <w:rPr>
@@ -2830,7 +2830,7 @@
         <w:spacing w:lineRule="exact" w:line="240" w:before="240" w:after="120"/>
         <w:rPr/>
       </w:pPr>
-      <w:bookmarkStart w:id="7" w:name="__RefHeading___Toc1468_1748477897"/>
+      <w:bookmarkStart w:id="7" w:name="__RefHeading___Toc1468_145107985"/>
       <w:bookmarkEnd w:id="7"/>
       <w:r>
         <w:rPr>
@@ -2850,7 +2850,7 @@
         <w:spacing w:lineRule="exact" w:line="240" w:before="180" w:after="80"/>
         <w:rPr/>
       </w:pPr>
-      <w:bookmarkStart w:id="8" w:name="__RefHeading___Toc1470_1748477897"/>
+      <w:bookmarkStart w:id="8" w:name="__RefHeading___Toc1470_145107985"/>
       <w:bookmarkEnd w:id="8"/>
       <w:r>
         <w:rPr>
@@ -3447,7 +3447,7 @@
         <w:spacing w:lineRule="exact" w:line="240" w:before="180" w:after="80"/>
         <w:rPr/>
       </w:pPr>
-      <w:bookmarkStart w:id="9" w:name="__RefHeading___Toc1472_1748477897"/>
+      <w:bookmarkStart w:id="9" w:name="__RefHeading___Toc1472_145107985"/>
       <w:bookmarkEnd w:id="9"/>
       <w:r>
         <w:rPr>
@@ -3574,7 +3574,7 @@
         <w:spacing w:lineRule="exact" w:line="240" w:before="180" w:after="80"/>
         <w:rPr/>
       </w:pPr>
-      <w:bookmarkStart w:id="10" w:name="__RefHeading___Toc1474_1748477897"/>
+      <w:bookmarkStart w:id="10" w:name="__RefHeading___Toc1474_145107985"/>
       <w:bookmarkEnd w:id="10"/>
       <w:r>
         <w:rPr>
@@ -3701,7 +3701,7 @@
         <w:spacing w:lineRule="exact" w:line="240" w:before="180" w:after="80"/>
         <w:rPr/>
       </w:pPr>
-      <w:bookmarkStart w:id="11" w:name="__RefHeading___Toc1476_1748477897"/>
+      <w:bookmarkStart w:id="11" w:name="__RefHeading___Toc1476_145107985"/>
       <w:bookmarkEnd w:id="11"/>
       <w:r>
         <w:rPr>
@@ -3801,7 +3801,7 @@
         <w:spacing w:lineRule="exact" w:line="240" w:before="180" w:after="80"/>
         <w:rPr/>
       </w:pPr>
-      <w:bookmarkStart w:id="12" w:name="__RefHeading___Toc1478_1748477897"/>
+      <w:bookmarkStart w:id="12" w:name="__RefHeading___Toc1478_145107985"/>
       <w:bookmarkEnd w:id="12"/>
       <w:r>
         <w:rPr>
@@ -3839,7 +3839,7 @@
         <w:spacing w:lineRule="exact" w:line="240" w:before="240" w:after="120"/>
         <w:rPr/>
       </w:pPr>
-      <w:bookmarkStart w:id="13" w:name="__RefHeading___Toc1480_1748477897"/>
+      <w:bookmarkStart w:id="13" w:name="__RefHeading___Toc1480_145107985"/>
       <w:bookmarkEnd w:id="13"/>
       <w:r>
         <w:rPr>
@@ -3939,7 +3939,7 @@
         <w:spacing w:lineRule="exact" w:line="240" w:before="240" w:after="120"/>
         <w:rPr/>
       </w:pPr>
-      <w:bookmarkStart w:id="14" w:name="__RefHeading___Toc1482_1748477897"/>
+      <w:bookmarkStart w:id="14" w:name="__RefHeading___Toc1482_145107985"/>
       <w:bookmarkEnd w:id="14"/>
       <w:r>
         <w:rPr>
@@ -3977,7 +3977,7 @@
         <w:spacing w:lineRule="exact" w:line="240" w:before="240" w:after="120"/>
         <w:rPr/>
       </w:pPr>
-      <w:bookmarkStart w:id="15" w:name="__RefHeading___Toc1484_1748477897"/>
+      <w:bookmarkStart w:id="15" w:name="__RefHeading___Toc1484_145107985"/>
       <w:bookmarkEnd w:id="15"/>
       <w:r>
         <w:rPr>
@@ -4037,7 +4037,7 @@
         <w:spacing w:lineRule="exact" w:line="240" w:before="240" w:after="120"/>
         <w:rPr/>
       </w:pPr>
-      <w:bookmarkStart w:id="16" w:name="__RefHeading___Toc1486_1748477897"/>
+      <w:bookmarkStart w:id="16" w:name="__RefHeading___Toc1486_145107985"/>
       <w:bookmarkEnd w:id="16"/>
       <w:r>
         <w:rPr>
@@ -4075,7 +4075,7 @@
         <w:spacing w:lineRule="exact" w:line="240" w:before="240" w:after="120"/>
         <w:rPr/>
       </w:pPr>
-      <w:bookmarkStart w:id="17" w:name="__RefHeading___Toc1488_1748477897"/>
+      <w:bookmarkStart w:id="17" w:name="__RefHeading___Toc1488_145107985"/>
       <w:bookmarkEnd w:id="17"/>
       <w:r>
         <w:rPr>
@@ -4155,7 +4155,7 @@
         <w:spacing w:lineRule="exact" w:line="240" w:before="240" w:after="120"/>
         <w:rPr/>
       </w:pPr>
-      <w:bookmarkStart w:id="18" w:name="__RefHeading___Toc1490_1748477897"/>
+      <w:bookmarkStart w:id="18" w:name="__RefHeading___Toc1490_145107985"/>
       <w:bookmarkEnd w:id="18"/>
       <w:r>
         <w:rPr>

--- a/reporte/productos_formales/Producto_02_Preprocesamiento_Favoritismo.docx
+++ b/reporte/productos_formales/Producto_02_Preprocesamiento_Favoritismo.docx
@@ -262,7 +262,7 @@
         <w:spacing w:lineRule="exact" w:line="240" w:before="240" w:after="120"/>
         <w:rPr/>
       </w:pPr>
-      <w:bookmarkStart w:id="0" w:name="__RefHeading___Toc1454_145107985"/>
+      <w:bookmarkStart w:id="0" w:name="__RefHeading___Toc1626_3538885593"/>
       <w:bookmarkEnd w:id="0"/>
       <w:r>
         <w:rPr>
@@ -369,7 +369,7 @@
             </w:rPr>
             <w:fldChar w:fldCharType="separate"/>
           </w:r>
-          <w:hyperlink w:anchor="__RefHeading___Toc1454_145107985">
+          <w:hyperlink w:anchor="__RefHeading___Toc1626_3538885593">
             <w:r>
               <w:rPr>
                 <w:rStyle w:val="IndexLink"/>
@@ -389,7 +389,7 @@
             </w:tabs>
             <w:rPr/>
           </w:pPr>
-          <w:hyperlink w:anchor="__RefHeading___Toc1456_145107985">
+          <w:hyperlink w:anchor="__RefHeading___Toc1628_3538885593">
             <w:r>
               <w:rPr>
                 <w:rStyle w:val="IndexLink"/>
@@ -409,7 +409,7 @@
             </w:tabs>
             <w:rPr/>
           </w:pPr>
-          <w:hyperlink w:anchor="__RefHeading___Toc1458_145107985">
+          <w:hyperlink w:anchor="__RefHeading___Toc1630_3538885593">
             <w:r>
               <w:rPr>
                 <w:rStyle w:val="IndexLink"/>
@@ -429,7 +429,7 @@
             </w:tabs>
             <w:rPr/>
           </w:pPr>
-          <w:hyperlink w:anchor="__RefHeading___Toc1460_145107985">
+          <w:hyperlink w:anchor="__RefHeading___Toc1632_3538885593">
             <w:r>
               <w:rPr>
                 <w:rStyle w:val="IndexLink"/>
@@ -449,7 +449,7 @@
             </w:tabs>
             <w:rPr/>
           </w:pPr>
-          <w:hyperlink w:anchor="__RefHeading___Toc1462_145107985">
+          <w:hyperlink w:anchor="__RefHeading___Toc1634_3538885593">
             <w:r>
               <w:rPr>
                 <w:rStyle w:val="IndexLink"/>
@@ -469,7 +469,7 @@
             </w:tabs>
             <w:rPr/>
           </w:pPr>
-          <w:hyperlink w:anchor="__RefHeading___Toc1464_145107985">
+          <w:hyperlink w:anchor="__RefHeading___Toc1636_3538885593">
             <w:r>
               <w:rPr>
                 <w:rStyle w:val="IndexLink"/>
@@ -489,7 +489,7 @@
             </w:tabs>
             <w:rPr/>
           </w:pPr>
-          <w:hyperlink w:anchor="__RefHeading___Toc1466_145107985">
+          <w:hyperlink w:anchor="__RefHeading___Toc1638_3538885593">
             <w:r>
               <w:rPr>
                 <w:rStyle w:val="IndexLink"/>
@@ -509,7 +509,7 @@
             </w:tabs>
             <w:rPr/>
           </w:pPr>
-          <w:hyperlink w:anchor="__RefHeading___Toc1468_145107985">
+          <w:hyperlink w:anchor="__RefHeading___Toc1640_3538885593">
             <w:r>
               <w:rPr>
                 <w:rStyle w:val="IndexLink"/>
@@ -529,7 +529,7 @@
             </w:tabs>
             <w:rPr/>
           </w:pPr>
-          <w:hyperlink w:anchor="__RefHeading___Toc1470_145107985">
+          <w:hyperlink w:anchor="__RefHeading___Toc1642_3538885593">
             <w:r>
               <w:rPr>
                 <w:rStyle w:val="IndexLink"/>
@@ -549,7 +549,7 @@
             </w:tabs>
             <w:rPr/>
           </w:pPr>
-          <w:hyperlink w:anchor="__RefHeading___Toc1472_145107985">
+          <w:hyperlink w:anchor="__RefHeading___Toc1644_3538885593">
             <w:r>
               <w:rPr>
                 <w:rStyle w:val="IndexLink"/>
@@ -569,7 +569,7 @@
             </w:tabs>
             <w:rPr/>
           </w:pPr>
-          <w:hyperlink w:anchor="__RefHeading___Toc1474_145107985">
+          <w:hyperlink w:anchor="__RefHeading___Toc1646_3538885593">
             <w:r>
               <w:rPr>
                 <w:rStyle w:val="IndexLink"/>
@@ -589,7 +589,7 @@
             </w:tabs>
             <w:rPr/>
           </w:pPr>
-          <w:hyperlink w:anchor="__RefHeading___Toc1476_145107985">
+          <w:hyperlink w:anchor="__RefHeading___Toc1648_3538885593">
             <w:r>
               <w:rPr>
                 <w:rStyle w:val="IndexLink"/>
@@ -609,7 +609,7 @@
             </w:tabs>
             <w:rPr/>
           </w:pPr>
-          <w:hyperlink w:anchor="__RefHeading___Toc1478_145107985">
+          <w:hyperlink w:anchor="__RefHeading___Toc1650_3538885593">
             <w:r>
               <w:rPr>
                 <w:rStyle w:val="IndexLink"/>
@@ -629,7 +629,7 @@
             </w:tabs>
             <w:rPr/>
           </w:pPr>
-          <w:hyperlink w:anchor="__RefHeading___Toc1480_145107985">
+          <w:hyperlink w:anchor="__RefHeading___Toc1652_3538885593">
             <w:r>
               <w:rPr>
                 <w:rStyle w:val="IndexLink"/>
@@ -649,7 +649,7 @@
             </w:tabs>
             <w:rPr/>
           </w:pPr>
-          <w:hyperlink w:anchor="__RefHeading___Toc1482_145107985">
+          <w:hyperlink w:anchor="__RefHeading___Toc1654_3538885593">
             <w:r>
               <w:rPr>
                 <w:rStyle w:val="IndexLink"/>
@@ -669,7 +669,7 @@
             </w:tabs>
             <w:rPr/>
           </w:pPr>
-          <w:hyperlink w:anchor="__RefHeading___Toc1484_145107985">
+          <w:hyperlink w:anchor="__RefHeading___Toc1656_3538885593">
             <w:r>
               <w:rPr>
                 <w:rStyle w:val="IndexLink"/>
@@ -689,7 +689,7 @@
             </w:tabs>
             <w:rPr/>
           </w:pPr>
-          <w:hyperlink w:anchor="__RefHeading___Toc1486_145107985">
+          <w:hyperlink w:anchor="__RefHeading___Toc1658_3538885593">
             <w:r>
               <w:rPr>
                 <w:rStyle w:val="IndexLink"/>
@@ -709,7 +709,7 @@
             </w:tabs>
             <w:rPr/>
           </w:pPr>
-          <w:hyperlink w:anchor="__RefHeading___Toc1488_145107985">
+          <w:hyperlink w:anchor="__RefHeading___Toc1660_3538885593">
             <w:r>
               <w:rPr>
                 <w:rStyle w:val="IndexLink"/>
@@ -729,7 +729,7 @@
             </w:tabs>
             <w:rPr/>
           </w:pPr>
-          <w:hyperlink w:anchor="__RefHeading___Toc1490_145107985">
+          <w:hyperlink w:anchor="__RefHeading___Toc1662_3538885593">
             <w:r>
               <w:rPr>
                 <w:rStyle w:val="IndexLink"/>
@@ -769,7 +769,7 @@
         <w:spacing w:lineRule="exact" w:line="240" w:before="240" w:after="120"/>
         <w:rPr/>
       </w:pPr>
-      <w:bookmarkStart w:id="1" w:name="__RefHeading___Toc1456_145107985"/>
+      <w:bookmarkStart w:id="1" w:name="__RefHeading___Toc1628_3538885593"/>
       <w:bookmarkEnd w:id="1"/>
       <w:r>
         <w:rPr>
@@ -807,7 +807,7 @@
         <w:spacing w:lineRule="exact" w:line="240" w:before="240" w:after="120"/>
         <w:rPr/>
       </w:pPr>
-      <w:bookmarkStart w:id="2" w:name="__RefHeading___Toc1458_145107985"/>
+      <w:bookmarkStart w:id="2" w:name="__RefHeading___Toc1630_3538885593"/>
       <w:bookmarkEnd w:id="2"/>
       <w:r>
         <w:rPr>
@@ -863,7 +863,7 @@
         <w:spacing w:lineRule="exact" w:line="240" w:before="240" w:after="120"/>
         <w:rPr/>
       </w:pPr>
-      <w:bookmarkStart w:id="3" w:name="__RefHeading___Toc1460_145107985"/>
+      <w:bookmarkStart w:id="3" w:name="__RefHeading___Toc1632_3538885593"/>
       <w:bookmarkEnd w:id="3"/>
       <w:r>
         <w:rPr>
@@ -2177,7 +2177,7 @@
         <w:spacing w:lineRule="exact" w:line="240" w:before="240" w:after="120"/>
         <w:rPr/>
       </w:pPr>
-      <w:bookmarkStart w:id="4" w:name="__RefHeading___Toc1462_145107985"/>
+      <w:bookmarkStart w:id="4" w:name="__RefHeading___Toc1634_3538885593"/>
       <w:bookmarkEnd w:id="4"/>
       <w:r>
         <w:rPr>
@@ -2754,7 +2754,7 @@
         <w:spacing w:lineRule="exact" w:line="240" w:before="240" w:after="120"/>
         <w:rPr/>
       </w:pPr>
-      <w:bookmarkStart w:id="5" w:name="__RefHeading___Toc1464_145107985"/>
+      <w:bookmarkStart w:id="5" w:name="__RefHeading___Toc1636_3538885593"/>
       <w:bookmarkEnd w:id="5"/>
       <w:r>
         <w:rPr>
@@ -2792,7 +2792,7 @@
         <w:spacing w:lineRule="exact" w:line="240" w:before="240" w:after="120"/>
         <w:rPr/>
       </w:pPr>
-      <w:bookmarkStart w:id="6" w:name="__RefHeading___Toc1466_145107985"/>
+      <w:bookmarkStart w:id="6" w:name="__RefHeading___Toc1638_3538885593"/>
       <w:bookmarkEnd w:id="6"/>
       <w:r>
         <w:rPr>
@@ -2830,7 +2830,7 @@
         <w:spacing w:lineRule="exact" w:line="240" w:before="240" w:after="120"/>
         <w:rPr/>
       </w:pPr>
-      <w:bookmarkStart w:id="7" w:name="__RefHeading___Toc1468_145107985"/>
+      <w:bookmarkStart w:id="7" w:name="__RefHeading___Toc1640_3538885593"/>
       <w:bookmarkEnd w:id="7"/>
       <w:r>
         <w:rPr>
@@ -2850,7 +2850,7 @@
         <w:spacing w:lineRule="exact" w:line="240" w:before="180" w:after="80"/>
         <w:rPr/>
       </w:pPr>
-      <w:bookmarkStart w:id="8" w:name="__RefHeading___Toc1470_145107985"/>
+      <w:bookmarkStart w:id="8" w:name="__RefHeading___Toc1642_3538885593"/>
       <w:bookmarkEnd w:id="8"/>
       <w:r>
         <w:rPr>
@@ -3447,7 +3447,7 @@
         <w:spacing w:lineRule="exact" w:line="240" w:before="180" w:after="80"/>
         <w:rPr/>
       </w:pPr>
-      <w:bookmarkStart w:id="9" w:name="__RefHeading___Toc1472_145107985"/>
+      <w:bookmarkStart w:id="9" w:name="__RefHeading___Toc1644_3538885593"/>
       <w:bookmarkEnd w:id="9"/>
       <w:r>
         <w:rPr>
@@ -3574,7 +3574,7 @@
         <w:spacing w:lineRule="exact" w:line="240" w:before="180" w:after="80"/>
         <w:rPr/>
       </w:pPr>
-      <w:bookmarkStart w:id="10" w:name="__RefHeading___Toc1474_145107985"/>
+      <w:bookmarkStart w:id="10" w:name="__RefHeading___Toc1646_3538885593"/>
       <w:bookmarkEnd w:id="10"/>
       <w:r>
         <w:rPr>
@@ -3701,7 +3701,7 @@
         <w:spacing w:lineRule="exact" w:line="240" w:before="180" w:after="80"/>
         <w:rPr/>
       </w:pPr>
-      <w:bookmarkStart w:id="11" w:name="__RefHeading___Toc1476_145107985"/>
+      <w:bookmarkStart w:id="11" w:name="__RefHeading___Toc1648_3538885593"/>
       <w:bookmarkEnd w:id="11"/>
       <w:r>
         <w:rPr>
@@ -3801,7 +3801,7 @@
         <w:spacing w:lineRule="exact" w:line="240" w:before="180" w:after="80"/>
         <w:rPr/>
       </w:pPr>
-      <w:bookmarkStart w:id="12" w:name="__RefHeading___Toc1478_145107985"/>
+      <w:bookmarkStart w:id="12" w:name="__RefHeading___Toc1650_3538885593"/>
       <w:bookmarkEnd w:id="12"/>
       <w:r>
         <w:rPr>
@@ -3839,7 +3839,7 @@
         <w:spacing w:lineRule="exact" w:line="240" w:before="240" w:after="120"/>
         <w:rPr/>
       </w:pPr>
-      <w:bookmarkStart w:id="13" w:name="__RefHeading___Toc1480_145107985"/>
+      <w:bookmarkStart w:id="13" w:name="__RefHeading___Toc1652_3538885593"/>
       <w:bookmarkEnd w:id="13"/>
       <w:r>
         <w:rPr>
@@ -3939,7 +3939,7 @@
         <w:spacing w:lineRule="exact" w:line="240" w:before="240" w:after="120"/>
         <w:rPr/>
       </w:pPr>
-      <w:bookmarkStart w:id="14" w:name="__RefHeading___Toc1482_145107985"/>
+      <w:bookmarkStart w:id="14" w:name="__RefHeading___Toc1654_3538885593"/>
       <w:bookmarkEnd w:id="14"/>
       <w:r>
         <w:rPr>
@@ -3977,7 +3977,7 @@
         <w:spacing w:lineRule="exact" w:line="240" w:before="240" w:after="120"/>
         <w:rPr/>
       </w:pPr>
-      <w:bookmarkStart w:id="15" w:name="__RefHeading___Toc1484_145107985"/>
+      <w:bookmarkStart w:id="15" w:name="__RefHeading___Toc1656_3538885593"/>
       <w:bookmarkEnd w:id="15"/>
       <w:r>
         <w:rPr>
@@ -4037,7 +4037,7 @@
         <w:spacing w:lineRule="exact" w:line="240" w:before="240" w:after="120"/>
         <w:rPr/>
       </w:pPr>
-      <w:bookmarkStart w:id="16" w:name="__RefHeading___Toc1486_145107985"/>
+      <w:bookmarkStart w:id="16" w:name="__RefHeading___Toc1658_3538885593"/>
       <w:bookmarkEnd w:id="16"/>
       <w:r>
         <w:rPr>
@@ -4075,7 +4075,7 @@
         <w:spacing w:lineRule="exact" w:line="240" w:before="240" w:after="120"/>
         <w:rPr/>
       </w:pPr>
-      <w:bookmarkStart w:id="17" w:name="__RefHeading___Toc1488_145107985"/>
+      <w:bookmarkStart w:id="17" w:name="__RefHeading___Toc1660_3538885593"/>
       <w:bookmarkEnd w:id="17"/>
       <w:r>
         <w:rPr>
@@ -4155,7 +4155,7 @@
         <w:spacing w:lineRule="exact" w:line="240" w:before="240" w:after="120"/>
         <w:rPr/>
       </w:pPr>
-      <w:bookmarkStart w:id="18" w:name="__RefHeading___Toc1490_145107985"/>
+      <w:bookmarkStart w:id="18" w:name="__RefHeading___Toc1662_3538885593"/>
       <w:bookmarkEnd w:id="18"/>
       <w:r>
         <w:rPr>

--- a/reporte/productos_formales/Producto_02_Preprocesamiento_Favoritismo.docx
+++ b/reporte/productos_formales/Producto_02_Preprocesamiento_Favoritismo.docx
@@ -262,7 +262,7 @@
         <w:spacing w:lineRule="exact" w:line="240" w:before="240" w:after="120"/>
         <w:rPr/>
       </w:pPr>
-      <w:bookmarkStart w:id="0" w:name="__RefHeading___Toc1626_3538885593"/>
+      <w:bookmarkStart w:id="0" w:name="__RefHeading___Toc1626_1801721159"/>
       <w:bookmarkEnd w:id="0"/>
       <w:r>
         <w:rPr>
@@ -369,7 +369,7 @@
             </w:rPr>
             <w:fldChar w:fldCharType="separate"/>
           </w:r>
-          <w:hyperlink w:anchor="__RefHeading___Toc1626_3538885593">
+          <w:hyperlink w:anchor="__RefHeading___Toc1626_1801721159">
             <w:r>
               <w:rPr>
                 <w:rStyle w:val="IndexLink"/>
@@ -389,7 +389,7 @@
             </w:tabs>
             <w:rPr/>
           </w:pPr>
-          <w:hyperlink w:anchor="__RefHeading___Toc1628_3538885593">
+          <w:hyperlink w:anchor="__RefHeading___Toc1628_1801721159">
             <w:r>
               <w:rPr>
                 <w:rStyle w:val="IndexLink"/>
@@ -409,7 +409,7 @@
             </w:tabs>
             <w:rPr/>
           </w:pPr>
-          <w:hyperlink w:anchor="__RefHeading___Toc1630_3538885593">
+          <w:hyperlink w:anchor="__RefHeading___Toc1630_1801721159">
             <w:r>
               <w:rPr>
                 <w:rStyle w:val="IndexLink"/>
@@ -429,7 +429,7 @@
             </w:tabs>
             <w:rPr/>
           </w:pPr>
-          <w:hyperlink w:anchor="__RefHeading___Toc1632_3538885593">
+          <w:hyperlink w:anchor="__RefHeading___Toc1632_1801721159">
             <w:r>
               <w:rPr>
                 <w:rStyle w:val="IndexLink"/>
@@ -449,7 +449,7 @@
             </w:tabs>
             <w:rPr/>
           </w:pPr>
-          <w:hyperlink w:anchor="__RefHeading___Toc1634_3538885593">
+          <w:hyperlink w:anchor="__RefHeading___Toc1634_1801721159">
             <w:r>
               <w:rPr>
                 <w:rStyle w:val="IndexLink"/>
@@ -469,7 +469,7 @@
             </w:tabs>
             <w:rPr/>
           </w:pPr>
-          <w:hyperlink w:anchor="__RefHeading___Toc1636_3538885593">
+          <w:hyperlink w:anchor="__RefHeading___Toc1636_1801721159">
             <w:r>
               <w:rPr>
                 <w:rStyle w:val="IndexLink"/>
@@ -489,7 +489,7 @@
             </w:tabs>
             <w:rPr/>
           </w:pPr>
-          <w:hyperlink w:anchor="__RefHeading___Toc1638_3538885593">
+          <w:hyperlink w:anchor="__RefHeading___Toc1638_1801721159">
             <w:r>
               <w:rPr>
                 <w:rStyle w:val="IndexLink"/>
@@ -509,7 +509,7 @@
             </w:tabs>
             <w:rPr/>
           </w:pPr>
-          <w:hyperlink w:anchor="__RefHeading___Toc1640_3538885593">
+          <w:hyperlink w:anchor="__RefHeading___Toc1640_1801721159">
             <w:r>
               <w:rPr>
                 <w:rStyle w:val="IndexLink"/>
@@ -529,7 +529,7 @@
             </w:tabs>
             <w:rPr/>
           </w:pPr>
-          <w:hyperlink w:anchor="__RefHeading___Toc1642_3538885593">
+          <w:hyperlink w:anchor="__RefHeading___Toc1642_1801721159">
             <w:r>
               <w:rPr>
                 <w:rStyle w:val="IndexLink"/>
@@ -549,7 +549,7 @@
             </w:tabs>
             <w:rPr/>
           </w:pPr>
-          <w:hyperlink w:anchor="__RefHeading___Toc1644_3538885593">
+          <w:hyperlink w:anchor="__RefHeading___Toc1644_1801721159">
             <w:r>
               <w:rPr>
                 <w:rStyle w:val="IndexLink"/>
@@ -569,7 +569,7 @@
             </w:tabs>
             <w:rPr/>
           </w:pPr>
-          <w:hyperlink w:anchor="__RefHeading___Toc1646_3538885593">
+          <w:hyperlink w:anchor="__RefHeading___Toc1646_1801721159">
             <w:r>
               <w:rPr>
                 <w:rStyle w:val="IndexLink"/>
@@ -589,7 +589,7 @@
             </w:tabs>
             <w:rPr/>
           </w:pPr>
-          <w:hyperlink w:anchor="__RefHeading___Toc1648_3538885593">
+          <w:hyperlink w:anchor="__RefHeading___Toc1648_1801721159">
             <w:r>
               <w:rPr>
                 <w:rStyle w:val="IndexLink"/>
@@ -609,7 +609,7 @@
             </w:tabs>
             <w:rPr/>
           </w:pPr>
-          <w:hyperlink w:anchor="__RefHeading___Toc1650_3538885593">
+          <w:hyperlink w:anchor="__RefHeading___Toc1650_1801721159">
             <w:r>
               <w:rPr>
                 <w:rStyle w:val="IndexLink"/>
@@ -629,7 +629,7 @@
             </w:tabs>
             <w:rPr/>
           </w:pPr>
-          <w:hyperlink w:anchor="__RefHeading___Toc1652_3538885593">
+          <w:hyperlink w:anchor="__RefHeading___Toc1652_1801721159">
             <w:r>
               <w:rPr>
                 <w:rStyle w:val="IndexLink"/>
@@ -649,7 +649,7 @@
             </w:tabs>
             <w:rPr/>
           </w:pPr>
-          <w:hyperlink w:anchor="__RefHeading___Toc1654_3538885593">
+          <w:hyperlink w:anchor="__RefHeading___Toc1654_1801721159">
             <w:r>
               <w:rPr>
                 <w:rStyle w:val="IndexLink"/>
@@ -669,7 +669,7 @@
             </w:tabs>
             <w:rPr/>
           </w:pPr>
-          <w:hyperlink w:anchor="__RefHeading___Toc1656_3538885593">
+          <w:hyperlink w:anchor="__RefHeading___Toc1656_1801721159">
             <w:r>
               <w:rPr>
                 <w:rStyle w:val="IndexLink"/>
@@ -689,7 +689,7 @@
             </w:tabs>
             <w:rPr/>
           </w:pPr>
-          <w:hyperlink w:anchor="__RefHeading___Toc1658_3538885593">
+          <w:hyperlink w:anchor="__RefHeading___Toc1658_1801721159">
             <w:r>
               <w:rPr>
                 <w:rStyle w:val="IndexLink"/>
@@ -709,7 +709,7 @@
             </w:tabs>
             <w:rPr/>
           </w:pPr>
-          <w:hyperlink w:anchor="__RefHeading___Toc1660_3538885593">
+          <w:hyperlink w:anchor="__RefHeading___Toc1660_1801721159">
             <w:r>
               <w:rPr>
                 <w:rStyle w:val="IndexLink"/>
@@ -729,7 +729,7 @@
             </w:tabs>
             <w:rPr/>
           </w:pPr>
-          <w:hyperlink w:anchor="__RefHeading___Toc1662_3538885593">
+          <w:hyperlink w:anchor="__RefHeading___Toc1662_1801721159">
             <w:r>
               <w:rPr>
                 <w:rStyle w:val="IndexLink"/>
@@ -769,7 +769,7 @@
         <w:spacing w:lineRule="exact" w:line="240" w:before="240" w:after="120"/>
         <w:rPr/>
       </w:pPr>
-      <w:bookmarkStart w:id="1" w:name="__RefHeading___Toc1628_3538885593"/>
+      <w:bookmarkStart w:id="1" w:name="__RefHeading___Toc1628_1801721159"/>
       <w:bookmarkEnd w:id="1"/>
       <w:r>
         <w:rPr>
@@ -807,7 +807,7 @@
         <w:spacing w:lineRule="exact" w:line="240" w:before="240" w:after="120"/>
         <w:rPr/>
       </w:pPr>
-      <w:bookmarkStart w:id="2" w:name="__RefHeading___Toc1630_3538885593"/>
+      <w:bookmarkStart w:id="2" w:name="__RefHeading___Toc1630_1801721159"/>
       <w:bookmarkEnd w:id="2"/>
       <w:r>
         <w:rPr>
@@ -863,7 +863,7 @@
         <w:spacing w:lineRule="exact" w:line="240" w:before="240" w:after="120"/>
         <w:rPr/>
       </w:pPr>
-      <w:bookmarkStart w:id="3" w:name="__RefHeading___Toc1632_3538885593"/>
+      <w:bookmarkStart w:id="3" w:name="__RefHeading___Toc1632_1801721159"/>
       <w:bookmarkEnd w:id="3"/>
       <w:r>
         <w:rPr>
@@ -2177,7 +2177,7 @@
         <w:spacing w:lineRule="exact" w:line="240" w:before="240" w:after="120"/>
         <w:rPr/>
       </w:pPr>
-      <w:bookmarkStart w:id="4" w:name="__RefHeading___Toc1634_3538885593"/>
+      <w:bookmarkStart w:id="4" w:name="__RefHeading___Toc1634_1801721159"/>
       <w:bookmarkEnd w:id="4"/>
       <w:r>
         <w:rPr>
@@ -2754,7 +2754,7 @@
         <w:spacing w:lineRule="exact" w:line="240" w:before="240" w:after="120"/>
         <w:rPr/>
       </w:pPr>
-      <w:bookmarkStart w:id="5" w:name="__RefHeading___Toc1636_3538885593"/>
+      <w:bookmarkStart w:id="5" w:name="__RefHeading___Toc1636_1801721159"/>
       <w:bookmarkEnd w:id="5"/>
       <w:r>
         <w:rPr>
@@ -2792,7 +2792,7 @@
         <w:spacing w:lineRule="exact" w:line="240" w:before="240" w:after="120"/>
         <w:rPr/>
       </w:pPr>
-      <w:bookmarkStart w:id="6" w:name="__RefHeading___Toc1638_3538885593"/>
+      <w:bookmarkStart w:id="6" w:name="__RefHeading___Toc1638_1801721159"/>
       <w:bookmarkEnd w:id="6"/>
       <w:r>
         <w:rPr>
@@ -2830,7 +2830,7 @@
         <w:spacing w:lineRule="exact" w:line="240" w:before="240" w:after="120"/>
         <w:rPr/>
       </w:pPr>
-      <w:bookmarkStart w:id="7" w:name="__RefHeading___Toc1640_3538885593"/>
+      <w:bookmarkStart w:id="7" w:name="__RefHeading___Toc1640_1801721159"/>
       <w:bookmarkEnd w:id="7"/>
       <w:r>
         <w:rPr>
@@ -2850,7 +2850,7 @@
         <w:spacing w:lineRule="exact" w:line="240" w:before="180" w:after="80"/>
         <w:rPr/>
       </w:pPr>
-      <w:bookmarkStart w:id="8" w:name="__RefHeading___Toc1642_3538885593"/>
+      <w:bookmarkStart w:id="8" w:name="__RefHeading___Toc1642_1801721159"/>
       <w:bookmarkEnd w:id="8"/>
       <w:r>
         <w:rPr>
@@ -3447,7 +3447,7 @@
         <w:spacing w:lineRule="exact" w:line="240" w:before="180" w:after="80"/>
         <w:rPr/>
       </w:pPr>
-      <w:bookmarkStart w:id="9" w:name="__RefHeading___Toc1644_3538885593"/>
+      <w:bookmarkStart w:id="9" w:name="__RefHeading___Toc1644_1801721159"/>
       <w:bookmarkEnd w:id="9"/>
       <w:r>
         <w:rPr>
@@ -3574,7 +3574,7 @@
         <w:spacing w:lineRule="exact" w:line="240" w:before="180" w:after="80"/>
         <w:rPr/>
       </w:pPr>
-      <w:bookmarkStart w:id="10" w:name="__RefHeading___Toc1646_3538885593"/>
+      <w:bookmarkStart w:id="10" w:name="__RefHeading___Toc1646_1801721159"/>
       <w:bookmarkEnd w:id="10"/>
       <w:r>
         <w:rPr>
@@ -3701,7 +3701,7 @@
         <w:spacing w:lineRule="exact" w:line="240" w:before="180" w:after="80"/>
         <w:rPr/>
       </w:pPr>
-      <w:bookmarkStart w:id="11" w:name="__RefHeading___Toc1648_3538885593"/>
+      <w:bookmarkStart w:id="11" w:name="__RefHeading___Toc1648_1801721159"/>
       <w:bookmarkEnd w:id="11"/>
       <w:r>
         <w:rPr>
@@ -3801,7 +3801,7 @@
         <w:spacing w:lineRule="exact" w:line="240" w:before="180" w:after="80"/>
         <w:rPr/>
       </w:pPr>
-      <w:bookmarkStart w:id="12" w:name="__RefHeading___Toc1650_3538885593"/>
+      <w:bookmarkStart w:id="12" w:name="__RefHeading___Toc1650_1801721159"/>
       <w:bookmarkEnd w:id="12"/>
       <w:r>
         <w:rPr>
@@ -3839,7 +3839,7 @@
         <w:spacing w:lineRule="exact" w:line="240" w:before="240" w:after="120"/>
         <w:rPr/>
       </w:pPr>
-      <w:bookmarkStart w:id="13" w:name="__RefHeading___Toc1652_3538885593"/>
+      <w:bookmarkStart w:id="13" w:name="__RefHeading___Toc1652_1801721159"/>
       <w:bookmarkEnd w:id="13"/>
       <w:r>
         <w:rPr>
@@ -3939,7 +3939,7 @@
         <w:spacing w:lineRule="exact" w:line="240" w:before="240" w:after="120"/>
         <w:rPr/>
       </w:pPr>
-      <w:bookmarkStart w:id="14" w:name="__RefHeading___Toc1654_3538885593"/>
+      <w:bookmarkStart w:id="14" w:name="__RefHeading___Toc1654_1801721159"/>
       <w:bookmarkEnd w:id="14"/>
       <w:r>
         <w:rPr>
@@ -3977,7 +3977,7 @@
         <w:spacing w:lineRule="exact" w:line="240" w:before="240" w:after="120"/>
         <w:rPr/>
       </w:pPr>
-      <w:bookmarkStart w:id="15" w:name="__RefHeading___Toc1656_3538885593"/>
+      <w:bookmarkStart w:id="15" w:name="__RefHeading___Toc1656_1801721159"/>
       <w:bookmarkEnd w:id="15"/>
       <w:r>
         <w:rPr>
@@ -4037,7 +4037,7 @@
         <w:spacing w:lineRule="exact" w:line="240" w:before="240" w:after="120"/>
         <w:rPr/>
       </w:pPr>
-      <w:bookmarkStart w:id="16" w:name="__RefHeading___Toc1658_3538885593"/>
+      <w:bookmarkStart w:id="16" w:name="__RefHeading___Toc1658_1801721159"/>
       <w:bookmarkEnd w:id="16"/>
       <w:r>
         <w:rPr>
@@ -4075,7 +4075,7 @@
         <w:spacing w:lineRule="exact" w:line="240" w:before="240" w:after="120"/>
         <w:rPr/>
       </w:pPr>
-      <w:bookmarkStart w:id="17" w:name="__RefHeading___Toc1660_3538885593"/>
+      <w:bookmarkStart w:id="17" w:name="__RefHeading___Toc1660_1801721159"/>
       <w:bookmarkEnd w:id="17"/>
       <w:r>
         <w:rPr>
@@ -4155,7 +4155,7 @@
         <w:spacing w:lineRule="exact" w:line="240" w:before="240" w:after="120"/>
         <w:rPr/>
       </w:pPr>
-      <w:bookmarkStart w:id="18" w:name="__RefHeading___Toc1662_3538885593"/>
+      <w:bookmarkStart w:id="18" w:name="__RefHeading___Toc1662_1801721159"/>
       <w:bookmarkEnd w:id="18"/>
       <w:r>
         <w:rPr>

--- a/reporte/productos_formales/Producto_02_Preprocesamiento_Favoritismo.docx
+++ b/reporte/productos_formales/Producto_02_Preprocesamiento_Favoritismo.docx
@@ -262,7 +262,7 @@
         <w:spacing w:lineRule="exact" w:line="240" w:before="240" w:after="120"/>
         <w:rPr/>
       </w:pPr>
-      <w:bookmarkStart w:id="0" w:name="__RefHeading___Toc1626_1801721159"/>
+      <w:bookmarkStart w:id="0" w:name="__RefHeading___Toc1626_2404426520"/>
       <w:bookmarkEnd w:id="0"/>
       <w:r>
         <w:rPr>
@@ -369,7 +369,7 @@
             </w:rPr>
             <w:fldChar w:fldCharType="separate"/>
           </w:r>
-          <w:hyperlink w:anchor="__RefHeading___Toc1626_1801721159">
+          <w:hyperlink w:anchor="__RefHeading___Toc1626_2404426520">
             <w:r>
               <w:rPr>
                 <w:rStyle w:val="IndexLink"/>
@@ -389,7 +389,7 @@
             </w:tabs>
             <w:rPr/>
           </w:pPr>
-          <w:hyperlink w:anchor="__RefHeading___Toc1628_1801721159">
+          <w:hyperlink w:anchor="__RefHeading___Toc1628_2404426520">
             <w:r>
               <w:rPr>
                 <w:rStyle w:val="IndexLink"/>
@@ -409,7 +409,7 @@
             </w:tabs>
             <w:rPr/>
           </w:pPr>
-          <w:hyperlink w:anchor="__RefHeading___Toc1630_1801721159">
+          <w:hyperlink w:anchor="__RefHeading___Toc1630_2404426520">
             <w:r>
               <w:rPr>
                 <w:rStyle w:val="IndexLink"/>
@@ -429,7 +429,7 @@
             </w:tabs>
             <w:rPr/>
           </w:pPr>
-          <w:hyperlink w:anchor="__RefHeading___Toc1632_1801721159">
+          <w:hyperlink w:anchor="__RefHeading___Toc1632_2404426520">
             <w:r>
               <w:rPr>
                 <w:rStyle w:val="IndexLink"/>
@@ -449,7 +449,7 @@
             </w:tabs>
             <w:rPr/>
           </w:pPr>
-          <w:hyperlink w:anchor="__RefHeading___Toc1634_1801721159">
+          <w:hyperlink w:anchor="__RefHeading___Toc1634_2404426520">
             <w:r>
               <w:rPr>
                 <w:rStyle w:val="IndexLink"/>
@@ -469,7 +469,7 @@
             </w:tabs>
             <w:rPr/>
           </w:pPr>
-          <w:hyperlink w:anchor="__RefHeading___Toc1636_1801721159">
+          <w:hyperlink w:anchor="__RefHeading___Toc1636_2404426520">
             <w:r>
               <w:rPr>
                 <w:rStyle w:val="IndexLink"/>
@@ -489,7 +489,7 @@
             </w:tabs>
             <w:rPr/>
           </w:pPr>
-          <w:hyperlink w:anchor="__RefHeading___Toc1638_1801721159">
+          <w:hyperlink w:anchor="__RefHeading___Toc1638_2404426520">
             <w:r>
               <w:rPr>
                 <w:rStyle w:val="IndexLink"/>
@@ -509,7 +509,7 @@
             </w:tabs>
             <w:rPr/>
           </w:pPr>
-          <w:hyperlink w:anchor="__RefHeading___Toc1640_1801721159">
+          <w:hyperlink w:anchor="__RefHeading___Toc1640_2404426520">
             <w:r>
               <w:rPr>
                 <w:rStyle w:val="IndexLink"/>
@@ -529,7 +529,7 @@
             </w:tabs>
             <w:rPr/>
           </w:pPr>
-          <w:hyperlink w:anchor="__RefHeading___Toc1642_1801721159">
+          <w:hyperlink w:anchor="__RefHeading___Toc1642_2404426520">
             <w:r>
               <w:rPr>
                 <w:rStyle w:val="IndexLink"/>
@@ -549,7 +549,7 @@
             </w:tabs>
             <w:rPr/>
           </w:pPr>
-          <w:hyperlink w:anchor="__RefHeading___Toc1644_1801721159">
+          <w:hyperlink w:anchor="__RefHeading___Toc1644_2404426520">
             <w:r>
               <w:rPr>
                 <w:rStyle w:val="IndexLink"/>
@@ -569,7 +569,7 @@
             </w:tabs>
             <w:rPr/>
           </w:pPr>
-          <w:hyperlink w:anchor="__RefHeading___Toc1646_1801721159">
+          <w:hyperlink w:anchor="__RefHeading___Toc1646_2404426520">
             <w:r>
               <w:rPr>
                 <w:rStyle w:val="IndexLink"/>
@@ -589,7 +589,7 @@
             </w:tabs>
             <w:rPr/>
           </w:pPr>
-          <w:hyperlink w:anchor="__RefHeading___Toc1648_1801721159">
+          <w:hyperlink w:anchor="__RefHeading___Toc1648_2404426520">
             <w:r>
               <w:rPr>
                 <w:rStyle w:val="IndexLink"/>
@@ -609,7 +609,7 @@
             </w:tabs>
             <w:rPr/>
           </w:pPr>
-          <w:hyperlink w:anchor="__RefHeading___Toc1650_1801721159">
+          <w:hyperlink w:anchor="__RefHeading___Toc1650_2404426520">
             <w:r>
               <w:rPr>
                 <w:rStyle w:val="IndexLink"/>
@@ -629,7 +629,7 @@
             </w:tabs>
             <w:rPr/>
           </w:pPr>
-          <w:hyperlink w:anchor="__RefHeading___Toc1652_1801721159">
+          <w:hyperlink w:anchor="__RefHeading___Toc1652_2404426520">
             <w:r>
               <w:rPr>
                 <w:rStyle w:val="IndexLink"/>
@@ -649,7 +649,7 @@
             </w:tabs>
             <w:rPr/>
           </w:pPr>
-          <w:hyperlink w:anchor="__RefHeading___Toc1654_1801721159">
+          <w:hyperlink w:anchor="__RefHeading___Toc1654_2404426520">
             <w:r>
               <w:rPr>
                 <w:rStyle w:val="IndexLink"/>
@@ -669,7 +669,7 @@
             </w:tabs>
             <w:rPr/>
           </w:pPr>
-          <w:hyperlink w:anchor="__RefHeading___Toc1656_1801721159">
+          <w:hyperlink w:anchor="__RefHeading___Toc1656_2404426520">
             <w:r>
               <w:rPr>
                 <w:rStyle w:val="IndexLink"/>
@@ -689,7 +689,7 @@
             </w:tabs>
             <w:rPr/>
           </w:pPr>
-          <w:hyperlink w:anchor="__RefHeading___Toc1658_1801721159">
+          <w:hyperlink w:anchor="__RefHeading___Toc1658_2404426520">
             <w:r>
               <w:rPr>
                 <w:rStyle w:val="IndexLink"/>
@@ -709,7 +709,7 @@
             </w:tabs>
             <w:rPr/>
           </w:pPr>
-          <w:hyperlink w:anchor="__RefHeading___Toc1660_1801721159">
+          <w:hyperlink w:anchor="__RefHeading___Toc1660_2404426520">
             <w:r>
               <w:rPr>
                 <w:rStyle w:val="IndexLink"/>
@@ -729,7 +729,7 @@
             </w:tabs>
             <w:rPr/>
           </w:pPr>
-          <w:hyperlink w:anchor="__RefHeading___Toc1662_1801721159">
+          <w:hyperlink w:anchor="__RefHeading___Toc1662_2404426520">
             <w:r>
               <w:rPr>
                 <w:rStyle w:val="IndexLink"/>
@@ -769,7 +769,7 @@
         <w:spacing w:lineRule="exact" w:line="240" w:before="240" w:after="120"/>
         <w:rPr/>
       </w:pPr>
-      <w:bookmarkStart w:id="1" w:name="__RefHeading___Toc1628_1801721159"/>
+      <w:bookmarkStart w:id="1" w:name="__RefHeading___Toc1628_2404426520"/>
       <w:bookmarkEnd w:id="1"/>
       <w:r>
         <w:rPr>
@@ -807,7 +807,7 @@
         <w:spacing w:lineRule="exact" w:line="240" w:before="240" w:after="120"/>
         <w:rPr/>
       </w:pPr>
-      <w:bookmarkStart w:id="2" w:name="__RefHeading___Toc1630_1801721159"/>
+      <w:bookmarkStart w:id="2" w:name="__RefHeading___Toc1630_2404426520"/>
       <w:bookmarkEnd w:id="2"/>
       <w:r>
         <w:rPr>
@@ -863,7 +863,7 @@
         <w:spacing w:lineRule="exact" w:line="240" w:before="240" w:after="120"/>
         <w:rPr/>
       </w:pPr>
-      <w:bookmarkStart w:id="3" w:name="__RefHeading___Toc1632_1801721159"/>
+      <w:bookmarkStart w:id="3" w:name="__RefHeading___Toc1632_2404426520"/>
       <w:bookmarkEnd w:id="3"/>
       <w:r>
         <w:rPr>
@@ -2177,7 +2177,7 @@
         <w:spacing w:lineRule="exact" w:line="240" w:before="240" w:after="120"/>
         <w:rPr/>
       </w:pPr>
-      <w:bookmarkStart w:id="4" w:name="__RefHeading___Toc1634_1801721159"/>
+      <w:bookmarkStart w:id="4" w:name="__RefHeading___Toc1634_2404426520"/>
       <w:bookmarkEnd w:id="4"/>
       <w:r>
         <w:rPr>
@@ -2754,7 +2754,7 @@
         <w:spacing w:lineRule="exact" w:line="240" w:before="240" w:after="120"/>
         <w:rPr/>
       </w:pPr>
-      <w:bookmarkStart w:id="5" w:name="__RefHeading___Toc1636_1801721159"/>
+      <w:bookmarkStart w:id="5" w:name="__RefHeading___Toc1636_2404426520"/>
       <w:bookmarkEnd w:id="5"/>
       <w:r>
         <w:rPr>
@@ -2792,7 +2792,7 @@
         <w:spacing w:lineRule="exact" w:line="240" w:before="240" w:after="120"/>
         <w:rPr/>
       </w:pPr>
-      <w:bookmarkStart w:id="6" w:name="__RefHeading___Toc1638_1801721159"/>
+      <w:bookmarkStart w:id="6" w:name="__RefHeading___Toc1638_2404426520"/>
       <w:bookmarkEnd w:id="6"/>
       <w:r>
         <w:rPr>
@@ -2830,7 +2830,7 @@
         <w:spacing w:lineRule="exact" w:line="240" w:before="240" w:after="120"/>
         <w:rPr/>
       </w:pPr>
-      <w:bookmarkStart w:id="7" w:name="__RefHeading___Toc1640_1801721159"/>
+      <w:bookmarkStart w:id="7" w:name="__RefHeading___Toc1640_2404426520"/>
       <w:bookmarkEnd w:id="7"/>
       <w:r>
         <w:rPr>
@@ -2850,7 +2850,7 @@
         <w:spacing w:lineRule="exact" w:line="240" w:before="180" w:after="80"/>
         <w:rPr/>
       </w:pPr>
-      <w:bookmarkStart w:id="8" w:name="__RefHeading___Toc1642_1801721159"/>
+      <w:bookmarkStart w:id="8" w:name="__RefHeading___Toc1642_2404426520"/>
       <w:bookmarkEnd w:id="8"/>
       <w:r>
         <w:rPr>
@@ -3447,7 +3447,7 @@
         <w:spacing w:lineRule="exact" w:line="240" w:before="180" w:after="80"/>
         <w:rPr/>
       </w:pPr>
-      <w:bookmarkStart w:id="9" w:name="__RefHeading___Toc1644_1801721159"/>
+      <w:bookmarkStart w:id="9" w:name="__RefHeading___Toc1644_2404426520"/>
       <w:bookmarkEnd w:id="9"/>
       <w:r>
         <w:rPr>
@@ -3574,7 +3574,7 @@
         <w:spacing w:lineRule="exact" w:line="240" w:before="180" w:after="80"/>
         <w:rPr/>
       </w:pPr>
-      <w:bookmarkStart w:id="10" w:name="__RefHeading___Toc1646_1801721159"/>
+      <w:bookmarkStart w:id="10" w:name="__RefHeading___Toc1646_2404426520"/>
       <w:bookmarkEnd w:id="10"/>
       <w:r>
         <w:rPr>
@@ -3701,7 +3701,7 @@
         <w:spacing w:lineRule="exact" w:line="240" w:before="180" w:after="80"/>
         <w:rPr/>
       </w:pPr>
-      <w:bookmarkStart w:id="11" w:name="__RefHeading___Toc1648_1801721159"/>
+      <w:bookmarkStart w:id="11" w:name="__RefHeading___Toc1648_2404426520"/>
       <w:bookmarkEnd w:id="11"/>
       <w:r>
         <w:rPr>
@@ -3801,7 +3801,7 @@
         <w:spacing w:lineRule="exact" w:line="240" w:before="180" w:after="80"/>
         <w:rPr/>
       </w:pPr>
-      <w:bookmarkStart w:id="12" w:name="__RefHeading___Toc1650_1801721159"/>
+      <w:bookmarkStart w:id="12" w:name="__RefHeading___Toc1650_2404426520"/>
       <w:bookmarkEnd w:id="12"/>
       <w:r>
         <w:rPr>
@@ -3839,7 +3839,7 @@
         <w:spacing w:lineRule="exact" w:line="240" w:before="240" w:after="120"/>
         <w:rPr/>
       </w:pPr>
-      <w:bookmarkStart w:id="13" w:name="__RefHeading___Toc1652_1801721159"/>
+      <w:bookmarkStart w:id="13" w:name="__RefHeading___Toc1652_2404426520"/>
       <w:bookmarkEnd w:id="13"/>
       <w:r>
         <w:rPr>
@@ -3939,7 +3939,7 @@
         <w:spacing w:lineRule="exact" w:line="240" w:before="240" w:after="120"/>
         <w:rPr/>
       </w:pPr>
-      <w:bookmarkStart w:id="14" w:name="__RefHeading___Toc1654_1801721159"/>
+      <w:bookmarkStart w:id="14" w:name="__RefHeading___Toc1654_2404426520"/>
       <w:bookmarkEnd w:id="14"/>
       <w:r>
         <w:rPr>
@@ -3977,7 +3977,7 @@
         <w:spacing w:lineRule="exact" w:line="240" w:before="240" w:after="120"/>
         <w:rPr/>
       </w:pPr>
-      <w:bookmarkStart w:id="15" w:name="__RefHeading___Toc1656_1801721159"/>
+      <w:bookmarkStart w:id="15" w:name="__RefHeading___Toc1656_2404426520"/>
       <w:bookmarkEnd w:id="15"/>
       <w:r>
         <w:rPr>
@@ -4037,7 +4037,7 @@
         <w:spacing w:lineRule="exact" w:line="240" w:before="240" w:after="120"/>
         <w:rPr/>
       </w:pPr>
-      <w:bookmarkStart w:id="16" w:name="__RefHeading___Toc1658_1801721159"/>
+      <w:bookmarkStart w:id="16" w:name="__RefHeading___Toc1658_2404426520"/>
       <w:bookmarkEnd w:id="16"/>
       <w:r>
         <w:rPr>
@@ -4075,7 +4075,7 @@
         <w:spacing w:lineRule="exact" w:line="240" w:before="240" w:after="120"/>
         <w:rPr/>
       </w:pPr>
-      <w:bookmarkStart w:id="17" w:name="__RefHeading___Toc1660_1801721159"/>
+      <w:bookmarkStart w:id="17" w:name="__RefHeading___Toc1660_2404426520"/>
       <w:bookmarkEnd w:id="17"/>
       <w:r>
         <w:rPr>
@@ -4155,7 +4155,7 @@
         <w:spacing w:lineRule="exact" w:line="240" w:before="240" w:after="120"/>
         <w:rPr/>
       </w:pPr>
-      <w:bookmarkStart w:id="18" w:name="__RefHeading___Toc1662_1801721159"/>
+      <w:bookmarkStart w:id="18" w:name="__RefHeading___Toc1662_2404426520"/>
       <w:bookmarkEnd w:id="18"/>
       <w:r>
         <w:rPr>

--- a/reporte/productos_formales/Producto_02_Preprocesamiento_Favoritismo.docx
+++ b/reporte/productos_formales/Producto_02_Preprocesamiento_Favoritismo.docx
@@ -262,7 +262,7 @@
         <w:spacing w:lineRule="exact" w:line="240" w:before="240" w:after="120"/>
         <w:rPr/>
       </w:pPr>
-      <w:bookmarkStart w:id="0" w:name="__RefHeading___Toc1626_2404426520"/>
+      <w:bookmarkStart w:id="0" w:name="__RefHeading___Toc1626_1564033828"/>
       <w:bookmarkEnd w:id="0"/>
       <w:r>
         <w:rPr>
@@ -369,7 +369,7 @@
             </w:rPr>
             <w:fldChar w:fldCharType="separate"/>
           </w:r>
-          <w:hyperlink w:anchor="__RefHeading___Toc1626_2404426520">
+          <w:hyperlink w:anchor="__RefHeading___Toc1626_1564033828">
             <w:r>
               <w:rPr>
                 <w:rStyle w:val="IndexLink"/>
@@ -389,7 +389,7 @@
             </w:tabs>
             <w:rPr/>
           </w:pPr>
-          <w:hyperlink w:anchor="__RefHeading___Toc1628_2404426520">
+          <w:hyperlink w:anchor="__RefHeading___Toc1628_1564033828">
             <w:r>
               <w:rPr>
                 <w:rStyle w:val="IndexLink"/>
@@ -409,7 +409,7 @@
             </w:tabs>
             <w:rPr/>
           </w:pPr>
-          <w:hyperlink w:anchor="__RefHeading___Toc1630_2404426520">
+          <w:hyperlink w:anchor="__RefHeading___Toc1630_1564033828">
             <w:r>
               <w:rPr>
                 <w:rStyle w:val="IndexLink"/>
@@ -429,7 +429,7 @@
             </w:tabs>
             <w:rPr/>
           </w:pPr>
-          <w:hyperlink w:anchor="__RefHeading___Toc1632_2404426520">
+          <w:hyperlink w:anchor="__RefHeading___Toc1632_1564033828">
             <w:r>
               <w:rPr>
                 <w:rStyle w:val="IndexLink"/>
@@ -449,7 +449,7 @@
             </w:tabs>
             <w:rPr/>
           </w:pPr>
-          <w:hyperlink w:anchor="__RefHeading___Toc1634_2404426520">
+          <w:hyperlink w:anchor="__RefHeading___Toc1634_1564033828">
             <w:r>
               <w:rPr>
                 <w:rStyle w:val="IndexLink"/>
@@ -469,7 +469,7 @@
             </w:tabs>
             <w:rPr/>
           </w:pPr>
-          <w:hyperlink w:anchor="__RefHeading___Toc1636_2404426520">
+          <w:hyperlink w:anchor="__RefHeading___Toc1636_1564033828">
             <w:r>
               <w:rPr>
                 <w:rStyle w:val="IndexLink"/>
@@ -489,7 +489,7 @@
             </w:tabs>
             <w:rPr/>
           </w:pPr>
-          <w:hyperlink w:anchor="__RefHeading___Toc1638_2404426520">
+          <w:hyperlink w:anchor="__RefHeading___Toc1638_1564033828">
             <w:r>
               <w:rPr>
                 <w:rStyle w:val="IndexLink"/>
@@ -509,7 +509,7 @@
             </w:tabs>
             <w:rPr/>
           </w:pPr>
-          <w:hyperlink w:anchor="__RefHeading___Toc1640_2404426520">
+          <w:hyperlink w:anchor="__RefHeading___Toc1640_1564033828">
             <w:r>
               <w:rPr>
                 <w:rStyle w:val="IndexLink"/>
@@ -529,7 +529,7 @@
             </w:tabs>
             <w:rPr/>
           </w:pPr>
-          <w:hyperlink w:anchor="__RefHeading___Toc1642_2404426520">
+          <w:hyperlink w:anchor="__RefHeading___Toc1642_1564033828">
             <w:r>
               <w:rPr>
                 <w:rStyle w:val="IndexLink"/>
@@ -549,7 +549,7 @@
             </w:tabs>
             <w:rPr/>
           </w:pPr>
-          <w:hyperlink w:anchor="__RefHeading___Toc1644_2404426520">
+          <w:hyperlink w:anchor="__RefHeading___Toc1644_1564033828">
             <w:r>
               <w:rPr>
                 <w:rStyle w:val="IndexLink"/>
@@ -569,7 +569,7 @@
             </w:tabs>
             <w:rPr/>
           </w:pPr>
-          <w:hyperlink w:anchor="__RefHeading___Toc1646_2404426520">
+          <w:hyperlink w:anchor="__RefHeading___Toc1646_1564033828">
             <w:r>
               <w:rPr>
                 <w:rStyle w:val="IndexLink"/>
@@ -589,7 +589,7 @@
             </w:tabs>
             <w:rPr/>
           </w:pPr>
-          <w:hyperlink w:anchor="__RefHeading___Toc1648_2404426520">
+          <w:hyperlink w:anchor="__RefHeading___Toc1648_1564033828">
             <w:r>
               <w:rPr>
                 <w:rStyle w:val="IndexLink"/>
@@ -609,7 +609,7 @@
             </w:tabs>
             <w:rPr/>
           </w:pPr>
-          <w:hyperlink w:anchor="__RefHeading___Toc1650_2404426520">
+          <w:hyperlink w:anchor="__RefHeading___Toc1650_1564033828">
             <w:r>
               <w:rPr>
                 <w:rStyle w:val="IndexLink"/>
@@ -629,7 +629,7 @@
             </w:tabs>
             <w:rPr/>
           </w:pPr>
-          <w:hyperlink w:anchor="__RefHeading___Toc1652_2404426520">
+          <w:hyperlink w:anchor="__RefHeading___Toc1652_1564033828">
             <w:r>
               <w:rPr>
                 <w:rStyle w:val="IndexLink"/>
@@ -649,7 +649,7 @@
             </w:tabs>
             <w:rPr/>
           </w:pPr>
-          <w:hyperlink w:anchor="__RefHeading___Toc1654_2404426520">
+          <w:hyperlink w:anchor="__RefHeading___Toc1654_1564033828">
             <w:r>
               <w:rPr>
                 <w:rStyle w:val="IndexLink"/>
@@ -669,7 +669,7 @@
             </w:tabs>
             <w:rPr/>
           </w:pPr>
-          <w:hyperlink w:anchor="__RefHeading___Toc1656_2404426520">
+          <w:hyperlink w:anchor="__RefHeading___Toc1656_1564033828">
             <w:r>
               <w:rPr>
                 <w:rStyle w:val="IndexLink"/>
@@ -689,7 +689,7 @@
             </w:tabs>
             <w:rPr/>
           </w:pPr>
-          <w:hyperlink w:anchor="__RefHeading___Toc1658_2404426520">
+          <w:hyperlink w:anchor="__RefHeading___Toc1658_1564033828">
             <w:r>
               <w:rPr>
                 <w:rStyle w:val="IndexLink"/>
@@ -709,7 +709,7 @@
             </w:tabs>
             <w:rPr/>
           </w:pPr>
-          <w:hyperlink w:anchor="__RefHeading___Toc1660_2404426520">
+          <w:hyperlink w:anchor="__RefHeading___Toc1660_1564033828">
             <w:r>
               <w:rPr>
                 <w:rStyle w:val="IndexLink"/>
@@ -729,7 +729,7 @@
             </w:tabs>
             <w:rPr/>
           </w:pPr>
-          <w:hyperlink w:anchor="__RefHeading___Toc1662_2404426520">
+          <w:hyperlink w:anchor="__RefHeading___Toc1662_1564033828">
             <w:r>
               <w:rPr>
                 <w:rStyle w:val="IndexLink"/>
@@ -769,7 +769,7 @@
         <w:spacing w:lineRule="exact" w:line="240" w:before="240" w:after="120"/>
         <w:rPr/>
       </w:pPr>
-      <w:bookmarkStart w:id="1" w:name="__RefHeading___Toc1628_2404426520"/>
+      <w:bookmarkStart w:id="1" w:name="__RefHeading___Toc1628_1564033828"/>
       <w:bookmarkEnd w:id="1"/>
       <w:r>
         <w:rPr>
@@ -807,7 +807,7 @@
         <w:spacing w:lineRule="exact" w:line="240" w:before="240" w:after="120"/>
         <w:rPr/>
       </w:pPr>
-      <w:bookmarkStart w:id="2" w:name="__RefHeading___Toc1630_2404426520"/>
+      <w:bookmarkStart w:id="2" w:name="__RefHeading___Toc1630_1564033828"/>
       <w:bookmarkEnd w:id="2"/>
       <w:r>
         <w:rPr>
@@ -863,7 +863,7 @@
         <w:spacing w:lineRule="exact" w:line="240" w:before="240" w:after="120"/>
         <w:rPr/>
       </w:pPr>
-      <w:bookmarkStart w:id="3" w:name="__RefHeading___Toc1632_2404426520"/>
+      <w:bookmarkStart w:id="3" w:name="__RefHeading___Toc1632_1564033828"/>
       <w:bookmarkEnd w:id="3"/>
       <w:r>
         <w:rPr>
@@ -2177,7 +2177,7 @@
         <w:spacing w:lineRule="exact" w:line="240" w:before="240" w:after="120"/>
         <w:rPr/>
       </w:pPr>
-      <w:bookmarkStart w:id="4" w:name="__RefHeading___Toc1634_2404426520"/>
+      <w:bookmarkStart w:id="4" w:name="__RefHeading___Toc1634_1564033828"/>
       <w:bookmarkEnd w:id="4"/>
       <w:r>
         <w:rPr>
@@ -2754,7 +2754,7 @@
         <w:spacing w:lineRule="exact" w:line="240" w:before="240" w:after="120"/>
         <w:rPr/>
       </w:pPr>
-      <w:bookmarkStart w:id="5" w:name="__RefHeading___Toc1636_2404426520"/>
+      <w:bookmarkStart w:id="5" w:name="__RefHeading___Toc1636_1564033828"/>
       <w:bookmarkEnd w:id="5"/>
       <w:r>
         <w:rPr>
@@ -2792,7 +2792,7 @@
         <w:spacing w:lineRule="exact" w:line="240" w:before="240" w:after="120"/>
         <w:rPr/>
       </w:pPr>
-      <w:bookmarkStart w:id="6" w:name="__RefHeading___Toc1638_2404426520"/>
+      <w:bookmarkStart w:id="6" w:name="__RefHeading___Toc1638_1564033828"/>
       <w:bookmarkEnd w:id="6"/>
       <w:r>
         <w:rPr>
@@ -2830,7 +2830,7 @@
         <w:spacing w:lineRule="exact" w:line="240" w:before="240" w:after="120"/>
         <w:rPr/>
       </w:pPr>
-      <w:bookmarkStart w:id="7" w:name="__RefHeading___Toc1640_2404426520"/>
+      <w:bookmarkStart w:id="7" w:name="__RefHeading___Toc1640_1564033828"/>
       <w:bookmarkEnd w:id="7"/>
       <w:r>
         <w:rPr>
@@ -2850,7 +2850,7 @@
         <w:spacing w:lineRule="exact" w:line="240" w:before="180" w:after="80"/>
         <w:rPr/>
       </w:pPr>
-      <w:bookmarkStart w:id="8" w:name="__RefHeading___Toc1642_2404426520"/>
+      <w:bookmarkStart w:id="8" w:name="__RefHeading___Toc1642_1564033828"/>
       <w:bookmarkEnd w:id="8"/>
       <w:r>
         <w:rPr>
@@ -3447,7 +3447,7 @@
         <w:spacing w:lineRule="exact" w:line="240" w:before="180" w:after="80"/>
         <w:rPr/>
       </w:pPr>
-      <w:bookmarkStart w:id="9" w:name="__RefHeading___Toc1644_2404426520"/>
+      <w:bookmarkStart w:id="9" w:name="__RefHeading___Toc1644_1564033828"/>
       <w:bookmarkEnd w:id="9"/>
       <w:r>
         <w:rPr>
@@ -3574,7 +3574,7 @@
         <w:spacing w:lineRule="exact" w:line="240" w:before="180" w:after="80"/>
         <w:rPr/>
       </w:pPr>
-      <w:bookmarkStart w:id="10" w:name="__RefHeading___Toc1646_2404426520"/>
+      <w:bookmarkStart w:id="10" w:name="__RefHeading___Toc1646_1564033828"/>
       <w:bookmarkEnd w:id="10"/>
       <w:r>
         <w:rPr>
@@ -3701,7 +3701,7 @@
         <w:spacing w:lineRule="exact" w:line="240" w:before="180" w:after="80"/>
         <w:rPr/>
       </w:pPr>
-      <w:bookmarkStart w:id="11" w:name="__RefHeading___Toc1648_2404426520"/>
+      <w:bookmarkStart w:id="11" w:name="__RefHeading___Toc1648_1564033828"/>
       <w:bookmarkEnd w:id="11"/>
       <w:r>
         <w:rPr>
@@ -3801,7 +3801,7 @@
         <w:spacing w:lineRule="exact" w:line="240" w:before="180" w:after="80"/>
         <w:rPr/>
       </w:pPr>
-      <w:bookmarkStart w:id="12" w:name="__RefHeading___Toc1650_2404426520"/>
+      <w:bookmarkStart w:id="12" w:name="__RefHeading___Toc1650_1564033828"/>
       <w:bookmarkEnd w:id="12"/>
       <w:r>
         <w:rPr>
@@ -3839,7 +3839,7 @@
         <w:spacing w:lineRule="exact" w:line="240" w:before="240" w:after="120"/>
         <w:rPr/>
       </w:pPr>
-      <w:bookmarkStart w:id="13" w:name="__RefHeading___Toc1652_2404426520"/>
+      <w:bookmarkStart w:id="13" w:name="__RefHeading___Toc1652_1564033828"/>
       <w:bookmarkEnd w:id="13"/>
       <w:r>
         <w:rPr>
@@ -3939,7 +3939,7 @@
         <w:spacing w:lineRule="exact" w:line="240" w:before="240" w:after="120"/>
         <w:rPr/>
       </w:pPr>
-      <w:bookmarkStart w:id="14" w:name="__RefHeading___Toc1654_2404426520"/>
+      <w:bookmarkStart w:id="14" w:name="__RefHeading___Toc1654_1564033828"/>
       <w:bookmarkEnd w:id="14"/>
       <w:r>
         <w:rPr>
@@ -3977,7 +3977,7 @@
         <w:spacing w:lineRule="exact" w:line="240" w:before="240" w:after="120"/>
         <w:rPr/>
       </w:pPr>
-      <w:bookmarkStart w:id="15" w:name="__RefHeading___Toc1656_2404426520"/>
+      <w:bookmarkStart w:id="15" w:name="__RefHeading___Toc1656_1564033828"/>
       <w:bookmarkEnd w:id="15"/>
       <w:r>
         <w:rPr>
@@ -4037,7 +4037,7 @@
         <w:spacing w:lineRule="exact" w:line="240" w:before="240" w:after="120"/>
         <w:rPr/>
       </w:pPr>
-      <w:bookmarkStart w:id="16" w:name="__RefHeading___Toc1658_2404426520"/>
+      <w:bookmarkStart w:id="16" w:name="__RefHeading___Toc1658_1564033828"/>
       <w:bookmarkEnd w:id="16"/>
       <w:r>
         <w:rPr>
@@ -4075,7 +4075,7 @@
         <w:spacing w:lineRule="exact" w:line="240" w:before="240" w:after="120"/>
         <w:rPr/>
       </w:pPr>
-      <w:bookmarkStart w:id="17" w:name="__RefHeading___Toc1660_2404426520"/>
+      <w:bookmarkStart w:id="17" w:name="__RefHeading___Toc1660_1564033828"/>
       <w:bookmarkEnd w:id="17"/>
       <w:r>
         <w:rPr>
@@ -4155,7 +4155,7 @@
         <w:spacing w:lineRule="exact" w:line="240" w:before="240" w:after="120"/>
         <w:rPr/>
       </w:pPr>
-      <w:bookmarkStart w:id="18" w:name="__RefHeading___Toc1662_2404426520"/>
+      <w:bookmarkStart w:id="18" w:name="__RefHeading___Toc1662_1564033828"/>
       <w:bookmarkEnd w:id="18"/>
       <w:r>
         <w:rPr>

--- a/reporte/productos_formales/Producto_02_Preprocesamiento_Favoritismo.docx
+++ b/reporte/productos_formales/Producto_02_Preprocesamiento_Favoritismo.docx
@@ -262,7 +262,7 @@
         <w:spacing w:lineRule="exact" w:line="240" w:before="240" w:after="120"/>
         <w:rPr/>
       </w:pPr>
-      <w:bookmarkStart w:id="0" w:name="__RefHeading___Toc1626_1564033828"/>
+      <w:bookmarkStart w:id="0" w:name="__RefHeading___Toc1734_3956443927"/>
       <w:bookmarkEnd w:id="0"/>
       <w:r>
         <w:rPr>
@@ -369,7 +369,7 @@
             </w:rPr>
             <w:fldChar w:fldCharType="separate"/>
           </w:r>
-          <w:hyperlink w:anchor="__RefHeading___Toc1626_1564033828">
+          <w:hyperlink w:anchor="__RefHeading___Toc1734_3956443927">
             <w:r>
               <w:rPr>
                 <w:rStyle w:val="IndexLink"/>
@@ -389,7 +389,7 @@
             </w:tabs>
             <w:rPr/>
           </w:pPr>
-          <w:hyperlink w:anchor="__RefHeading___Toc1628_1564033828">
+          <w:hyperlink w:anchor="__RefHeading___Toc1736_3956443927">
             <w:r>
               <w:rPr>
                 <w:rStyle w:val="IndexLink"/>
@@ -409,7 +409,7 @@
             </w:tabs>
             <w:rPr/>
           </w:pPr>
-          <w:hyperlink w:anchor="__RefHeading___Toc1630_1564033828">
+          <w:hyperlink w:anchor="__RefHeading___Toc1738_3956443927">
             <w:r>
               <w:rPr>
                 <w:rStyle w:val="IndexLink"/>
@@ -429,7 +429,7 @@
             </w:tabs>
             <w:rPr/>
           </w:pPr>
-          <w:hyperlink w:anchor="__RefHeading___Toc1632_1564033828">
+          <w:hyperlink w:anchor="__RefHeading___Toc1740_3956443927">
             <w:r>
               <w:rPr>
                 <w:rStyle w:val="IndexLink"/>
@@ -449,7 +449,7 @@
             </w:tabs>
             <w:rPr/>
           </w:pPr>
-          <w:hyperlink w:anchor="__RefHeading___Toc1634_1564033828">
+          <w:hyperlink w:anchor="__RefHeading___Toc1742_3956443927">
             <w:r>
               <w:rPr>
                 <w:rStyle w:val="IndexLink"/>
@@ -469,7 +469,7 @@
             </w:tabs>
             <w:rPr/>
           </w:pPr>
-          <w:hyperlink w:anchor="__RefHeading___Toc1636_1564033828">
+          <w:hyperlink w:anchor="__RefHeading___Toc1744_3956443927">
             <w:r>
               <w:rPr>
                 <w:rStyle w:val="IndexLink"/>
@@ -489,7 +489,7 @@
             </w:tabs>
             <w:rPr/>
           </w:pPr>
-          <w:hyperlink w:anchor="__RefHeading___Toc1638_1564033828">
+          <w:hyperlink w:anchor="__RefHeading___Toc1746_3956443927">
             <w:r>
               <w:rPr>
                 <w:rStyle w:val="IndexLink"/>
@@ -509,7 +509,7 @@
             </w:tabs>
             <w:rPr/>
           </w:pPr>
-          <w:hyperlink w:anchor="__RefHeading___Toc1640_1564033828">
+          <w:hyperlink w:anchor="__RefHeading___Toc1748_3956443927">
             <w:r>
               <w:rPr>
                 <w:rStyle w:val="IndexLink"/>
@@ -529,7 +529,7 @@
             </w:tabs>
             <w:rPr/>
           </w:pPr>
-          <w:hyperlink w:anchor="__RefHeading___Toc1642_1564033828">
+          <w:hyperlink w:anchor="__RefHeading___Toc1750_3956443927">
             <w:r>
               <w:rPr>
                 <w:rStyle w:val="IndexLink"/>
@@ -549,7 +549,7 @@
             </w:tabs>
             <w:rPr/>
           </w:pPr>
-          <w:hyperlink w:anchor="__RefHeading___Toc1644_1564033828">
+          <w:hyperlink w:anchor="__RefHeading___Toc1752_3956443927">
             <w:r>
               <w:rPr>
                 <w:rStyle w:val="IndexLink"/>
@@ -569,7 +569,7 @@
             </w:tabs>
             <w:rPr/>
           </w:pPr>
-          <w:hyperlink w:anchor="__RefHeading___Toc1646_1564033828">
+          <w:hyperlink w:anchor="__RefHeading___Toc1754_3956443927">
             <w:r>
               <w:rPr>
                 <w:rStyle w:val="IndexLink"/>
@@ -589,7 +589,7 @@
             </w:tabs>
             <w:rPr/>
           </w:pPr>
-          <w:hyperlink w:anchor="__RefHeading___Toc1648_1564033828">
+          <w:hyperlink w:anchor="__RefHeading___Toc1756_3956443927">
             <w:r>
               <w:rPr>
                 <w:rStyle w:val="IndexLink"/>
@@ -609,7 +609,7 @@
             </w:tabs>
             <w:rPr/>
           </w:pPr>
-          <w:hyperlink w:anchor="__RefHeading___Toc1650_1564033828">
+          <w:hyperlink w:anchor="__RefHeading___Toc1758_3956443927">
             <w:r>
               <w:rPr>
                 <w:rStyle w:val="IndexLink"/>
@@ -629,7 +629,7 @@
             </w:tabs>
             <w:rPr/>
           </w:pPr>
-          <w:hyperlink w:anchor="__RefHeading___Toc1652_1564033828">
+          <w:hyperlink w:anchor="__RefHeading___Toc1760_3956443927">
             <w:r>
               <w:rPr>
                 <w:rStyle w:val="IndexLink"/>
@@ -649,7 +649,7 @@
             </w:tabs>
             <w:rPr/>
           </w:pPr>
-          <w:hyperlink w:anchor="__RefHeading___Toc1654_1564033828">
+          <w:hyperlink w:anchor="__RefHeading___Toc1762_3956443927">
             <w:r>
               <w:rPr>
                 <w:rStyle w:val="IndexLink"/>
@@ -669,7 +669,7 @@
             </w:tabs>
             <w:rPr/>
           </w:pPr>
-          <w:hyperlink w:anchor="__RefHeading___Toc1656_1564033828">
+          <w:hyperlink w:anchor="__RefHeading___Toc1764_3956443927">
             <w:r>
               <w:rPr>
                 <w:rStyle w:val="IndexLink"/>
@@ -689,7 +689,7 @@
             </w:tabs>
             <w:rPr/>
           </w:pPr>
-          <w:hyperlink w:anchor="__RefHeading___Toc1658_1564033828">
+          <w:hyperlink w:anchor="__RefHeading___Toc1766_3956443927">
             <w:r>
               <w:rPr>
                 <w:rStyle w:val="IndexLink"/>
@@ -709,7 +709,7 @@
             </w:tabs>
             <w:rPr/>
           </w:pPr>
-          <w:hyperlink w:anchor="__RefHeading___Toc1660_1564033828">
+          <w:hyperlink w:anchor="__RefHeading___Toc1768_3956443927">
             <w:r>
               <w:rPr>
                 <w:rStyle w:val="IndexLink"/>
@@ -729,14 +729,134 @@
             </w:tabs>
             <w:rPr/>
           </w:pPr>
-          <w:hyperlink w:anchor="__RefHeading___Toc1662_1564033828">
+          <w:hyperlink w:anchor="__RefHeading___Toc1770_3956443927">
+            <w:r>
+              <w:rPr>
+                <w:rStyle w:val="IndexLink"/>
+              </w:rPr>
+              <w:t>ANEXO TÉCNICO — PAGOS, MODALIDADES Y ARQUITECTURA OPERACIONAL</w:t>
+              <w:tab/>
+              <w:t>6</w:t>
+            </w:r>
+          </w:hyperlink>
+        </w:p>
+        <w:p>
+          <w:pPr>
+            <w:pStyle w:val="TOC2"/>
+            <w:tabs>
+              <w:tab w:val="clear" w:pos="8743"/>
+              <w:tab w:val="right" w:pos="9025" w:leader="dot"/>
+            </w:tabs>
+            <w:rPr/>
+          </w:pPr>
+          <w:hyperlink w:anchor="__RefHeading___Toc1772_3956443927">
+            <w:r>
+              <w:rPr>
+                <w:rStyle w:val="IndexLink"/>
+              </w:rPr>
+              <w:t>Resultados reproducibles de pagos y modalidades</w:t>
+              <w:tab/>
+              <w:t>6</w:t>
+            </w:r>
+          </w:hyperlink>
+        </w:p>
+        <w:p>
+          <w:pPr>
+            <w:pStyle w:val="TOC2"/>
+            <w:tabs>
+              <w:tab w:val="clear" w:pos="8743"/>
+              <w:tab w:val="right" w:pos="9025" w:leader="dot"/>
+            </w:tabs>
+            <w:rPr/>
+          </w:pPr>
+          <w:hyperlink w:anchor="__RefHeading___Toc1774_3956443927">
+            <w:r>
+              <w:rPr>
+                <w:rStyle w:val="IndexLink"/>
+              </w:rPr>
+              <w:t>Distribución de pagos</w:t>
+              <w:tab/>
+              <w:t>7</w:t>
+            </w:r>
+          </w:hyperlink>
+        </w:p>
+        <w:p>
+          <w:pPr>
+            <w:pStyle w:val="TOC2"/>
+            <w:tabs>
+              <w:tab w:val="clear" w:pos="8743"/>
+              <w:tab w:val="right" w:pos="9025" w:leader="dot"/>
+            </w:tabs>
+            <w:rPr/>
+          </w:pPr>
+          <w:hyperlink w:anchor="__RefHeading___Toc1776_3956443927">
+            <w:r>
+              <w:rPr>
+                <w:rStyle w:val="IndexLink"/>
+              </w:rPr>
+              <w:t>Modalidades por régimen</w:t>
+              <w:tab/>
+              <w:t>7</w:t>
+            </w:r>
+          </w:hyperlink>
+        </w:p>
+        <w:p>
+          <w:pPr>
+            <w:pStyle w:val="TOC2"/>
+            <w:tabs>
+              <w:tab w:val="clear" w:pos="8743"/>
+              <w:tab w:val="right" w:pos="9025" w:leader="dot"/>
+            </w:tabs>
+            <w:rPr/>
+          </w:pPr>
+          <w:hyperlink w:anchor="__RefHeading___Toc1778_3956443927">
+            <w:r>
+              <w:rPr>
+                <w:rStyle w:val="IndexLink"/>
+              </w:rPr>
+              <w:t>Arquitectura operacional Spark-native</w:t>
+              <w:tab/>
+              <w:t>7</w:t>
+            </w:r>
+          </w:hyperlink>
+        </w:p>
+        <w:p>
+          <w:pPr>
+            <w:pStyle w:val="TOC2"/>
+            <w:tabs>
+              <w:tab w:val="clear" w:pos="8743"/>
+              <w:tab w:val="right" w:pos="9025" w:leader="dot"/>
+            </w:tabs>
+            <w:rPr/>
+          </w:pPr>
+          <w:hyperlink w:anchor="__RefHeading___Toc1780_3956443927">
+            <w:r>
+              <w:rPr>
+                <w:rStyle w:val="IndexLink"/>
+              </w:rPr>
+              <w:t>Limitación institucional</w:t>
+              <w:tab/>
+              <w:t>8</w:t>
+            </w:r>
+          </w:hyperlink>
+        </w:p>
+        <w:p>
+          <w:pPr>
+            <w:pStyle w:val="TOC1"/>
+            <w:tabs>
+              <w:tab w:val="clear" w:pos="9026"/>
+              <w:tab w:val="right" w:pos="9025" w:leader="dot"/>
+            </w:tabs>
+            <w:rPr/>
+          </w:pPr>
+          <w:hyperlink w:anchor="__RefHeading___Toc1782_3956443927">
             <w:r>
               <w:rPr>
                 <w:rStyle w:val="IndexLink"/>
               </w:rPr>
               <w:t>Referencias Bibliográficas</w:t>
               <w:tab/>
-              <w:t>6</w:t>
+              <w:t>8</w:t>
             </w:r>
           </w:hyperlink>
           <w:r>
@@ -769,7 +889,7 @@
         <w:spacing w:lineRule="exact" w:line="240" w:before="240" w:after="120"/>
         <w:rPr/>
       </w:pPr>
-      <w:bookmarkStart w:id="1" w:name="__RefHeading___Toc1628_1564033828"/>
+      <w:bookmarkStart w:id="1" w:name="__RefHeading___Toc1736_3956443927"/>
       <w:bookmarkEnd w:id="1"/>
       <w:r>
         <w:rPr>
@@ -807,7 +927,7 @@
         <w:spacing w:lineRule="exact" w:line="240" w:before="240" w:after="120"/>
         <w:rPr/>
       </w:pPr>
-      <w:bookmarkStart w:id="2" w:name="__RefHeading___Toc1630_1564033828"/>
+      <w:bookmarkStart w:id="2" w:name="__RefHeading___Toc1738_3956443927"/>
       <w:bookmarkEnd w:id="2"/>
       <w:r>
         <w:rPr>
@@ -863,7 +983,7 @@
         <w:spacing w:lineRule="exact" w:line="240" w:before="240" w:after="120"/>
         <w:rPr/>
       </w:pPr>
-      <w:bookmarkStart w:id="3" w:name="__RefHeading___Toc1632_1564033828"/>
+      <w:bookmarkStart w:id="3" w:name="__RefHeading___Toc1740_3956443927"/>
       <w:bookmarkEnd w:id="3"/>
       <w:r>
         <w:rPr>
@@ -2177,7 +2297,7 @@
         <w:spacing w:lineRule="exact" w:line="240" w:before="240" w:after="120"/>
         <w:rPr/>
       </w:pPr>
-      <w:bookmarkStart w:id="4" w:name="__RefHeading___Toc1634_1564033828"/>
+      <w:bookmarkStart w:id="4" w:name="__RefHeading___Toc1742_3956443927"/>
       <w:bookmarkEnd w:id="4"/>
       <w:r>
         <w:rPr>
@@ -2754,7 +2874,7 @@
         <w:spacing w:lineRule="exact" w:line="240" w:before="240" w:after="120"/>
         <w:rPr/>
       </w:pPr>
-      <w:bookmarkStart w:id="5" w:name="__RefHeading___Toc1636_1564033828"/>
+      <w:bookmarkStart w:id="5" w:name="__RefHeading___Toc1744_3956443927"/>
       <w:bookmarkEnd w:id="5"/>
       <w:r>
         <w:rPr>
@@ -2792,7 +2912,7 @@
         <w:spacing w:lineRule="exact" w:line="240" w:before="240" w:after="120"/>
         <w:rPr/>
       </w:pPr>
-      <w:bookmarkStart w:id="6" w:name="__RefHeading___Toc1638_1564033828"/>
+      <w:bookmarkStart w:id="6" w:name="__RefHeading___Toc1746_3956443927"/>
       <w:bookmarkEnd w:id="6"/>
       <w:r>
         <w:rPr>
@@ -2830,7 +2950,7 @@
         <w:spacing w:lineRule="exact" w:line="240" w:before="240" w:after="120"/>
         <w:rPr/>
       </w:pPr>
-      <w:bookmarkStart w:id="7" w:name="__RefHeading___Toc1640_1564033828"/>
+      <w:bookmarkStart w:id="7" w:name="__RefHeading___Toc1748_3956443927"/>
       <w:bookmarkEnd w:id="7"/>
       <w:r>
         <w:rPr>
@@ -2850,7 +2970,7 @@
         <w:spacing w:lineRule="exact" w:line="240" w:before="180" w:after="80"/>
         <w:rPr/>
       </w:pPr>
-      <w:bookmarkStart w:id="8" w:name="__RefHeading___Toc1642_1564033828"/>
+      <w:bookmarkStart w:id="8" w:name="__RefHeading___Toc1750_3956443927"/>
       <w:bookmarkEnd w:id="8"/>
       <w:r>
         <w:rPr>
@@ -3447,7 +3567,7 @@
         <w:spacing w:lineRule="exact" w:line="240" w:before="180" w:after="80"/>
         <w:rPr/>
       </w:pPr>
-      <w:bookmarkStart w:id="9" w:name="__RefHeading___Toc1644_1564033828"/>
+      <w:bookmarkStart w:id="9" w:name="__RefHeading___Toc1752_3956443927"/>
       <w:bookmarkEnd w:id="9"/>
       <w:r>
         <w:rPr>
@@ -3574,7 +3694,7 @@
         <w:spacing w:lineRule="exact" w:line="240" w:before="180" w:after="80"/>
         <w:rPr/>
       </w:pPr>
-      <w:bookmarkStart w:id="10" w:name="__RefHeading___Toc1646_1564033828"/>
+      <w:bookmarkStart w:id="10" w:name="__RefHeading___Toc1754_3956443927"/>
       <w:bookmarkEnd w:id="10"/>
       <w:r>
         <w:rPr>
@@ -3701,7 +3821,7 @@
         <w:spacing w:lineRule="exact" w:line="240" w:before="180" w:after="80"/>
         <w:rPr/>
       </w:pPr>
-      <w:bookmarkStart w:id="11" w:name="__RefHeading___Toc1648_1564033828"/>
+      <w:bookmarkStart w:id="11" w:name="__RefHeading___Toc1756_3956443927"/>
       <w:bookmarkEnd w:id="11"/>
       <w:r>
         <w:rPr>
@@ -3801,7 +3921,7 @@
         <w:spacing w:lineRule="exact" w:line="240" w:before="180" w:after="80"/>
         <w:rPr/>
       </w:pPr>
-      <w:bookmarkStart w:id="12" w:name="__RefHeading___Toc1650_1564033828"/>
+      <w:bookmarkStart w:id="12" w:name="__RefHeading___Toc1758_3956443927"/>
       <w:bookmarkEnd w:id="12"/>
       <w:r>
         <w:rPr>
@@ -3839,7 +3959,7 @@
         <w:spacing w:lineRule="exact" w:line="240" w:before="240" w:after="120"/>
         <w:rPr/>
       </w:pPr>
-      <w:bookmarkStart w:id="13" w:name="__RefHeading___Toc1652_1564033828"/>
+      <w:bookmarkStart w:id="13" w:name="__RefHeading___Toc1760_3956443927"/>
       <w:bookmarkEnd w:id="13"/>
       <w:r>
         <w:rPr>
@@ -3939,7 +4059,7 @@
         <w:spacing w:lineRule="exact" w:line="240" w:before="240" w:after="120"/>
         <w:rPr/>
       </w:pPr>
-      <w:bookmarkStart w:id="14" w:name="__RefHeading___Toc1654_1564033828"/>
+      <w:bookmarkStart w:id="14" w:name="__RefHeading___Toc1762_3956443927"/>
       <w:bookmarkEnd w:id="14"/>
       <w:r>
         <w:rPr>
@@ -3977,7 +4097,7 @@
         <w:spacing w:lineRule="exact" w:line="240" w:before="240" w:after="120"/>
         <w:rPr/>
       </w:pPr>
-      <w:bookmarkStart w:id="15" w:name="__RefHeading___Toc1656_1564033828"/>
+      <w:bookmarkStart w:id="15" w:name="__RefHeading___Toc1764_3956443927"/>
       <w:bookmarkEnd w:id="15"/>
       <w:r>
         <w:rPr>
@@ -4037,7 +4157,7 @@
         <w:spacing w:lineRule="exact" w:line="240" w:before="240" w:after="120"/>
         <w:rPr/>
       </w:pPr>
-      <w:bookmarkStart w:id="16" w:name="__RefHeading___Toc1658_1564033828"/>
+      <w:bookmarkStart w:id="16" w:name="__RefHeading___Toc1766_3956443927"/>
       <w:bookmarkEnd w:id="16"/>
       <w:r>
         <w:rPr>
@@ -4075,7 +4195,7 @@
         <w:spacing w:lineRule="exact" w:line="240" w:before="240" w:after="120"/>
         <w:rPr/>
       </w:pPr>
-      <w:bookmarkStart w:id="17" w:name="__RefHeading___Toc1660_1564033828"/>
+      <w:bookmarkStart w:id="17" w:name="__RefHeading___Toc1768_3956443927"/>
       <w:bookmarkEnd w:id="17"/>
       <w:r>
         <w:rPr>
@@ -4152,11 +4272,812 @@
     <w:p>
       <w:pPr>
         <w:pStyle w:val="Heading1"/>
+        <w:spacing w:lineRule="auto" w:line="240" w:before="0" w:after="60"/>
+        <w:rPr/>
+      </w:pPr>
+      <w:bookmarkStart w:id="18" w:name="__RefHeading___Toc1770_3956443927"/>
+      <w:bookmarkEnd w:id="18"/>
+      <w:r>
+        <w:rPr>
+          <w:rFonts w:ascii="Arial" w:hAnsi="Arial"/>
+          <w:b/>
+          <w:sz w:val="22"/>
+        </w:rPr>
+        <w:t>ANEXO TÉCNICO — PAGOS, MODALIDADES Y ARQUITECTURA OPERACIONAL</w:t>
+      </w:r>
+    </w:p>
+    <w:p>
+      <w:pPr>
+        <w:pStyle w:val="Normal"/>
+        <w:spacing w:lineRule="auto" w:line="240" w:before="0" w:after="60"/>
+        <w:jc w:val="both"/>
+        <w:rPr/>
+      </w:pPr>
+      <w:r>
+        <w:rPr>
+          <w:sz w:val="22"/>
+        </w:rPr>
+        <w:t>Este anexo cubre el análisis estadístico/exploratorio de pagos, montos contractuales y modalidades y actualiza la descripción de la arquitectura operacional. La evidencia de pagos usa datos sintéticos vinculados a contratos sintéticos; no representa información SIAF real ni determina la legalidad de una modalidad.</w:t>
+      </w:r>
+    </w:p>
+    <w:p>
+      <w:pPr>
+        <w:pStyle w:val="Heading2"/>
+        <w:spacing w:lineRule="auto" w:line="240" w:before="0" w:after="60"/>
+        <w:rPr/>
+      </w:pPr>
+      <w:bookmarkStart w:id="19" w:name="__RefHeading___Toc1772_3956443927"/>
+      <w:bookmarkEnd w:id="19"/>
+      <w:r>
+        <w:rPr>
+          <w:rFonts w:ascii="Arial" w:hAnsi="Arial"/>
+          <w:b/>
+          <w:sz w:val="22"/>
+        </w:rPr>
+        <w:t>Resultados reproducibles de pagos y modalidades</w:t>
+      </w:r>
+    </w:p>
+    <w:tbl>
+      <w:tblPr>
+        <w:tblW w:w="9026" w:type="dxa"/>
+        <w:jc w:val="left"/>
+        <w:tblInd w:w="0" w:type="dxa"/>
+        <w:tblLayout w:type="fixed"/>
+        <w:tblCellMar>
+          <w:top w:w="0" w:type="dxa"/>
+          <w:left w:w="108" w:type="dxa"/>
+          <w:bottom w:w="0" w:type="dxa"/>
+          <w:right w:w="108" w:type="dxa"/>
+        </w:tblCellMar>
+        <w:tblLook w:val="04a0" w:noHBand="0" w:noVBand="1" w:firstColumn="1" w:lastRow="0" w:lastColumn="0" w:firstRow="1"/>
+      </w:tblPr>
+      <w:tblGrid>
+        <w:gridCol w:w="4513"/>
+        <w:gridCol w:w="4512"/>
+      </w:tblGrid>
+      <w:tr>
+        <w:trPr/>
+        <w:tc>
+          <w:tcPr>
+            <w:tcW w:w="4513" w:type="dxa"/>
+            <w:tcBorders>
+              <w:top w:val="single" w:sz="4" w:space="0" w:color="B7B7B7"/>
+              <w:left w:val="single" w:sz="4" w:space="0" w:color="B7B7B7"/>
+              <w:bottom w:val="single" w:sz="4" w:space="0" w:color="B7B7B7"/>
+              <w:right w:val="single" w:sz="4" w:space="0" w:color="B7B7B7"/>
+            </w:tcBorders>
+            <w:shd w:fill="E7E6E6"/>
+          </w:tcPr>
+          <w:p>
+            <w:pPr>
+              <w:pStyle w:val="Normal"/>
+              <w:spacing w:lineRule="auto" w:line="240" w:before="0" w:after="60"/>
+              <w:rPr/>
+            </w:pPr>
+            <w:r>
+              <w:rPr>
+                <w:b/>
+                <w:sz w:val="22"/>
+              </w:rPr>
+              <w:t>Indicador</w:t>
+            </w:r>
+          </w:p>
+        </w:tc>
+        <w:tc>
+          <w:tcPr>
+            <w:tcW w:w="4512" w:type="dxa"/>
+            <w:tcBorders>
+              <w:top w:val="single" w:sz="4" w:space="0" w:color="B7B7B7"/>
+              <w:left w:val="single" w:sz="4" w:space="0" w:color="B7B7B7"/>
+              <w:bottom w:val="single" w:sz="4" w:space="0" w:color="B7B7B7"/>
+              <w:right w:val="single" w:sz="4" w:space="0" w:color="B7B7B7"/>
+            </w:tcBorders>
+            <w:shd w:fill="E7E6E6"/>
+          </w:tcPr>
+          <w:p>
+            <w:pPr>
+              <w:pStyle w:val="Normal"/>
+              <w:spacing w:lineRule="auto" w:line="240" w:before="0" w:after="60"/>
+              <w:rPr/>
+            </w:pPr>
+            <w:r>
+              <w:rPr>
+                <w:b/>
+                <w:sz w:val="22"/>
+              </w:rPr>
+              <w:t>Resultado</w:t>
+            </w:r>
+          </w:p>
+        </w:tc>
+      </w:tr>
+      <w:tr>
+        <w:trPr/>
+        <w:tc>
+          <w:tcPr>
+            <w:tcW w:w="4513" w:type="dxa"/>
+            <w:tcBorders>
+              <w:top w:val="single" w:sz="4" w:space="0" w:color="B7B7B7"/>
+              <w:left w:val="single" w:sz="4" w:space="0" w:color="B7B7B7"/>
+              <w:bottom w:val="single" w:sz="4" w:space="0" w:color="B7B7B7"/>
+              <w:right w:val="single" w:sz="4" w:space="0" w:color="B7B7B7"/>
+            </w:tcBorders>
+          </w:tcPr>
+          <w:p>
+            <w:pPr>
+              <w:pStyle w:val="Normal"/>
+              <w:spacing w:lineRule="auto" w:line="240" w:before="0" w:after="60"/>
+              <w:rPr/>
+            </w:pPr>
+            <w:r>
+              <w:rPr>
+                <w:sz w:val="22"/>
+              </w:rPr>
+              <w:t>Pagos sintéticos</w:t>
+            </w:r>
+          </w:p>
+        </w:tc>
+        <w:tc>
+          <w:tcPr>
+            <w:tcW w:w="4512" w:type="dxa"/>
+            <w:tcBorders>
+              <w:top w:val="single" w:sz="4" w:space="0" w:color="B7B7B7"/>
+              <w:left w:val="single" w:sz="4" w:space="0" w:color="B7B7B7"/>
+              <w:bottom w:val="single" w:sz="4" w:space="0" w:color="B7B7B7"/>
+              <w:right w:val="single" w:sz="4" w:space="0" w:color="B7B7B7"/>
+            </w:tcBorders>
+          </w:tcPr>
+          <w:p>
+            <w:pPr>
+              <w:pStyle w:val="Normal"/>
+              <w:spacing w:lineRule="auto" w:line="240" w:before="0" w:after="60"/>
+              <w:rPr/>
+            </w:pPr>
+            <w:r>
+              <w:rPr>
+                <w:sz w:val="22"/>
+              </w:rPr>
+              <w:t>6726</w:t>
+            </w:r>
+          </w:p>
+        </w:tc>
+      </w:tr>
+      <w:tr>
+        <w:trPr/>
+        <w:tc>
+          <w:tcPr>
+            <w:tcW w:w="4513" w:type="dxa"/>
+            <w:tcBorders>
+              <w:top w:val="single" w:sz="4" w:space="0" w:color="B7B7B7"/>
+              <w:left w:val="single" w:sz="4" w:space="0" w:color="B7B7B7"/>
+              <w:bottom w:val="single" w:sz="4" w:space="0" w:color="B7B7B7"/>
+              <w:right w:val="single" w:sz="4" w:space="0" w:color="B7B7B7"/>
+            </w:tcBorders>
+          </w:tcPr>
+          <w:p>
+            <w:pPr>
+              <w:pStyle w:val="Normal"/>
+              <w:spacing w:lineRule="auto" w:line="240" w:before="0" w:after="60"/>
+              <w:rPr/>
+            </w:pPr>
+            <w:r>
+              <w:rPr>
+                <w:sz w:val="22"/>
+              </w:rPr>
+              <w:t>Contratos analizados</w:t>
+            </w:r>
+          </w:p>
+        </w:tc>
+        <w:tc>
+          <w:tcPr>
+            <w:tcW w:w="4512" w:type="dxa"/>
+            <w:tcBorders>
+              <w:top w:val="single" w:sz="4" w:space="0" w:color="B7B7B7"/>
+              <w:left w:val="single" w:sz="4" w:space="0" w:color="B7B7B7"/>
+              <w:bottom w:val="single" w:sz="4" w:space="0" w:color="B7B7B7"/>
+              <w:right w:val="single" w:sz="4" w:space="0" w:color="B7B7B7"/>
+            </w:tcBorders>
+          </w:tcPr>
+          <w:p>
+            <w:pPr>
+              <w:pStyle w:val="Normal"/>
+              <w:spacing w:lineRule="auto" w:line="240" w:before="0" w:after="60"/>
+              <w:rPr/>
+            </w:pPr>
+            <w:r>
+              <w:rPr>
+                <w:sz w:val="22"/>
+              </w:rPr>
+              <w:t>3709</w:t>
+            </w:r>
+          </w:p>
+        </w:tc>
+      </w:tr>
+      <w:tr>
+        <w:trPr/>
+        <w:tc>
+          <w:tcPr>
+            <w:tcW w:w="4513" w:type="dxa"/>
+            <w:tcBorders>
+              <w:top w:val="single" w:sz="4" w:space="0" w:color="B7B7B7"/>
+              <w:left w:val="single" w:sz="4" w:space="0" w:color="B7B7B7"/>
+              <w:bottom w:val="single" w:sz="4" w:space="0" w:color="B7B7B7"/>
+              <w:right w:val="single" w:sz="4" w:space="0" w:color="B7B7B7"/>
+            </w:tcBorders>
+          </w:tcPr>
+          <w:p>
+            <w:pPr>
+              <w:pStyle w:val="Normal"/>
+              <w:spacing w:lineRule="auto" w:line="240" w:before="0" w:after="60"/>
+              <w:rPr/>
+            </w:pPr>
+            <w:r>
+              <w:rPr>
+                <w:sz w:val="22"/>
+              </w:rPr>
+              <w:t>Pagos huérfanos</w:t>
+            </w:r>
+          </w:p>
+        </w:tc>
+        <w:tc>
+          <w:tcPr>
+            <w:tcW w:w="4512" w:type="dxa"/>
+            <w:tcBorders>
+              <w:top w:val="single" w:sz="4" w:space="0" w:color="B7B7B7"/>
+              <w:left w:val="single" w:sz="4" w:space="0" w:color="B7B7B7"/>
+              <w:bottom w:val="single" w:sz="4" w:space="0" w:color="B7B7B7"/>
+              <w:right w:val="single" w:sz="4" w:space="0" w:color="B7B7B7"/>
+            </w:tcBorders>
+          </w:tcPr>
+          <w:p>
+            <w:pPr>
+              <w:pStyle w:val="Normal"/>
+              <w:spacing w:lineRule="auto" w:line="240" w:before="0" w:after="60"/>
+              <w:rPr/>
+            </w:pPr>
+            <w:r>
+              <w:rPr>
+                <w:sz w:val="22"/>
+              </w:rPr>
+              <w:t>0</w:t>
+            </w:r>
+          </w:p>
+        </w:tc>
+      </w:tr>
+      <w:tr>
+        <w:trPr/>
+        <w:tc>
+          <w:tcPr>
+            <w:tcW w:w="4513" w:type="dxa"/>
+            <w:tcBorders>
+              <w:top w:val="single" w:sz="4" w:space="0" w:color="B7B7B7"/>
+              <w:left w:val="single" w:sz="4" w:space="0" w:color="B7B7B7"/>
+              <w:bottom w:val="single" w:sz="4" w:space="0" w:color="B7B7B7"/>
+              <w:right w:val="single" w:sz="4" w:space="0" w:color="B7B7B7"/>
+            </w:tcBorders>
+          </w:tcPr>
+          <w:p>
+            <w:pPr>
+              <w:pStyle w:val="Normal"/>
+              <w:spacing w:lineRule="auto" w:line="240" w:before="0" w:after="60"/>
+              <w:rPr/>
+            </w:pPr>
+            <w:r>
+              <w:rPr>
+                <w:sz w:val="22"/>
+              </w:rPr>
+              <w:t>Contratos con pago parcial</w:t>
+            </w:r>
+          </w:p>
+        </w:tc>
+        <w:tc>
+          <w:tcPr>
+            <w:tcW w:w="4512" w:type="dxa"/>
+            <w:tcBorders>
+              <w:top w:val="single" w:sz="4" w:space="0" w:color="B7B7B7"/>
+              <w:left w:val="single" w:sz="4" w:space="0" w:color="B7B7B7"/>
+              <w:bottom w:val="single" w:sz="4" w:space="0" w:color="B7B7B7"/>
+              <w:right w:val="single" w:sz="4" w:space="0" w:color="B7B7B7"/>
+            </w:tcBorders>
+          </w:tcPr>
+          <w:p>
+            <w:pPr>
+              <w:pStyle w:val="Normal"/>
+              <w:spacing w:lineRule="auto" w:line="240" w:before="0" w:after="60"/>
+              <w:rPr/>
+            </w:pPr>
+            <w:r>
+              <w:rPr>
+                <w:sz w:val="22"/>
+              </w:rPr>
+              <w:t>452</w:t>
+            </w:r>
+          </w:p>
+        </w:tc>
+      </w:tr>
+      <w:tr>
+        <w:trPr/>
+        <w:tc>
+          <w:tcPr>
+            <w:tcW w:w="4513" w:type="dxa"/>
+            <w:tcBorders>
+              <w:top w:val="single" w:sz="4" w:space="0" w:color="B7B7B7"/>
+              <w:left w:val="single" w:sz="4" w:space="0" w:color="B7B7B7"/>
+              <w:bottom w:val="single" w:sz="4" w:space="0" w:color="B7B7B7"/>
+              <w:right w:val="single" w:sz="4" w:space="0" w:color="B7B7B7"/>
+            </w:tcBorders>
+          </w:tcPr>
+          <w:p>
+            <w:pPr>
+              <w:pStyle w:val="Normal"/>
+              <w:spacing w:lineRule="auto" w:line="240" w:before="0" w:after="60"/>
+              <w:rPr/>
+            </w:pPr>
+            <w:r>
+              <w:rPr>
+                <w:sz w:val="22"/>
+              </w:rPr>
+              <w:t>Contratos pendientes sin pago</w:t>
+            </w:r>
+          </w:p>
+        </w:tc>
+        <w:tc>
+          <w:tcPr>
+            <w:tcW w:w="4512" w:type="dxa"/>
+            <w:tcBorders>
+              <w:top w:val="single" w:sz="4" w:space="0" w:color="B7B7B7"/>
+              <w:left w:val="single" w:sz="4" w:space="0" w:color="B7B7B7"/>
+              <w:bottom w:val="single" w:sz="4" w:space="0" w:color="B7B7B7"/>
+              <w:right w:val="single" w:sz="4" w:space="0" w:color="B7B7B7"/>
+            </w:tcBorders>
+          </w:tcPr>
+          <w:p>
+            <w:pPr>
+              <w:pStyle w:val="Normal"/>
+              <w:spacing w:lineRule="auto" w:line="240" w:before="0" w:after="60"/>
+              <w:rPr/>
+            </w:pPr>
+            <w:r>
+              <w:rPr>
+                <w:sz w:val="22"/>
+              </w:rPr>
+              <w:t>218</w:t>
+            </w:r>
+          </w:p>
+        </w:tc>
+      </w:tr>
+      <w:tr>
+        <w:trPr/>
+        <w:tc>
+          <w:tcPr>
+            <w:tcW w:w="4513" w:type="dxa"/>
+            <w:tcBorders>
+              <w:top w:val="single" w:sz="4" w:space="0" w:color="B7B7B7"/>
+              <w:left w:val="single" w:sz="4" w:space="0" w:color="B7B7B7"/>
+              <w:bottom w:val="single" w:sz="4" w:space="0" w:color="B7B7B7"/>
+              <w:right w:val="single" w:sz="4" w:space="0" w:color="B7B7B7"/>
+            </w:tcBorders>
+          </w:tcPr>
+          <w:p>
+            <w:pPr>
+              <w:pStyle w:val="Normal"/>
+              <w:spacing w:lineRule="auto" w:line="240" w:before="0" w:after="60"/>
+              <w:rPr/>
+            </w:pPr>
+            <w:r>
+              <w:rPr>
+                <w:sz w:val="22"/>
+              </w:rPr>
+              <w:t>Señales de sobrepago a revisar</w:t>
+            </w:r>
+          </w:p>
+        </w:tc>
+        <w:tc>
+          <w:tcPr>
+            <w:tcW w:w="4512" w:type="dxa"/>
+            <w:tcBorders>
+              <w:top w:val="single" w:sz="4" w:space="0" w:color="B7B7B7"/>
+              <w:left w:val="single" w:sz="4" w:space="0" w:color="B7B7B7"/>
+              <w:bottom w:val="single" w:sz="4" w:space="0" w:color="B7B7B7"/>
+              <w:right w:val="single" w:sz="4" w:space="0" w:color="B7B7B7"/>
+            </w:tcBorders>
+          </w:tcPr>
+          <w:p>
+            <w:pPr>
+              <w:pStyle w:val="Normal"/>
+              <w:spacing w:lineRule="auto" w:line="240" w:before="0" w:after="60"/>
+              <w:rPr/>
+            </w:pPr>
+            <w:r>
+              <w:rPr>
+                <w:sz w:val="22"/>
+              </w:rPr>
+              <w:t>76</w:t>
+            </w:r>
+          </w:p>
+        </w:tc>
+      </w:tr>
+      <w:tr>
+        <w:trPr/>
+        <w:tc>
+          <w:tcPr>
+            <w:tcW w:w="4513" w:type="dxa"/>
+            <w:tcBorders>
+              <w:top w:val="single" w:sz="4" w:space="0" w:color="B7B7B7"/>
+              <w:left w:val="single" w:sz="4" w:space="0" w:color="B7B7B7"/>
+              <w:bottom w:val="single" w:sz="4" w:space="0" w:color="B7B7B7"/>
+              <w:right w:val="single" w:sz="4" w:space="0" w:color="B7B7B7"/>
+            </w:tcBorders>
+          </w:tcPr>
+          <w:p>
+            <w:pPr>
+              <w:pStyle w:val="Normal"/>
+              <w:spacing w:lineRule="auto" w:line="240" w:before="0" w:after="60"/>
+              <w:rPr/>
+            </w:pPr>
+            <w:r>
+              <w:rPr>
+                <w:sz w:val="22"/>
+              </w:rPr>
+              <w:t>Demora P90 devengado→pagado (días)</w:t>
+            </w:r>
+          </w:p>
+        </w:tc>
+        <w:tc>
+          <w:tcPr>
+            <w:tcW w:w="4512" w:type="dxa"/>
+            <w:tcBorders>
+              <w:top w:val="single" w:sz="4" w:space="0" w:color="B7B7B7"/>
+              <w:left w:val="single" w:sz="4" w:space="0" w:color="B7B7B7"/>
+              <w:bottom w:val="single" w:sz="4" w:space="0" w:color="B7B7B7"/>
+              <w:right w:val="single" w:sz="4" w:space="0" w:color="B7B7B7"/>
+            </w:tcBorders>
+          </w:tcPr>
+          <w:p>
+            <w:pPr>
+              <w:pStyle w:val="Normal"/>
+              <w:spacing w:lineRule="auto" w:line="240" w:before="0" w:after="60"/>
+              <w:rPr/>
+            </w:pPr>
+            <w:r>
+              <w:rPr>
+                <w:sz w:val="22"/>
+              </w:rPr>
+              <w:t>28.0</w:t>
+            </w:r>
+          </w:p>
+        </w:tc>
+      </w:tr>
+      <w:tr>
+        <w:trPr/>
+        <w:tc>
+          <w:tcPr>
+            <w:tcW w:w="4513" w:type="dxa"/>
+            <w:tcBorders>
+              <w:top w:val="single" w:sz="4" w:space="0" w:color="B7B7B7"/>
+              <w:left w:val="single" w:sz="4" w:space="0" w:color="B7B7B7"/>
+              <w:bottom w:val="single" w:sz="4" w:space="0" w:color="B7B7B7"/>
+              <w:right w:val="single" w:sz="4" w:space="0" w:color="B7B7B7"/>
+            </w:tcBorders>
+          </w:tcPr>
+          <w:p>
+            <w:pPr>
+              <w:pStyle w:val="Normal"/>
+              <w:spacing w:lineRule="auto" w:line="240" w:before="0" w:after="60"/>
+              <w:rPr/>
+            </w:pPr>
+            <w:r>
+              <w:rPr>
+                <w:sz w:val="22"/>
+              </w:rPr>
+              <w:t>Modalidades especiales no inferibles solo por cuantía</w:t>
+            </w:r>
+          </w:p>
+        </w:tc>
+        <w:tc>
+          <w:tcPr>
+            <w:tcW w:w="4512" w:type="dxa"/>
+            <w:tcBorders>
+              <w:top w:val="single" w:sz="4" w:space="0" w:color="B7B7B7"/>
+              <w:left w:val="single" w:sz="4" w:space="0" w:color="B7B7B7"/>
+              <w:bottom w:val="single" w:sz="4" w:space="0" w:color="B7B7B7"/>
+              <w:right w:val="single" w:sz="4" w:space="0" w:color="B7B7B7"/>
+            </w:tcBorders>
+          </w:tcPr>
+          <w:p>
+            <w:pPr>
+              <w:pStyle w:val="Normal"/>
+              <w:spacing w:lineRule="auto" w:line="240" w:before="0" w:after="60"/>
+              <w:rPr/>
+            </w:pPr>
+            <w:r>
+              <w:rPr>
+                <w:sz w:val="22"/>
+              </w:rPr>
+              <w:t>1422</w:t>
+            </w:r>
+          </w:p>
+        </w:tc>
+      </w:tr>
+      <w:tr>
+        <w:trPr/>
+        <w:tc>
+          <w:tcPr>
+            <w:tcW w:w="4513" w:type="dxa"/>
+            <w:tcBorders>
+              <w:top w:val="single" w:sz="4" w:space="0" w:color="B7B7B7"/>
+              <w:left w:val="single" w:sz="4" w:space="0" w:color="B7B7B7"/>
+              <w:bottom w:val="single" w:sz="4" w:space="0" w:color="B7B7B7"/>
+              <w:right w:val="single" w:sz="4" w:space="0" w:color="B7B7B7"/>
+            </w:tcBorders>
+          </w:tcPr>
+          <w:p>
+            <w:pPr>
+              <w:pStyle w:val="Normal"/>
+              <w:spacing w:lineRule="auto" w:line="240" w:before="0" w:after="60"/>
+              <w:rPr/>
+            </w:pPr>
+            <w:r>
+              <w:rPr>
+                <w:sz w:val="22"/>
+              </w:rPr>
+              <w:t>Modalidades que requieren revisión de contexto</w:t>
+            </w:r>
+          </w:p>
+        </w:tc>
+        <w:tc>
+          <w:tcPr>
+            <w:tcW w:w="4512" w:type="dxa"/>
+            <w:tcBorders>
+              <w:top w:val="single" w:sz="4" w:space="0" w:color="B7B7B7"/>
+              <w:left w:val="single" w:sz="4" w:space="0" w:color="B7B7B7"/>
+              <w:bottom w:val="single" w:sz="4" w:space="0" w:color="B7B7B7"/>
+              <w:right w:val="single" w:sz="4" w:space="0" w:color="B7B7B7"/>
+            </w:tcBorders>
+          </w:tcPr>
+          <w:p>
+            <w:pPr>
+              <w:pStyle w:val="Normal"/>
+              <w:spacing w:lineRule="auto" w:line="240" w:before="0" w:after="60"/>
+              <w:rPr/>
+            </w:pPr>
+            <w:r>
+              <w:rPr>
+                <w:sz w:val="22"/>
+              </w:rPr>
+              <w:t>1314</w:t>
+            </w:r>
+          </w:p>
+        </w:tc>
+      </w:tr>
+    </w:tbl>
+    <w:p>
+      <w:pPr>
+        <w:pStyle w:val="Normal"/>
+        <w:spacing w:lineRule="auto" w:line="240" w:before="0" w:after="60"/>
+        <w:jc w:val="both"/>
+        <w:rPr/>
+      </w:pPr>
+      <w:r>
+        <w:rPr>
+          <w:sz w:val="22"/>
+        </w:rPr>
+        <w:t>La comparación de modalidades frente a cuantía es únicamente referencial. Contratación Directa, Comparación de Precios, Subasta Inversa, acuerdos marco y otros supuestos pueden depender de condiciones que no se deducen del monto por sí solo; 'requiere revisión de contexto' no equivale a irregularidad.</w:t>
+      </w:r>
+    </w:p>
+    <w:p>
+      <w:pPr>
+        <w:pStyle w:val="Heading2"/>
+        <w:spacing w:lineRule="auto" w:line="240" w:before="0" w:after="60"/>
+        <w:rPr/>
+      </w:pPr>
+      <w:bookmarkStart w:id="20" w:name="__RefHeading___Toc1774_3956443927"/>
+      <w:bookmarkEnd w:id="20"/>
+      <w:r>
+        <w:rPr>
+          <w:rFonts w:ascii="Arial" w:hAnsi="Arial"/>
+          <w:b/>
+          <w:sz w:val="22"/>
+        </w:rPr>
+        <w:t>Distribución de pagos</w:t>
+      </w:r>
+    </w:p>
+    <w:p>
+      <w:pPr>
+        <w:pStyle w:val="Normal"/>
+        <w:spacing w:lineRule="auto" w:line="240" w:before="0" w:after="60"/>
+        <w:jc w:val="center"/>
+        <w:rPr/>
+      </w:pPr>
+      <w:r>
+        <w:rPr/>
+        <w:drawing>
+          <wp:inline distT="0" distB="0" distL="0" distR="0">
+            <wp:extent cx="5577840" cy="3150235"/>
+            <wp:effectExtent l="0" t="0" r="0" b="0"/>
+            <wp:docPr id="3" name="Picture 2" descr=""/>
+            <wp:cNvGraphicFramePr>
+              <a:graphicFrameLocks xmlns:a="http://schemas.openxmlformats.org/drawingml/2006/main" noChangeAspect="1"/>
+            </wp:cNvGraphicFramePr>
+            <a:graphic xmlns:a="http://schemas.openxmlformats.org/drawingml/2006/main">
+              <a:graphicData uri="http://schemas.openxmlformats.org/drawingml/2006/picture">
+                <pic:pic xmlns:pic="http://schemas.openxmlformats.org/drawingml/2006/picture">
+                  <pic:nvPicPr>
+                    <pic:cNvPr id="3" name="Picture 2" descr=""/>
+                    <pic:cNvPicPr>
+                      <a:picLocks noChangeAspect="1" noChangeArrowheads="1"/>
+                    </pic:cNvPicPr>
+                  </pic:nvPicPr>
+                  <pic:blipFill>
+                    <a:blip r:embed="rId7"/>
+                    <a:stretch>
+                      <a:fillRect/>
+                    </a:stretch>
+                  </pic:blipFill>
+                  <pic:spPr bwMode="auto">
+                    <a:xfrm>
+                      <a:off x="0" y="0"/>
+                      <a:ext cx="5577840" cy="3150235"/>
+                    </a:xfrm>
+                    <a:prstGeom prst="rect">
+                      <a:avLst/>
+                    </a:prstGeom>
+                  </pic:spPr>
+                </pic:pic>
+              </a:graphicData>
+            </a:graphic>
+          </wp:inline>
+        </w:drawing>
+      </w:r>
+    </w:p>
+    <w:p>
+      <w:pPr>
+        <w:pStyle w:val="Heading2"/>
+        <w:spacing w:lineRule="auto" w:line="240" w:before="0" w:after="60"/>
+        <w:rPr/>
+      </w:pPr>
+      <w:bookmarkStart w:id="21" w:name="__RefHeading___Toc1776_3956443927"/>
+      <w:bookmarkEnd w:id="21"/>
+      <w:r>
+        <w:rPr>
+          <w:rFonts w:ascii="Arial" w:hAnsi="Arial"/>
+          <w:b/>
+          <w:sz w:val="22"/>
+        </w:rPr>
+        <w:t>Modalidades por régimen</w:t>
+      </w:r>
+    </w:p>
+    <w:p>
+      <w:pPr>
+        <w:pStyle w:val="Normal"/>
+        <w:spacing w:lineRule="auto" w:line="240" w:before="0" w:after="60"/>
+        <w:jc w:val="center"/>
+        <w:rPr/>
+      </w:pPr>
+      <w:r>
+        <w:rPr/>
+        <w:drawing>
+          <wp:inline distT="0" distB="0" distL="0" distR="0">
+            <wp:extent cx="5577840" cy="3222625"/>
+            <wp:effectExtent l="0" t="0" r="0" b="0"/>
+            <wp:docPr id="4" name="Picture 3" descr=""/>
+            <wp:cNvGraphicFramePr>
+              <a:graphicFrameLocks xmlns:a="http://schemas.openxmlformats.org/drawingml/2006/main" noChangeAspect="1"/>
+            </wp:cNvGraphicFramePr>
+            <a:graphic xmlns:a="http://schemas.openxmlformats.org/drawingml/2006/main">
+              <a:graphicData uri="http://schemas.openxmlformats.org/drawingml/2006/picture">
+                <pic:pic xmlns:pic="http://schemas.openxmlformats.org/drawingml/2006/picture">
+                  <pic:nvPicPr>
+                    <pic:cNvPr id="4" name="Picture 3" descr=""/>
+                    <pic:cNvPicPr>
+                      <a:picLocks noChangeAspect="1" noChangeArrowheads="1"/>
+                    </pic:cNvPicPr>
+                  </pic:nvPicPr>
+                  <pic:blipFill>
+                    <a:blip r:embed="rId8"/>
+                    <a:stretch>
+                      <a:fillRect/>
+                    </a:stretch>
+                  </pic:blipFill>
+                  <pic:spPr bwMode="auto">
+                    <a:xfrm>
+                      <a:off x="0" y="0"/>
+                      <a:ext cx="5577840" cy="3222625"/>
+                    </a:xfrm>
+                    <a:prstGeom prst="rect">
+                      <a:avLst/>
+                    </a:prstGeom>
+                  </pic:spPr>
+                </pic:pic>
+              </a:graphicData>
+            </a:graphic>
+          </wp:inline>
+        </w:drawing>
+      </w:r>
+    </w:p>
+    <w:p>
+      <w:pPr>
+        <w:pStyle w:val="Heading2"/>
+        <w:spacing w:lineRule="auto" w:line="240" w:before="0" w:after="60"/>
+        <w:rPr/>
+      </w:pPr>
+      <w:bookmarkStart w:id="22" w:name="__RefHeading___Toc1778_3956443927"/>
+      <w:bookmarkEnd w:id="22"/>
+      <w:r>
+        <w:rPr>
+          <w:rFonts w:ascii="Arial" w:hAnsi="Arial"/>
+          <w:b/>
+          <w:sz w:val="22"/>
+        </w:rPr>
+        <w:t>Arquitectura operacional Spark-native</w:t>
+      </w:r>
+    </w:p>
+    <w:p>
+      <w:pPr>
+        <w:pStyle w:val="Normal"/>
+        <w:spacing w:lineRule="auto" w:line="240" w:before="0" w:after="60"/>
+        <w:jc w:val="both"/>
+        <w:rPr/>
+      </w:pPr>
+      <w:r>
+        <w:rPr>
+          <w:sz w:val="22"/>
+        </w:rPr>
+        <w:t>La evidencia histórica de modelado Spark se conserva en modo local[*] para reproducibilidad. En paralelo, la ruta operacional TRAIN/INFERENCE admite un master Spark configurable. Cuando source.type=spark_sql, el conector devuelve un Spark DataFrame y el mapping, validación, preprocesamiento, feature engineering y MLlib permanecen en Spark sin toPandas(). Las medianas por objeto aprendidas en TRAIN se persisten como Parquet distribuido y los rankings de INFERENCE se escriben también como Parquet distribuido.</w:t>
+      </w:r>
+    </w:p>
+    <w:p>
+      <w:pPr>
+        <w:pStyle w:val="Normal"/>
+        <w:spacing w:lineRule="auto" w:line="240" w:before="0" w:after="60"/>
+        <w:jc w:val="both"/>
+        <w:rPr/>
+      </w:pPr>
+      <w:r>
+        <w:rPr>
+          <w:sz w:val="22"/>
+        </w:rPr>
+        <w:t>Esta capacidad elimina el cuello de botella pandas del adaptador Spark anterior, pero no sustituye las pruebas de carga, particionamiento, seguridad, rendimiento y robustez que deben ejecutarse con el clúster y volumen institucionales reales.</w:t>
+      </w:r>
+    </w:p>
+    <w:p>
+      <w:pPr>
+        <w:pStyle w:val="Heading2"/>
+        <w:spacing w:lineRule="auto" w:line="240" w:before="0" w:after="60"/>
+        <w:rPr/>
+      </w:pPr>
+      <w:bookmarkStart w:id="23" w:name="__RefHeading___Toc1780_3956443927"/>
+      <w:bookmarkEnd w:id="23"/>
+      <w:r>
+        <w:rPr>
+          <w:rFonts w:ascii="Arial" w:hAnsi="Arial"/>
+          <w:b/>
+          <w:sz w:val="22"/>
+        </w:rPr>
+        <w:t>Limitación institucional</w:t>
+      </w:r>
+    </w:p>
+    <w:p>
+      <w:pPr>
+        <w:pStyle w:val="Normal"/>
+        <w:spacing w:lineRule="auto" w:line="240" w:before="0" w:after="60"/>
+        <w:jc w:val="both"/>
+        <w:rPr/>
+      </w:pPr>
+      <w:r>
+        <w:rPr>
+          <w:sz w:val="22"/>
+        </w:rPr>
+        <w:t>El cierre literal con pagos SIAF/SEACE, tablas/vistas reales, ground truth, permisos, clúster, DEV/QA/PROD, SQL Server/SSRS, certificación y conformidad depende de la CGR y permanece registrado en el catálogo de dependencias institucionales.</w:t>
+      </w:r>
+    </w:p>
+    <w:p>
+      <w:pPr>
+        <w:pStyle w:val="Heading1"/>
         <w:spacing w:lineRule="exact" w:line="240" w:before="240" w:after="120"/>
         <w:rPr/>
       </w:pPr>
-      <w:bookmarkStart w:id="18" w:name="__RefHeading___Toc1662_1564033828"/>
-      <w:bookmarkEnd w:id="18"/>
+      <w:bookmarkStart w:id="24" w:name="__RefHeading___Toc1782_3956443927"/>
+      <w:bookmarkEnd w:id="24"/>
       <w:r>
         <w:rPr>
           <w:rFonts w:eastAsia="Arial" w:cs="Arial" w:ascii="Arial" w:hAnsi="Arial"/>
@@ -4290,9 +5211,9 @@
       </w:r>
     </w:p>
     <w:sectPr>
-      <w:headerReference w:type="default" r:id="rId7"/>
-      <w:footerReference w:type="default" r:id="rId8"/>
-      <w:footerReference w:type="first" r:id="rId9"/>
+      <w:headerReference w:type="default" r:id="rId9"/>
+      <w:footerReference w:type="default" r:id="rId10"/>
+      <w:footerReference w:type="first" r:id="rId11"/>
       <w:type w:val="nextPage"/>
       <w:pgSz w:w="11906" w:h="16838"/>
       <w:pgMar w:left="1440" w:right="1440" w:gutter="0" w:header="708" w:top="1440" w:footer="708" w:bottom="1440"/>
@@ -4435,7 +5356,7 @@
     </w:r>
     <w:r>
       <w:rPr/>
-      <w:t>6</w:t>
+      <w:t>8</w:t>
     </w:r>
     <w:r>
       <w:rPr/>

--- a/reporte/productos_formales/Producto_02_Preprocesamiento_Favoritismo.docx
+++ b/reporte/productos_formales/Producto_02_Preprocesamiento_Favoritismo.docx
@@ -262,7 +262,7 @@
         <w:spacing w:lineRule="exact" w:line="240" w:before="240" w:after="120"/>
         <w:rPr/>
       </w:pPr>
-      <w:bookmarkStart w:id="0" w:name="__RefHeading___Toc1734_3956443927"/>
+      <w:bookmarkStart w:id="0" w:name="__RefHeading___Toc1734_1913477755"/>
       <w:bookmarkEnd w:id="0"/>
       <w:r>
         <w:rPr>
@@ -369,7 +369,7 @@
             </w:rPr>
             <w:fldChar w:fldCharType="separate"/>
           </w:r>
-          <w:hyperlink w:anchor="__RefHeading___Toc1734_3956443927">
+          <w:hyperlink w:anchor="__RefHeading___Toc1734_1913477755">
             <w:r>
               <w:rPr>
                 <w:rStyle w:val="IndexLink"/>
@@ -389,7 +389,7 @@
             </w:tabs>
             <w:rPr/>
           </w:pPr>
-          <w:hyperlink w:anchor="__RefHeading___Toc1736_3956443927">
+          <w:hyperlink w:anchor="__RefHeading___Toc1736_1913477755">
             <w:r>
               <w:rPr>
                 <w:rStyle w:val="IndexLink"/>
@@ -409,7 +409,7 @@
             </w:tabs>
             <w:rPr/>
           </w:pPr>
-          <w:hyperlink w:anchor="__RefHeading___Toc1738_3956443927">
+          <w:hyperlink w:anchor="__RefHeading___Toc1738_1913477755">
             <w:r>
               <w:rPr>
                 <w:rStyle w:val="IndexLink"/>
@@ -429,7 +429,7 @@
             </w:tabs>
             <w:rPr/>
           </w:pPr>
-          <w:hyperlink w:anchor="__RefHeading___Toc1740_3956443927">
+          <w:hyperlink w:anchor="__RefHeading___Toc1740_1913477755">
             <w:r>
               <w:rPr>
                 <w:rStyle w:val="IndexLink"/>
@@ -449,7 +449,7 @@
             </w:tabs>
             <w:rPr/>
           </w:pPr>
-          <w:hyperlink w:anchor="__RefHeading___Toc1742_3956443927">
+          <w:hyperlink w:anchor="__RefHeading___Toc1742_1913477755">
             <w:r>
               <w:rPr>
                 <w:rStyle w:val="IndexLink"/>
@@ -469,7 +469,7 @@
             </w:tabs>
             <w:rPr/>
           </w:pPr>
-          <w:hyperlink w:anchor="__RefHeading___Toc1744_3956443927">
+          <w:hyperlink w:anchor="__RefHeading___Toc1744_1913477755">
             <w:r>
               <w:rPr>
                 <w:rStyle w:val="IndexLink"/>
@@ -489,7 +489,7 @@
             </w:tabs>
             <w:rPr/>
           </w:pPr>
-          <w:hyperlink w:anchor="__RefHeading___Toc1746_3956443927">
+          <w:hyperlink w:anchor="__RefHeading___Toc1746_1913477755">
             <w:r>
               <w:rPr>
                 <w:rStyle w:val="IndexLink"/>
@@ -509,7 +509,7 @@
             </w:tabs>
             <w:rPr/>
           </w:pPr>
-          <w:hyperlink w:anchor="__RefHeading___Toc1748_3956443927">
+          <w:hyperlink w:anchor="__RefHeading___Toc1748_1913477755">
             <w:r>
               <w:rPr>
                 <w:rStyle w:val="IndexLink"/>
@@ -529,7 +529,7 @@
             </w:tabs>
             <w:rPr/>
           </w:pPr>
-          <w:hyperlink w:anchor="__RefHeading___Toc1750_3956443927">
+          <w:hyperlink w:anchor="__RefHeading___Toc1750_1913477755">
             <w:r>
               <w:rPr>
                 <w:rStyle w:val="IndexLink"/>
@@ -549,7 +549,7 @@
             </w:tabs>
             <w:rPr/>
           </w:pPr>
-          <w:hyperlink w:anchor="__RefHeading___Toc1752_3956443927">
+          <w:hyperlink w:anchor="__RefHeading___Toc1752_1913477755">
             <w:r>
               <w:rPr>
                 <w:rStyle w:val="IndexLink"/>
@@ -569,7 +569,7 @@
             </w:tabs>
             <w:rPr/>
           </w:pPr>
-          <w:hyperlink w:anchor="__RefHeading___Toc1754_3956443927">
+          <w:hyperlink w:anchor="__RefHeading___Toc1754_1913477755">
             <w:r>
               <w:rPr>
                 <w:rStyle w:val="IndexLink"/>
@@ -589,7 +589,7 @@
             </w:tabs>
             <w:rPr/>
           </w:pPr>
-          <w:hyperlink w:anchor="__RefHeading___Toc1756_3956443927">
+          <w:hyperlink w:anchor="__RefHeading___Toc1756_1913477755">
             <w:r>
               <w:rPr>
                 <w:rStyle w:val="IndexLink"/>
@@ -609,7 +609,7 @@
             </w:tabs>
             <w:rPr/>
           </w:pPr>
-          <w:hyperlink w:anchor="__RefHeading___Toc1758_3956443927">
+          <w:hyperlink w:anchor="__RefHeading___Toc1758_1913477755">
             <w:r>
               <w:rPr>
                 <w:rStyle w:val="IndexLink"/>
@@ -629,7 +629,7 @@
             </w:tabs>
             <w:rPr/>
           </w:pPr>
-          <w:hyperlink w:anchor="__RefHeading___Toc1760_3956443927">
+          <w:hyperlink w:anchor="__RefHeading___Toc1760_1913477755">
             <w:r>
               <w:rPr>
                 <w:rStyle w:val="IndexLink"/>
@@ -649,7 +649,7 @@
             </w:tabs>
             <w:rPr/>
           </w:pPr>
-          <w:hyperlink w:anchor="__RefHeading___Toc1762_3956443927">
+          <w:hyperlink w:anchor="__RefHeading___Toc1762_1913477755">
             <w:r>
               <w:rPr>
                 <w:rStyle w:val="IndexLink"/>
@@ -669,7 +669,7 @@
             </w:tabs>
             <w:rPr/>
           </w:pPr>
-          <w:hyperlink w:anchor="__RefHeading___Toc1764_3956443927">
+          <w:hyperlink w:anchor="__RefHeading___Toc1764_1913477755">
             <w:r>
               <w:rPr>
                 <w:rStyle w:val="IndexLink"/>
@@ -689,7 +689,7 @@
             </w:tabs>
             <w:rPr/>
           </w:pPr>
-          <w:hyperlink w:anchor="__RefHeading___Toc1766_3956443927">
+          <w:hyperlink w:anchor="__RefHeading___Toc1766_1913477755">
             <w:r>
               <w:rPr>
                 <w:rStyle w:val="IndexLink"/>
@@ -709,7 +709,7 @@
             </w:tabs>
             <w:rPr/>
           </w:pPr>
-          <w:hyperlink w:anchor="__RefHeading___Toc1768_3956443927">
+          <w:hyperlink w:anchor="__RefHeading___Toc1768_1913477755">
             <w:r>
               <w:rPr>
                 <w:rStyle w:val="IndexLink"/>
@@ -729,7 +729,7 @@
             </w:tabs>
             <w:rPr/>
           </w:pPr>
-          <w:hyperlink w:anchor="__RefHeading___Toc1770_3956443927">
+          <w:hyperlink w:anchor="__RefHeading___Toc1770_1913477755">
             <w:r>
               <w:rPr>
                 <w:rStyle w:val="IndexLink"/>
@@ -749,7 +749,7 @@
             </w:tabs>
             <w:rPr/>
           </w:pPr>
-          <w:hyperlink w:anchor="__RefHeading___Toc1772_3956443927">
+          <w:hyperlink w:anchor="__RefHeading___Toc1772_1913477755">
             <w:r>
               <w:rPr>
                 <w:rStyle w:val="IndexLink"/>
@@ -769,7 +769,7 @@
             </w:tabs>
             <w:rPr/>
           </w:pPr>
-          <w:hyperlink w:anchor="__RefHeading___Toc1774_3956443927">
+          <w:hyperlink w:anchor="__RefHeading___Toc1774_1913477755">
             <w:r>
               <w:rPr>
                 <w:rStyle w:val="IndexLink"/>
@@ -789,7 +789,7 @@
             </w:tabs>
             <w:rPr/>
           </w:pPr>
-          <w:hyperlink w:anchor="__RefHeading___Toc1776_3956443927">
+          <w:hyperlink w:anchor="__RefHeading___Toc1776_1913477755">
             <w:r>
               <w:rPr>
                 <w:rStyle w:val="IndexLink"/>
@@ -809,7 +809,7 @@
             </w:tabs>
             <w:rPr/>
           </w:pPr>
-          <w:hyperlink w:anchor="__RefHeading___Toc1778_3956443927">
+          <w:hyperlink w:anchor="__RefHeading___Toc1778_1913477755">
             <w:r>
               <w:rPr>
                 <w:rStyle w:val="IndexLink"/>
@@ -829,7 +829,7 @@
             </w:tabs>
             <w:rPr/>
           </w:pPr>
-          <w:hyperlink w:anchor="__RefHeading___Toc1780_3956443927">
+          <w:hyperlink w:anchor="__RefHeading___Toc1780_1913477755">
             <w:r>
               <w:rPr>
                 <w:rStyle w:val="IndexLink"/>
@@ -849,7 +849,7 @@
             </w:tabs>
             <w:rPr/>
           </w:pPr>
-          <w:hyperlink w:anchor="__RefHeading___Toc1782_3956443927">
+          <w:hyperlink w:anchor="__RefHeading___Toc1782_1913477755">
             <w:r>
               <w:rPr>
                 <w:rStyle w:val="IndexLink"/>
@@ -889,7 +889,7 @@
         <w:spacing w:lineRule="exact" w:line="240" w:before="240" w:after="120"/>
         <w:rPr/>
       </w:pPr>
-      <w:bookmarkStart w:id="1" w:name="__RefHeading___Toc1736_3956443927"/>
+      <w:bookmarkStart w:id="1" w:name="__RefHeading___Toc1736_1913477755"/>
       <w:bookmarkEnd w:id="1"/>
       <w:r>
         <w:rPr>
@@ -927,7 +927,7 @@
         <w:spacing w:lineRule="exact" w:line="240" w:before="240" w:after="120"/>
         <w:rPr/>
       </w:pPr>
-      <w:bookmarkStart w:id="2" w:name="__RefHeading___Toc1738_3956443927"/>
+      <w:bookmarkStart w:id="2" w:name="__RefHeading___Toc1738_1913477755"/>
       <w:bookmarkEnd w:id="2"/>
       <w:r>
         <w:rPr>
@@ -983,7 +983,7 @@
         <w:spacing w:lineRule="exact" w:line="240" w:before="240" w:after="120"/>
         <w:rPr/>
       </w:pPr>
-      <w:bookmarkStart w:id="3" w:name="__RefHeading___Toc1740_3956443927"/>
+      <w:bookmarkStart w:id="3" w:name="__RefHeading___Toc1740_1913477755"/>
       <w:bookmarkEnd w:id="3"/>
       <w:r>
         <w:rPr>
@@ -2297,7 +2297,7 @@
         <w:spacing w:lineRule="exact" w:line="240" w:before="240" w:after="120"/>
         <w:rPr/>
       </w:pPr>
-      <w:bookmarkStart w:id="4" w:name="__RefHeading___Toc1742_3956443927"/>
+      <w:bookmarkStart w:id="4" w:name="__RefHeading___Toc1742_1913477755"/>
       <w:bookmarkEnd w:id="4"/>
       <w:r>
         <w:rPr>
@@ -2874,7 +2874,7 @@
         <w:spacing w:lineRule="exact" w:line="240" w:before="240" w:after="120"/>
         <w:rPr/>
       </w:pPr>
-      <w:bookmarkStart w:id="5" w:name="__RefHeading___Toc1744_3956443927"/>
+      <w:bookmarkStart w:id="5" w:name="__RefHeading___Toc1744_1913477755"/>
       <w:bookmarkEnd w:id="5"/>
       <w:r>
         <w:rPr>
@@ -2912,7 +2912,7 @@
         <w:spacing w:lineRule="exact" w:line="240" w:before="240" w:after="120"/>
         <w:rPr/>
       </w:pPr>
-      <w:bookmarkStart w:id="6" w:name="__RefHeading___Toc1746_3956443927"/>
+      <w:bookmarkStart w:id="6" w:name="__RefHeading___Toc1746_1913477755"/>
       <w:bookmarkEnd w:id="6"/>
       <w:r>
         <w:rPr>
@@ -2950,7 +2950,7 @@
         <w:spacing w:lineRule="exact" w:line="240" w:before="240" w:after="120"/>
         <w:rPr/>
       </w:pPr>
-      <w:bookmarkStart w:id="7" w:name="__RefHeading___Toc1748_3956443927"/>
+      <w:bookmarkStart w:id="7" w:name="__RefHeading___Toc1748_1913477755"/>
       <w:bookmarkEnd w:id="7"/>
       <w:r>
         <w:rPr>
@@ -2970,7 +2970,7 @@
         <w:spacing w:lineRule="exact" w:line="240" w:before="180" w:after="80"/>
         <w:rPr/>
       </w:pPr>
-      <w:bookmarkStart w:id="8" w:name="__RefHeading___Toc1750_3956443927"/>
+      <w:bookmarkStart w:id="8" w:name="__RefHeading___Toc1750_1913477755"/>
       <w:bookmarkEnd w:id="8"/>
       <w:r>
         <w:rPr>
@@ -3567,7 +3567,7 @@
         <w:spacing w:lineRule="exact" w:line="240" w:before="180" w:after="80"/>
         <w:rPr/>
       </w:pPr>
-      <w:bookmarkStart w:id="9" w:name="__RefHeading___Toc1752_3956443927"/>
+      <w:bookmarkStart w:id="9" w:name="__RefHeading___Toc1752_1913477755"/>
       <w:bookmarkEnd w:id="9"/>
       <w:r>
         <w:rPr>
@@ -3694,7 +3694,7 @@
         <w:spacing w:lineRule="exact" w:line="240" w:before="180" w:after="80"/>
         <w:rPr/>
       </w:pPr>
-      <w:bookmarkStart w:id="10" w:name="__RefHeading___Toc1754_3956443927"/>
+      <w:bookmarkStart w:id="10" w:name="__RefHeading___Toc1754_1913477755"/>
       <w:bookmarkEnd w:id="10"/>
       <w:r>
         <w:rPr>
@@ -3821,7 +3821,7 @@
         <w:spacing w:lineRule="exact" w:line="240" w:before="180" w:after="80"/>
         <w:rPr/>
       </w:pPr>
-      <w:bookmarkStart w:id="11" w:name="__RefHeading___Toc1756_3956443927"/>
+      <w:bookmarkStart w:id="11" w:name="__RefHeading___Toc1756_1913477755"/>
       <w:bookmarkEnd w:id="11"/>
       <w:r>
         <w:rPr>
@@ -3921,7 +3921,7 @@
         <w:spacing w:lineRule="exact" w:line="240" w:before="180" w:after="80"/>
         <w:rPr/>
       </w:pPr>
-      <w:bookmarkStart w:id="12" w:name="__RefHeading___Toc1758_3956443927"/>
+      <w:bookmarkStart w:id="12" w:name="__RefHeading___Toc1758_1913477755"/>
       <w:bookmarkEnd w:id="12"/>
       <w:r>
         <w:rPr>
@@ -3959,7 +3959,7 @@
         <w:spacing w:lineRule="exact" w:line="240" w:before="240" w:after="120"/>
         <w:rPr/>
       </w:pPr>
-      <w:bookmarkStart w:id="13" w:name="__RefHeading___Toc1760_3956443927"/>
+      <w:bookmarkStart w:id="13" w:name="__RefHeading___Toc1760_1913477755"/>
       <w:bookmarkEnd w:id="13"/>
       <w:r>
         <w:rPr>
@@ -4059,7 +4059,7 @@
         <w:spacing w:lineRule="exact" w:line="240" w:before="240" w:after="120"/>
         <w:rPr/>
       </w:pPr>
-      <w:bookmarkStart w:id="14" w:name="__RefHeading___Toc1762_3956443927"/>
+      <w:bookmarkStart w:id="14" w:name="__RefHeading___Toc1762_1913477755"/>
       <w:bookmarkEnd w:id="14"/>
       <w:r>
         <w:rPr>
@@ -4097,7 +4097,7 @@
         <w:spacing w:lineRule="exact" w:line="240" w:before="240" w:after="120"/>
         <w:rPr/>
       </w:pPr>
-      <w:bookmarkStart w:id="15" w:name="__RefHeading___Toc1764_3956443927"/>
+      <w:bookmarkStart w:id="15" w:name="__RefHeading___Toc1764_1913477755"/>
       <w:bookmarkEnd w:id="15"/>
       <w:r>
         <w:rPr>
@@ -4157,7 +4157,7 @@
         <w:spacing w:lineRule="exact" w:line="240" w:before="240" w:after="120"/>
         <w:rPr/>
       </w:pPr>
-      <w:bookmarkStart w:id="16" w:name="__RefHeading___Toc1766_3956443927"/>
+      <w:bookmarkStart w:id="16" w:name="__RefHeading___Toc1766_1913477755"/>
       <w:bookmarkEnd w:id="16"/>
       <w:r>
         <w:rPr>
@@ -4195,7 +4195,7 @@
         <w:spacing w:lineRule="exact" w:line="240" w:before="240" w:after="120"/>
         <w:rPr/>
       </w:pPr>
-      <w:bookmarkStart w:id="17" w:name="__RefHeading___Toc1768_3956443927"/>
+      <w:bookmarkStart w:id="17" w:name="__RefHeading___Toc1768_1913477755"/>
       <w:bookmarkEnd w:id="17"/>
       <w:r>
         <w:rPr>
@@ -4275,7 +4275,7 @@
         <w:spacing w:lineRule="auto" w:line="240" w:before="0" w:after="60"/>
         <w:rPr/>
       </w:pPr>
-      <w:bookmarkStart w:id="18" w:name="__RefHeading___Toc1770_3956443927"/>
+      <w:bookmarkStart w:id="18" w:name="__RefHeading___Toc1770_1913477755"/>
       <w:bookmarkEnd w:id="18"/>
       <w:r>
         <w:rPr>
@@ -4306,7 +4306,7 @@
         <w:spacing w:lineRule="auto" w:line="240" w:before="0" w:after="60"/>
         <w:rPr/>
       </w:pPr>
-      <w:bookmarkStart w:id="19" w:name="__RefHeading___Toc1772_3956443927"/>
+      <w:bookmarkStart w:id="19" w:name="__RefHeading___Toc1772_1913477755"/>
       <w:bookmarkEnd w:id="19"/>
       <w:r>
         <w:rPr>
@@ -4870,7 +4870,7 @@
         <w:spacing w:lineRule="auto" w:line="240" w:before="0" w:after="60"/>
         <w:rPr/>
       </w:pPr>
-      <w:bookmarkStart w:id="20" w:name="__RefHeading___Toc1774_3956443927"/>
+      <w:bookmarkStart w:id="20" w:name="__RefHeading___Toc1774_1913477755"/>
       <w:bookmarkEnd w:id="20"/>
       <w:r>
         <w:rPr>
@@ -4935,7 +4935,7 @@
         <w:spacing w:lineRule="auto" w:line="240" w:before="0" w:after="60"/>
         <w:rPr/>
       </w:pPr>
-      <w:bookmarkStart w:id="21" w:name="__RefHeading___Toc1776_3956443927"/>
+      <w:bookmarkStart w:id="21" w:name="__RefHeading___Toc1776_1913477755"/>
       <w:bookmarkEnd w:id="21"/>
       <w:r>
         <w:rPr>
@@ -5000,7 +5000,7 @@
         <w:spacing w:lineRule="auto" w:line="240" w:before="0" w:after="60"/>
         <w:rPr/>
       </w:pPr>
-      <w:bookmarkStart w:id="22" w:name="__RefHeading___Toc1778_3956443927"/>
+      <w:bookmarkStart w:id="22" w:name="__RefHeading___Toc1778_1913477755"/>
       <w:bookmarkEnd w:id="22"/>
       <w:r>
         <w:rPr>
@@ -5045,7 +5045,7 @@
         <w:spacing w:lineRule="auto" w:line="240" w:before="0" w:after="60"/>
         <w:rPr/>
       </w:pPr>
-      <w:bookmarkStart w:id="23" w:name="__RefHeading___Toc1780_3956443927"/>
+      <w:bookmarkStart w:id="23" w:name="__RefHeading___Toc1780_1913477755"/>
       <w:bookmarkEnd w:id="23"/>
       <w:r>
         <w:rPr>
@@ -5076,7 +5076,7 @@
         <w:spacing w:lineRule="exact" w:line="240" w:before="240" w:after="120"/>
         <w:rPr/>
       </w:pPr>
-      <w:bookmarkStart w:id="24" w:name="__RefHeading___Toc1782_3956443927"/>
+      <w:bookmarkStart w:id="24" w:name="__RefHeading___Toc1782_1913477755"/>
       <w:bookmarkEnd w:id="24"/>
       <w:r>
         <w:rPr>

--- a/reporte/productos_formales/Producto_02_Preprocesamiento_Favoritismo.docx
+++ b/reporte/productos_formales/Producto_02_Preprocesamiento_Favoritismo.docx
@@ -262,7 +262,7 @@
         <w:spacing w:lineRule="exact" w:line="240" w:before="240" w:after="120"/>
         <w:rPr/>
       </w:pPr>
-      <w:bookmarkStart w:id="0" w:name="__RefHeading___Toc1734_1913477755"/>
+      <w:bookmarkStart w:id="0" w:name="__RefHeading___Toc1734_2937512272"/>
       <w:bookmarkEnd w:id="0"/>
       <w:r>
         <w:rPr>
@@ -291,7 +291,7 @@
           <w:sz w:val="22"/>
           <w:szCs w:val="22"/>
         </w:rPr>
-        <w:t>Se procesaron 3,709 contratos sintéticos para construir 2,328 pares proveedor-entidad, con 6 casos positivos sembrados. El flujo implementa limpieza, tratamiento de outliers, transformación, feature engineering y una división reproducible de datos.</w:t>
+        <w:t>Se procesaron 4,296 contratos sintéticos para construir 2,362 pares proveedor-entidad, con 30 casos positivos sembrados. El flujo implementa limpieza, tratamiento de outliers, transformación, feature engineering y una división reproducible de datos.</w:t>
       </w:r>
     </w:p>
     <w:p>
@@ -369,7 +369,7 @@
             </w:rPr>
             <w:fldChar w:fldCharType="separate"/>
           </w:r>
-          <w:hyperlink w:anchor="__RefHeading___Toc1734_1913477755">
+          <w:hyperlink w:anchor="__RefHeading___Toc1734_2937512272">
             <w:r>
               <w:rPr>
                 <w:rStyle w:val="IndexLink"/>
@@ -389,7 +389,7 @@
             </w:tabs>
             <w:rPr/>
           </w:pPr>
-          <w:hyperlink w:anchor="__RefHeading___Toc1736_1913477755">
+          <w:hyperlink w:anchor="__RefHeading___Toc1736_2937512272">
             <w:r>
               <w:rPr>
                 <w:rStyle w:val="IndexLink"/>
@@ -409,7 +409,7 @@
             </w:tabs>
             <w:rPr/>
           </w:pPr>
-          <w:hyperlink w:anchor="__RefHeading___Toc1738_1913477755">
+          <w:hyperlink w:anchor="__RefHeading___Toc1738_2937512272">
             <w:r>
               <w:rPr>
                 <w:rStyle w:val="IndexLink"/>
@@ -429,7 +429,7 @@
             </w:tabs>
             <w:rPr/>
           </w:pPr>
-          <w:hyperlink w:anchor="__RefHeading___Toc1740_1913477755">
+          <w:hyperlink w:anchor="__RefHeading___Toc1740_2937512272">
             <w:r>
               <w:rPr>
                 <w:rStyle w:val="IndexLink"/>
@@ -449,7 +449,7 @@
             </w:tabs>
             <w:rPr/>
           </w:pPr>
-          <w:hyperlink w:anchor="__RefHeading___Toc1742_1913477755">
+          <w:hyperlink w:anchor="__RefHeading___Toc1742_2937512272">
             <w:r>
               <w:rPr>
                 <w:rStyle w:val="IndexLink"/>
@@ -469,7 +469,7 @@
             </w:tabs>
             <w:rPr/>
           </w:pPr>
-          <w:hyperlink w:anchor="__RefHeading___Toc1744_1913477755">
+          <w:hyperlink w:anchor="__RefHeading___Toc1744_2937512272">
             <w:r>
               <w:rPr>
                 <w:rStyle w:val="IndexLink"/>
@@ -489,7 +489,7 @@
             </w:tabs>
             <w:rPr/>
           </w:pPr>
-          <w:hyperlink w:anchor="__RefHeading___Toc1746_1913477755">
+          <w:hyperlink w:anchor="__RefHeading___Toc1746_2937512272">
             <w:r>
               <w:rPr>
                 <w:rStyle w:val="IndexLink"/>
@@ -509,7 +509,7 @@
             </w:tabs>
             <w:rPr/>
           </w:pPr>
-          <w:hyperlink w:anchor="__RefHeading___Toc1748_1913477755">
+          <w:hyperlink w:anchor="__RefHeading___Toc1748_2937512272">
             <w:r>
               <w:rPr>
                 <w:rStyle w:val="IndexLink"/>
@@ -529,7 +529,7 @@
             </w:tabs>
             <w:rPr/>
           </w:pPr>
-          <w:hyperlink w:anchor="__RefHeading___Toc1750_1913477755">
+          <w:hyperlink w:anchor="__RefHeading___Toc1750_2937512272">
             <w:r>
               <w:rPr>
                 <w:rStyle w:val="IndexLink"/>
@@ -549,7 +549,7 @@
             </w:tabs>
             <w:rPr/>
           </w:pPr>
-          <w:hyperlink w:anchor="__RefHeading___Toc1752_1913477755">
+          <w:hyperlink w:anchor="__RefHeading___Toc1752_2937512272">
             <w:r>
               <w:rPr>
                 <w:rStyle w:val="IndexLink"/>
@@ -569,7 +569,7 @@
             </w:tabs>
             <w:rPr/>
           </w:pPr>
-          <w:hyperlink w:anchor="__RefHeading___Toc1754_1913477755">
+          <w:hyperlink w:anchor="__RefHeading___Toc1754_2937512272">
             <w:r>
               <w:rPr>
                 <w:rStyle w:val="IndexLink"/>
@@ -589,7 +589,7 @@
             </w:tabs>
             <w:rPr/>
           </w:pPr>
-          <w:hyperlink w:anchor="__RefHeading___Toc1756_1913477755">
+          <w:hyperlink w:anchor="__RefHeading___Toc1756_2937512272">
             <w:r>
               <w:rPr>
                 <w:rStyle w:val="IndexLink"/>
@@ -609,7 +609,7 @@
             </w:tabs>
             <w:rPr/>
           </w:pPr>
-          <w:hyperlink w:anchor="__RefHeading___Toc1758_1913477755">
+          <w:hyperlink w:anchor="__RefHeading___Toc1758_2937512272">
             <w:r>
               <w:rPr>
                 <w:rStyle w:val="IndexLink"/>
@@ -629,7 +629,7 @@
             </w:tabs>
             <w:rPr/>
           </w:pPr>
-          <w:hyperlink w:anchor="__RefHeading___Toc1760_1913477755">
+          <w:hyperlink w:anchor="__RefHeading___Toc1760_2937512272">
             <w:r>
               <w:rPr>
                 <w:rStyle w:val="IndexLink"/>
@@ -649,7 +649,7 @@
             </w:tabs>
             <w:rPr/>
           </w:pPr>
-          <w:hyperlink w:anchor="__RefHeading___Toc1762_1913477755">
+          <w:hyperlink w:anchor="__RefHeading___Toc1762_2937512272">
             <w:r>
               <w:rPr>
                 <w:rStyle w:val="IndexLink"/>
@@ -669,7 +669,7 @@
             </w:tabs>
             <w:rPr/>
           </w:pPr>
-          <w:hyperlink w:anchor="__RefHeading___Toc1764_1913477755">
+          <w:hyperlink w:anchor="__RefHeading___Toc1764_2937512272">
             <w:r>
               <w:rPr>
                 <w:rStyle w:val="IndexLink"/>
@@ -689,7 +689,7 @@
             </w:tabs>
             <w:rPr/>
           </w:pPr>
-          <w:hyperlink w:anchor="__RefHeading___Toc1766_1913477755">
+          <w:hyperlink w:anchor="__RefHeading___Toc1766_2937512272">
             <w:r>
               <w:rPr>
                 <w:rStyle w:val="IndexLink"/>
@@ -709,7 +709,7 @@
             </w:tabs>
             <w:rPr/>
           </w:pPr>
-          <w:hyperlink w:anchor="__RefHeading___Toc1768_1913477755">
+          <w:hyperlink w:anchor="__RefHeading___Toc1768_2937512272">
             <w:r>
               <w:rPr>
                 <w:rStyle w:val="IndexLink"/>
@@ -729,7 +729,7 @@
             </w:tabs>
             <w:rPr/>
           </w:pPr>
-          <w:hyperlink w:anchor="__RefHeading___Toc1770_1913477755">
+          <w:hyperlink w:anchor="__RefHeading___Toc1770_2937512272">
             <w:r>
               <w:rPr>
                 <w:rStyle w:val="IndexLink"/>
@@ -749,7 +749,7 @@
             </w:tabs>
             <w:rPr/>
           </w:pPr>
-          <w:hyperlink w:anchor="__RefHeading___Toc1772_1913477755">
+          <w:hyperlink w:anchor="__RefHeading___Toc1772_2937512272">
             <w:r>
               <w:rPr>
                 <w:rStyle w:val="IndexLink"/>
@@ -769,7 +769,7 @@
             </w:tabs>
             <w:rPr/>
           </w:pPr>
-          <w:hyperlink w:anchor="__RefHeading___Toc1774_1913477755">
+          <w:hyperlink w:anchor="__RefHeading___Toc1774_2937512272">
             <w:r>
               <w:rPr>
                 <w:rStyle w:val="IndexLink"/>
@@ -789,7 +789,7 @@
             </w:tabs>
             <w:rPr/>
           </w:pPr>
-          <w:hyperlink w:anchor="__RefHeading___Toc1776_1913477755">
+          <w:hyperlink w:anchor="__RefHeading___Toc1776_2937512272">
             <w:r>
               <w:rPr>
                 <w:rStyle w:val="IndexLink"/>
@@ -809,7 +809,7 @@
             </w:tabs>
             <w:rPr/>
           </w:pPr>
-          <w:hyperlink w:anchor="__RefHeading___Toc1778_1913477755">
+          <w:hyperlink w:anchor="__RefHeading___Toc1778_2937512272">
             <w:r>
               <w:rPr>
                 <w:rStyle w:val="IndexLink"/>
@@ -829,7 +829,7 @@
             </w:tabs>
             <w:rPr/>
           </w:pPr>
-          <w:hyperlink w:anchor="__RefHeading___Toc1780_1913477755">
+          <w:hyperlink w:anchor="__RefHeading___Toc1780_2937512272">
             <w:r>
               <w:rPr>
                 <w:rStyle w:val="IndexLink"/>
@@ -849,7 +849,7 @@
             </w:tabs>
             <w:rPr/>
           </w:pPr>
-          <w:hyperlink w:anchor="__RefHeading___Toc1782_1913477755">
+          <w:hyperlink w:anchor="__RefHeading___Toc1782_2937512272">
             <w:r>
               <w:rPr>
                 <w:rStyle w:val="IndexLink"/>
@@ -889,7 +889,7 @@
         <w:spacing w:lineRule="exact" w:line="240" w:before="240" w:after="120"/>
         <w:rPr/>
       </w:pPr>
-      <w:bookmarkStart w:id="1" w:name="__RefHeading___Toc1736_1913477755"/>
+      <w:bookmarkStart w:id="1" w:name="__RefHeading___Toc1736_2937512272"/>
       <w:bookmarkEnd w:id="1"/>
       <w:r>
         <w:rPr>
@@ -927,7 +927,7 @@
         <w:spacing w:lineRule="exact" w:line="240" w:before="240" w:after="120"/>
         <w:rPr/>
       </w:pPr>
-      <w:bookmarkStart w:id="2" w:name="__RefHeading___Toc1738_1913477755"/>
+      <w:bookmarkStart w:id="2" w:name="__RefHeading___Toc1738_2937512272"/>
       <w:bookmarkEnd w:id="2"/>
       <w:r>
         <w:rPr>
@@ -983,7 +983,7 @@
         <w:spacing w:lineRule="exact" w:line="240" w:before="240" w:after="120"/>
         <w:rPr/>
       </w:pPr>
-      <w:bookmarkStart w:id="3" w:name="__RefHeading___Toc1740_1913477755"/>
+      <w:bookmarkStart w:id="3" w:name="__RefHeading___Toc1740_2937512272"/>
       <w:bookmarkEnd w:id="3"/>
       <w:r>
         <w:rPr>
@@ -2297,7 +2297,7 @@
         <w:spacing w:lineRule="exact" w:line="240" w:before="240" w:after="120"/>
         <w:rPr/>
       </w:pPr>
-      <w:bookmarkStart w:id="4" w:name="__RefHeading___Toc1742_1913477755"/>
+      <w:bookmarkStart w:id="4" w:name="__RefHeading___Toc1742_2937512272"/>
       <w:bookmarkEnd w:id="4"/>
       <w:r>
         <w:rPr>
@@ -2874,7 +2874,7 @@
         <w:spacing w:lineRule="exact" w:line="240" w:before="240" w:after="120"/>
         <w:rPr/>
       </w:pPr>
-      <w:bookmarkStart w:id="5" w:name="__RefHeading___Toc1744_1913477755"/>
+      <w:bookmarkStart w:id="5" w:name="__RefHeading___Toc1744_2937512272"/>
       <w:bookmarkEnd w:id="5"/>
       <w:r>
         <w:rPr>
@@ -2912,7 +2912,7 @@
         <w:spacing w:lineRule="exact" w:line="240" w:before="240" w:after="120"/>
         <w:rPr/>
       </w:pPr>
-      <w:bookmarkStart w:id="6" w:name="__RefHeading___Toc1746_1913477755"/>
+      <w:bookmarkStart w:id="6" w:name="__RefHeading___Toc1746_2937512272"/>
       <w:bookmarkEnd w:id="6"/>
       <w:r>
         <w:rPr>
@@ -2950,7 +2950,7 @@
         <w:spacing w:lineRule="exact" w:line="240" w:before="240" w:after="120"/>
         <w:rPr/>
       </w:pPr>
-      <w:bookmarkStart w:id="7" w:name="__RefHeading___Toc1748_1913477755"/>
+      <w:bookmarkStart w:id="7" w:name="__RefHeading___Toc1748_2937512272"/>
       <w:bookmarkEnd w:id="7"/>
       <w:r>
         <w:rPr>
@@ -2970,7 +2970,7 @@
         <w:spacing w:lineRule="exact" w:line="240" w:before="180" w:after="80"/>
         <w:rPr/>
       </w:pPr>
-      <w:bookmarkStart w:id="8" w:name="__RefHeading___Toc1750_1913477755"/>
+      <w:bookmarkStart w:id="8" w:name="__RefHeading___Toc1750_2937512272"/>
       <w:bookmarkEnd w:id="8"/>
       <w:r>
         <w:rPr>
@@ -3153,7 +3153,7 @@
                 <w:sz w:val="22"/>
                 <w:szCs w:val="22"/>
               </w:rPr>
-              <w:t>3,709</w:t>
+              <w:t>4,296</w:t>
             </w:r>
           </w:p>
         </w:tc>
@@ -3220,7 +3220,7 @@
                 <w:sz w:val="22"/>
                 <w:szCs w:val="22"/>
               </w:rPr>
-              <w:t>241</w:t>
+              <w:t>263</w:t>
             </w:r>
           </w:p>
         </w:tc>
@@ -3287,7 +3287,7 @@
                 <w:sz w:val="22"/>
                 <w:szCs w:val="22"/>
               </w:rPr>
-              <w:t>237</w:t>
+              <w:t>259</w:t>
             </w:r>
           </w:p>
         </w:tc>
@@ -3354,7 +3354,7 @@
                 <w:sz w:val="22"/>
                 <w:szCs w:val="22"/>
               </w:rPr>
-              <w:t>S/ 736,486</w:t>
+              <w:t>S/ 894,438</w:t>
             </w:r>
           </w:p>
         </w:tc>
@@ -3421,7 +3421,7 @@
                 <w:sz w:val="22"/>
                 <w:szCs w:val="22"/>
               </w:rPr>
-              <w:t>37</w:t>
+              <w:t>43</w:t>
             </w:r>
           </w:p>
         </w:tc>
@@ -3488,7 +3488,7 @@
                 <w:sz w:val="22"/>
                 <w:szCs w:val="22"/>
               </w:rPr>
-              <w:t>2,328</w:t>
+              <w:t>2,362</w:t>
             </w:r>
           </w:p>
         </w:tc>
@@ -3555,7 +3555,7 @@
                 <w:sz w:val="22"/>
                 <w:szCs w:val="22"/>
               </w:rPr>
-              <w:t>6</w:t>
+              <w:t>30</w:t>
             </w:r>
           </w:p>
         </w:tc>
@@ -3567,7 +3567,7 @@
         <w:spacing w:lineRule="exact" w:line="240" w:before="180" w:after="80"/>
         <w:rPr/>
       </w:pPr>
-      <w:bookmarkStart w:id="9" w:name="__RefHeading___Toc1752_1913477755"/>
+      <w:bookmarkStart w:id="9" w:name="__RefHeading___Toc1752_2937512272"/>
       <w:bookmarkEnd w:id="9"/>
       <w:r>
         <w:rPr>
@@ -3694,7 +3694,7 @@
         <w:spacing w:lineRule="exact" w:line="240" w:before="180" w:after="80"/>
         <w:rPr/>
       </w:pPr>
-      <w:bookmarkStart w:id="10" w:name="__RefHeading___Toc1754_1913477755"/>
+      <w:bookmarkStart w:id="10" w:name="__RefHeading___Toc1754_2937512272"/>
       <w:bookmarkEnd w:id="10"/>
       <w:r>
         <w:rPr>
@@ -3821,7 +3821,7 @@
         <w:spacing w:lineRule="exact" w:line="240" w:before="180" w:after="80"/>
         <w:rPr/>
       </w:pPr>
-      <w:bookmarkStart w:id="11" w:name="__RefHeading___Toc1756_1913477755"/>
+      <w:bookmarkStart w:id="11" w:name="__RefHeading___Toc1756_2937512272"/>
       <w:bookmarkEnd w:id="11"/>
       <w:r>
         <w:rPr>
@@ -3921,7 +3921,7 @@
         <w:spacing w:lineRule="exact" w:line="240" w:before="180" w:after="80"/>
         <w:rPr/>
       </w:pPr>
-      <w:bookmarkStart w:id="12" w:name="__RefHeading___Toc1758_1913477755"/>
+      <w:bookmarkStart w:id="12" w:name="__RefHeading___Toc1758_2937512272"/>
       <w:bookmarkEnd w:id="12"/>
       <w:r>
         <w:rPr>
@@ -3959,7 +3959,7 @@
         <w:spacing w:lineRule="exact" w:line="240" w:before="240" w:after="120"/>
         <w:rPr/>
       </w:pPr>
-      <w:bookmarkStart w:id="13" w:name="__RefHeading___Toc1760_1913477755"/>
+      <w:bookmarkStart w:id="13" w:name="__RefHeading___Toc1760_2937512272"/>
       <w:bookmarkEnd w:id="13"/>
       <w:r>
         <w:rPr>
@@ -4059,7 +4059,7 @@
         <w:spacing w:lineRule="exact" w:line="240" w:before="240" w:after="120"/>
         <w:rPr/>
       </w:pPr>
-      <w:bookmarkStart w:id="14" w:name="__RefHeading___Toc1762_1913477755"/>
+      <w:bookmarkStart w:id="14" w:name="__RefHeading___Toc1762_2937512272"/>
       <w:bookmarkEnd w:id="14"/>
       <w:r>
         <w:rPr>
@@ -4097,7 +4097,7 @@
         <w:spacing w:lineRule="exact" w:line="240" w:before="240" w:after="120"/>
         <w:rPr/>
       </w:pPr>
-      <w:bookmarkStart w:id="15" w:name="__RefHeading___Toc1764_1913477755"/>
+      <w:bookmarkStart w:id="15" w:name="__RefHeading___Toc1764_2937512272"/>
       <w:bookmarkEnd w:id="15"/>
       <w:r>
         <w:rPr>
@@ -4157,7 +4157,7 @@
         <w:spacing w:lineRule="exact" w:line="240" w:before="240" w:after="120"/>
         <w:rPr/>
       </w:pPr>
-      <w:bookmarkStart w:id="16" w:name="__RefHeading___Toc1766_1913477755"/>
+      <w:bookmarkStart w:id="16" w:name="__RefHeading___Toc1766_2937512272"/>
       <w:bookmarkEnd w:id="16"/>
       <w:r>
         <w:rPr>
@@ -4195,7 +4195,7 @@
         <w:spacing w:lineRule="exact" w:line="240" w:before="240" w:after="120"/>
         <w:rPr/>
       </w:pPr>
-      <w:bookmarkStart w:id="17" w:name="__RefHeading___Toc1768_1913477755"/>
+      <w:bookmarkStart w:id="17" w:name="__RefHeading___Toc1768_2937512272"/>
       <w:bookmarkEnd w:id="17"/>
       <w:r>
         <w:rPr>
@@ -4275,7 +4275,7 @@
         <w:spacing w:lineRule="auto" w:line="240" w:before="0" w:after="60"/>
         <w:rPr/>
       </w:pPr>
-      <w:bookmarkStart w:id="18" w:name="__RefHeading___Toc1770_1913477755"/>
+      <w:bookmarkStart w:id="18" w:name="__RefHeading___Toc1770_2937512272"/>
       <w:bookmarkEnd w:id="18"/>
       <w:r>
         <w:rPr>
@@ -4306,7 +4306,7 @@
         <w:spacing w:lineRule="auto" w:line="240" w:before="0" w:after="60"/>
         <w:rPr/>
       </w:pPr>
-      <w:bookmarkStart w:id="19" w:name="__RefHeading___Toc1772_1913477755"/>
+      <w:bookmarkStart w:id="19" w:name="__RefHeading___Toc1772_2937512272"/>
       <w:bookmarkEnd w:id="19"/>
       <w:r>
         <w:rPr>
@@ -4436,7 +4436,7 @@
               <w:rPr>
                 <w:sz w:val="22"/>
               </w:rPr>
-              <w:t>6726</w:t>
+              <w:t>7790</w:t>
             </w:r>
           </w:p>
         </w:tc>
@@ -4487,7 +4487,7 @@
               <w:rPr>
                 <w:sz w:val="22"/>
               </w:rPr>
-              <w:t>3709</w:t>
+              <w:t>4296</w:t>
             </w:r>
           </w:p>
         </w:tc>
@@ -4589,7 +4589,7 @@
               <w:rPr>
                 <w:sz w:val="22"/>
               </w:rPr>
-              <w:t>452</w:t>
+              <w:t>515</w:t>
             </w:r>
           </w:p>
         </w:tc>
@@ -4640,7 +4640,7 @@
               <w:rPr>
                 <w:sz w:val="22"/>
               </w:rPr>
-              <w:t>218</w:t>
+              <w:t>261</w:t>
             </w:r>
           </w:p>
         </w:tc>
@@ -4691,7 +4691,7 @@
               <w:rPr>
                 <w:sz w:val="22"/>
               </w:rPr>
-              <w:t>76</w:t>
+              <w:t>93</w:t>
             </w:r>
           </w:p>
         </w:tc>
@@ -4793,7 +4793,7 @@
               <w:rPr>
                 <w:sz w:val="22"/>
               </w:rPr>
-              <w:t>1422</w:t>
+              <w:t>1601</w:t>
             </w:r>
           </w:p>
         </w:tc>
@@ -4844,7 +4844,7 @@
               <w:rPr>
                 <w:sz w:val="22"/>
               </w:rPr>
-              <w:t>1314</w:t>
+              <w:t>1565</w:t>
             </w:r>
           </w:p>
         </w:tc>
@@ -4870,7 +4870,7 @@
         <w:spacing w:lineRule="auto" w:line="240" w:before="0" w:after="60"/>
         <w:rPr/>
       </w:pPr>
-      <w:bookmarkStart w:id="20" w:name="__RefHeading___Toc1774_1913477755"/>
+      <w:bookmarkStart w:id="20" w:name="__RefHeading___Toc1774_2937512272"/>
       <w:bookmarkEnd w:id="20"/>
       <w:r>
         <w:rPr>
@@ -4935,7 +4935,7 @@
         <w:spacing w:lineRule="auto" w:line="240" w:before="0" w:after="60"/>
         <w:rPr/>
       </w:pPr>
-      <w:bookmarkStart w:id="21" w:name="__RefHeading___Toc1776_1913477755"/>
+      <w:bookmarkStart w:id="21" w:name="__RefHeading___Toc1776_2937512272"/>
       <w:bookmarkEnd w:id="21"/>
       <w:r>
         <w:rPr>
@@ -5000,7 +5000,7 @@
         <w:spacing w:lineRule="auto" w:line="240" w:before="0" w:after="60"/>
         <w:rPr/>
       </w:pPr>
-      <w:bookmarkStart w:id="22" w:name="__RefHeading___Toc1778_1913477755"/>
+      <w:bookmarkStart w:id="22" w:name="__RefHeading___Toc1778_2937512272"/>
       <w:bookmarkEnd w:id="22"/>
       <w:r>
         <w:rPr>
@@ -5045,7 +5045,7 @@
         <w:spacing w:lineRule="auto" w:line="240" w:before="0" w:after="60"/>
         <w:rPr/>
       </w:pPr>
-      <w:bookmarkStart w:id="23" w:name="__RefHeading___Toc1780_1913477755"/>
+      <w:bookmarkStart w:id="23" w:name="__RefHeading___Toc1780_2937512272"/>
       <w:bookmarkEnd w:id="23"/>
       <w:r>
         <w:rPr>
@@ -5076,7 +5076,7 @@
         <w:spacing w:lineRule="exact" w:line="240" w:before="240" w:after="120"/>
         <w:rPr/>
       </w:pPr>
-      <w:bookmarkStart w:id="24" w:name="__RefHeading___Toc1782_1913477755"/>
+      <w:bookmarkStart w:id="24" w:name="__RefHeading___Toc1782_2937512272"/>
       <w:bookmarkEnd w:id="24"/>
       <w:r>
         <w:rPr>

--- a/reporte/productos_formales/Producto_02_Preprocesamiento_Favoritismo.docx
+++ b/reporte/productos_formales/Producto_02_Preprocesamiento_Favoritismo.docx
@@ -262,7 +262,7 @@
         <w:spacing w:lineRule="exact" w:line="240" w:before="240" w:after="120"/>
         <w:rPr/>
       </w:pPr>
-      <w:bookmarkStart w:id="0" w:name="__RefHeading___Toc1734_2937512272"/>
+      <w:bookmarkStart w:id="0" w:name="__RefHeading___Toc1734_4217687195"/>
       <w:bookmarkEnd w:id="0"/>
       <w:r>
         <w:rPr>
@@ -369,7 +369,7 @@
             </w:rPr>
             <w:fldChar w:fldCharType="separate"/>
           </w:r>
-          <w:hyperlink w:anchor="__RefHeading___Toc1734_2937512272">
+          <w:hyperlink w:anchor="__RefHeading___Toc1734_4217687195">
             <w:r>
               <w:rPr>
                 <w:rStyle w:val="IndexLink"/>
@@ -389,7 +389,7 @@
             </w:tabs>
             <w:rPr/>
           </w:pPr>
-          <w:hyperlink w:anchor="__RefHeading___Toc1736_2937512272">
+          <w:hyperlink w:anchor="__RefHeading___Toc1736_4217687195">
             <w:r>
               <w:rPr>
                 <w:rStyle w:val="IndexLink"/>
@@ -409,7 +409,7 @@
             </w:tabs>
             <w:rPr/>
           </w:pPr>
-          <w:hyperlink w:anchor="__RefHeading___Toc1738_2937512272">
+          <w:hyperlink w:anchor="__RefHeading___Toc1738_4217687195">
             <w:r>
               <w:rPr>
                 <w:rStyle w:val="IndexLink"/>
@@ -429,7 +429,7 @@
             </w:tabs>
             <w:rPr/>
           </w:pPr>
-          <w:hyperlink w:anchor="__RefHeading___Toc1740_2937512272">
+          <w:hyperlink w:anchor="__RefHeading___Toc1740_4217687195">
             <w:r>
               <w:rPr>
                 <w:rStyle w:val="IndexLink"/>
@@ -449,7 +449,7 @@
             </w:tabs>
             <w:rPr/>
           </w:pPr>
-          <w:hyperlink w:anchor="__RefHeading___Toc1742_2937512272">
+          <w:hyperlink w:anchor="__RefHeading___Toc1742_4217687195">
             <w:r>
               <w:rPr>
                 <w:rStyle w:val="IndexLink"/>
@@ -469,7 +469,7 @@
             </w:tabs>
             <w:rPr/>
           </w:pPr>
-          <w:hyperlink w:anchor="__RefHeading___Toc1744_2937512272">
+          <w:hyperlink w:anchor="__RefHeading___Toc1744_4217687195">
             <w:r>
               <w:rPr>
                 <w:rStyle w:val="IndexLink"/>
@@ -489,7 +489,7 @@
             </w:tabs>
             <w:rPr/>
           </w:pPr>
-          <w:hyperlink w:anchor="__RefHeading___Toc1746_2937512272">
+          <w:hyperlink w:anchor="__RefHeading___Toc1746_4217687195">
             <w:r>
               <w:rPr>
                 <w:rStyle w:val="IndexLink"/>
@@ -509,7 +509,7 @@
             </w:tabs>
             <w:rPr/>
           </w:pPr>
-          <w:hyperlink w:anchor="__RefHeading___Toc1748_2937512272">
+          <w:hyperlink w:anchor="__RefHeading___Toc1748_4217687195">
             <w:r>
               <w:rPr>
                 <w:rStyle w:val="IndexLink"/>
@@ -529,7 +529,7 @@
             </w:tabs>
             <w:rPr/>
           </w:pPr>
-          <w:hyperlink w:anchor="__RefHeading___Toc1750_2937512272">
+          <w:hyperlink w:anchor="__RefHeading___Toc1750_4217687195">
             <w:r>
               <w:rPr>
                 <w:rStyle w:val="IndexLink"/>
@@ -549,7 +549,7 @@
             </w:tabs>
             <w:rPr/>
           </w:pPr>
-          <w:hyperlink w:anchor="__RefHeading___Toc1752_2937512272">
+          <w:hyperlink w:anchor="__RefHeading___Toc1752_4217687195">
             <w:r>
               <w:rPr>
                 <w:rStyle w:val="IndexLink"/>
@@ -569,7 +569,7 @@
             </w:tabs>
             <w:rPr/>
           </w:pPr>
-          <w:hyperlink w:anchor="__RefHeading___Toc1754_2937512272">
+          <w:hyperlink w:anchor="__RefHeading___Toc1754_4217687195">
             <w:r>
               <w:rPr>
                 <w:rStyle w:val="IndexLink"/>
@@ -589,7 +589,7 @@
             </w:tabs>
             <w:rPr/>
           </w:pPr>
-          <w:hyperlink w:anchor="__RefHeading___Toc1756_2937512272">
+          <w:hyperlink w:anchor="__RefHeading___Toc1756_4217687195">
             <w:r>
               <w:rPr>
                 <w:rStyle w:val="IndexLink"/>
@@ -609,7 +609,7 @@
             </w:tabs>
             <w:rPr/>
           </w:pPr>
-          <w:hyperlink w:anchor="__RefHeading___Toc1758_2937512272">
+          <w:hyperlink w:anchor="__RefHeading___Toc1758_4217687195">
             <w:r>
               <w:rPr>
                 <w:rStyle w:val="IndexLink"/>
@@ -629,7 +629,7 @@
             </w:tabs>
             <w:rPr/>
           </w:pPr>
-          <w:hyperlink w:anchor="__RefHeading___Toc1760_2937512272">
+          <w:hyperlink w:anchor="__RefHeading___Toc1760_4217687195">
             <w:r>
               <w:rPr>
                 <w:rStyle w:val="IndexLink"/>
@@ -649,7 +649,7 @@
             </w:tabs>
             <w:rPr/>
           </w:pPr>
-          <w:hyperlink w:anchor="__RefHeading___Toc1762_2937512272">
+          <w:hyperlink w:anchor="__RefHeading___Toc1762_4217687195">
             <w:r>
               <w:rPr>
                 <w:rStyle w:val="IndexLink"/>
@@ -669,7 +669,7 @@
             </w:tabs>
             <w:rPr/>
           </w:pPr>
-          <w:hyperlink w:anchor="__RefHeading___Toc1764_2937512272">
+          <w:hyperlink w:anchor="__RefHeading___Toc1764_4217687195">
             <w:r>
               <w:rPr>
                 <w:rStyle w:val="IndexLink"/>
@@ -689,7 +689,7 @@
             </w:tabs>
             <w:rPr/>
           </w:pPr>
-          <w:hyperlink w:anchor="__RefHeading___Toc1766_2937512272">
+          <w:hyperlink w:anchor="__RefHeading___Toc1766_4217687195">
             <w:r>
               <w:rPr>
                 <w:rStyle w:val="IndexLink"/>
@@ -709,7 +709,7 @@
             </w:tabs>
             <w:rPr/>
           </w:pPr>
-          <w:hyperlink w:anchor="__RefHeading___Toc1768_2937512272">
+          <w:hyperlink w:anchor="__RefHeading___Toc1768_4217687195">
             <w:r>
               <w:rPr>
                 <w:rStyle w:val="IndexLink"/>
@@ -729,7 +729,7 @@
             </w:tabs>
             <w:rPr/>
           </w:pPr>
-          <w:hyperlink w:anchor="__RefHeading___Toc1770_2937512272">
+          <w:hyperlink w:anchor="__RefHeading___Toc1770_4217687195">
             <w:r>
               <w:rPr>
                 <w:rStyle w:val="IndexLink"/>
@@ -749,7 +749,7 @@
             </w:tabs>
             <w:rPr/>
           </w:pPr>
-          <w:hyperlink w:anchor="__RefHeading___Toc1772_2937512272">
+          <w:hyperlink w:anchor="__RefHeading___Toc1772_4217687195">
             <w:r>
               <w:rPr>
                 <w:rStyle w:val="IndexLink"/>
@@ -769,7 +769,7 @@
             </w:tabs>
             <w:rPr/>
           </w:pPr>
-          <w:hyperlink w:anchor="__RefHeading___Toc1774_2937512272">
+          <w:hyperlink w:anchor="__RefHeading___Toc1774_4217687195">
             <w:r>
               <w:rPr>
                 <w:rStyle w:val="IndexLink"/>
@@ -789,7 +789,7 @@
             </w:tabs>
             <w:rPr/>
           </w:pPr>
-          <w:hyperlink w:anchor="__RefHeading___Toc1776_2937512272">
+          <w:hyperlink w:anchor="__RefHeading___Toc1776_4217687195">
             <w:r>
               <w:rPr>
                 <w:rStyle w:val="IndexLink"/>
@@ -809,7 +809,7 @@
             </w:tabs>
             <w:rPr/>
           </w:pPr>
-          <w:hyperlink w:anchor="__RefHeading___Toc1778_2937512272">
+          <w:hyperlink w:anchor="__RefHeading___Toc1778_4217687195">
             <w:r>
               <w:rPr>
                 <w:rStyle w:val="IndexLink"/>
@@ -829,7 +829,7 @@
             </w:tabs>
             <w:rPr/>
           </w:pPr>
-          <w:hyperlink w:anchor="__RefHeading___Toc1780_2937512272">
+          <w:hyperlink w:anchor="__RefHeading___Toc1780_4217687195">
             <w:r>
               <w:rPr>
                 <w:rStyle w:val="IndexLink"/>
@@ -849,7 +849,7 @@
             </w:tabs>
             <w:rPr/>
           </w:pPr>
-          <w:hyperlink w:anchor="__RefHeading___Toc1782_2937512272">
+          <w:hyperlink w:anchor="__RefHeading___Toc1782_4217687195">
             <w:r>
               <w:rPr>
                 <w:rStyle w:val="IndexLink"/>
@@ -889,7 +889,7 @@
         <w:spacing w:lineRule="exact" w:line="240" w:before="240" w:after="120"/>
         <w:rPr/>
       </w:pPr>
-      <w:bookmarkStart w:id="1" w:name="__RefHeading___Toc1736_2937512272"/>
+      <w:bookmarkStart w:id="1" w:name="__RefHeading___Toc1736_4217687195"/>
       <w:bookmarkEnd w:id="1"/>
       <w:r>
         <w:rPr>
@@ -927,7 +927,7 @@
         <w:spacing w:lineRule="exact" w:line="240" w:before="240" w:after="120"/>
         <w:rPr/>
       </w:pPr>
-      <w:bookmarkStart w:id="2" w:name="__RefHeading___Toc1738_2937512272"/>
+      <w:bookmarkStart w:id="2" w:name="__RefHeading___Toc1738_4217687195"/>
       <w:bookmarkEnd w:id="2"/>
       <w:r>
         <w:rPr>
@@ -983,7 +983,7 @@
         <w:spacing w:lineRule="exact" w:line="240" w:before="240" w:after="120"/>
         <w:rPr/>
       </w:pPr>
-      <w:bookmarkStart w:id="3" w:name="__RefHeading___Toc1740_2937512272"/>
+      <w:bookmarkStart w:id="3" w:name="__RefHeading___Toc1740_4217687195"/>
       <w:bookmarkEnd w:id="3"/>
       <w:r>
         <w:rPr>
@@ -2297,7 +2297,7 @@
         <w:spacing w:lineRule="exact" w:line="240" w:before="240" w:after="120"/>
         <w:rPr/>
       </w:pPr>
-      <w:bookmarkStart w:id="4" w:name="__RefHeading___Toc1742_2937512272"/>
+      <w:bookmarkStart w:id="4" w:name="__RefHeading___Toc1742_4217687195"/>
       <w:bookmarkEnd w:id="4"/>
       <w:r>
         <w:rPr>
@@ -2874,7 +2874,7 @@
         <w:spacing w:lineRule="exact" w:line="240" w:before="240" w:after="120"/>
         <w:rPr/>
       </w:pPr>
-      <w:bookmarkStart w:id="5" w:name="__RefHeading___Toc1744_2937512272"/>
+      <w:bookmarkStart w:id="5" w:name="__RefHeading___Toc1744_4217687195"/>
       <w:bookmarkEnd w:id="5"/>
       <w:r>
         <w:rPr>
@@ -2912,7 +2912,7 @@
         <w:spacing w:lineRule="exact" w:line="240" w:before="240" w:after="120"/>
         <w:rPr/>
       </w:pPr>
-      <w:bookmarkStart w:id="6" w:name="__RefHeading___Toc1746_2937512272"/>
+      <w:bookmarkStart w:id="6" w:name="__RefHeading___Toc1746_4217687195"/>
       <w:bookmarkEnd w:id="6"/>
       <w:r>
         <w:rPr>
@@ -2950,7 +2950,7 @@
         <w:spacing w:lineRule="exact" w:line="240" w:before="240" w:after="120"/>
         <w:rPr/>
       </w:pPr>
-      <w:bookmarkStart w:id="7" w:name="__RefHeading___Toc1748_2937512272"/>
+      <w:bookmarkStart w:id="7" w:name="__RefHeading___Toc1748_4217687195"/>
       <w:bookmarkEnd w:id="7"/>
       <w:r>
         <w:rPr>
@@ -2970,7 +2970,7 @@
         <w:spacing w:lineRule="exact" w:line="240" w:before="180" w:after="80"/>
         <w:rPr/>
       </w:pPr>
-      <w:bookmarkStart w:id="8" w:name="__RefHeading___Toc1750_2937512272"/>
+      <w:bookmarkStart w:id="8" w:name="__RefHeading___Toc1750_4217687195"/>
       <w:bookmarkEnd w:id="8"/>
       <w:r>
         <w:rPr>
@@ -3567,7 +3567,7 @@
         <w:spacing w:lineRule="exact" w:line="240" w:before="180" w:after="80"/>
         <w:rPr/>
       </w:pPr>
-      <w:bookmarkStart w:id="9" w:name="__RefHeading___Toc1752_2937512272"/>
+      <w:bookmarkStart w:id="9" w:name="__RefHeading___Toc1752_4217687195"/>
       <w:bookmarkEnd w:id="9"/>
       <w:r>
         <w:rPr>
@@ -3694,7 +3694,7 @@
         <w:spacing w:lineRule="exact" w:line="240" w:before="180" w:after="80"/>
         <w:rPr/>
       </w:pPr>
-      <w:bookmarkStart w:id="10" w:name="__RefHeading___Toc1754_2937512272"/>
+      <w:bookmarkStart w:id="10" w:name="__RefHeading___Toc1754_4217687195"/>
       <w:bookmarkEnd w:id="10"/>
       <w:r>
         <w:rPr>
@@ -3821,7 +3821,7 @@
         <w:spacing w:lineRule="exact" w:line="240" w:before="180" w:after="80"/>
         <w:rPr/>
       </w:pPr>
-      <w:bookmarkStart w:id="11" w:name="__RefHeading___Toc1756_2937512272"/>
+      <w:bookmarkStart w:id="11" w:name="__RefHeading___Toc1756_4217687195"/>
       <w:bookmarkEnd w:id="11"/>
       <w:r>
         <w:rPr>
@@ -3921,7 +3921,7 @@
         <w:spacing w:lineRule="exact" w:line="240" w:before="180" w:after="80"/>
         <w:rPr/>
       </w:pPr>
-      <w:bookmarkStart w:id="12" w:name="__RefHeading___Toc1758_2937512272"/>
+      <w:bookmarkStart w:id="12" w:name="__RefHeading___Toc1758_4217687195"/>
       <w:bookmarkEnd w:id="12"/>
       <w:r>
         <w:rPr>
@@ -3959,7 +3959,7 @@
         <w:spacing w:lineRule="exact" w:line="240" w:before="240" w:after="120"/>
         <w:rPr/>
       </w:pPr>
-      <w:bookmarkStart w:id="13" w:name="__RefHeading___Toc1760_2937512272"/>
+      <w:bookmarkStart w:id="13" w:name="__RefHeading___Toc1760_4217687195"/>
       <w:bookmarkEnd w:id="13"/>
       <w:r>
         <w:rPr>
@@ -4059,7 +4059,7 @@
         <w:spacing w:lineRule="exact" w:line="240" w:before="240" w:after="120"/>
         <w:rPr/>
       </w:pPr>
-      <w:bookmarkStart w:id="14" w:name="__RefHeading___Toc1762_2937512272"/>
+      <w:bookmarkStart w:id="14" w:name="__RefHeading___Toc1762_4217687195"/>
       <w:bookmarkEnd w:id="14"/>
       <w:r>
         <w:rPr>
@@ -4097,7 +4097,7 @@
         <w:spacing w:lineRule="exact" w:line="240" w:before="240" w:after="120"/>
         <w:rPr/>
       </w:pPr>
-      <w:bookmarkStart w:id="15" w:name="__RefHeading___Toc1764_2937512272"/>
+      <w:bookmarkStart w:id="15" w:name="__RefHeading___Toc1764_4217687195"/>
       <w:bookmarkEnd w:id="15"/>
       <w:r>
         <w:rPr>
@@ -4157,7 +4157,7 @@
         <w:spacing w:lineRule="exact" w:line="240" w:before="240" w:after="120"/>
         <w:rPr/>
       </w:pPr>
-      <w:bookmarkStart w:id="16" w:name="__RefHeading___Toc1766_2937512272"/>
+      <w:bookmarkStart w:id="16" w:name="__RefHeading___Toc1766_4217687195"/>
       <w:bookmarkEnd w:id="16"/>
       <w:r>
         <w:rPr>
@@ -4195,7 +4195,7 @@
         <w:spacing w:lineRule="exact" w:line="240" w:before="240" w:after="120"/>
         <w:rPr/>
       </w:pPr>
-      <w:bookmarkStart w:id="17" w:name="__RefHeading___Toc1768_2937512272"/>
+      <w:bookmarkStart w:id="17" w:name="__RefHeading___Toc1768_4217687195"/>
       <w:bookmarkEnd w:id="17"/>
       <w:r>
         <w:rPr>
@@ -4275,7 +4275,7 @@
         <w:spacing w:lineRule="auto" w:line="240" w:before="0" w:after="60"/>
         <w:rPr/>
       </w:pPr>
-      <w:bookmarkStart w:id="18" w:name="__RefHeading___Toc1770_2937512272"/>
+      <w:bookmarkStart w:id="18" w:name="__RefHeading___Toc1770_4217687195"/>
       <w:bookmarkEnd w:id="18"/>
       <w:r>
         <w:rPr>
@@ -4306,7 +4306,7 @@
         <w:spacing w:lineRule="auto" w:line="240" w:before="0" w:after="60"/>
         <w:rPr/>
       </w:pPr>
-      <w:bookmarkStart w:id="19" w:name="__RefHeading___Toc1772_2937512272"/>
+      <w:bookmarkStart w:id="19" w:name="__RefHeading___Toc1772_4217687195"/>
       <w:bookmarkEnd w:id="19"/>
       <w:r>
         <w:rPr>
@@ -4870,7 +4870,7 @@
         <w:spacing w:lineRule="auto" w:line="240" w:before="0" w:after="60"/>
         <w:rPr/>
       </w:pPr>
-      <w:bookmarkStart w:id="20" w:name="__RefHeading___Toc1774_2937512272"/>
+      <w:bookmarkStart w:id="20" w:name="__RefHeading___Toc1774_4217687195"/>
       <w:bookmarkEnd w:id="20"/>
       <w:r>
         <w:rPr>
@@ -4935,7 +4935,7 @@
         <w:spacing w:lineRule="auto" w:line="240" w:before="0" w:after="60"/>
         <w:rPr/>
       </w:pPr>
-      <w:bookmarkStart w:id="21" w:name="__RefHeading___Toc1776_2937512272"/>
+      <w:bookmarkStart w:id="21" w:name="__RefHeading___Toc1776_4217687195"/>
       <w:bookmarkEnd w:id="21"/>
       <w:r>
         <w:rPr>
@@ -5000,7 +5000,7 @@
         <w:spacing w:lineRule="auto" w:line="240" w:before="0" w:after="60"/>
         <w:rPr/>
       </w:pPr>
-      <w:bookmarkStart w:id="22" w:name="__RefHeading___Toc1778_2937512272"/>
+      <w:bookmarkStart w:id="22" w:name="__RefHeading___Toc1778_4217687195"/>
       <w:bookmarkEnd w:id="22"/>
       <w:r>
         <w:rPr>
@@ -5045,7 +5045,7 @@
         <w:spacing w:lineRule="auto" w:line="240" w:before="0" w:after="60"/>
         <w:rPr/>
       </w:pPr>
-      <w:bookmarkStart w:id="23" w:name="__RefHeading___Toc1780_2937512272"/>
+      <w:bookmarkStart w:id="23" w:name="__RefHeading___Toc1780_4217687195"/>
       <w:bookmarkEnd w:id="23"/>
       <w:r>
         <w:rPr>
@@ -5076,7 +5076,7 @@
         <w:spacing w:lineRule="exact" w:line="240" w:before="240" w:after="120"/>
         <w:rPr/>
       </w:pPr>
-      <w:bookmarkStart w:id="24" w:name="__RefHeading___Toc1782_2937512272"/>
+      <w:bookmarkStart w:id="24" w:name="__RefHeading___Toc1782_4217687195"/>
       <w:bookmarkEnd w:id="24"/>
       <w:r>
         <w:rPr>

--- a/reporte/productos_formales/Producto_02_Preprocesamiento_Favoritismo.docx
+++ b/reporte/productos_formales/Producto_02_Preprocesamiento_Favoritismo.docx
@@ -262,7 +262,7 @@
         <w:spacing w:lineRule="exact" w:line="240" w:before="240" w:after="120"/>
         <w:rPr/>
       </w:pPr>
-      <w:bookmarkStart w:id="0" w:name="__RefHeading___Toc1734_4217687195"/>
+      <w:bookmarkStart w:id="0" w:name="__RefHeading___Toc1734_1371780974"/>
       <w:bookmarkEnd w:id="0"/>
       <w:r>
         <w:rPr>
@@ -369,7 +369,7 @@
             </w:rPr>
             <w:fldChar w:fldCharType="separate"/>
           </w:r>
-          <w:hyperlink w:anchor="__RefHeading___Toc1734_4217687195">
+          <w:hyperlink w:anchor="__RefHeading___Toc1734_1371780974">
             <w:r>
               <w:rPr>
                 <w:rStyle w:val="IndexLink"/>
@@ -389,7 +389,7 @@
             </w:tabs>
             <w:rPr/>
           </w:pPr>
-          <w:hyperlink w:anchor="__RefHeading___Toc1736_4217687195">
+          <w:hyperlink w:anchor="__RefHeading___Toc1736_1371780974">
             <w:r>
               <w:rPr>
                 <w:rStyle w:val="IndexLink"/>
@@ -409,7 +409,7 @@
             </w:tabs>
             <w:rPr/>
           </w:pPr>
-          <w:hyperlink w:anchor="__RefHeading___Toc1738_4217687195">
+          <w:hyperlink w:anchor="__RefHeading___Toc1738_1371780974">
             <w:r>
               <w:rPr>
                 <w:rStyle w:val="IndexLink"/>
@@ -429,7 +429,7 @@
             </w:tabs>
             <w:rPr/>
           </w:pPr>
-          <w:hyperlink w:anchor="__RefHeading___Toc1740_4217687195">
+          <w:hyperlink w:anchor="__RefHeading___Toc1740_1371780974">
             <w:r>
               <w:rPr>
                 <w:rStyle w:val="IndexLink"/>
@@ -449,7 +449,7 @@
             </w:tabs>
             <w:rPr/>
           </w:pPr>
-          <w:hyperlink w:anchor="__RefHeading___Toc1742_4217687195">
+          <w:hyperlink w:anchor="__RefHeading___Toc1742_1371780974">
             <w:r>
               <w:rPr>
                 <w:rStyle w:val="IndexLink"/>
@@ -469,7 +469,7 @@
             </w:tabs>
             <w:rPr/>
           </w:pPr>
-          <w:hyperlink w:anchor="__RefHeading___Toc1744_4217687195">
+          <w:hyperlink w:anchor="__RefHeading___Toc1744_1371780974">
             <w:r>
               <w:rPr>
                 <w:rStyle w:val="IndexLink"/>
@@ -489,7 +489,7 @@
             </w:tabs>
             <w:rPr/>
           </w:pPr>
-          <w:hyperlink w:anchor="__RefHeading___Toc1746_4217687195">
+          <w:hyperlink w:anchor="__RefHeading___Toc1746_1371780974">
             <w:r>
               <w:rPr>
                 <w:rStyle w:val="IndexLink"/>
@@ -509,7 +509,7 @@
             </w:tabs>
             <w:rPr/>
           </w:pPr>
-          <w:hyperlink w:anchor="__RefHeading___Toc1748_4217687195">
+          <w:hyperlink w:anchor="__RefHeading___Toc1748_1371780974">
             <w:r>
               <w:rPr>
                 <w:rStyle w:val="IndexLink"/>
@@ -529,7 +529,7 @@
             </w:tabs>
             <w:rPr/>
           </w:pPr>
-          <w:hyperlink w:anchor="__RefHeading___Toc1750_4217687195">
+          <w:hyperlink w:anchor="__RefHeading___Toc1750_1371780974">
             <w:r>
               <w:rPr>
                 <w:rStyle w:val="IndexLink"/>
@@ -549,7 +549,7 @@
             </w:tabs>
             <w:rPr/>
           </w:pPr>
-          <w:hyperlink w:anchor="__RefHeading___Toc1752_4217687195">
+          <w:hyperlink w:anchor="__RefHeading___Toc1752_1371780974">
             <w:r>
               <w:rPr>
                 <w:rStyle w:val="IndexLink"/>
@@ -569,7 +569,7 @@
             </w:tabs>
             <w:rPr/>
           </w:pPr>
-          <w:hyperlink w:anchor="__RefHeading___Toc1754_4217687195">
+          <w:hyperlink w:anchor="__RefHeading___Toc1754_1371780974">
             <w:r>
               <w:rPr>
                 <w:rStyle w:val="IndexLink"/>
@@ -589,7 +589,7 @@
             </w:tabs>
             <w:rPr/>
           </w:pPr>
-          <w:hyperlink w:anchor="__RefHeading___Toc1756_4217687195">
+          <w:hyperlink w:anchor="__RefHeading___Toc1756_1371780974">
             <w:r>
               <w:rPr>
                 <w:rStyle w:val="IndexLink"/>
@@ -609,7 +609,7 @@
             </w:tabs>
             <w:rPr/>
           </w:pPr>
-          <w:hyperlink w:anchor="__RefHeading___Toc1758_4217687195">
+          <w:hyperlink w:anchor="__RefHeading___Toc1758_1371780974">
             <w:r>
               <w:rPr>
                 <w:rStyle w:val="IndexLink"/>
@@ -629,7 +629,7 @@
             </w:tabs>
             <w:rPr/>
           </w:pPr>
-          <w:hyperlink w:anchor="__RefHeading___Toc1760_4217687195">
+          <w:hyperlink w:anchor="__RefHeading___Toc1760_1371780974">
             <w:r>
               <w:rPr>
                 <w:rStyle w:val="IndexLink"/>
@@ -649,7 +649,7 @@
             </w:tabs>
             <w:rPr/>
           </w:pPr>
-          <w:hyperlink w:anchor="__RefHeading___Toc1762_4217687195">
+          <w:hyperlink w:anchor="__RefHeading___Toc1762_1371780974">
             <w:r>
               <w:rPr>
                 <w:rStyle w:val="IndexLink"/>
@@ -669,7 +669,7 @@
             </w:tabs>
             <w:rPr/>
           </w:pPr>
-          <w:hyperlink w:anchor="__RefHeading___Toc1764_4217687195">
+          <w:hyperlink w:anchor="__RefHeading___Toc1764_1371780974">
             <w:r>
               <w:rPr>
                 <w:rStyle w:val="IndexLink"/>
@@ -689,7 +689,7 @@
             </w:tabs>
             <w:rPr/>
           </w:pPr>
-          <w:hyperlink w:anchor="__RefHeading___Toc1766_4217687195">
+          <w:hyperlink w:anchor="__RefHeading___Toc1766_1371780974">
             <w:r>
               <w:rPr>
                 <w:rStyle w:val="IndexLink"/>
@@ -709,7 +709,7 @@
             </w:tabs>
             <w:rPr/>
           </w:pPr>
-          <w:hyperlink w:anchor="__RefHeading___Toc1768_4217687195">
+          <w:hyperlink w:anchor="__RefHeading___Toc1768_1371780974">
             <w:r>
               <w:rPr>
                 <w:rStyle w:val="IndexLink"/>
@@ -729,7 +729,7 @@
             </w:tabs>
             <w:rPr/>
           </w:pPr>
-          <w:hyperlink w:anchor="__RefHeading___Toc1770_4217687195">
+          <w:hyperlink w:anchor="__RefHeading___Toc1770_1371780974">
             <w:r>
               <w:rPr>
                 <w:rStyle w:val="IndexLink"/>
@@ -749,7 +749,7 @@
             </w:tabs>
             <w:rPr/>
           </w:pPr>
-          <w:hyperlink w:anchor="__RefHeading___Toc1772_4217687195">
+          <w:hyperlink w:anchor="__RefHeading___Toc1772_1371780974">
             <w:r>
               <w:rPr>
                 <w:rStyle w:val="IndexLink"/>
@@ -769,7 +769,7 @@
             </w:tabs>
             <w:rPr/>
           </w:pPr>
-          <w:hyperlink w:anchor="__RefHeading___Toc1774_4217687195">
+          <w:hyperlink w:anchor="__RefHeading___Toc1774_1371780974">
             <w:r>
               <w:rPr>
                 <w:rStyle w:val="IndexLink"/>
@@ -789,7 +789,7 @@
             </w:tabs>
             <w:rPr/>
           </w:pPr>
-          <w:hyperlink w:anchor="__RefHeading___Toc1776_4217687195">
+          <w:hyperlink w:anchor="__RefHeading___Toc1776_1371780974">
             <w:r>
               <w:rPr>
                 <w:rStyle w:val="IndexLink"/>
@@ -809,7 +809,7 @@
             </w:tabs>
             <w:rPr/>
           </w:pPr>
-          <w:hyperlink w:anchor="__RefHeading___Toc1778_4217687195">
+          <w:hyperlink w:anchor="__RefHeading___Toc1778_1371780974">
             <w:r>
               <w:rPr>
                 <w:rStyle w:val="IndexLink"/>
@@ -829,7 +829,7 @@
             </w:tabs>
             <w:rPr/>
           </w:pPr>
-          <w:hyperlink w:anchor="__RefHeading___Toc1780_4217687195">
+          <w:hyperlink w:anchor="__RefHeading___Toc1780_1371780974">
             <w:r>
               <w:rPr>
                 <w:rStyle w:val="IndexLink"/>
@@ -849,7 +849,7 @@
             </w:tabs>
             <w:rPr/>
           </w:pPr>
-          <w:hyperlink w:anchor="__RefHeading___Toc1782_4217687195">
+          <w:hyperlink w:anchor="__RefHeading___Toc1782_1371780974">
             <w:r>
               <w:rPr>
                 <w:rStyle w:val="IndexLink"/>
@@ -889,7 +889,7 @@
         <w:spacing w:lineRule="exact" w:line="240" w:before="240" w:after="120"/>
         <w:rPr/>
       </w:pPr>
-      <w:bookmarkStart w:id="1" w:name="__RefHeading___Toc1736_4217687195"/>
+      <w:bookmarkStart w:id="1" w:name="__RefHeading___Toc1736_1371780974"/>
       <w:bookmarkEnd w:id="1"/>
       <w:r>
         <w:rPr>
@@ -927,7 +927,7 @@
         <w:spacing w:lineRule="exact" w:line="240" w:before="240" w:after="120"/>
         <w:rPr/>
       </w:pPr>
-      <w:bookmarkStart w:id="2" w:name="__RefHeading___Toc1738_4217687195"/>
+      <w:bookmarkStart w:id="2" w:name="__RefHeading___Toc1738_1371780974"/>
       <w:bookmarkEnd w:id="2"/>
       <w:r>
         <w:rPr>
@@ -983,7 +983,7 @@
         <w:spacing w:lineRule="exact" w:line="240" w:before="240" w:after="120"/>
         <w:rPr/>
       </w:pPr>
-      <w:bookmarkStart w:id="3" w:name="__RefHeading___Toc1740_4217687195"/>
+      <w:bookmarkStart w:id="3" w:name="__RefHeading___Toc1740_1371780974"/>
       <w:bookmarkEnd w:id="3"/>
       <w:r>
         <w:rPr>
@@ -2297,7 +2297,7 @@
         <w:spacing w:lineRule="exact" w:line="240" w:before="240" w:after="120"/>
         <w:rPr/>
       </w:pPr>
-      <w:bookmarkStart w:id="4" w:name="__RefHeading___Toc1742_4217687195"/>
+      <w:bookmarkStart w:id="4" w:name="__RefHeading___Toc1742_1371780974"/>
       <w:bookmarkEnd w:id="4"/>
       <w:r>
         <w:rPr>
@@ -2874,7 +2874,7 @@
         <w:spacing w:lineRule="exact" w:line="240" w:before="240" w:after="120"/>
         <w:rPr/>
       </w:pPr>
-      <w:bookmarkStart w:id="5" w:name="__RefHeading___Toc1744_4217687195"/>
+      <w:bookmarkStart w:id="5" w:name="__RefHeading___Toc1744_1371780974"/>
       <w:bookmarkEnd w:id="5"/>
       <w:r>
         <w:rPr>
@@ -2912,7 +2912,7 @@
         <w:spacing w:lineRule="exact" w:line="240" w:before="240" w:after="120"/>
         <w:rPr/>
       </w:pPr>
-      <w:bookmarkStart w:id="6" w:name="__RefHeading___Toc1746_4217687195"/>
+      <w:bookmarkStart w:id="6" w:name="__RefHeading___Toc1746_1371780974"/>
       <w:bookmarkEnd w:id="6"/>
       <w:r>
         <w:rPr>
@@ -2950,7 +2950,7 @@
         <w:spacing w:lineRule="exact" w:line="240" w:before="240" w:after="120"/>
         <w:rPr/>
       </w:pPr>
-      <w:bookmarkStart w:id="7" w:name="__RefHeading___Toc1748_4217687195"/>
+      <w:bookmarkStart w:id="7" w:name="__RefHeading___Toc1748_1371780974"/>
       <w:bookmarkEnd w:id="7"/>
       <w:r>
         <w:rPr>
@@ -2970,7 +2970,7 @@
         <w:spacing w:lineRule="exact" w:line="240" w:before="180" w:after="80"/>
         <w:rPr/>
       </w:pPr>
-      <w:bookmarkStart w:id="8" w:name="__RefHeading___Toc1750_4217687195"/>
+      <w:bookmarkStart w:id="8" w:name="__RefHeading___Toc1750_1371780974"/>
       <w:bookmarkEnd w:id="8"/>
       <w:r>
         <w:rPr>
@@ -3567,7 +3567,7 @@
         <w:spacing w:lineRule="exact" w:line="240" w:before="180" w:after="80"/>
         <w:rPr/>
       </w:pPr>
-      <w:bookmarkStart w:id="9" w:name="__RefHeading___Toc1752_4217687195"/>
+      <w:bookmarkStart w:id="9" w:name="__RefHeading___Toc1752_1371780974"/>
       <w:bookmarkEnd w:id="9"/>
       <w:r>
         <w:rPr>
@@ -3694,7 +3694,7 @@
         <w:spacing w:lineRule="exact" w:line="240" w:before="180" w:after="80"/>
         <w:rPr/>
       </w:pPr>
-      <w:bookmarkStart w:id="10" w:name="__RefHeading___Toc1754_4217687195"/>
+      <w:bookmarkStart w:id="10" w:name="__RefHeading___Toc1754_1371780974"/>
       <w:bookmarkEnd w:id="10"/>
       <w:r>
         <w:rPr>
@@ -3821,7 +3821,7 @@
         <w:spacing w:lineRule="exact" w:line="240" w:before="180" w:after="80"/>
         <w:rPr/>
       </w:pPr>
-      <w:bookmarkStart w:id="11" w:name="__RefHeading___Toc1756_4217687195"/>
+      <w:bookmarkStart w:id="11" w:name="__RefHeading___Toc1756_1371780974"/>
       <w:bookmarkEnd w:id="11"/>
       <w:r>
         <w:rPr>
@@ -3921,7 +3921,7 @@
         <w:spacing w:lineRule="exact" w:line="240" w:before="180" w:after="80"/>
         <w:rPr/>
       </w:pPr>
-      <w:bookmarkStart w:id="12" w:name="__RefHeading___Toc1758_4217687195"/>
+      <w:bookmarkStart w:id="12" w:name="__RefHeading___Toc1758_1371780974"/>
       <w:bookmarkEnd w:id="12"/>
       <w:r>
         <w:rPr>
@@ -3959,7 +3959,7 @@
         <w:spacing w:lineRule="exact" w:line="240" w:before="240" w:after="120"/>
         <w:rPr/>
       </w:pPr>
-      <w:bookmarkStart w:id="13" w:name="__RefHeading___Toc1760_4217687195"/>
+      <w:bookmarkStart w:id="13" w:name="__RefHeading___Toc1760_1371780974"/>
       <w:bookmarkEnd w:id="13"/>
       <w:r>
         <w:rPr>
@@ -4059,7 +4059,7 @@
         <w:spacing w:lineRule="exact" w:line="240" w:before="240" w:after="120"/>
         <w:rPr/>
       </w:pPr>
-      <w:bookmarkStart w:id="14" w:name="__RefHeading___Toc1762_4217687195"/>
+      <w:bookmarkStart w:id="14" w:name="__RefHeading___Toc1762_1371780974"/>
       <w:bookmarkEnd w:id="14"/>
       <w:r>
         <w:rPr>
@@ -4097,7 +4097,7 @@
         <w:spacing w:lineRule="exact" w:line="240" w:before="240" w:after="120"/>
         <w:rPr/>
       </w:pPr>
-      <w:bookmarkStart w:id="15" w:name="__RefHeading___Toc1764_4217687195"/>
+      <w:bookmarkStart w:id="15" w:name="__RefHeading___Toc1764_1371780974"/>
       <w:bookmarkEnd w:id="15"/>
       <w:r>
         <w:rPr>
@@ -4157,7 +4157,7 @@
         <w:spacing w:lineRule="exact" w:line="240" w:before="240" w:after="120"/>
         <w:rPr/>
       </w:pPr>
-      <w:bookmarkStart w:id="16" w:name="__RefHeading___Toc1766_4217687195"/>
+      <w:bookmarkStart w:id="16" w:name="__RefHeading___Toc1766_1371780974"/>
       <w:bookmarkEnd w:id="16"/>
       <w:r>
         <w:rPr>
@@ -4195,7 +4195,7 @@
         <w:spacing w:lineRule="exact" w:line="240" w:before="240" w:after="120"/>
         <w:rPr/>
       </w:pPr>
-      <w:bookmarkStart w:id="17" w:name="__RefHeading___Toc1768_4217687195"/>
+      <w:bookmarkStart w:id="17" w:name="__RefHeading___Toc1768_1371780974"/>
       <w:bookmarkEnd w:id="17"/>
       <w:r>
         <w:rPr>
@@ -4275,7 +4275,7 @@
         <w:spacing w:lineRule="auto" w:line="240" w:before="0" w:after="60"/>
         <w:rPr/>
       </w:pPr>
-      <w:bookmarkStart w:id="18" w:name="__RefHeading___Toc1770_4217687195"/>
+      <w:bookmarkStart w:id="18" w:name="__RefHeading___Toc1770_1371780974"/>
       <w:bookmarkEnd w:id="18"/>
       <w:r>
         <w:rPr>
@@ -4306,7 +4306,7 @@
         <w:spacing w:lineRule="auto" w:line="240" w:before="0" w:after="60"/>
         <w:rPr/>
       </w:pPr>
-      <w:bookmarkStart w:id="19" w:name="__RefHeading___Toc1772_4217687195"/>
+      <w:bookmarkStart w:id="19" w:name="__RefHeading___Toc1772_1371780974"/>
       <w:bookmarkEnd w:id="19"/>
       <w:r>
         <w:rPr>
@@ -4870,7 +4870,7 @@
         <w:spacing w:lineRule="auto" w:line="240" w:before="0" w:after="60"/>
         <w:rPr/>
       </w:pPr>
-      <w:bookmarkStart w:id="20" w:name="__RefHeading___Toc1774_4217687195"/>
+      <w:bookmarkStart w:id="20" w:name="__RefHeading___Toc1774_1371780974"/>
       <w:bookmarkEnd w:id="20"/>
       <w:r>
         <w:rPr>
@@ -4935,7 +4935,7 @@
         <w:spacing w:lineRule="auto" w:line="240" w:before="0" w:after="60"/>
         <w:rPr/>
       </w:pPr>
-      <w:bookmarkStart w:id="21" w:name="__RefHeading___Toc1776_4217687195"/>
+      <w:bookmarkStart w:id="21" w:name="__RefHeading___Toc1776_1371780974"/>
       <w:bookmarkEnd w:id="21"/>
       <w:r>
         <w:rPr>
@@ -5000,7 +5000,7 @@
         <w:spacing w:lineRule="auto" w:line="240" w:before="0" w:after="60"/>
         <w:rPr/>
       </w:pPr>
-      <w:bookmarkStart w:id="22" w:name="__RefHeading___Toc1778_4217687195"/>
+      <w:bookmarkStart w:id="22" w:name="__RefHeading___Toc1778_1371780974"/>
       <w:bookmarkEnd w:id="22"/>
       <w:r>
         <w:rPr>
@@ -5045,7 +5045,7 @@
         <w:spacing w:lineRule="auto" w:line="240" w:before="0" w:after="60"/>
         <w:rPr/>
       </w:pPr>
-      <w:bookmarkStart w:id="23" w:name="__RefHeading___Toc1780_4217687195"/>
+      <w:bookmarkStart w:id="23" w:name="__RefHeading___Toc1780_1371780974"/>
       <w:bookmarkEnd w:id="23"/>
       <w:r>
         <w:rPr>
@@ -5076,7 +5076,7 @@
         <w:spacing w:lineRule="exact" w:line="240" w:before="240" w:after="120"/>
         <w:rPr/>
       </w:pPr>
-      <w:bookmarkStart w:id="24" w:name="__RefHeading___Toc1782_4217687195"/>
+      <w:bookmarkStart w:id="24" w:name="__RefHeading___Toc1782_1371780974"/>
       <w:bookmarkEnd w:id="24"/>
       <w:r>
         <w:rPr>

--- a/reporte/productos_formales/Producto_02_Preprocesamiento_Favoritismo.docx
+++ b/reporte/productos_formales/Producto_02_Preprocesamiento_Favoritismo.docx
@@ -262,7 +262,7 @@
         <w:spacing w:lineRule="exact" w:line="240" w:before="240" w:after="120"/>
         <w:rPr/>
       </w:pPr>
-      <w:bookmarkStart w:id="0" w:name="__RefHeading___Toc1734_1371780974"/>
+      <w:bookmarkStart w:id="0" w:name="__RefHeading___Toc1734_2457656124"/>
       <w:bookmarkEnd w:id="0"/>
       <w:r>
         <w:rPr>
@@ -369,7 +369,7 @@
             </w:rPr>
             <w:fldChar w:fldCharType="separate"/>
           </w:r>
-          <w:hyperlink w:anchor="__RefHeading___Toc1734_1371780974">
+          <w:hyperlink w:anchor="__RefHeading___Toc1734_2457656124">
             <w:r>
               <w:rPr>
                 <w:rStyle w:val="IndexLink"/>
@@ -389,7 +389,7 @@
             </w:tabs>
             <w:rPr/>
           </w:pPr>
-          <w:hyperlink w:anchor="__RefHeading___Toc1736_1371780974">
+          <w:hyperlink w:anchor="__RefHeading___Toc1736_2457656124">
             <w:r>
               <w:rPr>
                 <w:rStyle w:val="IndexLink"/>
@@ -409,7 +409,7 @@
             </w:tabs>
             <w:rPr/>
           </w:pPr>
-          <w:hyperlink w:anchor="__RefHeading___Toc1738_1371780974">
+          <w:hyperlink w:anchor="__RefHeading___Toc1738_2457656124">
             <w:r>
               <w:rPr>
                 <w:rStyle w:val="IndexLink"/>
@@ -429,7 +429,7 @@
             </w:tabs>
             <w:rPr/>
           </w:pPr>
-          <w:hyperlink w:anchor="__RefHeading___Toc1740_1371780974">
+          <w:hyperlink w:anchor="__RefHeading___Toc1740_2457656124">
             <w:r>
               <w:rPr>
                 <w:rStyle w:val="IndexLink"/>
@@ -449,7 +449,7 @@
             </w:tabs>
             <w:rPr/>
           </w:pPr>
-          <w:hyperlink w:anchor="__RefHeading___Toc1742_1371780974">
+          <w:hyperlink w:anchor="__RefHeading___Toc1742_2457656124">
             <w:r>
               <w:rPr>
                 <w:rStyle w:val="IndexLink"/>
@@ -469,7 +469,7 @@
             </w:tabs>
             <w:rPr/>
           </w:pPr>
-          <w:hyperlink w:anchor="__RefHeading___Toc1744_1371780974">
+          <w:hyperlink w:anchor="__RefHeading___Toc1744_2457656124">
             <w:r>
               <w:rPr>
                 <w:rStyle w:val="IndexLink"/>
@@ -489,7 +489,7 @@
             </w:tabs>
             <w:rPr/>
           </w:pPr>
-          <w:hyperlink w:anchor="__RefHeading___Toc1746_1371780974">
+          <w:hyperlink w:anchor="__RefHeading___Toc1746_2457656124">
             <w:r>
               <w:rPr>
                 <w:rStyle w:val="IndexLink"/>
@@ -509,7 +509,7 @@
             </w:tabs>
             <w:rPr/>
           </w:pPr>
-          <w:hyperlink w:anchor="__RefHeading___Toc1748_1371780974">
+          <w:hyperlink w:anchor="__RefHeading___Toc1748_2457656124">
             <w:r>
               <w:rPr>
                 <w:rStyle w:val="IndexLink"/>
@@ -529,7 +529,7 @@
             </w:tabs>
             <w:rPr/>
           </w:pPr>
-          <w:hyperlink w:anchor="__RefHeading___Toc1750_1371780974">
+          <w:hyperlink w:anchor="__RefHeading___Toc1750_2457656124">
             <w:r>
               <w:rPr>
                 <w:rStyle w:val="IndexLink"/>
@@ -549,7 +549,7 @@
             </w:tabs>
             <w:rPr/>
           </w:pPr>
-          <w:hyperlink w:anchor="__RefHeading___Toc1752_1371780974">
+          <w:hyperlink w:anchor="__RefHeading___Toc1752_2457656124">
             <w:r>
               <w:rPr>
                 <w:rStyle w:val="IndexLink"/>
@@ -569,7 +569,7 @@
             </w:tabs>
             <w:rPr/>
           </w:pPr>
-          <w:hyperlink w:anchor="__RefHeading___Toc1754_1371780974">
+          <w:hyperlink w:anchor="__RefHeading___Toc1754_2457656124">
             <w:r>
               <w:rPr>
                 <w:rStyle w:val="IndexLink"/>
@@ -589,7 +589,7 @@
             </w:tabs>
             <w:rPr/>
           </w:pPr>
-          <w:hyperlink w:anchor="__RefHeading___Toc1756_1371780974">
+          <w:hyperlink w:anchor="__RefHeading___Toc1756_2457656124">
             <w:r>
               <w:rPr>
                 <w:rStyle w:val="IndexLink"/>
@@ -609,7 +609,7 @@
             </w:tabs>
             <w:rPr/>
           </w:pPr>
-          <w:hyperlink w:anchor="__RefHeading___Toc1758_1371780974">
+          <w:hyperlink w:anchor="__RefHeading___Toc1758_2457656124">
             <w:r>
               <w:rPr>
                 <w:rStyle w:val="IndexLink"/>
@@ -629,7 +629,7 @@
             </w:tabs>
             <w:rPr/>
           </w:pPr>
-          <w:hyperlink w:anchor="__RefHeading___Toc1760_1371780974">
+          <w:hyperlink w:anchor="__RefHeading___Toc1760_2457656124">
             <w:r>
               <w:rPr>
                 <w:rStyle w:val="IndexLink"/>
@@ -649,7 +649,7 @@
             </w:tabs>
             <w:rPr/>
           </w:pPr>
-          <w:hyperlink w:anchor="__RefHeading___Toc1762_1371780974">
+          <w:hyperlink w:anchor="__RefHeading___Toc1762_2457656124">
             <w:r>
               <w:rPr>
                 <w:rStyle w:val="IndexLink"/>
@@ -669,7 +669,7 @@
             </w:tabs>
             <w:rPr/>
           </w:pPr>
-          <w:hyperlink w:anchor="__RefHeading___Toc1764_1371780974">
+          <w:hyperlink w:anchor="__RefHeading___Toc1764_2457656124">
             <w:r>
               <w:rPr>
                 <w:rStyle w:val="IndexLink"/>
@@ -689,7 +689,7 @@
             </w:tabs>
             <w:rPr/>
           </w:pPr>
-          <w:hyperlink w:anchor="__RefHeading___Toc1766_1371780974">
+          <w:hyperlink w:anchor="__RefHeading___Toc1766_2457656124">
             <w:r>
               <w:rPr>
                 <w:rStyle w:val="IndexLink"/>
@@ -709,7 +709,7 @@
             </w:tabs>
             <w:rPr/>
           </w:pPr>
-          <w:hyperlink w:anchor="__RefHeading___Toc1768_1371780974">
+          <w:hyperlink w:anchor="__RefHeading___Toc1768_2457656124">
             <w:r>
               <w:rPr>
                 <w:rStyle w:val="IndexLink"/>
@@ -729,7 +729,7 @@
             </w:tabs>
             <w:rPr/>
           </w:pPr>
-          <w:hyperlink w:anchor="__RefHeading___Toc1770_1371780974">
+          <w:hyperlink w:anchor="__RefHeading___Toc1770_2457656124">
             <w:r>
               <w:rPr>
                 <w:rStyle w:val="IndexLink"/>
@@ -749,7 +749,7 @@
             </w:tabs>
             <w:rPr/>
           </w:pPr>
-          <w:hyperlink w:anchor="__RefHeading___Toc1772_1371780974">
+          <w:hyperlink w:anchor="__RefHeading___Toc1772_2457656124">
             <w:r>
               <w:rPr>
                 <w:rStyle w:val="IndexLink"/>
@@ -769,7 +769,7 @@
             </w:tabs>
             <w:rPr/>
           </w:pPr>
-          <w:hyperlink w:anchor="__RefHeading___Toc1774_1371780974">
+          <w:hyperlink w:anchor="__RefHeading___Toc1774_2457656124">
             <w:r>
               <w:rPr>
                 <w:rStyle w:val="IndexLink"/>
@@ -789,7 +789,7 @@
             </w:tabs>
             <w:rPr/>
           </w:pPr>
-          <w:hyperlink w:anchor="__RefHeading___Toc1776_1371780974">
+          <w:hyperlink w:anchor="__RefHeading___Toc1776_2457656124">
             <w:r>
               <w:rPr>
                 <w:rStyle w:val="IndexLink"/>
@@ -809,7 +809,7 @@
             </w:tabs>
             <w:rPr/>
           </w:pPr>
-          <w:hyperlink w:anchor="__RefHeading___Toc1778_1371780974">
+          <w:hyperlink w:anchor="__RefHeading___Toc1778_2457656124">
             <w:r>
               <w:rPr>
                 <w:rStyle w:val="IndexLink"/>
@@ -829,7 +829,7 @@
             </w:tabs>
             <w:rPr/>
           </w:pPr>
-          <w:hyperlink w:anchor="__RefHeading___Toc1780_1371780974">
+          <w:hyperlink w:anchor="__RefHeading___Toc1780_2457656124">
             <w:r>
               <w:rPr>
                 <w:rStyle w:val="IndexLink"/>
@@ -849,7 +849,7 @@
             </w:tabs>
             <w:rPr/>
           </w:pPr>
-          <w:hyperlink w:anchor="__RefHeading___Toc1782_1371780974">
+          <w:hyperlink w:anchor="__RefHeading___Toc1782_2457656124">
             <w:r>
               <w:rPr>
                 <w:rStyle w:val="IndexLink"/>
@@ -889,7 +889,7 @@
         <w:spacing w:lineRule="exact" w:line="240" w:before="240" w:after="120"/>
         <w:rPr/>
       </w:pPr>
-      <w:bookmarkStart w:id="1" w:name="__RefHeading___Toc1736_1371780974"/>
+      <w:bookmarkStart w:id="1" w:name="__RefHeading___Toc1736_2457656124"/>
       <w:bookmarkEnd w:id="1"/>
       <w:r>
         <w:rPr>
@@ -927,7 +927,7 @@
         <w:spacing w:lineRule="exact" w:line="240" w:before="240" w:after="120"/>
         <w:rPr/>
       </w:pPr>
-      <w:bookmarkStart w:id="2" w:name="__RefHeading___Toc1738_1371780974"/>
+      <w:bookmarkStart w:id="2" w:name="__RefHeading___Toc1738_2457656124"/>
       <w:bookmarkEnd w:id="2"/>
       <w:r>
         <w:rPr>
@@ -983,7 +983,7 @@
         <w:spacing w:lineRule="exact" w:line="240" w:before="240" w:after="120"/>
         <w:rPr/>
       </w:pPr>
-      <w:bookmarkStart w:id="3" w:name="__RefHeading___Toc1740_1371780974"/>
+      <w:bookmarkStart w:id="3" w:name="__RefHeading___Toc1740_2457656124"/>
       <w:bookmarkEnd w:id="3"/>
       <w:r>
         <w:rPr>
@@ -2297,7 +2297,7 @@
         <w:spacing w:lineRule="exact" w:line="240" w:before="240" w:after="120"/>
         <w:rPr/>
       </w:pPr>
-      <w:bookmarkStart w:id="4" w:name="__RefHeading___Toc1742_1371780974"/>
+      <w:bookmarkStart w:id="4" w:name="__RefHeading___Toc1742_2457656124"/>
       <w:bookmarkEnd w:id="4"/>
       <w:r>
         <w:rPr>
@@ -2874,7 +2874,7 @@
         <w:spacing w:lineRule="exact" w:line="240" w:before="240" w:after="120"/>
         <w:rPr/>
       </w:pPr>
-      <w:bookmarkStart w:id="5" w:name="__RefHeading___Toc1744_1371780974"/>
+      <w:bookmarkStart w:id="5" w:name="__RefHeading___Toc1744_2457656124"/>
       <w:bookmarkEnd w:id="5"/>
       <w:r>
         <w:rPr>
@@ -2912,7 +2912,7 @@
         <w:spacing w:lineRule="exact" w:line="240" w:before="240" w:after="120"/>
         <w:rPr/>
       </w:pPr>
-      <w:bookmarkStart w:id="6" w:name="__RefHeading___Toc1746_1371780974"/>
+      <w:bookmarkStart w:id="6" w:name="__RefHeading___Toc1746_2457656124"/>
       <w:bookmarkEnd w:id="6"/>
       <w:r>
         <w:rPr>
@@ -2950,7 +2950,7 @@
         <w:spacing w:lineRule="exact" w:line="240" w:before="240" w:after="120"/>
         <w:rPr/>
       </w:pPr>
-      <w:bookmarkStart w:id="7" w:name="__RefHeading___Toc1748_1371780974"/>
+      <w:bookmarkStart w:id="7" w:name="__RefHeading___Toc1748_2457656124"/>
       <w:bookmarkEnd w:id="7"/>
       <w:r>
         <w:rPr>
@@ -2970,7 +2970,7 @@
         <w:spacing w:lineRule="exact" w:line="240" w:before="180" w:after="80"/>
         <w:rPr/>
       </w:pPr>
-      <w:bookmarkStart w:id="8" w:name="__RefHeading___Toc1750_1371780974"/>
+      <w:bookmarkStart w:id="8" w:name="__RefHeading___Toc1750_2457656124"/>
       <w:bookmarkEnd w:id="8"/>
       <w:r>
         <w:rPr>
@@ -3567,7 +3567,7 @@
         <w:spacing w:lineRule="exact" w:line="240" w:before="180" w:after="80"/>
         <w:rPr/>
       </w:pPr>
-      <w:bookmarkStart w:id="9" w:name="__RefHeading___Toc1752_1371780974"/>
+      <w:bookmarkStart w:id="9" w:name="__RefHeading___Toc1752_2457656124"/>
       <w:bookmarkEnd w:id="9"/>
       <w:r>
         <w:rPr>
@@ -3694,7 +3694,7 @@
         <w:spacing w:lineRule="exact" w:line="240" w:before="180" w:after="80"/>
         <w:rPr/>
       </w:pPr>
-      <w:bookmarkStart w:id="10" w:name="__RefHeading___Toc1754_1371780974"/>
+      <w:bookmarkStart w:id="10" w:name="__RefHeading___Toc1754_2457656124"/>
       <w:bookmarkEnd w:id="10"/>
       <w:r>
         <w:rPr>
@@ -3821,7 +3821,7 @@
         <w:spacing w:lineRule="exact" w:line="240" w:before="180" w:after="80"/>
         <w:rPr/>
       </w:pPr>
-      <w:bookmarkStart w:id="11" w:name="__RefHeading___Toc1756_1371780974"/>
+      <w:bookmarkStart w:id="11" w:name="__RefHeading___Toc1756_2457656124"/>
       <w:bookmarkEnd w:id="11"/>
       <w:r>
         <w:rPr>
@@ -3921,7 +3921,7 @@
         <w:spacing w:lineRule="exact" w:line="240" w:before="180" w:after="80"/>
         <w:rPr/>
       </w:pPr>
-      <w:bookmarkStart w:id="12" w:name="__RefHeading___Toc1758_1371780974"/>
+      <w:bookmarkStart w:id="12" w:name="__RefHeading___Toc1758_2457656124"/>
       <w:bookmarkEnd w:id="12"/>
       <w:r>
         <w:rPr>
@@ -3959,7 +3959,7 @@
         <w:spacing w:lineRule="exact" w:line="240" w:before="240" w:after="120"/>
         <w:rPr/>
       </w:pPr>
-      <w:bookmarkStart w:id="13" w:name="__RefHeading___Toc1760_1371780974"/>
+      <w:bookmarkStart w:id="13" w:name="__RefHeading___Toc1760_2457656124"/>
       <w:bookmarkEnd w:id="13"/>
       <w:r>
         <w:rPr>
@@ -4059,7 +4059,7 @@
         <w:spacing w:lineRule="exact" w:line="240" w:before="240" w:after="120"/>
         <w:rPr/>
       </w:pPr>
-      <w:bookmarkStart w:id="14" w:name="__RefHeading___Toc1762_1371780974"/>
+      <w:bookmarkStart w:id="14" w:name="__RefHeading___Toc1762_2457656124"/>
       <w:bookmarkEnd w:id="14"/>
       <w:r>
         <w:rPr>
@@ -4097,7 +4097,7 @@
         <w:spacing w:lineRule="exact" w:line="240" w:before="240" w:after="120"/>
         <w:rPr/>
       </w:pPr>
-      <w:bookmarkStart w:id="15" w:name="__RefHeading___Toc1764_1371780974"/>
+      <w:bookmarkStart w:id="15" w:name="__RefHeading___Toc1764_2457656124"/>
       <w:bookmarkEnd w:id="15"/>
       <w:r>
         <w:rPr>
@@ -4157,7 +4157,7 @@
         <w:spacing w:lineRule="exact" w:line="240" w:before="240" w:after="120"/>
         <w:rPr/>
       </w:pPr>
-      <w:bookmarkStart w:id="16" w:name="__RefHeading___Toc1766_1371780974"/>
+      <w:bookmarkStart w:id="16" w:name="__RefHeading___Toc1766_2457656124"/>
       <w:bookmarkEnd w:id="16"/>
       <w:r>
         <w:rPr>
@@ -4195,7 +4195,7 @@
         <w:spacing w:lineRule="exact" w:line="240" w:before="240" w:after="120"/>
         <w:rPr/>
       </w:pPr>
-      <w:bookmarkStart w:id="17" w:name="__RefHeading___Toc1768_1371780974"/>
+      <w:bookmarkStart w:id="17" w:name="__RefHeading___Toc1768_2457656124"/>
       <w:bookmarkEnd w:id="17"/>
       <w:r>
         <w:rPr>
@@ -4275,7 +4275,7 @@
         <w:spacing w:lineRule="auto" w:line="240" w:before="0" w:after="60"/>
         <w:rPr/>
       </w:pPr>
-      <w:bookmarkStart w:id="18" w:name="__RefHeading___Toc1770_1371780974"/>
+      <w:bookmarkStart w:id="18" w:name="__RefHeading___Toc1770_2457656124"/>
       <w:bookmarkEnd w:id="18"/>
       <w:r>
         <w:rPr>
@@ -4306,7 +4306,7 @@
         <w:spacing w:lineRule="auto" w:line="240" w:before="0" w:after="60"/>
         <w:rPr/>
       </w:pPr>
-      <w:bookmarkStart w:id="19" w:name="__RefHeading___Toc1772_1371780974"/>
+      <w:bookmarkStart w:id="19" w:name="__RefHeading___Toc1772_2457656124"/>
       <w:bookmarkEnd w:id="19"/>
       <w:r>
         <w:rPr>
@@ -4870,7 +4870,7 @@
         <w:spacing w:lineRule="auto" w:line="240" w:before="0" w:after="60"/>
         <w:rPr/>
       </w:pPr>
-      <w:bookmarkStart w:id="20" w:name="__RefHeading___Toc1774_1371780974"/>
+      <w:bookmarkStart w:id="20" w:name="__RefHeading___Toc1774_2457656124"/>
       <w:bookmarkEnd w:id="20"/>
       <w:r>
         <w:rPr>
@@ -4935,7 +4935,7 @@
         <w:spacing w:lineRule="auto" w:line="240" w:before="0" w:after="60"/>
         <w:rPr/>
       </w:pPr>
-      <w:bookmarkStart w:id="21" w:name="__RefHeading___Toc1776_1371780974"/>
+      <w:bookmarkStart w:id="21" w:name="__RefHeading___Toc1776_2457656124"/>
       <w:bookmarkEnd w:id="21"/>
       <w:r>
         <w:rPr>
@@ -5000,7 +5000,7 @@
         <w:spacing w:lineRule="auto" w:line="240" w:before="0" w:after="60"/>
         <w:rPr/>
       </w:pPr>
-      <w:bookmarkStart w:id="22" w:name="__RefHeading___Toc1778_1371780974"/>
+      <w:bookmarkStart w:id="22" w:name="__RefHeading___Toc1778_2457656124"/>
       <w:bookmarkEnd w:id="22"/>
       <w:r>
         <w:rPr>
@@ -5045,7 +5045,7 @@
         <w:spacing w:lineRule="auto" w:line="240" w:before="0" w:after="60"/>
         <w:rPr/>
       </w:pPr>
-      <w:bookmarkStart w:id="23" w:name="__RefHeading___Toc1780_1371780974"/>
+      <w:bookmarkStart w:id="23" w:name="__RefHeading___Toc1780_2457656124"/>
       <w:bookmarkEnd w:id="23"/>
       <w:r>
         <w:rPr>
@@ -5076,7 +5076,7 @@
         <w:spacing w:lineRule="exact" w:line="240" w:before="240" w:after="120"/>
         <w:rPr/>
       </w:pPr>
-      <w:bookmarkStart w:id="24" w:name="__RefHeading___Toc1782_1371780974"/>
+      <w:bookmarkStart w:id="24" w:name="__RefHeading___Toc1782_2457656124"/>
       <w:bookmarkEnd w:id="24"/>
       <w:r>
         <w:rPr>

--- a/reporte/productos_formales/Producto_02_Preprocesamiento_Favoritismo.docx
+++ b/reporte/productos_formales/Producto_02_Preprocesamiento_Favoritismo.docx
@@ -262,7 +262,7 @@
         <w:spacing w:lineRule="exact" w:line="240" w:before="240" w:after="120"/>
         <w:rPr/>
       </w:pPr>
-      <w:bookmarkStart w:id="0" w:name="__RefHeading___Toc1734_2457656124"/>
+      <w:bookmarkStart w:id="0" w:name="__RefHeading___Toc1734_1103273133"/>
       <w:bookmarkEnd w:id="0"/>
       <w:r>
         <w:rPr>
@@ -369,7 +369,7 @@
             </w:rPr>
             <w:fldChar w:fldCharType="separate"/>
           </w:r>
-          <w:hyperlink w:anchor="__RefHeading___Toc1734_2457656124">
+          <w:hyperlink w:anchor="__RefHeading___Toc1734_1103273133">
             <w:r>
               <w:rPr>
                 <w:rStyle w:val="IndexLink"/>
@@ -389,7 +389,7 @@
             </w:tabs>
             <w:rPr/>
           </w:pPr>
-          <w:hyperlink w:anchor="__RefHeading___Toc1736_2457656124">
+          <w:hyperlink w:anchor="__RefHeading___Toc1736_1103273133">
             <w:r>
               <w:rPr>
                 <w:rStyle w:val="IndexLink"/>
@@ -409,7 +409,7 @@
             </w:tabs>
             <w:rPr/>
           </w:pPr>
-          <w:hyperlink w:anchor="__RefHeading___Toc1738_2457656124">
+          <w:hyperlink w:anchor="__RefHeading___Toc1738_1103273133">
             <w:r>
               <w:rPr>
                 <w:rStyle w:val="IndexLink"/>
@@ -429,7 +429,7 @@
             </w:tabs>
             <w:rPr/>
           </w:pPr>
-          <w:hyperlink w:anchor="__RefHeading___Toc1740_2457656124">
+          <w:hyperlink w:anchor="__RefHeading___Toc1740_1103273133">
             <w:r>
               <w:rPr>
                 <w:rStyle w:val="IndexLink"/>
@@ -449,7 +449,7 @@
             </w:tabs>
             <w:rPr/>
           </w:pPr>
-          <w:hyperlink w:anchor="__RefHeading___Toc1742_2457656124">
+          <w:hyperlink w:anchor="__RefHeading___Toc1742_1103273133">
             <w:r>
               <w:rPr>
                 <w:rStyle w:val="IndexLink"/>
@@ -469,7 +469,7 @@
             </w:tabs>
             <w:rPr/>
           </w:pPr>
-          <w:hyperlink w:anchor="__RefHeading___Toc1744_2457656124">
+          <w:hyperlink w:anchor="__RefHeading___Toc1744_1103273133">
             <w:r>
               <w:rPr>
                 <w:rStyle w:val="IndexLink"/>
@@ -489,7 +489,7 @@
             </w:tabs>
             <w:rPr/>
           </w:pPr>
-          <w:hyperlink w:anchor="__RefHeading___Toc1746_2457656124">
+          <w:hyperlink w:anchor="__RefHeading___Toc1746_1103273133">
             <w:r>
               <w:rPr>
                 <w:rStyle w:val="IndexLink"/>
@@ -509,7 +509,7 @@
             </w:tabs>
             <w:rPr/>
           </w:pPr>
-          <w:hyperlink w:anchor="__RefHeading___Toc1748_2457656124">
+          <w:hyperlink w:anchor="__RefHeading___Toc1748_1103273133">
             <w:r>
               <w:rPr>
                 <w:rStyle w:val="IndexLink"/>
@@ -529,7 +529,7 @@
             </w:tabs>
             <w:rPr/>
           </w:pPr>
-          <w:hyperlink w:anchor="__RefHeading___Toc1750_2457656124">
+          <w:hyperlink w:anchor="__RefHeading___Toc1750_1103273133">
             <w:r>
               <w:rPr>
                 <w:rStyle w:val="IndexLink"/>
@@ -549,7 +549,7 @@
             </w:tabs>
             <w:rPr/>
           </w:pPr>
-          <w:hyperlink w:anchor="__RefHeading___Toc1752_2457656124">
+          <w:hyperlink w:anchor="__RefHeading___Toc1752_1103273133">
             <w:r>
               <w:rPr>
                 <w:rStyle w:val="IndexLink"/>
@@ -569,7 +569,7 @@
             </w:tabs>
             <w:rPr/>
           </w:pPr>
-          <w:hyperlink w:anchor="__RefHeading___Toc1754_2457656124">
+          <w:hyperlink w:anchor="__RefHeading___Toc1754_1103273133">
             <w:r>
               <w:rPr>
                 <w:rStyle w:val="IndexLink"/>
@@ -589,7 +589,7 @@
             </w:tabs>
             <w:rPr/>
           </w:pPr>
-          <w:hyperlink w:anchor="__RefHeading___Toc1756_2457656124">
+          <w:hyperlink w:anchor="__RefHeading___Toc1756_1103273133">
             <w:r>
               <w:rPr>
                 <w:rStyle w:val="IndexLink"/>
@@ -609,7 +609,7 @@
             </w:tabs>
             <w:rPr/>
           </w:pPr>
-          <w:hyperlink w:anchor="__RefHeading___Toc1758_2457656124">
+          <w:hyperlink w:anchor="__RefHeading___Toc1758_1103273133">
             <w:r>
               <w:rPr>
                 <w:rStyle w:val="IndexLink"/>
@@ -629,7 +629,7 @@
             </w:tabs>
             <w:rPr/>
           </w:pPr>
-          <w:hyperlink w:anchor="__RefHeading___Toc1760_2457656124">
+          <w:hyperlink w:anchor="__RefHeading___Toc1760_1103273133">
             <w:r>
               <w:rPr>
                 <w:rStyle w:val="IndexLink"/>
@@ -649,7 +649,7 @@
             </w:tabs>
             <w:rPr/>
           </w:pPr>
-          <w:hyperlink w:anchor="__RefHeading___Toc1762_2457656124">
+          <w:hyperlink w:anchor="__RefHeading___Toc1762_1103273133">
             <w:r>
               <w:rPr>
                 <w:rStyle w:val="IndexLink"/>
@@ -669,7 +669,7 @@
             </w:tabs>
             <w:rPr/>
           </w:pPr>
-          <w:hyperlink w:anchor="__RefHeading___Toc1764_2457656124">
+          <w:hyperlink w:anchor="__RefHeading___Toc1764_1103273133">
             <w:r>
               <w:rPr>
                 <w:rStyle w:val="IndexLink"/>
@@ -689,7 +689,7 @@
             </w:tabs>
             <w:rPr/>
           </w:pPr>
-          <w:hyperlink w:anchor="__RefHeading___Toc1766_2457656124">
+          <w:hyperlink w:anchor="__RefHeading___Toc1766_1103273133">
             <w:r>
               <w:rPr>
                 <w:rStyle w:val="IndexLink"/>
@@ -709,7 +709,7 @@
             </w:tabs>
             <w:rPr/>
           </w:pPr>
-          <w:hyperlink w:anchor="__RefHeading___Toc1768_2457656124">
+          <w:hyperlink w:anchor="__RefHeading___Toc1768_1103273133">
             <w:r>
               <w:rPr>
                 <w:rStyle w:val="IndexLink"/>
@@ -729,7 +729,7 @@
             </w:tabs>
             <w:rPr/>
           </w:pPr>
-          <w:hyperlink w:anchor="__RefHeading___Toc1770_2457656124">
+          <w:hyperlink w:anchor="__RefHeading___Toc1770_1103273133">
             <w:r>
               <w:rPr>
                 <w:rStyle w:val="IndexLink"/>
@@ -749,7 +749,7 @@
             </w:tabs>
             <w:rPr/>
           </w:pPr>
-          <w:hyperlink w:anchor="__RefHeading___Toc1772_2457656124">
+          <w:hyperlink w:anchor="__RefHeading___Toc1772_1103273133">
             <w:r>
               <w:rPr>
                 <w:rStyle w:val="IndexLink"/>
@@ -769,7 +769,7 @@
             </w:tabs>
             <w:rPr/>
           </w:pPr>
-          <w:hyperlink w:anchor="__RefHeading___Toc1774_2457656124">
+          <w:hyperlink w:anchor="__RefHeading___Toc1774_1103273133">
             <w:r>
               <w:rPr>
                 <w:rStyle w:val="IndexLink"/>
@@ -789,7 +789,7 @@
             </w:tabs>
             <w:rPr/>
           </w:pPr>
-          <w:hyperlink w:anchor="__RefHeading___Toc1776_2457656124">
+          <w:hyperlink w:anchor="__RefHeading___Toc1776_1103273133">
             <w:r>
               <w:rPr>
                 <w:rStyle w:val="IndexLink"/>
@@ -809,7 +809,7 @@
             </w:tabs>
             <w:rPr/>
           </w:pPr>
-          <w:hyperlink w:anchor="__RefHeading___Toc1778_2457656124">
+          <w:hyperlink w:anchor="__RefHeading___Toc1778_1103273133">
             <w:r>
               <w:rPr>
                 <w:rStyle w:val="IndexLink"/>
@@ -829,7 +829,7 @@
             </w:tabs>
             <w:rPr/>
           </w:pPr>
-          <w:hyperlink w:anchor="__RefHeading___Toc1780_2457656124">
+          <w:hyperlink w:anchor="__RefHeading___Toc1780_1103273133">
             <w:r>
               <w:rPr>
                 <w:rStyle w:val="IndexLink"/>
@@ -849,7 +849,7 @@
             </w:tabs>
             <w:rPr/>
           </w:pPr>
-          <w:hyperlink w:anchor="__RefHeading___Toc1782_2457656124">
+          <w:hyperlink w:anchor="__RefHeading___Toc1782_1103273133">
             <w:r>
               <w:rPr>
                 <w:rStyle w:val="IndexLink"/>
@@ -889,7 +889,7 @@
         <w:spacing w:lineRule="exact" w:line="240" w:before="240" w:after="120"/>
         <w:rPr/>
       </w:pPr>
-      <w:bookmarkStart w:id="1" w:name="__RefHeading___Toc1736_2457656124"/>
+      <w:bookmarkStart w:id="1" w:name="__RefHeading___Toc1736_1103273133"/>
       <w:bookmarkEnd w:id="1"/>
       <w:r>
         <w:rPr>
@@ -927,7 +927,7 @@
         <w:spacing w:lineRule="exact" w:line="240" w:before="240" w:after="120"/>
         <w:rPr/>
       </w:pPr>
-      <w:bookmarkStart w:id="2" w:name="__RefHeading___Toc1738_2457656124"/>
+      <w:bookmarkStart w:id="2" w:name="__RefHeading___Toc1738_1103273133"/>
       <w:bookmarkEnd w:id="2"/>
       <w:r>
         <w:rPr>
@@ -983,7 +983,7 @@
         <w:spacing w:lineRule="exact" w:line="240" w:before="240" w:after="120"/>
         <w:rPr/>
       </w:pPr>
-      <w:bookmarkStart w:id="3" w:name="__RefHeading___Toc1740_2457656124"/>
+      <w:bookmarkStart w:id="3" w:name="__RefHeading___Toc1740_1103273133"/>
       <w:bookmarkEnd w:id="3"/>
       <w:r>
         <w:rPr>
@@ -2297,7 +2297,7 @@
         <w:spacing w:lineRule="exact" w:line="240" w:before="240" w:after="120"/>
         <w:rPr/>
       </w:pPr>
-      <w:bookmarkStart w:id="4" w:name="__RefHeading___Toc1742_2457656124"/>
+      <w:bookmarkStart w:id="4" w:name="__RefHeading___Toc1742_1103273133"/>
       <w:bookmarkEnd w:id="4"/>
       <w:r>
         <w:rPr>
@@ -2874,7 +2874,7 @@
         <w:spacing w:lineRule="exact" w:line="240" w:before="240" w:after="120"/>
         <w:rPr/>
       </w:pPr>
-      <w:bookmarkStart w:id="5" w:name="__RefHeading___Toc1744_2457656124"/>
+      <w:bookmarkStart w:id="5" w:name="__RefHeading___Toc1744_1103273133"/>
       <w:bookmarkEnd w:id="5"/>
       <w:r>
         <w:rPr>
@@ -2912,7 +2912,7 @@
         <w:spacing w:lineRule="exact" w:line="240" w:before="240" w:after="120"/>
         <w:rPr/>
       </w:pPr>
-      <w:bookmarkStart w:id="6" w:name="__RefHeading___Toc1746_2457656124"/>
+      <w:bookmarkStart w:id="6" w:name="__RefHeading___Toc1746_1103273133"/>
       <w:bookmarkEnd w:id="6"/>
       <w:r>
         <w:rPr>
@@ -2950,7 +2950,7 @@
         <w:spacing w:lineRule="exact" w:line="240" w:before="240" w:after="120"/>
         <w:rPr/>
       </w:pPr>
-      <w:bookmarkStart w:id="7" w:name="__RefHeading___Toc1748_2457656124"/>
+      <w:bookmarkStart w:id="7" w:name="__RefHeading___Toc1748_1103273133"/>
       <w:bookmarkEnd w:id="7"/>
       <w:r>
         <w:rPr>
@@ -2970,7 +2970,7 @@
         <w:spacing w:lineRule="exact" w:line="240" w:before="180" w:after="80"/>
         <w:rPr/>
       </w:pPr>
-      <w:bookmarkStart w:id="8" w:name="__RefHeading___Toc1750_2457656124"/>
+      <w:bookmarkStart w:id="8" w:name="__RefHeading___Toc1750_1103273133"/>
       <w:bookmarkEnd w:id="8"/>
       <w:r>
         <w:rPr>
@@ -3567,7 +3567,7 @@
         <w:spacing w:lineRule="exact" w:line="240" w:before="180" w:after="80"/>
         <w:rPr/>
       </w:pPr>
-      <w:bookmarkStart w:id="9" w:name="__RefHeading___Toc1752_2457656124"/>
+      <w:bookmarkStart w:id="9" w:name="__RefHeading___Toc1752_1103273133"/>
       <w:bookmarkEnd w:id="9"/>
       <w:r>
         <w:rPr>
@@ -3694,7 +3694,7 @@
         <w:spacing w:lineRule="exact" w:line="240" w:before="180" w:after="80"/>
         <w:rPr/>
       </w:pPr>
-      <w:bookmarkStart w:id="10" w:name="__RefHeading___Toc1754_2457656124"/>
+      <w:bookmarkStart w:id="10" w:name="__RefHeading___Toc1754_1103273133"/>
       <w:bookmarkEnd w:id="10"/>
       <w:r>
         <w:rPr>
@@ -3821,7 +3821,7 @@
         <w:spacing w:lineRule="exact" w:line="240" w:before="180" w:after="80"/>
         <w:rPr/>
       </w:pPr>
-      <w:bookmarkStart w:id="11" w:name="__RefHeading___Toc1756_2457656124"/>
+      <w:bookmarkStart w:id="11" w:name="__RefHeading___Toc1756_1103273133"/>
       <w:bookmarkEnd w:id="11"/>
       <w:r>
         <w:rPr>
@@ -3921,7 +3921,7 @@
         <w:spacing w:lineRule="exact" w:line="240" w:before="180" w:after="80"/>
         <w:rPr/>
       </w:pPr>
-      <w:bookmarkStart w:id="12" w:name="__RefHeading___Toc1758_2457656124"/>
+      <w:bookmarkStart w:id="12" w:name="__RefHeading___Toc1758_1103273133"/>
       <w:bookmarkEnd w:id="12"/>
       <w:r>
         <w:rPr>
@@ -3959,7 +3959,7 @@
         <w:spacing w:lineRule="exact" w:line="240" w:before="240" w:after="120"/>
         <w:rPr/>
       </w:pPr>
-      <w:bookmarkStart w:id="13" w:name="__RefHeading___Toc1760_2457656124"/>
+      <w:bookmarkStart w:id="13" w:name="__RefHeading___Toc1760_1103273133"/>
       <w:bookmarkEnd w:id="13"/>
       <w:r>
         <w:rPr>
@@ -4059,7 +4059,7 @@
         <w:spacing w:lineRule="exact" w:line="240" w:before="240" w:after="120"/>
         <w:rPr/>
       </w:pPr>
-      <w:bookmarkStart w:id="14" w:name="__RefHeading___Toc1762_2457656124"/>
+      <w:bookmarkStart w:id="14" w:name="__RefHeading___Toc1762_1103273133"/>
       <w:bookmarkEnd w:id="14"/>
       <w:r>
         <w:rPr>
@@ -4097,7 +4097,7 @@
         <w:spacing w:lineRule="exact" w:line="240" w:before="240" w:after="120"/>
         <w:rPr/>
       </w:pPr>
-      <w:bookmarkStart w:id="15" w:name="__RefHeading___Toc1764_2457656124"/>
+      <w:bookmarkStart w:id="15" w:name="__RefHeading___Toc1764_1103273133"/>
       <w:bookmarkEnd w:id="15"/>
       <w:r>
         <w:rPr>
@@ -4157,7 +4157,7 @@
         <w:spacing w:lineRule="exact" w:line="240" w:before="240" w:after="120"/>
         <w:rPr/>
       </w:pPr>
-      <w:bookmarkStart w:id="16" w:name="__RefHeading___Toc1766_2457656124"/>
+      <w:bookmarkStart w:id="16" w:name="__RefHeading___Toc1766_1103273133"/>
       <w:bookmarkEnd w:id="16"/>
       <w:r>
         <w:rPr>
@@ -4195,7 +4195,7 @@
         <w:spacing w:lineRule="exact" w:line="240" w:before="240" w:after="120"/>
         <w:rPr/>
       </w:pPr>
-      <w:bookmarkStart w:id="17" w:name="__RefHeading___Toc1768_2457656124"/>
+      <w:bookmarkStart w:id="17" w:name="__RefHeading___Toc1768_1103273133"/>
       <w:bookmarkEnd w:id="17"/>
       <w:r>
         <w:rPr>
@@ -4275,7 +4275,7 @@
         <w:spacing w:lineRule="auto" w:line="240" w:before="0" w:after="60"/>
         <w:rPr/>
       </w:pPr>
-      <w:bookmarkStart w:id="18" w:name="__RefHeading___Toc1770_2457656124"/>
+      <w:bookmarkStart w:id="18" w:name="__RefHeading___Toc1770_1103273133"/>
       <w:bookmarkEnd w:id="18"/>
       <w:r>
         <w:rPr>
@@ -4306,7 +4306,7 @@
         <w:spacing w:lineRule="auto" w:line="240" w:before="0" w:after="60"/>
         <w:rPr/>
       </w:pPr>
-      <w:bookmarkStart w:id="19" w:name="__RefHeading___Toc1772_2457656124"/>
+      <w:bookmarkStart w:id="19" w:name="__RefHeading___Toc1772_1103273133"/>
       <w:bookmarkEnd w:id="19"/>
       <w:r>
         <w:rPr>
@@ -4870,7 +4870,7 @@
         <w:spacing w:lineRule="auto" w:line="240" w:before="0" w:after="60"/>
         <w:rPr/>
       </w:pPr>
-      <w:bookmarkStart w:id="20" w:name="__RefHeading___Toc1774_2457656124"/>
+      <w:bookmarkStart w:id="20" w:name="__RefHeading___Toc1774_1103273133"/>
       <w:bookmarkEnd w:id="20"/>
       <w:r>
         <w:rPr>
@@ -4935,7 +4935,7 @@
         <w:spacing w:lineRule="auto" w:line="240" w:before="0" w:after="60"/>
         <w:rPr/>
       </w:pPr>
-      <w:bookmarkStart w:id="21" w:name="__RefHeading___Toc1776_2457656124"/>
+      <w:bookmarkStart w:id="21" w:name="__RefHeading___Toc1776_1103273133"/>
       <w:bookmarkEnd w:id="21"/>
       <w:r>
         <w:rPr>
@@ -5000,7 +5000,7 @@
         <w:spacing w:lineRule="auto" w:line="240" w:before="0" w:after="60"/>
         <w:rPr/>
       </w:pPr>
-      <w:bookmarkStart w:id="22" w:name="__RefHeading___Toc1778_2457656124"/>
+      <w:bookmarkStart w:id="22" w:name="__RefHeading___Toc1778_1103273133"/>
       <w:bookmarkEnd w:id="22"/>
       <w:r>
         <w:rPr>
@@ -5045,7 +5045,7 @@
         <w:spacing w:lineRule="auto" w:line="240" w:before="0" w:after="60"/>
         <w:rPr/>
       </w:pPr>
-      <w:bookmarkStart w:id="23" w:name="__RefHeading___Toc1780_2457656124"/>
+      <w:bookmarkStart w:id="23" w:name="__RefHeading___Toc1780_1103273133"/>
       <w:bookmarkEnd w:id="23"/>
       <w:r>
         <w:rPr>
@@ -5076,7 +5076,7 @@
         <w:spacing w:lineRule="exact" w:line="240" w:before="240" w:after="120"/>
         <w:rPr/>
       </w:pPr>
-      <w:bookmarkStart w:id="24" w:name="__RefHeading___Toc1782_2457656124"/>
+      <w:bookmarkStart w:id="24" w:name="__RefHeading___Toc1782_1103273133"/>
       <w:bookmarkEnd w:id="24"/>
       <w:r>
         <w:rPr>

--- a/reporte/productos_formales/Producto_02_Preprocesamiento_Favoritismo.docx
+++ b/reporte/productos_formales/Producto_02_Preprocesamiento_Favoritismo.docx
@@ -89,7 +89,7 @@
           <w:sz w:val="22"/>
           <w:szCs w:val="22"/>
         </w:rPr>
-        <w:t>Limpieza y Preprocesamiento de Datos para Identificación de Proveedores Favoritos</w:t>
+        <w:t>Preprocesamiento para Identificación de Proveedores Favoritos</w:t>
       </w:r>
     </w:p>
     <w:p>
@@ -262,7 +262,7 @@
         <w:spacing w:lineRule="exact" w:line="240" w:before="240" w:after="120"/>
         <w:rPr/>
       </w:pPr>
-      <w:bookmarkStart w:id="0" w:name="__RefHeading___Toc1734_1103273133"/>
+      <w:bookmarkStart w:id="0" w:name="__RefHeading___Toc1729_1096995856"/>
       <w:bookmarkEnd w:id="0"/>
       <w:r>
         <w:rPr>
@@ -291,7 +291,7 @@
           <w:sz w:val="22"/>
           <w:szCs w:val="22"/>
         </w:rPr>
-        <w:t>Se procesaron 4,296 contratos sintéticos para construir 2,362 pares proveedor-entidad, con 30 casos positivos sembrados. El flujo implementa limpieza, tratamiento de outliers, transformación, feature engineering y una división reproducible de datos.</w:t>
+        <w:t>El benchmark reproducible contiene 4,296 contratos y produce 2,362 pares proveedor-entidad. El contrato operacional separa FIT y TRANSFORM, congela estadísticas aprendidas y utiliza monto_capped para limitar la influencia de extremos monetarios en favoritismo.</w:t>
       </w:r>
     </w:p>
     <w:p>
@@ -309,7 +309,7 @@
           <w:sz w:val="22"/>
           <w:szCs w:val="22"/>
         </w:rPr>
-        <w:t>Nota metodológica: las métricas del benchmark sintético evalúan la coherencia del PoC y no estiman desempeño productivo. Las salidas sobre datos públicos son señales de priorización para revisión humana y no constituyen hallazgos ni determinaciones automáticas de irregularidad.</w:t>
+        <w:t>Nota metodológica: Las métricas obtenidas con el benchmark sintético verifican coherencia metodológica y funcionamiento reproducible del pipeline; no estiman por sí solas desempeño productivo. Las salidas son señales de priorización para revisión humana y no constituyen hallazgos ni determinaciones automáticas de irregularidad.</w:t>
       </w:r>
     </w:p>
     <w:sdt>
@@ -369,7 +369,7 @@
             </w:rPr>
             <w:fldChar w:fldCharType="separate"/>
           </w:r>
-          <w:hyperlink w:anchor="__RefHeading___Toc1734_1103273133">
+          <w:hyperlink w:anchor="__RefHeading___Toc1729_1096995856">
             <w:r>
               <w:rPr>
                 <w:rStyle w:val="IndexLink"/>
@@ -389,7 +389,7 @@
             </w:tabs>
             <w:rPr/>
           </w:pPr>
-          <w:hyperlink w:anchor="__RefHeading___Toc1736_1103273133">
+          <w:hyperlink w:anchor="__RefHeading___Toc1731_1096995856">
             <w:r>
               <w:rPr>
                 <w:rStyle w:val="IndexLink"/>
@@ -409,7 +409,7 @@
             </w:tabs>
             <w:rPr/>
           </w:pPr>
-          <w:hyperlink w:anchor="__RefHeading___Toc1738_1103273133">
+          <w:hyperlink w:anchor="__RefHeading___Toc1733_1096995856">
             <w:r>
               <w:rPr>
                 <w:rStyle w:val="IndexLink"/>
@@ -429,7 +429,7 @@
             </w:tabs>
             <w:rPr/>
           </w:pPr>
-          <w:hyperlink w:anchor="__RefHeading___Toc1740_1103273133">
+          <w:hyperlink w:anchor="__RefHeading___Toc1735_1096995856">
             <w:r>
               <w:rPr>
                 <w:rStyle w:val="IndexLink"/>
@@ -449,7 +449,7 @@
             </w:tabs>
             <w:rPr/>
           </w:pPr>
-          <w:hyperlink w:anchor="__RefHeading___Toc1742_1103273133">
+          <w:hyperlink w:anchor="__RefHeading___Toc1737_1096995856">
             <w:r>
               <w:rPr>
                 <w:rStyle w:val="IndexLink"/>
@@ -469,7 +469,7 @@
             </w:tabs>
             <w:rPr/>
           </w:pPr>
-          <w:hyperlink w:anchor="__RefHeading___Toc1744_1103273133">
+          <w:hyperlink w:anchor="__RefHeading___Toc1739_1096995856">
             <w:r>
               <w:rPr>
                 <w:rStyle w:val="IndexLink"/>
@@ -489,7 +489,7 @@
             </w:tabs>
             <w:rPr/>
           </w:pPr>
-          <w:hyperlink w:anchor="__RefHeading___Toc1746_1103273133">
+          <w:hyperlink w:anchor="__RefHeading___Toc1741_1096995856">
             <w:r>
               <w:rPr>
                 <w:rStyle w:val="IndexLink"/>
@@ -509,7 +509,7 @@
             </w:tabs>
             <w:rPr/>
           </w:pPr>
-          <w:hyperlink w:anchor="__RefHeading___Toc1748_1103273133">
+          <w:hyperlink w:anchor="__RefHeading___Toc1743_1096995856">
             <w:r>
               <w:rPr>
                 <w:rStyle w:val="IndexLink"/>
@@ -529,12 +529,12 @@
             </w:tabs>
             <w:rPr/>
           </w:pPr>
-          <w:hyperlink w:anchor="__RefHeading___Toc1750_1103273133">
+          <w:hyperlink w:anchor="__RefHeading___Toc1745_1096995856">
             <w:r>
               <w:rPr>
                 <w:rStyle w:val="IndexLink"/>
               </w:rPr>
-              <w:t>3.1 Imputación y calidad de datos</w:t>
+              <w:t>3.1 Contrato FIT/TRANSFORM</w:t>
               <w:tab/>
               <w:t>4</w:t>
             </w:r>
@@ -549,12 +549,12 @@
             </w:tabs>
             <w:rPr/>
           </w:pPr>
-          <w:hyperlink w:anchor="__RefHeading___Toc1752_1103273133">
+          <w:hyperlink w:anchor="__RefHeading___Toc1747_1096995856">
             <w:r>
               <w:rPr>
                 <w:rStyle w:val="IndexLink"/>
               </w:rPr>
-              <w:t>3.2 Tratamiento de outliers</w:t>
+              <w:t>3.2 Tratamiento de montos</w:t>
               <w:tab/>
               <w:t>4</w:t>
             </w:r>
@@ -569,14 +569,134 @@
             </w:tabs>
             <w:rPr/>
           </w:pPr>
-          <w:hyperlink w:anchor="__RefHeading___Toc1754_1103273133">
+          <w:hyperlink w:anchor="__RefHeading___Toc1749_1096995856">
             <w:r>
               <w:rPr>
                 <w:rStyle w:val="IndexLink"/>
               </w:rPr>
-              <w:t>3.3 Codificación y normalización</w:t>
+              <w:t>3.3 Feature engineering</w:t>
               <w:tab/>
-              <w:t>4</w:t>
+              <w:t>5</w:t>
+            </w:r>
+          </w:hyperlink>
+        </w:p>
+        <w:p>
+          <w:pPr>
+            <w:pStyle w:val="TOC1"/>
+            <w:tabs>
+              <w:tab w:val="clear" w:pos="9026"/>
+              <w:tab w:val="right" w:pos="9025" w:leader="dot"/>
+            </w:tabs>
+            <w:rPr/>
+          </w:pPr>
+          <w:hyperlink w:anchor="__RefHeading___Toc1751_1096995856">
+            <w:r>
+              <w:rPr>
+                <w:rStyle w:val="IndexLink"/>
+              </w:rPr>
+              <w:t>4. Actividades Realizadas</w:t>
+              <w:tab/>
+              <w:t>5</w:t>
+            </w:r>
+          </w:hyperlink>
+        </w:p>
+        <w:p>
+          <w:pPr>
+            <w:pStyle w:val="TOC1"/>
+            <w:tabs>
+              <w:tab w:val="clear" w:pos="9026"/>
+              <w:tab w:val="right" w:pos="9025" w:leader="dot"/>
+            </w:tabs>
+            <w:rPr/>
+          </w:pPr>
+          <w:hyperlink w:anchor="__RefHeading___Toc1753_1096995856">
+            <w:r>
+              <w:rPr>
+                <w:rStyle w:val="IndexLink"/>
+              </w:rPr>
+              <w:t>5. Grado de Cumplimiento del Producto</w:t>
+              <w:tab/>
+              <w:t>5</w:t>
+            </w:r>
+          </w:hyperlink>
+        </w:p>
+        <w:p>
+          <w:pPr>
+            <w:pStyle w:val="TOC1"/>
+            <w:tabs>
+              <w:tab w:val="clear" w:pos="9026"/>
+              <w:tab w:val="right" w:pos="9025" w:leader="dot"/>
+            </w:tabs>
+            <w:rPr/>
+          </w:pPr>
+          <w:hyperlink w:anchor="__RefHeading___Toc1755_1096995856">
+            <w:r>
+              <w:rPr>
+                <w:rStyle w:val="IndexLink"/>
+              </w:rPr>
+              <w:t>6. Dificultades y Limitaciones Encontradas</w:t>
+              <w:tab/>
+              <w:t>5</w:t>
+            </w:r>
+          </w:hyperlink>
+        </w:p>
+        <w:p>
+          <w:pPr>
+            <w:pStyle w:val="TOC1"/>
+            <w:tabs>
+              <w:tab w:val="clear" w:pos="9026"/>
+              <w:tab w:val="right" w:pos="9025" w:leader="dot"/>
+            </w:tabs>
+            <w:rPr/>
+          </w:pPr>
+          <w:hyperlink w:anchor="__RefHeading___Toc1757_1096995856">
+            <w:r>
+              <w:rPr>
+                <w:rStyle w:val="IndexLink"/>
+              </w:rPr>
+              <w:t>7. Conclusiones y Recomendaciones</w:t>
+              <w:tab/>
+              <w:t>5</w:t>
+            </w:r>
+          </w:hyperlink>
+        </w:p>
+        <w:p>
+          <w:pPr>
+            <w:pStyle w:val="TOC1"/>
+            <w:tabs>
+              <w:tab w:val="clear" w:pos="9026"/>
+              <w:tab w:val="right" w:pos="9025" w:leader="dot"/>
+            </w:tabs>
+            <w:rPr/>
+          </w:pPr>
+          <w:hyperlink w:anchor="__RefHeading___Toc1759_1096995856">
+            <w:r>
+              <w:rPr>
+                <w:rStyle w:val="IndexLink"/>
+              </w:rPr>
+              <w:t>8. Anexos</w:t>
+              <w:tab/>
+              <w:t>6</w:t>
+            </w:r>
+          </w:hyperlink>
+        </w:p>
+        <w:p>
+          <w:pPr>
+            <w:pStyle w:val="TOC1"/>
+            <w:tabs>
+              <w:tab w:val="clear" w:pos="9026"/>
+              <w:tab w:val="right" w:pos="9025" w:leader="dot"/>
+            </w:tabs>
+            <w:rPr/>
+          </w:pPr>
+          <w:hyperlink w:anchor="__RefHeading___Toc1761_1096995856">
+            <w:r>
+              <w:rPr>
+                <w:rStyle w:val="IndexLink"/>
+              </w:rPr>
+              <w:t>ANEXO TÉCNICO — PAGOS, MODALIDADES Y ARQUITECTURA OPERACIONAL</w:t>
+              <w:tab/>
+              <w:t>6</w:t>
             </w:r>
           </w:hyperlink>
         </w:p>
@@ -589,14 +709,14 @@
             </w:tabs>
             <w:rPr/>
           </w:pPr>
-          <w:hyperlink w:anchor="__RefHeading___Toc1756_1103273133">
+          <w:hyperlink w:anchor="__RefHeading___Toc1763_1096995856">
             <w:r>
               <w:rPr>
                 <w:rStyle w:val="IndexLink"/>
               </w:rPr>
-              <w:t>3.4 Feature engineering</w:t>
+              <w:t>Resultados reproducibles de pagos y modalidades</w:t>
               <w:tab/>
-              <w:t>5</w:t>
+              <w:t>6</w:t>
             </w:r>
           </w:hyperlink>
         </w:p>
@@ -609,14 +729,74 @@
             </w:tabs>
             <w:rPr/>
           </w:pPr>
-          <w:hyperlink w:anchor="__RefHeading___Toc1758_1103273133">
+          <w:hyperlink w:anchor="__RefHeading___Toc1765_1096995856">
             <w:r>
               <w:rPr>
                 <w:rStyle w:val="IndexLink"/>
               </w:rPr>
-              <w:t>3.5 División y publicación de datos</w:t>
+              <w:t>Distribución de pagos</w:t>
               <w:tab/>
-              <w:t>5</w:t>
+              <w:t>7</w:t>
+            </w:r>
+          </w:hyperlink>
+        </w:p>
+        <w:p>
+          <w:pPr>
+            <w:pStyle w:val="TOC2"/>
+            <w:tabs>
+              <w:tab w:val="clear" w:pos="8743"/>
+              <w:tab w:val="right" w:pos="9025" w:leader="dot"/>
+            </w:tabs>
+            <w:rPr/>
+          </w:pPr>
+          <w:hyperlink w:anchor="__RefHeading___Toc1767_1096995856">
+            <w:r>
+              <w:rPr>
+                <w:rStyle w:val="IndexLink"/>
+              </w:rPr>
+              <w:t>Modalidades por régimen</w:t>
+              <w:tab/>
+              <w:t>7</w:t>
+            </w:r>
+          </w:hyperlink>
+        </w:p>
+        <w:p>
+          <w:pPr>
+            <w:pStyle w:val="TOC2"/>
+            <w:tabs>
+              <w:tab w:val="clear" w:pos="8743"/>
+              <w:tab w:val="right" w:pos="9025" w:leader="dot"/>
+            </w:tabs>
+            <w:rPr/>
+          </w:pPr>
+          <w:hyperlink w:anchor="__RefHeading___Toc1769_1096995856">
+            <w:r>
+              <w:rPr>
+                <w:rStyle w:val="IndexLink"/>
+              </w:rPr>
+              <w:t>Arquitectura operacional Spark-native</w:t>
+              <w:tab/>
+              <w:t>7</w:t>
+            </w:r>
+          </w:hyperlink>
+        </w:p>
+        <w:p>
+          <w:pPr>
+            <w:pStyle w:val="TOC2"/>
+            <w:tabs>
+              <w:tab w:val="clear" w:pos="8743"/>
+              <w:tab w:val="right" w:pos="9025" w:leader="dot"/>
+            </w:tabs>
+            <w:rPr/>
+          </w:pPr>
+          <w:hyperlink w:anchor="__RefHeading___Toc1771_1096995856">
+            <w:r>
+              <w:rPr>
+                <w:rStyle w:val="IndexLink"/>
+              </w:rPr>
+              <w:t>Limitación institucional</w:t>
+              <w:tab/>
+              <w:t>8</w:t>
             </w:r>
           </w:hyperlink>
         </w:p>
@@ -629,227 +809,7 @@
             </w:tabs>
             <w:rPr/>
           </w:pPr>
-          <w:hyperlink w:anchor="__RefHeading___Toc1760_1103273133">
-            <w:r>
-              <w:rPr>
-                <w:rStyle w:val="IndexLink"/>
-              </w:rPr>
-              <w:t>4. Actividades Realizadas</w:t>
-              <w:tab/>
-              <w:t>5</w:t>
-            </w:r>
-          </w:hyperlink>
-        </w:p>
-        <w:p>
-          <w:pPr>
-            <w:pStyle w:val="TOC1"/>
-            <w:tabs>
-              <w:tab w:val="clear" w:pos="9026"/>
-              <w:tab w:val="right" w:pos="9025" w:leader="dot"/>
-            </w:tabs>
-            <w:rPr/>
-          </w:pPr>
-          <w:hyperlink w:anchor="__RefHeading___Toc1762_1103273133">
-            <w:r>
-              <w:rPr>
-                <w:rStyle w:val="IndexLink"/>
-              </w:rPr>
-              <w:t>5. Grado de Cumplimiento del Producto</w:t>
-              <w:tab/>
-              <w:t>5</w:t>
-            </w:r>
-          </w:hyperlink>
-        </w:p>
-        <w:p>
-          <w:pPr>
-            <w:pStyle w:val="TOC1"/>
-            <w:tabs>
-              <w:tab w:val="clear" w:pos="9026"/>
-              <w:tab w:val="right" w:pos="9025" w:leader="dot"/>
-            </w:tabs>
-            <w:rPr/>
-          </w:pPr>
-          <w:hyperlink w:anchor="__RefHeading___Toc1764_1103273133">
-            <w:r>
-              <w:rPr>
-                <w:rStyle w:val="IndexLink"/>
-              </w:rPr>
-              <w:t>6. Dificultades y Limitaciones Encontradas</w:t>
-              <w:tab/>
-              <w:t>5</w:t>
-            </w:r>
-          </w:hyperlink>
-        </w:p>
-        <w:p>
-          <w:pPr>
-            <w:pStyle w:val="TOC1"/>
-            <w:tabs>
-              <w:tab w:val="clear" w:pos="9026"/>
-              <w:tab w:val="right" w:pos="9025" w:leader="dot"/>
-            </w:tabs>
-            <w:rPr/>
-          </w:pPr>
-          <w:hyperlink w:anchor="__RefHeading___Toc1766_1103273133">
-            <w:r>
-              <w:rPr>
-                <w:rStyle w:val="IndexLink"/>
-              </w:rPr>
-              <w:t>7. Conclusiones y Recomendaciones</w:t>
-              <w:tab/>
-              <w:t>6</w:t>
-            </w:r>
-          </w:hyperlink>
-        </w:p>
-        <w:p>
-          <w:pPr>
-            <w:pStyle w:val="TOC1"/>
-            <w:tabs>
-              <w:tab w:val="clear" w:pos="9026"/>
-              <w:tab w:val="right" w:pos="9025" w:leader="dot"/>
-            </w:tabs>
-            <w:rPr/>
-          </w:pPr>
-          <w:hyperlink w:anchor="__RefHeading___Toc1768_1103273133">
-            <w:r>
-              <w:rPr>
-                <w:rStyle w:val="IndexLink"/>
-              </w:rPr>
-              <w:t>8. Anexos</w:t>
-              <w:tab/>
-              <w:t>6</w:t>
-            </w:r>
-          </w:hyperlink>
-        </w:p>
-        <w:p>
-          <w:pPr>
-            <w:pStyle w:val="TOC1"/>
-            <w:tabs>
-              <w:tab w:val="clear" w:pos="9026"/>
-              <w:tab w:val="right" w:pos="9025" w:leader="dot"/>
-            </w:tabs>
-            <w:rPr/>
-          </w:pPr>
-          <w:hyperlink w:anchor="__RefHeading___Toc1770_1103273133">
-            <w:r>
-              <w:rPr>
-                <w:rStyle w:val="IndexLink"/>
-              </w:rPr>
-              <w:t>ANEXO TÉCNICO — PAGOS, MODALIDADES Y ARQUITECTURA OPERACIONAL</w:t>
-              <w:tab/>
-              <w:t>6</w:t>
-            </w:r>
-          </w:hyperlink>
-        </w:p>
-        <w:p>
-          <w:pPr>
-            <w:pStyle w:val="TOC2"/>
-            <w:tabs>
-              <w:tab w:val="clear" w:pos="8743"/>
-              <w:tab w:val="right" w:pos="9025" w:leader="dot"/>
-            </w:tabs>
-            <w:rPr/>
-          </w:pPr>
-          <w:hyperlink w:anchor="__RefHeading___Toc1772_1103273133">
-            <w:r>
-              <w:rPr>
-                <w:rStyle w:val="IndexLink"/>
-              </w:rPr>
-              <w:t>Resultados reproducibles de pagos y modalidades</w:t>
-              <w:tab/>
-              <w:t>6</w:t>
-            </w:r>
-          </w:hyperlink>
-        </w:p>
-        <w:p>
-          <w:pPr>
-            <w:pStyle w:val="TOC2"/>
-            <w:tabs>
-              <w:tab w:val="clear" w:pos="8743"/>
-              <w:tab w:val="right" w:pos="9025" w:leader="dot"/>
-            </w:tabs>
-            <w:rPr/>
-          </w:pPr>
-          <w:hyperlink w:anchor="__RefHeading___Toc1774_1103273133">
-            <w:r>
-              <w:rPr>
-                <w:rStyle w:val="IndexLink"/>
-              </w:rPr>
-              <w:t>Distribución de pagos</w:t>
-              <w:tab/>
-              <w:t>7</w:t>
-            </w:r>
-          </w:hyperlink>
-        </w:p>
-        <w:p>
-          <w:pPr>
-            <w:pStyle w:val="TOC2"/>
-            <w:tabs>
-              <w:tab w:val="clear" w:pos="8743"/>
-              <w:tab w:val="right" w:pos="9025" w:leader="dot"/>
-            </w:tabs>
-            <w:rPr/>
-          </w:pPr>
-          <w:hyperlink w:anchor="__RefHeading___Toc1776_1103273133">
-            <w:r>
-              <w:rPr>
-                <w:rStyle w:val="IndexLink"/>
-              </w:rPr>
-              <w:t>Modalidades por régimen</w:t>
-              <w:tab/>
-              <w:t>7</w:t>
-            </w:r>
-          </w:hyperlink>
-        </w:p>
-        <w:p>
-          <w:pPr>
-            <w:pStyle w:val="TOC2"/>
-            <w:tabs>
-              <w:tab w:val="clear" w:pos="8743"/>
-              <w:tab w:val="right" w:pos="9025" w:leader="dot"/>
-            </w:tabs>
-            <w:rPr/>
-          </w:pPr>
-          <w:hyperlink w:anchor="__RefHeading___Toc1778_1103273133">
-            <w:r>
-              <w:rPr>
-                <w:rStyle w:val="IndexLink"/>
-              </w:rPr>
-              <w:t>Arquitectura operacional Spark-native</w:t>
-              <w:tab/>
-              <w:t>7</w:t>
-            </w:r>
-          </w:hyperlink>
-        </w:p>
-        <w:p>
-          <w:pPr>
-            <w:pStyle w:val="TOC2"/>
-            <w:tabs>
-              <w:tab w:val="clear" w:pos="8743"/>
-              <w:tab w:val="right" w:pos="9025" w:leader="dot"/>
-            </w:tabs>
-            <w:rPr/>
-          </w:pPr>
-          <w:hyperlink w:anchor="__RefHeading___Toc1780_1103273133">
-            <w:r>
-              <w:rPr>
-                <w:rStyle w:val="IndexLink"/>
-              </w:rPr>
-              <w:t>Limitación institucional</w:t>
-              <w:tab/>
-              <w:t>8</w:t>
-            </w:r>
-          </w:hyperlink>
-        </w:p>
-        <w:p>
-          <w:pPr>
-            <w:pStyle w:val="TOC1"/>
-            <w:tabs>
-              <w:tab w:val="clear" w:pos="9026"/>
-              <w:tab w:val="right" w:pos="9025" w:leader="dot"/>
-            </w:tabs>
-            <w:rPr/>
-          </w:pPr>
-          <w:hyperlink w:anchor="__RefHeading___Toc1782_1103273133">
+          <w:hyperlink w:anchor="__RefHeading___Toc1773_1096995856">
             <w:r>
               <w:rPr>
                 <w:rStyle w:val="IndexLink"/>
@@ -889,7 +849,7 @@
         <w:spacing w:lineRule="exact" w:line="240" w:before="240" w:after="120"/>
         <w:rPr/>
       </w:pPr>
-      <w:bookmarkStart w:id="1" w:name="__RefHeading___Toc1736_1103273133"/>
+      <w:bookmarkStart w:id="1" w:name="__RefHeading___Toc1731_1096995856"/>
       <w:bookmarkEnd w:id="1"/>
       <w:r>
         <w:rPr>
@@ -918,7 +878,7 @@
           <w:sz w:val="22"/>
           <w:szCs w:val="22"/>
         </w:rPr>
-        <w:t>1. Resumen de calidad y preparación del benchmark de favoritismo</w:t>
+        <w:t>1. Estado y decisiones del preprocesamiento de favoritismo</w:t>
       </w:r>
     </w:p>
     <w:p>
@@ -927,7 +887,7 @@
         <w:spacing w:lineRule="exact" w:line="240" w:before="240" w:after="120"/>
         <w:rPr/>
       </w:pPr>
-      <w:bookmarkStart w:id="2" w:name="__RefHeading___Toc1738_1103273133"/>
+      <w:bookmarkStart w:id="2" w:name="__RefHeading___Toc1733_1096995856"/>
       <w:bookmarkEnd w:id="2"/>
       <w:r>
         <w:rPr>
@@ -983,7 +943,7 @@
         <w:spacing w:lineRule="exact" w:line="240" w:before="240" w:after="120"/>
         <w:rPr/>
       </w:pPr>
-      <w:bookmarkStart w:id="3" w:name="__RefHeading___Toc1740_1103273133"/>
+      <w:bookmarkStart w:id="3" w:name="__RefHeading___Toc1735_1096995856"/>
       <w:bookmarkEnd w:id="3"/>
       <w:r>
         <w:rPr>
@@ -2297,7 +2257,7 @@
         <w:spacing w:lineRule="exact" w:line="240" w:before="240" w:after="120"/>
         <w:rPr/>
       </w:pPr>
-      <w:bookmarkStart w:id="4" w:name="__RefHeading___Toc1742_1103273133"/>
+      <w:bookmarkStart w:id="4" w:name="__RefHeading___Toc1737_1096995856"/>
       <w:bookmarkEnd w:id="4"/>
       <w:r>
         <w:rPr>
@@ -2874,7 +2834,7 @@
         <w:spacing w:lineRule="exact" w:line="240" w:before="240" w:after="120"/>
         <w:rPr/>
       </w:pPr>
-      <w:bookmarkStart w:id="5" w:name="__RefHeading___Toc1744_1103273133"/>
+      <w:bookmarkStart w:id="5" w:name="__RefHeading___Toc1739_1096995856"/>
       <w:bookmarkEnd w:id="5"/>
       <w:r>
         <w:rPr>
@@ -2903,7 +2863,7 @@
           <w:sz w:val="22"/>
           <w:szCs w:val="22"/>
         </w:rPr>
-        <w:t>Este producto documenta la preparación de datos previa al modelado de favoritismo y cubre los componentes de limpieza y preprocesamiento exigidos por el TDR.</w:t>
+        <w:t>Este producto documenta cómo se transforma el contrato canónico en variables aptas para el modelo de favoritismo y por qué el preprocesamiento se ajusta únicamente durante TRAIN.</w:t>
       </w:r>
     </w:p>
     <w:p>
@@ -2912,7 +2872,7 @@
         <w:spacing w:lineRule="exact" w:line="240" w:before="240" w:after="120"/>
         <w:rPr/>
       </w:pPr>
-      <w:bookmarkStart w:id="6" w:name="__RefHeading___Toc1746_1103273133"/>
+      <w:bookmarkStart w:id="6" w:name="__RefHeading___Toc1741_1096995856"/>
       <w:bookmarkEnd w:id="6"/>
       <w:r>
         <w:rPr>
@@ -2941,7 +2901,7 @@
           <w:sz w:val="22"/>
           <w:szCs w:val="22"/>
         </w:rPr>
-        <w:t>Objetivo de consultoría tomado como referencia del TDR: disponer datos procesados y filtrados de fuentes externas e internas, y desarrollar modelos de Machine Learning que permitan identificar casos atípicos y patrones de riesgo relevantes para la labor del auditor. En este repositorio dicho objetivo se desarrolla únicamente como prototipo independiente.</w:t>
+        <w:t>El TDR tomado como referencia plantea disponer datos procesados y filtrados de fuentes externas e internas y desarrollar modelos de Machine Learning que permitan identificar casos atípicos y patrones de riesgo relevantes para la labor del auditor. Este repositorio demuestra ese objetivo como prototipo independiente y reproducible, sin atribuirse aprobación o despliegue institucional CGR.</w:t>
       </w:r>
     </w:p>
     <w:p>
@@ -2950,7 +2910,7 @@
         <w:spacing w:lineRule="exact" w:line="240" w:before="240" w:after="120"/>
         <w:rPr/>
       </w:pPr>
-      <w:bookmarkStart w:id="7" w:name="__RefHeading___Toc1748_1103273133"/>
+      <w:bookmarkStart w:id="7" w:name="__RefHeading___Toc1743_1096995856"/>
       <w:bookmarkEnd w:id="7"/>
       <w:r>
         <w:rPr>
@@ -2970,7 +2930,7 @@
         <w:spacing w:lineRule="exact" w:line="240" w:before="180" w:after="80"/>
         <w:rPr/>
       </w:pPr>
-      <w:bookmarkStart w:id="8" w:name="__RefHeading___Toc1750_1103273133"/>
+      <w:bookmarkStart w:id="8" w:name="__RefHeading___Toc1745_1096995856"/>
       <w:bookmarkEnd w:id="8"/>
       <w:r>
         <w:rPr>
@@ -2981,7 +2941,63 @@
           <w:sz w:val="22"/>
           <w:szCs w:val="22"/>
         </w:rPr>
-        <w:t>3.1 Imputación y calidad de datos</w:t>
+        <w:t>3.1 Contrato FIT/TRANSFORM</w:t>
+      </w:r>
+    </w:p>
+    <w:p>
+      <w:pPr>
+        <w:pStyle w:val="Normal"/>
+        <w:keepNext w:val="false"/>
+        <w:spacing w:lineRule="exact" w:line="240" w:before="0" w:after="80"/>
+        <w:jc w:val="both"/>
+        <w:rPr/>
+      </w:pPr>
+      <w:r>
+        <w:rPr>
+          <w:rFonts w:eastAsia="Arial" w:cs="Arial"/>
+          <w:color w:val="000000"/>
+          <w:sz w:val="22"/>
+          <w:szCs w:val="22"/>
+        </w:rPr>
+        <w:t>TRAIN aprende medianas por objeto, mediana global, modas y P99. INFERENCE recibe ese estado congelado y no recalcula parámetros con el lote actual. Esta separación evita train-serving skew y preserva trazabilidad.</w:t>
+      </w:r>
+    </w:p>
+    <w:p>
+      <w:pPr>
+        <w:pStyle w:val="Heading2"/>
+        <w:spacing w:lineRule="exact" w:line="240" w:before="180" w:after="80"/>
+        <w:rPr/>
+      </w:pPr>
+      <w:bookmarkStart w:id="9" w:name="__RefHeading___Toc1747_1096995856"/>
+      <w:bookmarkEnd w:id="9"/>
+      <w:r>
+        <w:rPr>
+          <w:rFonts w:eastAsia="Arial" w:cs="Arial" w:ascii="Arial" w:hAnsi="Arial"/>
+          <w:b/>
+          <w:bCs/>
+          <w:color w:val="000000"/>
+          <w:sz w:val="22"/>
+          <w:szCs w:val="22"/>
+        </w:rPr>
+        <w:t>3.2 Tratamiento de montos</w:t>
+      </w:r>
+    </w:p>
+    <w:p>
+      <w:pPr>
+        <w:pStyle w:val="Normal"/>
+        <w:keepNext w:val="false"/>
+        <w:spacing w:lineRule="exact" w:line="240" w:before="0" w:after="80"/>
+        <w:jc w:val="both"/>
+        <w:rPr/>
+      </w:pPr>
+      <w:r>
+        <w:rPr>
+          <w:rFonts w:eastAsia="Arial" w:cs="Arial"/>
+          <w:color w:val="000000"/>
+          <w:sz w:val="22"/>
+          <w:szCs w:val="22"/>
+        </w:rPr>
+        <w:t>Favoritismo utiliza monto_capped con un límite P99 aprendido en TRAIN. La decisión reduce la dominancia de valores monetarios extremos sobre agregados sin introducir información del lote de inferencia.</w:t>
       </w:r>
     </w:p>
     <w:p>
@@ -3001,7 +3017,7 @@
           <w:sz w:val="22"/>
           <w:szCs w:val="22"/>
         </w:rPr>
-        <w:t>Tabla 1. Resumen de calidad y preparación del benchmark de favoritismo</w:t>
+        <w:t>Tabla 1. Estado y decisiones del preprocesamiento de favoritismo</w:t>
       </w:r>
     </w:p>
     <w:tbl>
@@ -3018,8 +3034,8 @@
         </w:tblCellMar>
       </w:tblPr>
       <w:tblGrid>
-        <w:gridCol w:w="5000"/>
-        <w:gridCol w:w="3799"/>
+        <w:gridCol w:w="3300"/>
+        <w:gridCol w:w="5499"/>
       </w:tblGrid>
       <w:tr>
         <w:trPr>
@@ -3028,7 +3044,7 @@
         </w:trPr>
         <w:tc>
           <w:tcPr>
-            <w:tcW w:w="5000" w:type="dxa"/>
+            <w:tcW w:w="3300" w:type="dxa"/>
             <w:tcBorders>
               <w:top w:val="single" w:sz="4" w:space="0" w:color="000000"/>
               <w:left w:val="single" w:sz="4" w:space="0" w:color="000000"/>
@@ -3054,13 +3070,13 @@
                 <w:sz w:val="22"/>
                 <w:szCs w:val="22"/>
               </w:rPr>
-              <w:t>Métrica</w:t>
-            </w:r>
-          </w:p>
-        </w:tc>
-        <w:tc>
-          <w:tcPr>
-            <w:tcW w:w="3799" w:type="dxa"/>
+              <w:t>Elemento</w:t>
+            </w:r>
+          </w:p>
+        </w:tc>
+        <w:tc>
+          <w:tcPr>
+            <w:tcW w:w="5499" w:type="dxa"/>
             <w:tcBorders>
               <w:top w:val="single" w:sz="4" w:space="0" w:color="000000"/>
               <w:left w:val="single" w:sz="4" w:space="0" w:color="000000"/>
@@ -3086,7 +3102,7 @@
                 <w:sz w:val="22"/>
                 <w:szCs w:val="22"/>
               </w:rPr>
-              <w:t>Resultado</w:t>
+              <w:t>Evidencia/decisión</w:t>
             </w:r>
           </w:p>
         </w:tc>
@@ -3097,7 +3113,7 @@
         </w:trPr>
         <w:tc>
           <w:tcPr>
-            <w:tcW w:w="5000" w:type="dxa"/>
+            <w:tcW w:w="3300" w:type="dxa"/>
             <w:tcBorders>
               <w:top w:val="single" w:sz="4" w:space="0" w:color="000000"/>
               <w:left w:val="single" w:sz="4" w:space="0" w:color="000000"/>
@@ -3128,7 +3144,7 @@
         </w:tc>
         <w:tc>
           <w:tcPr>
-            <w:tcW w:w="3799" w:type="dxa"/>
+            <w:tcW w:w="5499" w:type="dxa"/>
             <w:tcBorders>
               <w:top w:val="single" w:sz="4" w:space="0" w:color="000000"/>
               <w:left w:val="single" w:sz="4" w:space="0" w:color="000000"/>
@@ -3164,7 +3180,7 @@
         </w:trPr>
         <w:tc>
           <w:tcPr>
-            <w:tcW w:w="5000" w:type="dxa"/>
+            <w:tcW w:w="3300" w:type="dxa"/>
             <w:tcBorders>
               <w:top w:val="single" w:sz="4" w:space="0" w:color="000000"/>
               <w:left w:val="single" w:sz="4" w:space="0" w:color="000000"/>
@@ -3189,13 +3205,13 @@
                 <w:sz w:val="22"/>
                 <w:szCs w:val="22"/>
               </w:rPr>
-              <w:t>Valores nulos totales en fuente</w:t>
-            </w:r>
-          </w:p>
-        </w:tc>
-        <w:tc>
-          <w:tcPr>
-            <w:tcW w:w="3799" w:type="dxa"/>
+              <w:t>P99 del monto</w:t>
+            </w:r>
+          </w:p>
+        </w:tc>
+        <w:tc>
+          <w:tcPr>
+            <w:tcW w:w="5499" w:type="dxa"/>
             <w:tcBorders>
               <w:top w:val="single" w:sz="4" w:space="0" w:color="000000"/>
               <w:left w:val="single" w:sz="4" w:space="0" w:color="000000"/>
@@ -3220,7 +3236,7 @@
                 <w:sz w:val="22"/>
                 <w:szCs w:val="22"/>
               </w:rPr>
-              <w:t>263</w:t>
+              <w:t>S/ 894,438</w:t>
             </w:r>
           </w:p>
         </w:tc>
@@ -3231,7 +3247,7 @@
         </w:trPr>
         <w:tc>
           <w:tcPr>
-            <w:tcW w:w="5000" w:type="dxa"/>
+            <w:tcW w:w="3300" w:type="dxa"/>
             <w:tcBorders>
               <w:top w:val="single" w:sz="4" w:space="0" w:color="000000"/>
               <w:left w:val="single" w:sz="4" w:space="0" w:color="000000"/>
@@ -3256,13 +3272,13 @@
                 <w:sz w:val="22"/>
                 <w:szCs w:val="22"/>
               </w:rPr>
-              <w:t>Filas con al menos un nulo</w:t>
-            </w:r>
-          </w:p>
-        </w:tc>
-        <w:tc>
-          <w:tcPr>
-            <w:tcW w:w="3799" w:type="dxa"/>
+              <w:t>Pares proveedor-entidad</w:t>
+            </w:r>
+          </w:p>
+        </w:tc>
+        <w:tc>
+          <w:tcPr>
+            <w:tcW w:w="5499" w:type="dxa"/>
             <w:tcBorders>
               <w:top w:val="single" w:sz="4" w:space="0" w:color="000000"/>
               <w:left w:val="single" w:sz="4" w:space="0" w:color="000000"/>
@@ -3287,7 +3303,7 @@
                 <w:sz w:val="22"/>
                 <w:szCs w:val="22"/>
               </w:rPr>
-              <w:t>259</w:t>
+              <w:t>2,362</w:t>
             </w:r>
           </w:p>
         </w:tc>
@@ -3298,7 +3314,7 @@
         </w:trPr>
         <w:tc>
           <w:tcPr>
-            <w:tcW w:w="5000" w:type="dxa"/>
+            <w:tcW w:w="3300" w:type="dxa"/>
             <w:tcBorders>
               <w:top w:val="single" w:sz="4" w:space="0" w:color="000000"/>
               <w:left w:val="single" w:sz="4" w:space="0" w:color="000000"/>
@@ -3323,13 +3339,13 @@
                 <w:sz w:val="22"/>
                 <w:szCs w:val="22"/>
               </w:rPr>
-              <w:t>Percentil 99 del monto</w:t>
-            </w:r>
-          </w:p>
-        </w:tc>
-        <w:tc>
-          <w:tcPr>
-            <w:tcW w:w="3799" w:type="dxa"/>
+              <w:t>Positivos sintéticos</w:t>
+            </w:r>
+          </w:p>
+        </w:tc>
+        <w:tc>
+          <w:tcPr>
+            <w:tcW w:w="5499" w:type="dxa"/>
             <w:tcBorders>
               <w:top w:val="single" w:sz="4" w:space="0" w:color="000000"/>
               <w:left w:val="single" w:sz="4" w:space="0" w:color="000000"/>
@@ -3354,7 +3370,7 @@
                 <w:sz w:val="22"/>
                 <w:szCs w:val="22"/>
               </w:rPr>
-              <w:t>S/ 894,438</w:t>
+              <w:t>30</w:t>
             </w:r>
           </w:p>
         </w:tc>
@@ -3365,7 +3381,7 @@
         </w:trPr>
         <w:tc>
           <w:tcPr>
-            <w:tcW w:w="5000" w:type="dxa"/>
+            <w:tcW w:w="3300" w:type="dxa"/>
             <w:tcBorders>
               <w:top w:val="single" w:sz="4" w:space="0" w:color="000000"/>
               <w:left w:val="single" w:sz="4" w:space="0" w:color="000000"/>
@@ -3390,13 +3406,13 @@
                 <w:sz w:val="22"/>
                 <w:szCs w:val="22"/>
               </w:rPr>
-              <w:t>Registros sobre P99</w:t>
-            </w:r>
-          </w:p>
-        </w:tc>
-        <w:tc>
-          <w:tcPr>
-            <w:tcW w:w="3799" w:type="dxa"/>
+              <w:t>Modalidades</w:t>
+            </w:r>
+          </w:p>
+        </w:tc>
+        <w:tc>
+          <w:tcPr>
+            <w:tcW w:w="5499" w:type="dxa"/>
             <w:tcBorders>
               <w:top w:val="single" w:sz="4" w:space="0" w:color="000000"/>
               <w:left w:val="single" w:sz="4" w:space="0" w:color="000000"/>
@@ -3421,7 +3437,7 @@
                 <w:sz w:val="22"/>
                 <w:szCs w:val="22"/>
               </w:rPr>
-              <w:t>43</w:t>
+              <w:t>Contratación Directa y Comparación de Precios se conservan como variables separadas.</w:t>
             </w:r>
           </w:p>
         </w:tc>
@@ -3432,7 +3448,7 @@
         </w:trPr>
         <w:tc>
           <w:tcPr>
-            <w:tcW w:w="5000" w:type="dxa"/>
+            <w:tcW w:w="3300" w:type="dxa"/>
             <w:tcBorders>
               <w:top w:val="single" w:sz="4" w:space="0" w:color="000000"/>
               <w:left w:val="single" w:sz="4" w:space="0" w:color="000000"/>
@@ -3457,13 +3473,13 @@
                 <w:sz w:val="22"/>
                 <w:szCs w:val="22"/>
               </w:rPr>
-              <w:t>Pares proveedor-entidad</w:t>
-            </w:r>
-          </w:p>
-        </w:tc>
-        <w:tc>
-          <w:tcPr>
-            <w:tcW w:w="3799" w:type="dxa"/>
+              <w:t>Estado de serving</w:t>
+            </w:r>
+          </w:p>
+        </w:tc>
+        <w:tc>
+          <w:tcPr>
+            <w:tcW w:w="5499" w:type="dxa"/>
             <w:tcBorders>
               <w:top w:val="single" w:sz="4" w:space="0" w:color="000000"/>
               <w:left w:val="single" w:sz="4" w:space="0" w:color="000000"/>
@@ -3488,117 +3504,12 @@
                 <w:sz w:val="22"/>
                 <w:szCs w:val="22"/>
               </w:rPr>
-              <w:t>2,362</w:t>
-            </w:r>
-          </w:p>
-        </w:tc>
-      </w:tr>
-      <w:tr>
-        <w:trPr>
-          <w:cantSplit w:val="true"/>
-        </w:trPr>
-        <w:tc>
-          <w:tcPr>
-            <w:tcW w:w="5000" w:type="dxa"/>
-            <w:tcBorders>
-              <w:top w:val="single" w:sz="4" w:space="0" w:color="000000"/>
-              <w:left w:val="single" w:sz="4" w:space="0" w:color="000000"/>
-              <w:bottom w:val="single" w:sz="4" w:space="0" w:color="000000"/>
-              <w:right w:val="single" w:sz="4" w:space="0" w:color="000000"/>
-            </w:tcBorders>
-            <w:vAlign w:val="center"/>
-          </w:tcPr>
-          <w:p>
-            <w:pPr>
-              <w:pStyle w:val="Normal"/>
-              <w:spacing w:lineRule="exact" w:line="240" w:before="0" w:after="0"/>
-              <w:jc w:val="left"/>
-              <w:rPr/>
-            </w:pPr>
-            <w:r>
-              <w:rPr>
-                <w:rFonts w:eastAsia="Arial" w:cs="Arial"/>
-                <w:b w:val="false"/>
-                <w:bCs w:val="false"/>
-                <w:color w:val="000000"/>
-                <w:sz w:val="22"/>
-                <w:szCs w:val="22"/>
-              </w:rPr>
-              <w:t>Positivos sintéticos</w:t>
-            </w:r>
-          </w:p>
-        </w:tc>
-        <w:tc>
-          <w:tcPr>
-            <w:tcW w:w="3799" w:type="dxa"/>
-            <w:tcBorders>
-              <w:top w:val="single" w:sz="4" w:space="0" w:color="000000"/>
-              <w:left w:val="single" w:sz="4" w:space="0" w:color="000000"/>
-              <w:bottom w:val="single" w:sz="4" w:space="0" w:color="000000"/>
-              <w:right w:val="single" w:sz="4" w:space="0" w:color="000000"/>
-            </w:tcBorders>
-            <w:vAlign w:val="center"/>
-          </w:tcPr>
-          <w:p>
-            <w:pPr>
-              <w:pStyle w:val="Normal"/>
-              <w:spacing w:lineRule="exact" w:line="240" w:before="0" w:after="0"/>
-              <w:jc w:val="center"/>
-              <w:rPr/>
-            </w:pPr>
-            <w:r>
-              <w:rPr>
-                <w:rFonts w:eastAsia="Arial" w:cs="Arial"/>
-                <w:b w:val="false"/>
-                <w:bCs w:val="false"/>
-                <w:color w:val="000000"/>
-                <w:sz w:val="22"/>
-                <w:szCs w:val="22"/>
-              </w:rPr>
-              <w:t>30</w:t>
+              <w:t>Preprocesador congelado; INFERENCE no ejecuta FIT.</w:t>
             </w:r>
           </w:p>
         </w:tc>
       </w:tr>
     </w:tbl>
-    <w:p>
-      <w:pPr>
-        <w:pStyle w:val="Heading2"/>
-        <w:spacing w:lineRule="exact" w:line="240" w:before="180" w:after="80"/>
-        <w:rPr/>
-      </w:pPr>
-      <w:bookmarkStart w:id="9" w:name="__RefHeading___Toc1752_1103273133"/>
-      <w:bookmarkEnd w:id="9"/>
-      <w:r>
-        <w:rPr>
-          <w:rFonts w:eastAsia="Arial" w:cs="Arial" w:ascii="Arial" w:hAnsi="Arial"/>
-          <w:b/>
-          <w:bCs/>
-          <w:color w:val="000000"/>
-          <w:sz w:val="22"/>
-          <w:szCs w:val="22"/>
-        </w:rPr>
-        <w:t>3.2 Tratamiento de outliers</w:t>
-      </w:r>
-    </w:p>
-    <w:p>
-      <w:pPr>
-        <w:pStyle w:val="Normal"/>
-        <w:keepNext w:val="false"/>
-        <w:spacing w:lineRule="exact" w:line="240" w:before="0" w:after="80"/>
-        <w:jc w:val="both"/>
-        <w:rPr/>
-      </w:pPr>
-      <w:r>
-        <w:rPr>
-          <w:rFonts w:eastAsia="Arial" w:cs="Arial"/>
-          <w:color w:val="000000"/>
-          <w:sz w:val="22"/>
-          <w:szCs w:val="22"/>
-        </w:rPr>
-        <w:t>Los montos extremos se identifican mediante el percentil 99 y se controlan en la transformación para impedir que valores aislados dominen el entrenamiento. La operación es determinística y queda cubierta por el pipeline reproducible.</w:t>
-      </w:r>
-    </w:p>
     <w:p>
       <w:pPr>
         <w:pStyle w:val="Normal"/>
@@ -3690,44 +3601,6 @@
     </w:p>
     <w:p>
       <w:pPr>
-        <w:pStyle w:val="Heading2"/>
-        <w:spacing w:lineRule="exact" w:line="240" w:before="180" w:after="80"/>
-        <w:rPr/>
-      </w:pPr>
-      <w:bookmarkStart w:id="10" w:name="__RefHeading___Toc1754_1103273133"/>
-      <w:bookmarkEnd w:id="10"/>
-      <w:r>
-        <w:rPr>
-          <w:rFonts w:eastAsia="Arial" w:cs="Arial" w:ascii="Arial" w:hAnsi="Arial"/>
-          <w:b/>
-          <w:bCs/>
-          <w:color w:val="000000"/>
-          <w:sz w:val="22"/>
-          <w:szCs w:val="22"/>
-        </w:rPr>
-        <w:t>3.3 Codificación y normalización</w:t>
-      </w:r>
-    </w:p>
-    <w:p>
-      <w:pPr>
-        <w:pStyle w:val="Normal"/>
-        <w:keepNext w:val="false"/>
-        <w:spacing w:lineRule="exact" w:line="240" w:before="0" w:after="80"/>
-        <w:jc w:val="both"/>
-        <w:rPr/>
-      </w:pPr>
-      <w:r>
-        <w:rPr>
-          <w:rFonts w:eastAsia="Arial" w:cs="Arial"/>
-          <w:color w:val="000000"/>
-          <w:sz w:val="22"/>
-          <w:szCs w:val="22"/>
-        </w:rPr>
-        <w:t>Las variables numéricas se preparan de forma reproducible y las categorías se conservan con semántica explícita. Contratación Directa y Comparación de Precios se modelan como variables separadas, evitando equiparar procedimientos distintos.</w:t>
-      </w:r>
-    </w:p>
-    <w:p>
-      <w:pPr>
         <w:pStyle w:val="Normal"/>
         <w:keepNext w:val="true"/>
         <w:spacing w:lineRule="exact" w:line="240" w:before="0" w:after="35"/>
@@ -3821,8 +3694,8 @@
         <w:spacing w:lineRule="exact" w:line="240" w:before="180" w:after="80"/>
         <w:rPr/>
       </w:pPr>
-      <w:bookmarkStart w:id="11" w:name="__RefHeading___Toc1756_1103273133"/>
-      <w:bookmarkEnd w:id="11"/>
+      <w:bookmarkStart w:id="10" w:name="__RefHeading___Toc1749_1096995856"/>
+      <w:bookmarkEnd w:id="10"/>
       <w:r>
         <w:rPr>
           <w:rFonts w:eastAsia="Arial" w:cs="Arial" w:ascii="Arial" w:hAnsi="Arial"/>
@@ -3832,7 +3705,7 @@
           <w:sz w:val="22"/>
           <w:szCs w:val="22"/>
         </w:rPr>
-        <w:t>3.4 Feature engineering</w:t>
+        <w:t>3.3 Feature engineering</w:t>
       </w:r>
     </w:p>
     <w:p>
@@ -3852,7 +3725,7 @@
           <w:sz w:val="22"/>
           <w:szCs w:val="22"/>
         </w:rPr>
-        <w:t>Número de contratos, monto total y monto promedio por proveedor-entidad.</w:t>
+        <w:t>Número de contratos, monto total y promedio por proveedor-entidad.</w:t>
       </w:r>
     </w:p>
     <w:p>
@@ -3892,7 +3765,7 @@
           <w:sz w:val="22"/>
           <w:szCs w:val="22"/>
         </w:rPr>
-        <w:t>Porcentaje de Contratación Directa y porcentaje de Comparación de Precios, por separado.</w:t>
+        <w:t>Porcentaje de Contratación Directa y Comparación de Precios por separado.</w:t>
       </w:r>
     </w:p>
     <w:p>
@@ -3912,45 +3785,7 @@
           <w:sz w:val="22"/>
           <w:szCs w:val="22"/>
         </w:rPr>
-        <w:t>Número de funcionarios distintos, días de actividad, contratos por mes y monto por funcionario.</w:t>
-      </w:r>
-    </w:p>
-    <w:p>
-      <w:pPr>
-        <w:pStyle w:val="Heading2"/>
-        <w:spacing w:lineRule="exact" w:line="240" w:before="180" w:after="80"/>
-        <w:rPr/>
-      </w:pPr>
-      <w:bookmarkStart w:id="12" w:name="__RefHeading___Toc1758_1103273133"/>
-      <w:bookmarkEnd w:id="12"/>
-      <w:r>
-        <w:rPr>
-          <w:rFonts w:eastAsia="Arial" w:cs="Arial" w:ascii="Arial" w:hAnsi="Arial"/>
-          <w:b/>
-          <w:bCs/>
-          <w:color w:val="000000"/>
-          <w:sz w:val="22"/>
-          <w:szCs w:val="22"/>
-        </w:rPr>
-        <w:t>3.5 División y publicación de datos</w:t>
-      </w:r>
-    </w:p>
-    <w:p>
-      <w:pPr>
-        <w:pStyle w:val="Normal"/>
-        <w:keepNext w:val="false"/>
-        <w:spacing w:lineRule="exact" w:line="240" w:before="0" w:after="80"/>
-        <w:jc w:val="both"/>
-        <w:rPr/>
-      </w:pPr>
-      <w:r>
-        <w:rPr>
-          <w:rFonts w:eastAsia="Arial" w:cs="Arial"/>
-          <w:color w:val="000000"/>
-          <w:sz w:val="22"/>
-          <w:szCs w:val="22"/>
-        </w:rPr>
-        <w:t>El dataset analítico se publica en lakehouse/plata/dataset_favoritismo.csv. Las particiones de validación se realizan en las etapas de comparación y tuning con esquemas estratificados reproducibles.</w:t>
+        <w:t>Funcionarios distintos, días de actividad, contratos por mes y monto por funcionario.</w:t>
       </w:r>
     </w:p>
     <w:p>
@@ -3959,8 +3794,8 @@
         <w:spacing w:lineRule="exact" w:line="240" w:before="240" w:after="120"/>
         <w:rPr/>
       </w:pPr>
-      <w:bookmarkStart w:id="13" w:name="__RefHeading___Toc1760_1103273133"/>
-      <w:bookmarkEnd w:id="13"/>
+      <w:bookmarkStart w:id="11" w:name="__RefHeading___Toc1751_1096995856"/>
+      <w:bookmarkEnd w:id="11"/>
       <w:r>
         <w:rPr>
           <w:rFonts w:eastAsia="Arial" w:cs="Arial" w:ascii="Arial" w:hAnsi="Arial"/>
@@ -3990,7 +3825,7 @@
           <w:sz w:val="22"/>
           <w:szCs w:val="22"/>
         </w:rPr>
-        <w:t>Generación determinística del benchmark sintético con hard negatives.</w:t>
+        <w:t>Aplicación del contrato canónico y quality gates antes del modelado.</w:t>
       </w:r>
     </w:p>
     <w:p>
@@ -4010,7 +3845,7 @@
           <w:sz w:val="22"/>
           <w:szCs w:val="22"/>
         </w:rPr>
-        <w:t>EDA, imputación, control de outliers, transformación y feature engineering.</w:t>
+        <w:t>Ajuste de estadísticas únicamente sobre datos de TRAIN/desarrollo.</w:t>
       </w:r>
     </w:p>
     <w:p>
@@ -4030,7 +3865,7 @@
           <w:sz w:val="22"/>
           <w:szCs w:val="22"/>
         </w:rPr>
-        <w:t>Publicación de datos limpios/features en capa Plata.</w:t>
+        <w:t>Transformación reproducible y construcción de features.</w:t>
       </w:r>
     </w:p>
     <w:p>
@@ -4050,7 +3885,7 @@
           <w:sz w:val="22"/>
           <w:szCs w:val="22"/>
         </w:rPr>
-        <w:t>Validación automática de columnas, conteos y etiquetas en GitHub Actions.</w:t>
+        <w:t>Validación automática de schema, labels y consistencia pandas/Spark.</w:t>
       </w:r>
     </w:p>
     <w:p>
@@ -4059,8 +3894,8 @@
         <w:spacing w:lineRule="exact" w:line="240" w:before="240" w:after="120"/>
         <w:rPr/>
       </w:pPr>
-      <w:bookmarkStart w:id="14" w:name="__RefHeading___Toc1762_1103273133"/>
-      <w:bookmarkEnd w:id="14"/>
+      <w:bookmarkStart w:id="12" w:name="__RefHeading___Toc1753_1096995856"/>
+      <w:bookmarkEnd w:id="12"/>
       <w:r>
         <w:rPr>
           <w:rFonts w:eastAsia="Arial" w:cs="Arial" w:ascii="Arial" w:hAnsi="Arial"/>
@@ -4088,7 +3923,7 @@
           <w:sz w:val="22"/>
           <w:szCs w:val="22"/>
         </w:rPr>
-        <w:t>Cumplimiento técnico completo dentro del PoC. La sustitución de datos sintéticos por fuentes internas y su validación funcional dependen del entorno institucional CGR.</w:t>
+        <w:t>El contrato de preprocesamiento y features está implementado y probado en el PoC. La recalibración sobre distribuciones institucionales requiere fuentes y ground truth CGR.</w:t>
       </w:r>
     </w:p>
     <w:p>
@@ -4097,8 +3932,8 @@
         <w:spacing w:lineRule="exact" w:line="240" w:before="240" w:after="120"/>
         <w:rPr/>
       </w:pPr>
-      <w:bookmarkStart w:id="15" w:name="__RefHeading___Toc1764_1103273133"/>
-      <w:bookmarkEnd w:id="15"/>
+      <w:bookmarkStart w:id="13" w:name="__RefHeading___Toc1755_1096995856"/>
+      <w:bookmarkEnd w:id="13"/>
       <w:r>
         <w:rPr>
           <w:rFonts w:eastAsia="Arial" w:cs="Arial" w:ascii="Arial" w:hAnsi="Arial"/>
@@ -4128,7 +3963,7 @@
           <w:sz w:val="22"/>
           <w:szCs w:val="22"/>
         </w:rPr>
-        <w:t>El ground truth es sintético; permite probar el pipeline pero no estimar desempeño real.</w:t>
+        <w:t>El ground truth del benchmark es sintético y no representa desempeño real.</w:t>
       </w:r>
     </w:p>
     <w:p>
@@ -4148,7 +3983,7 @@
           <w:sz w:val="22"/>
           <w:szCs w:val="22"/>
         </w:rPr>
-        <w:t>La información abierta OCDS no contiene todos los atributos institucionales previstos por el TDR.</w:t>
+        <w:t>Las reglas de calidad de negocio específicas de SIAF/SEACE dependen del diccionario institucional aprobado.</w:t>
       </w:r>
     </w:p>
     <w:p>
@@ -4157,8 +3992,8 @@
         <w:spacing w:lineRule="exact" w:line="240" w:before="240" w:after="120"/>
         <w:rPr/>
       </w:pPr>
-      <w:bookmarkStart w:id="16" w:name="__RefHeading___Toc1766_1103273133"/>
-      <w:bookmarkEnd w:id="16"/>
+      <w:bookmarkStart w:id="14" w:name="__RefHeading___Toc1757_1096995856"/>
+      <w:bookmarkEnd w:id="14"/>
       <w:r>
         <w:rPr>
           <w:rFonts w:eastAsia="Arial" w:cs="Arial" w:ascii="Arial" w:hAnsi="Arial"/>
@@ -4186,7 +4021,7 @@
           <w:sz w:val="22"/>
           <w:szCs w:val="22"/>
         </w:rPr>
-        <w:t>El preprocesamiento de favoritismo es reproducible, auditable y coherente con la semántica de contratación. Se recomienda conservar esta separación de modalidades y recalibrar el feature engineering cuando exista ground truth validado por auditores.</w:t>
+        <w:t>La separación FIT/TRANSFORM y el uso de monto_capped permiten que la inferencia aplique exactamente el estado aprendido durante entrenamiento. Se recomienda conservar ese contrato al integrar fuentes institucionales.</w:t>
       </w:r>
     </w:p>
     <w:p>
@@ -4195,8 +4030,8 @@
         <w:spacing w:lineRule="exact" w:line="240" w:before="240" w:after="120"/>
         <w:rPr/>
       </w:pPr>
-      <w:bookmarkStart w:id="17" w:name="__RefHeading___Toc1768_1103273133"/>
-      <w:bookmarkEnd w:id="17"/>
+      <w:bookmarkStart w:id="15" w:name="__RefHeading___Toc1759_1096995856"/>
+      <w:bookmarkEnd w:id="15"/>
       <w:r>
         <w:rPr>
           <w:rFonts w:eastAsia="Arial" w:cs="Arial" w:ascii="Arial" w:hAnsi="Arial"/>
@@ -4226,7 +4061,7 @@
           <w:sz w:val="22"/>
           <w:szCs w:val="22"/>
         </w:rPr>
-        <w:t>Repositorio organizado con código, datasets sintéticos, evidencia reproducible y documentación: https://github.com/NoeCalle/cgr-analisis-datos</w:t>
+        <w:t>Repositorio, código y documentación técnica: https://github.com/NoeCalle/cgr-analisis-datos</w:t>
       </w:r>
     </w:p>
     <w:p>
@@ -4246,7 +4081,7 @@
           <w:sz w:val="22"/>
           <w:szCs w:val="22"/>
         </w:rPr>
-        <w:t>Fuente única de cifras documentales: outputs/evidencia_documental.json.</w:t>
+        <w:t>Fuente machine-readable de cifras documentales: outputs/evidencia_documental.json.</w:t>
       </w:r>
     </w:p>
     <w:p>
@@ -4266,7 +4101,47 @@
           <w:sz w:val="22"/>
           <w:szCs w:val="22"/>
         </w:rPr>
-        <w:t>Trazabilidad de ejecución: outputs/run_manifest.json y outputs/linaje_datos.csv.</w:t>
+        <w:t>Trazabilidad: outputs/run_manifest.json, outputs/linaje_datos.csv y outputs/model_registry.json.</w:t>
+      </w:r>
+    </w:p>
+    <w:p>
+      <w:pPr>
+        <w:pStyle w:val="ListParagraph"/>
+        <w:numPr>
+          <w:ilvl w:val="0"/>
+          <w:numId w:val="1"/>
+        </w:numPr>
+        <w:spacing w:lineRule="exact" w:line="240" w:before="0" w:after="50"/>
+        <w:rPr/>
+      </w:pPr>
+      <w:r>
+        <w:rPr>
+          <w:rFonts w:eastAsia="Arial" w:cs="Arial"/>
+          <w:color w:val="000000"/>
+          <w:sz w:val="22"/>
+          <w:szCs w:val="22"/>
+        </w:rPr>
+        <w:t>Arquitectura MLOps: docs/Arquitectura_MLOps.md.</w:t>
+      </w:r>
+    </w:p>
+    <w:p>
+      <w:pPr>
+        <w:pStyle w:val="ListParagraph"/>
+        <w:numPr>
+          <w:ilvl w:val="0"/>
+          <w:numId w:val="1"/>
+        </w:numPr>
+        <w:spacing w:lineRule="exact" w:line="240" w:before="0" w:after="50"/>
+        <w:rPr/>
+      </w:pPr>
+      <w:r>
+        <w:rPr>
+          <w:rFonts w:eastAsia="Arial" w:cs="Arial"/>
+          <w:color w:val="000000"/>
+          <w:sz w:val="22"/>
+          <w:szCs w:val="22"/>
+        </w:rPr>
+        <w:t>Evaluación Spark y performance: docs/Evaluacion_Spark_y_Performance.md.</w:t>
       </w:r>
     </w:p>
     <w:p>
@@ -4275,8 +4150,8 @@
         <w:spacing w:lineRule="auto" w:line="240" w:before="0" w:after="60"/>
         <w:rPr/>
       </w:pPr>
-      <w:bookmarkStart w:id="18" w:name="__RefHeading___Toc1770_1103273133"/>
-      <w:bookmarkEnd w:id="18"/>
+      <w:bookmarkStart w:id="16" w:name="__RefHeading___Toc1761_1096995856"/>
+      <w:bookmarkEnd w:id="16"/>
       <w:r>
         <w:rPr>
           <w:rFonts w:ascii="Arial" w:hAnsi="Arial"/>
@@ -4297,7 +4172,7 @@
         <w:rPr>
           <w:sz w:val="22"/>
         </w:rPr>
-        <w:t>Este anexo cubre el análisis estadístico/exploratorio de pagos, montos contractuales y modalidades y actualiza la descripción de la arquitectura operacional. La evidencia de pagos usa datos sintéticos vinculados a contratos sintéticos; no representa información SIAF real ni determina la legalidad de una modalidad.</w:t>
+        <w:t>Este anexo cubre el análisis estadístico/exploratorio de pagos, montos contractuales y modalidades y documenta la arquitectura operacional asociada. La evidencia de pagos usa datos sintéticos vinculados a contratos sintéticos; no representa información SIAF real ni determina la legalidad de una modalidad.</w:t>
       </w:r>
     </w:p>
     <w:p>
@@ -4306,8 +4181,8 @@
         <w:spacing w:lineRule="auto" w:line="240" w:before="0" w:after="60"/>
         <w:rPr/>
       </w:pPr>
-      <w:bookmarkStart w:id="19" w:name="__RefHeading___Toc1772_1103273133"/>
-      <w:bookmarkEnd w:id="19"/>
+      <w:bookmarkStart w:id="17" w:name="__RefHeading___Toc1763_1096995856"/>
+      <w:bookmarkEnd w:id="17"/>
       <w:r>
         <w:rPr>
           <w:rFonts w:ascii="Arial" w:hAnsi="Arial"/>
@@ -4870,8 +4745,8 @@
         <w:spacing w:lineRule="auto" w:line="240" w:before="0" w:after="60"/>
         <w:rPr/>
       </w:pPr>
-      <w:bookmarkStart w:id="20" w:name="__RefHeading___Toc1774_1103273133"/>
-      <w:bookmarkEnd w:id="20"/>
+      <w:bookmarkStart w:id="18" w:name="__RefHeading___Toc1765_1096995856"/>
+      <w:bookmarkEnd w:id="18"/>
       <w:r>
         <w:rPr>
           <w:rFonts w:ascii="Arial" w:hAnsi="Arial"/>
@@ -4935,8 +4810,8 @@
         <w:spacing w:lineRule="auto" w:line="240" w:before="0" w:after="60"/>
         <w:rPr/>
       </w:pPr>
-      <w:bookmarkStart w:id="21" w:name="__RefHeading___Toc1776_1103273133"/>
-      <w:bookmarkEnd w:id="21"/>
+      <w:bookmarkStart w:id="19" w:name="__RefHeading___Toc1767_1096995856"/>
+      <w:bookmarkEnd w:id="19"/>
       <w:r>
         <w:rPr>
           <w:rFonts w:ascii="Arial" w:hAnsi="Arial"/>
@@ -5000,8 +4875,8 @@
         <w:spacing w:lineRule="auto" w:line="240" w:before="0" w:after="60"/>
         <w:rPr/>
       </w:pPr>
-      <w:bookmarkStart w:id="22" w:name="__RefHeading___Toc1778_1103273133"/>
-      <w:bookmarkEnd w:id="22"/>
+      <w:bookmarkStart w:id="20" w:name="__RefHeading___Toc1769_1096995856"/>
+      <w:bookmarkEnd w:id="20"/>
       <w:r>
         <w:rPr>
           <w:rFonts w:ascii="Arial" w:hAnsi="Arial"/>
@@ -5022,7 +4897,7 @@
         <w:rPr>
           <w:sz w:val="22"/>
         </w:rPr>
-        <w:t>La evidencia histórica de modelado Spark se conserva en modo local[*] para reproducibilidad. En paralelo, la ruta operacional TRAIN/INFERENCE admite un master Spark configurable. Cuando source.type=spark_sql, el conector devuelve un Spark DataFrame y el mapping, validación, preprocesamiento, feature engineering y MLlib permanecen en Spark sin toPandas(). Las medianas por objeto aprendidas en TRAIN se persisten como Parquet distribuido y los rankings de INFERENCE se escriben también como Parquet distribuido.</w:t>
+        <w:t>TRAIN/INFERENCE admiten un master Spark configurable. Cuando source.type=spark_sql, el conector devuelve un Spark DataFrame y el mapping, validación, preprocesamiento, feature engineering y MLlib permanecen en Spark sin toPandas(). Las medianas por objeto aprendidas en TRAIN se persisten como Parquet distribuido y los rankings de INFERENCE se escriben también como Parquet distribuido.</w:t>
       </w:r>
     </w:p>
     <w:p>
@@ -5036,7 +4911,7 @@
         <w:rPr>
           <w:sz w:val="22"/>
         </w:rPr>
-        <w:t>Esta capacidad elimina el cuello de botella pandas del adaptador Spark anterior, pero no sustituye las pruebas de carga, particionamiento, seguridad, rendimiento y robustez que deben ejecutarse con el clúster y volumen institucionales reales.</w:t>
+        <w:t>Esta frontera mantiene el corpus contractual distribuido y evita materializarlo en pandas o en la memoria del driver. No sustituye las pruebas de carga, particionamiento, seguridad, rendimiento y robustez que deben ejecutarse con el clúster y volumen institucionales reales.</w:t>
       </w:r>
     </w:p>
     <w:p>
@@ -5045,8 +4920,8 @@
         <w:spacing w:lineRule="auto" w:line="240" w:before="0" w:after="60"/>
         <w:rPr/>
       </w:pPr>
-      <w:bookmarkStart w:id="23" w:name="__RefHeading___Toc1780_1103273133"/>
-      <w:bookmarkEnd w:id="23"/>
+      <w:bookmarkStart w:id="21" w:name="__RefHeading___Toc1771_1096995856"/>
+      <w:bookmarkEnd w:id="21"/>
       <w:r>
         <w:rPr>
           <w:rFonts w:ascii="Arial" w:hAnsi="Arial"/>
@@ -5076,8 +4951,8 @@
         <w:spacing w:lineRule="exact" w:line="240" w:before="240" w:after="120"/>
         <w:rPr/>
       </w:pPr>
-      <w:bookmarkStart w:id="24" w:name="__RefHeading___Toc1782_1103273133"/>
-      <w:bookmarkEnd w:id="24"/>
+      <w:bookmarkStart w:id="22" w:name="__RefHeading___Toc1773_1096995856"/>
+      <w:bookmarkEnd w:id="22"/>
       <w:r>
         <w:rPr>
           <w:rFonts w:eastAsia="Arial" w:cs="Arial" w:ascii="Arial" w:hAnsi="Arial"/>
@@ -5388,7 +5263,7 @@
         <w:sz w:val="22"/>
         <w:szCs w:val="22"/>
       </w:rPr>
-      <w:t>Limpieza y Preprocesamiento de Datos para Identificación de Proveedores Favoritos</w:t>
+      <w:t>Preprocesamiento para Identificación de Proveedores Favoritos</w:t>
     </w:r>
   </w:p>
 </w:hdr>

--- a/reporte/productos_formales/Producto_02_Preprocesamiento_Favoritismo.docx
+++ b/reporte/productos_formales/Producto_02_Preprocesamiento_Favoritismo.docx
@@ -262,7 +262,7 @@
         <w:spacing w:lineRule="exact" w:line="240" w:before="240" w:after="120"/>
         <w:rPr/>
       </w:pPr>
-      <w:bookmarkStart w:id="0" w:name="__RefHeading___Toc1729_1096995856"/>
+      <w:bookmarkStart w:id="0" w:name="__RefHeading___Toc1729_4075509268"/>
       <w:bookmarkEnd w:id="0"/>
       <w:r>
         <w:rPr>
@@ -369,7 +369,7 @@
             </w:rPr>
             <w:fldChar w:fldCharType="separate"/>
           </w:r>
-          <w:hyperlink w:anchor="__RefHeading___Toc1729_1096995856">
+          <w:hyperlink w:anchor="__RefHeading___Toc1729_4075509268">
             <w:r>
               <w:rPr>
                 <w:rStyle w:val="IndexLink"/>
@@ -389,7 +389,7 @@
             </w:tabs>
             <w:rPr/>
           </w:pPr>
-          <w:hyperlink w:anchor="__RefHeading___Toc1731_1096995856">
+          <w:hyperlink w:anchor="__RefHeading___Toc1731_4075509268">
             <w:r>
               <w:rPr>
                 <w:rStyle w:val="IndexLink"/>
@@ -409,7 +409,7 @@
             </w:tabs>
             <w:rPr/>
           </w:pPr>
-          <w:hyperlink w:anchor="__RefHeading___Toc1733_1096995856">
+          <w:hyperlink w:anchor="__RefHeading___Toc1733_4075509268">
             <w:r>
               <w:rPr>
                 <w:rStyle w:val="IndexLink"/>
@@ -429,7 +429,7 @@
             </w:tabs>
             <w:rPr/>
           </w:pPr>
-          <w:hyperlink w:anchor="__RefHeading___Toc1735_1096995856">
+          <w:hyperlink w:anchor="__RefHeading___Toc1735_4075509268">
             <w:r>
               <w:rPr>
                 <w:rStyle w:val="IndexLink"/>
@@ -449,7 +449,7 @@
             </w:tabs>
             <w:rPr/>
           </w:pPr>
-          <w:hyperlink w:anchor="__RefHeading___Toc1737_1096995856">
+          <w:hyperlink w:anchor="__RefHeading___Toc1737_4075509268">
             <w:r>
               <w:rPr>
                 <w:rStyle w:val="IndexLink"/>
@@ -469,7 +469,7 @@
             </w:tabs>
             <w:rPr/>
           </w:pPr>
-          <w:hyperlink w:anchor="__RefHeading___Toc1739_1096995856">
+          <w:hyperlink w:anchor="__RefHeading___Toc1739_4075509268">
             <w:r>
               <w:rPr>
                 <w:rStyle w:val="IndexLink"/>
@@ -489,7 +489,7 @@
             </w:tabs>
             <w:rPr/>
           </w:pPr>
-          <w:hyperlink w:anchor="__RefHeading___Toc1741_1096995856">
+          <w:hyperlink w:anchor="__RefHeading___Toc1741_4075509268">
             <w:r>
               <w:rPr>
                 <w:rStyle w:val="IndexLink"/>
@@ -509,7 +509,7 @@
             </w:tabs>
             <w:rPr/>
           </w:pPr>
-          <w:hyperlink w:anchor="__RefHeading___Toc1743_1096995856">
+          <w:hyperlink w:anchor="__RefHeading___Toc1743_4075509268">
             <w:r>
               <w:rPr>
                 <w:rStyle w:val="IndexLink"/>
@@ -529,7 +529,7 @@
             </w:tabs>
             <w:rPr/>
           </w:pPr>
-          <w:hyperlink w:anchor="__RefHeading___Toc1745_1096995856">
+          <w:hyperlink w:anchor="__RefHeading___Toc1745_4075509268">
             <w:r>
               <w:rPr>
                 <w:rStyle w:val="IndexLink"/>
@@ -549,7 +549,7 @@
             </w:tabs>
             <w:rPr/>
           </w:pPr>
-          <w:hyperlink w:anchor="__RefHeading___Toc1747_1096995856">
+          <w:hyperlink w:anchor="__RefHeading___Toc1747_4075509268">
             <w:r>
               <w:rPr>
                 <w:rStyle w:val="IndexLink"/>
@@ -569,7 +569,7 @@
             </w:tabs>
             <w:rPr/>
           </w:pPr>
-          <w:hyperlink w:anchor="__RefHeading___Toc1749_1096995856">
+          <w:hyperlink w:anchor="__RefHeading___Toc1749_4075509268">
             <w:r>
               <w:rPr>
                 <w:rStyle w:val="IndexLink"/>
@@ -589,7 +589,7 @@
             </w:tabs>
             <w:rPr/>
           </w:pPr>
-          <w:hyperlink w:anchor="__RefHeading___Toc1751_1096995856">
+          <w:hyperlink w:anchor="__RefHeading___Toc1751_4075509268">
             <w:r>
               <w:rPr>
                 <w:rStyle w:val="IndexLink"/>
@@ -609,7 +609,7 @@
             </w:tabs>
             <w:rPr/>
           </w:pPr>
-          <w:hyperlink w:anchor="__RefHeading___Toc1753_1096995856">
+          <w:hyperlink w:anchor="__RefHeading___Toc1753_4075509268">
             <w:r>
               <w:rPr>
                 <w:rStyle w:val="IndexLink"/>
@@ -629,7 +629,7 @@
             </w:tabs>
             <w:rPr/>
           </w:pPr>
-          <w:hyperlink w:anchor="__RefHeading___Toc1755_1096995856">
+          <w:hyperlink w:anchor="__RefHeading___Toc1755_4075509268">
             <w:r>
               <w:rPr>
                 <w:rStyle w:val="IndexLink"/>
@@ -649,7 +649,7 @@
             </w:tabs>
             <w:rPr/>
           </w:pPr>
-          <w:hyperlink w:anchor="__RefHeading___Toc1757_1096995856">
+          <w:hyperlink w:anchor="__RefHeading___Toc1757_4075509268">
             <w:r>
               <w:rPr>
                 <w:rStyle w:val="IndexLink"/>
@@ -669,7 +669,7 @@
             </w:tabs>
             <w:rPr/>
           </w:pPr>
-          <w:hyperlink w:anchor="__RefHeading___Toc1759_1096995856">
+          <w:hyperlink w:anchor="__RefHeading___Toc1759_4075509268">
             <w:r>
               <w:rPr>
                 <w:rStyle w:val="IndexLink"/>
@@ -689,7 +689,7 @@
             </w:tabs>
             <w:rPr/>
           </w:pPr>
-          <w:hyperlink w:anchor="__RefHeading___Toc1761_1096995856">
+          <w:hyperlink w:anchor="__RefHeading___Toc1761_4075509268">
             <w:r>
               <w:rPr>
                 <w:rStyle w:val="IndexLink"/>
@@ -709,7 +709,7 @@
             </w:tabs>
             <w:rPr/>
           </w:pPr>
-          <w:hyperlink w:anchor="__RefHeading___Toc1763_1096995856">
+          <w:hyperlink w:anchor="__RefHeading___Toc1763_4075509268">
             <w:r>
               <w:rPr>
                 <w:rStyle w:val="IndexLink"/>
@@ -729,7 +729,7 @@
             </w:tabs>
             <w:rPr/>
           </w:pPr>
-          <w:hyperlink w:anchor="__RefHeading___Toc1765_1096995856">
+          <w:hyperlink w:anchor="__RefHeading___Toc1765_4075509268">
             <w:r>
               <w:rPr>
                 <w:rStyle w:val="IndexLink"/>
@@ -749,7 +749,7 @@
             </w:tabs>
             <w:rPr/>
           </w:pPr>
-          <w:hyperlink w:anchor="__RefHeading___Toc1767_1096995856">
+          <w:hyperlink w:anchor="__RefHeading___Toc1767_4075509268">
             <w:r>
               <w:rPr>
                 <w:rStyle w:val="IndexLink"/>
@@ -769,7 +769,7 @@
             </w:tabs>
             <w:rPr/>
           </w:pPr>
-          <w:hyperlink w:anchor="__RefHeading___Toc1769_1096995856">
+          <w:hyperlink w:anchor="__RefHeading___Toc1769_4075509268">
             <w:r>
               <w:rPr>
                 <w:rStyle w:val="IndexLink"/>
@@ -789,7 +789,7 @@
             </w:tabs>
             <w:rPr/>
           </w:pPr>
-          <w:hyperlink w:anchor="__RefHeading___Toc1771_1096995856">
+          <w:hyperlink w:anchor="__RefHeading___Toc1771_4075509268">
             <w:r>
               <w:rPr>
                 <w:rStyle w:val="IndexLink"/>
@@ -809,7 +809,7 @@
             </w:tabs>
             <w:rPr/>
           </w:pPr>
-          <w:hyperlink w:anchor="__RefHeading___Toc1773_1096995856">
+          <w:hyperlink w:anchor="__RefHeading___Toc1773_4075509268">
             <w:r>
               <w:rPr>
                 <w:rStyle w:val="IndexLink"/>
@@ -849,7 +849,7 @@
         <w:spacing w:lineRule="exact" w:line="240" w:before="240" w:after="120"/>
         <w:rPr/>
       </w:pPr>
-      <w:bookmarkStart w:id="1" w:name="__RefHeading___Toc1731_1096995856"/>
+      <w:bookmarkStart w:id="1" w:name="__RefHeading___Toc1731_4075509268"/>
       <w:bookmarkEnd w:id="1"/>
       <w:r>
         <w:rPr>
@@ -887,7 +887,7 @@
         <w:spacing w:lineRule="exact" w:line="240" w:before="240" w:after="120"/>
         <w:rPr/>
       </w:pPr>
-      <w:bookmarkStart w:id="2" w:name="__RefHeading___Toc1733_1096995856"/>
+      <w:bookmarkStart w:id="2" w:name="__RefHeading___Toc1733_4075509268"/>
       <w:bookmarkEnd w:id="2"/>
       <w:r>
         <w:rPr>
@@ -943,7 +943,7 @@
         <w:spacing w:lineRule="exact" w:line="240" w:before="240" w:after="120"/>
         <w:rPr/>
       </w:pPr>
-      <w:bookmarkStart w:id="3" w:name="__RefHeading___Toc1735_1096995856"/>
+      <w:bookmarkStart w:id="3" w:name="__RefHeading___Toc1735_4075509268"/>
       <w:bookmarkEnd w:id="3"/>
       <w:r>
         <w:rPr>
@@ -2257,7 +2257,7 @@
         <w:spacing w:lineRule="exact" w:line="240" w:before="240" w:after="120"/>
         <w:rPr/>
       </w:pPr>
-      <w:bookmarkStart w:id="4" w:name="__RefHeading___Toc1737_1096995856"/>
+      <w:bookmarkStart w:id="4" w:name="__RefHeading___Toc1737_4075509268"/>
       <w:bookmarkEnd w:id="4"/>
       <w:r>
         <w:rPr>
@@ -2834,7 +2834,7 @@
         <w:spacing w:lineRule="exact" w:line="240" w:before="240" w:after="120"/>
         <w:rPr/>
       </w:pPr>
-      <w:bookmarkStart w:id="5" w:name="__RefHeading___Toc1739_1096995856"/>
+      <w:bookmarkStart w:id="5" w:name="__RefHeading___Toc1739_4075509268"/>
       <w:bookmarkEnd w:id="5"/>
       <w:r>
         <w:rPr>
@@ -2872,7 +2872,7 @@
         <w:spacing w:lineRule="exact" w:line="240" w:before="240" w:after="120"/>
         <w:rPr/>
       </w:pPr>
-      <w:bookmarkStart w:id="6" w:name="__RefHeading___Toc1741_1096995856"/>
+      <w:bookmarkStart w:id="6" w:name="__RefHeading___Toc1741_4075509268"/>
       <w:bookmarkEnd w:id="6"/>
       <w:r>
         <w:rPr>
@@ -2910,7 +2910,7 @@
         <w:spacing w:lineRule="exact" w:line="240" w:before="240" w:after="120"/>
         <w:rPr/>
       </w:pPr>
-      <w:bookmarkStart w:id="7" w:name="__RefHeading___Toc1743_1096995856"/>
+      <w:bookmarkStart w:id="7" w:name="__RefHeading___Toc1743_4075509268"/>
       <w:bookmarkEnd w:id="7"/>
       <w:r>
         <w:rPr>
@@ -2930,7 +2930,7 @@
         <w:spacing w:lineRule="exact" w:line="240" w:before="180" w:after="80"/>
         <w:rPr/>
       </w:pPr>
-      <w:bookmarkStart w:id="8" w:name="__RefHeading___Toc1745_1096995856"/>
+      <w:bookmarkStart w:id="8" w:name="__RefHeading___Toc1745_4075509268"/>
       <w:bookmarkEnd w:id="8"/>
       <w:r>
         <w:rPr>
@@ -2968,7 +2968,7 @@
         <w:spacing w:lineRule="exact" w:line="240" w:before="180" w:after="80"/>
         <w:rPr/>
       </w:pPr>
-      <w:bookmarkStart w:id="9" w:name="__RefHeading___Toc1747_1096995856"/>
+      <w:bookmarkStart w:id="9" w:name="__RefHeading___Toc1747_4075509268"/>
       <w:bookmarkEnd w:id="9"/>
       <w:r>
         <w:rPr>
@@ -3694,7 +3694,7 @@
         <w:spacing w:lineRule="exact" w:line="240" w:before="180" w:after="80"/>
         <w:rPr/>
       </w:pPr>
-      <w:bookmarkStart w:id="10" w:name="__RefHeading___Toc1749_1096995856"/>
+      <w:bookmarkStart w:id="10" w:name="__RefHeading___Toc1749_4075509268"/>
       <w:bookmarkEnd w:id="10"/>
       <w:r>
         <w:rPr>
@@ -3794,7 +3794,7 @@
         <w:spacing w:lineRule="exact" w:line="240" w:before="240" w:after="120"/>
         <w:rPr/>
       </w:pPr>
-      <w:bookmarkStart w:id="11" w:name="__RefHeading___Toc1751_1096995856"/>
+      <w:bookmarkStart w:id="11" w:name="__RefHeading___Toc1751_4075509268"/>
       <w:bookmarkEnd w:id="11"/>
       <w:r>
         <w:rPr>
@@ -3894,7 +3894,7 @@
         <w:spacing w:lineRule="exact" w:line="240" w:before="240" w:after="120"/>
         <w:rPr/>
       </w:pPr>
-      <w:bookmarkStart w:id="12" w:name="__RefHeading___Toc1753_1096995856"/>
+      <w:bookmarkStart w:id="12" w:name="__RefHeading___Toc1753_4075509268"/>
       <w:bookmarkEnd w:id="12"/>
       <w:r>
         <w:rPr>
@@ -3932,7 +3932,7 @@
         <w:spacing w:lineRule="exact" w:line="240" w:before="240" w:after="120"/>
         <w:rPr/>
       </w:pPr>
-      <w:bookmarkStart w:id="13" w:name="__RefHeading___Toc1755_1096995856"/>
+      <w:bookmarkStart w:id="13" w:name="__RefHeading___Toc1755_4075509268"/>
       <w:bookmarkEnd w:id="13"/>
       <w:r>
         <w:rPr>
@@ -3992,7 +3992,7 @@
         <w:spacing w:lineRule="exact" w:line="240" w:before="240" w:after="120"/>
         <w:rPr/>
       </w:pPr>
-      <w:bookmarkStart w:id="14" w:name="__RefHeading___Toc1757_1096995856"/>
+      <w:bookmarkStart w:id="14" w:name="__RefHeading___Toc1757_4075509268"/>
       <w:bookmarkEnd w:id="14"/>
       <w:r>
         <w:rPr>
@@ -4030,7 +4030,7 @@
         <w:spacing w:lineRule="exact" w:line="240" w:before="240" w:after="120"/>
         <w:rPr/>
       </w:pPr>
-      <w:bookmarkStart w:id="15" w:name="__RefHeading___Toc1759_1096995856"/>
+      <w:bookmarkStart w:id="15" w:name="__RefHeading___Toc1759_4075509268"/>
       <w:bookmarkEnd w:id="15"/>
       <w:r>
         <w:rPr>
@@ -4150,7 +4150,7 @@
         <w:spacing w:lineRule="auto" w:line="240" w:before="0" w:after="60"/>
         <w:rPr/>
       </w:pPr>
-      <w:bookmarkStart w:id="16" w:name="__RefHeading___Toc1761_1096995856"/>
+      <w:bookmarkStart w:id="16" w:name="__RefHeading___Toc1761_4075509268"/>
       <w:bookmarkEnd w:id="16"/>
       <w:r>
         <w:rPr>
@@ -4181,7 +4181,7 @@
         <w:spacing w:lineRule="auto" w:line="240" w:before="0" w:after="60"/>
         <w:rPr/>
       </w:pPr>
-      <w:bookmarkStart w:id="17" w:name="__RefHeading___Toc1763_1096995856"/>
+      <w:bookmarkStart w:id="17" w:name="__RefHeading___Toc1763_4075509268"/>
       <w:bookmarkEnd w:id="17"/>
       <w:r>
         <w:rPr>
@@ -4745,7 +4745,7 @@
         <w:spacing w:lineRule="auto" w:line="240" w:before="0" w:after="60"/>
         <w:rPr/>
       </w:pPr>
-      <w:bookmarkStart w:id="18" w:name="__RefHeading___Toc1765_1096995856"/>
+      <w:bookmarkStart w:id="18" w:name="__RefHeading___Toc1765_4075509268"/>
       <w:bookmarkEnd w:id="18"/>
       <w:r>
         <w:rPr>
@@ -4810,7 +4810,7 @@
         <w:spacing w:lineRule="auto" w:line="240" w:before="0" w:after="60"/>
         <w:rPr/>
       </w:pPr>
-      <w:bookmarkStart w:id="19" w:name="__RefHeading___Toc1767_1096995856"/>
+      <w:bookmarkStart w:id="19" w:name="__RefHeading___Toc1767_4075509268"/>
       <w:bookmarkEnd w:id="19"/>
       <w:r>
         <w:rPr>
@@ -4875,7 +4875,7 @@
         <w:spacing w:lineRule="auto" w:line="240" w:before="0" w:after="60"/>
         <w:rPr/>
       </w:pPr>
-      <w:bookmarkStart w:id="20" w:name="__RefHeading___Toc1769_1096995856"/>
+      <w:bookmarkStart w:id="20" w:name="__RefHeading___Toc1769_4075509268"/>
       <w:bookmarkEnd w:id="20"/>
       <w:r>
         <w:rPr>
@@ -4920,7 +4920,7 @@
         <w:spacing w:lineRule="auto" w:line="240" w:before="0" w:after="60"/>
         <w:rPr/>
       </w:pPr>
-      <w:bookmarkStart w:id="21" w:name="__RefHeading___Toc1771_1096995856"/>
+      <w:bookmarkStart w:id="21" w:name="__RefHeading___Toc1771_4075509268"/>
       <w:bookmarkEnd w:id="21"/>
       <w:r>
         <w:rPr>
@@ -4951,7 +4951,7 @@
         <w:spacing w:lineRule="exact" w:line="240" w:before="240" w:after="120"/>
         <w:rPr/>
       </w:pPr>
-      <w:bookmarkStart w:id="22" w:name="__RefHeading___Toc1773_1096995856"/>
+      <w:bookmarkStart w:id="22" w:name="__RefHeading___Toc1773_4075509268"/>
       <w:bookmarkEnd w:id="22"/>
       <w:r>
         <w:rPr>

--- a/reporte/productos_formales/Producto_02_Preprocesamiento_Favoritismo.docx
+++ b/reporte/productos_formales/Producto_02_Preprocesamiento_Favoritismo.docx
@@ -262,7 +262,7 @@
         <w:spacing w:lineRule="exact" w:line="240" w:before="240" w:after="120"/>
         <w:rPr/>
       </w:pPr>
-      <w:bookmarkStart w:id="0" w:name="__RefHeading___Toc1729_4075509268"/>
+      <w:bookmarkStart w:id="0" w:name="__RefHeading___Toc1729_4038105535"/>
       <w:bookmarkEnd w:id="0"/>
       <w:r>
         <w:rPr>
@@ -369,7 +369,7 @@
             </w:rPr>
             <w:fldChar w:fldCharType="separate"/>
           </w:r>
-          <w:hyperlink w:anchor="__RefHeading___Toc1729_4075509268">
+          <w:hyperlink w:anchor="__RefHeading___Toc1729_4038105535">
             <w:r>
               <w:rPr>
                 <w:rStyle w:val="IndexLink"/>
@@ -389,7 +389,7 @@
             </w:tabs>
             <w:rPr/>
           </w:pPr>
-          <w:hyperlink w:anchor="__RefHeading___Toc1731_4075509268">
+          <w:hyperlink w:anchor="__RefHeading___Toc1731_4038105535">
             <w:r>
               <w:rPr>
                 <w:rStyle w:val="IndexLink"/>
@@ -409,7 +409,7 @@
             </w:tabs>
             <w:rPr/>
           </w:pPr>
-          <w:hyperlink w:anchor="__RefHeading___Toc1733_4075509268">
+          <w:hyperlink w:anchor="__RefHeading___Toc1733_4038105535">
             <w:r>
               <w:rPr>
                 <w:rStyle w:val="IndexLink"/>
@@ -429,7 +429,7 @@
             </w:tabs>
             <w:rPr/>
           </w:pPr>
-          <w:hyperlink w:anchor="__RefHeading___Toc1735_4075509268">
+          <w:hyperlink w:anchor="__RefHeading___Toc1735_4038105535">
             <w:r>
               <w:rPr>
                 <w:rStyle w:val="IndexLink"/>
@@ -449,7 +449,7 @@
             </w:tabs>
             <w:rPr/>
           </w:pPr>
-          <w:hyperlink w:anchor="__RefHeading___Toc1737_4075509268">
+          <w:hyperlink w:anchor="__RefHeading___Toc1737_4038105535">
             <w:r>
               <w:rPr>
                 <w:rStyle w:val="IndexLink"/>
@@ -469,7 +469,7 @@
             </w:tabs>
             <w:rPr/>
           </w:pPr>
-          <w:hyperlink w:anchor="__RefHeading___Toc1739_4075509268">
+          <w:hyperlink w:anchor="__RefHeading___Toc1739_4038105535">
             <w:r>
               <w:rPr>
                 <w:rStyle w:val="IndexLink"/>
@@ -489,7 +489,7 @@
             </w:tabs>
             <w:rPr/>
           </w:pPr>
-          <w:hyperlink w:anchor="__RefHeading___Toc1741_4075509268">
+          <w:hyperlink w:anchor="__RefHeading___Toc1741_4038105535">
             <w:r>
               <w:rPr>
                 <w:rStyle w:val="IndexLink"/>
@@ -509,7 +509,7 @@
             </w:tabs>
             <w:rPr/>
           </w:pPr>
-          <w:hyperlink w:anchor="__RefHeading___Toc1743_4075509268">
+          <w:hyperlink w:anchor="__RefHeading___Toc1743_4038105535">
             <w:r>
               <w:rPr>
                 <w:rStyle w:val="IndexLink"/>
@@ -529,7 +529,7 @@
             </w:tabs>
             <w:rPr/>
           </w:pPr>
-          <w:hyperlink w:anchor="__RefHeading___Toc1745_4075509268">
+          <w:hyperlink w:anchor="__RefHeading___Toc1745_4038105535">
             <w:r>
               <w:rPr>
                 <w:rStyle w:val="IndexLink"/>
@@ -549,7 +549,7 @@
             </w:tabs>
             <w:rPr/>
           </w:pPr>
-          <w:hyperlink w:anchor="__RefHeading___Toc1747_4075509268">
+          <w:hyperlink w:anchor="__RefHeading___Toc1747_4038105535">
             <w:r>
               <w:rPr>
                 <w:rStyle w:val="IndexLink"/>
@@ -569,7 +569,7 @@
             </w:tabs>
             <w:rPr/>
           </w:pPr>
-          <w:hyperlink w:anchor="__RefHeading___Toc1749_4075509268">
+          <w:hyperlink w:anchor="__RefHeading___Toc1749_4038105535">
             <w:r>
               <w:rPr>
                 <w:rStyle w:val="IndexLink"/>
@@ -589,7 +589,7 @@
             </w:tabs>
             <w:rPr/>
           </w:pPr>
-          <w:hyperlink w:anchor="__RefHeading___Toc1751_4075509268">
+          <w:hyperlink w:anchor="__RefHeading___Toc1751_4038105535">
             <w:r>
               <w:rPr>
                 <w:rStyle w:val="IndexLink"/>
@@ -609,7 +609,7 @@
             </w:tabs>
             <w:rPr/>
           </w:pPr>
-          <w:hyperlink w:anchor="__RefHeading___Toc1753_4075509268">
+          <w:hyperlink w:anchor="__RefHeading___Toc1753_4038105535">
             <w:r>
               <w:rPr>
                 <w:rStyle w:val="IndexLink"/>
@@ -629,7 +629,7 @@
             </w:tabs>
             <w:rPr/>
           </w:pPr>
-          <w:hyperlink w:anchor="__RefHeading___Toc1755_4075509268">
+          <w:hyperlink w:anchor="__RefHeading___Toc1755_4038105535">
             <w:r>
               <w:rPr>
                 <w:rStyle w:val="IndexLink"/>
@@ -649,7 +649,7 @@
             </w:tabs>
             <w:rPr/>
           </w:pPr>
-          <w:hyperlink w:anchor="__RefHeading___Toc1757_4075509268">
+          <w:hyperlink w:anchor="__RefHeading___Toc1757_4038105535">
             <w:r>
               <w:rPr>
                 <w:rStyle w:val="IndexLink"/>
@@ -669,7 +669,7 @@
             </w:tabs>
             <w:rPr/>
           </w:pPr>
-          <w:hyperlink w:anchor="__RefHeading___Toc1759_4075509268">
+          <w:hyperlink w:anchor="__RefHeading___Toc1759_4038105535">
             <w:r>
               <w:rPr>
                 <w:rStyle w:val="IndexLink"/>
@@ -689,7 +689,7 @@
             </w:tabs>
             <w:rPr/>
           </w:pPr>
-          <w:hyperlink w:anchor="__RefHeading___Toc1761_4075509268">
+          <w:hyperlink w:anchor="__RefHeading___Toc1761_4038105535">
             <w:r>
               <w:rPr>
                 <w:rStyle w:val="IndexLink"/>
@@ -709,7 +709,7 @@
             </w:tabs>
             <w:rPr/>
           </w:pPr>
-          <w:hyperlink w:anchor="__RefHeading___Toc1763_4075509268">
+          <w:hyperlink w:anchor="__RefHeading___Toc1763_4038105535">
             <w:r>
               <w:rPr>
                 <w:rStyle w:val="IndexLink"/>
@@ -729,7 +729,7 @@
             </w:tabs>
             <w:rPr/>
           </w:pPr>
-          <w:hyperlink w:anchor="__RefHeading___Toc1765_4075509268">
+          <w:hyperlink w:anchor="__RefHeading___Toc1765_4038105535">
             <w:r>
               <w:rPr>
                 <w:rStyle w:val="IndexLink"/>
@@ -749,7 +749,7 @@
             </w:tabs>
             <w:rPr/>
           </w:pPr>
-          <w:hyperlink w:anchor="__RefHeading___Toc1767_4075509268">
+          <w:hyperlink w:anchor="__RefHeading___Toc1767_4038105535">
             <w:r>
               <w:rPr>
                 <w:rStyle w:val="IndexLink"/>
@@ -769,7 +769,7 @@
             </w:tabs>
             <w:rPr/>
           </w:pPr>
-          <w:hyperlink w:anchor="__RefHeading___Toc1769_4075509268">
+          <w:hyperlink w:anchor="__RefHeading___Toc1769_4038105535">
             <w:r>
               <w:rPr>
                 <w:rStyle w:val="IndexLink"/>
@@ -789,7 +789,7 @@
             </w:tabs>
             <w:rPr/>
           </w:pPr>
-          <w:hyperlink w:anchor="__RefHeading___Toc1771_4075509268">
+          <w:hyperlink w:anchor="__RefHeading___Toc1771_4038105535">
             <w:r>
               <w:rPr>
                 <w:rStyle w:val="IndexLink"/>
@@ -809,7 +809,7 @@
             </w:tabs>
             <w:rPr/>
           </w:pPr>
-          <w:hyperlink w:anchor="__RefHeading___Toc1773_4075509268">
+          <w:hyperlink w:anchor="__RefHeading___Toc1773_4038105535">
             <w:r>
               <w:rPr>
                 <w:rStyle w:val="IndexLink"/>
@@ -849,7 +849,7 @@
         <w:spacing w:lineRule="exact" w:line="240" w:before="240" w:after="120"/>
         <w:rPr/>
       </w:pPr>
-      <w:bookmarkStart w:id="1" w:name="__RefHeading___Toc1731_4075509268"/>
+      <w:bookmarkStart w:id="1" w:name="__RefHeading___Toc1731_4038105535"/>
       <w:bookmarkEnd w:id="1"/>
       <w:r>
         <w:rPr>
@@ -887,7 +887,7 @@
         <w:spacing w:lineRule="exact" w:line="240" w:before="240" w:after="120"/>
         <w:rPr/>
       </w:pPr>
-      <w:bookmarkStart w:id="2" w:name="__RefHeading___Toc1733_4075509268"/>
+      <w:bookmarkStart w:id="2" w:name="__RefHeading___Toc1733_4038105535"/>
       <w:bookmarkEnd w:id="2"/>
       <w:r>
         <w:rPr>
@@ -943,7 +943,7 @@
         <w:spacing w:lineRule="exact" w:line="240" w:before="240" w:after="120"/>
         <w:rPr/>
       </w:pPr>
-      <w:bookmarkStart w:id="3" w:name="__RefHeading___Toc1735_4075509268"/>
+      <w:bookmarkStart w:id="3" w:name="__RefHeading___Toc1735_4038105535"/>
       <w:bookmarkEnd w:id="3"/>
       <w:r>
         <w:rPr>
@@ -2257,7 +2257,7 @@
         <w:spacing w:lineRule="exact" w:line="240" w:before="240" w:after="120"/>
         <w:rPr/>
       </w:pPr>
-      <w:bookmarkStart w:id="4" w:name="__RefHeading___Toc1737_4075509268"/>
+      <w:bookmarkStart w:id="4" w:name="__RefHeading___Toc1737_4038105535"/>
       <w:bookmarkEnd w:id="4"/>
       <w:r>
         <w:rPr>
@@ -2834,7 +2834,7 @@
         <w:spacing w:lineRule="exact" w:line="240" w:before="240" w:after="120"/>
         <w:rPr/>
       </w:pPr>
-      <w:bookmarkStart w:id="5" w:name="__RefHeading___Toc1739_4075509268"/>
+      <w:bookmarkStart w:id="5" w:name="__RefHeading___Toc1739_4038105535"/>
       <w:bookmarkEnd w:id="5"/>
       <w:r>
         <w:rPr>
@@ -2872,7 +2872,7 @@
         <w:spacing w:lineRule="exact" w:line="240" w:before="240" w:after="120"/>
         <w:rPr/>
       </w:pPr>
-      <w:bookmarkStart w:id="6" w:name="__RefHeading___Toc1741_4075509268"/>
+      <w:bookmarkStart w:id="6" w:name="__RefHeading___Toc1741_4038105535"/>
       <w:bookmarkEnd w:id="6"/>
       <w:r>
         <w:rPr>
@@ -2910,7 +2910,7 @@
         <w:spacing w:lineRule="exact" w:line="240" w:before="240" w:after="120"/>
         <w:rPr/>
       </w:pPr>
-      <w:bookmarkStart w:id="7" w:name="__RefHeading___Toc1743_4075509268"/>
+      <w:bookmarkStart w:id="7" w:name="__RefHeading___Toc1743_4038105535"/>
       <w:bookmarkEnd w:id="7"/>
       <w:r>
         <w:rPr>
@@ -2930,7 +2930,7 @@
         <w:spacing w:lineRule="exact" w:line="240" w:before="180" w:after="80"/>
         <w:rPr/>
       </w:pPr>
-      <w:bookmarkStart w:id="8" w:name="__RefHeading___Toc1745_4075509268"/>
+      <w:bookmarkStart w:id="8" w:name="__RefHeading___Toc1745_4038105535"/>
       <w:bookmarkEnd w:id="8"/>
       <w:r>
         <w:rPr>
@@ -2968,7 +2968,7 @@
         <w:spacing w:lineRule="exact" w:line="240" w:before="180" w:after="80"/>
         <w:rPr/>
       </w:pPr>
-      <w:bookmarkStart w:id="9" w:name="__RefHeading___Toc1747_4075509268"/>
+      <w:bookmarkStart w:id="9" w:name="__RefHeading___Toc1747_4038105535"/>
       <w:bookmarkEnd w:id="9"/>
       <w:r>
         <w:rPr>
@@ -3694,7 +3694,7 @@
         <w:spacing w:lineRule="exact" w:line="240" w:before="180" w:after="80"/>
         <w:rPr/>
       </w:pPr>
-      <w:bookmarkStart w:id="10" w:name="__RefHeading___Toc1749_4075509268"/>
+      <w:bookmarkStart w:id="10" w:name="__RefHeading___Toc1749_4038105535"/>
       <w:bookmarkEnd w:id="10"/>
       <w:r>
         <w:rPr>
@@ -3794,7 +3794,7 @@
         <w:spacing w:lineRule="exact" w:line="240" w:before="240" w:after="120"/>
         <w:rPr/>
       </w:pPr>
-      <w:bookmarkStart w:id="11" w:name="__RefHeading___Toc1751_4075509268"/>
+      <w:bookmarkStart w:id="11" w:name="__RefHeading___Toc1751_4038105535"/>
       <w:bookmarkEnd w:id="11"/>
       <w:r>
         <w:rPr>
@@ -3894,7 +3894,7 @@
         <w:spacing w:lineRule="exact" w:line="240" w:before="240" w:after="120"/>
         <w:rPr/>
       </w:pPr>
-      <w:bookmarkStart w:id="12" w:name="__RefHeading___Toc1753_4075509268"/>
+      <w:bookmarkStart w:id="12" w:name="__RefHeading___Toc1753_4038105535"/>
       <w:bookmarkEnd w:id="12"/>
       <w:r>
         <w:rPr>
@@ -3932,7 +3932,7 @@
         <w:spacing w:lineRule="exact" w:line="240" w:before="240" w:after="120"/>
         <w:rPr/>
       </w:pPr>
-      <w:bookmarkStart w:id="13" w:name="__RefHeading___Toc1755_4075509268"/>
+      <w:bookmarkStart w:id="13" w:name="__RefHeading___Toc1755_4038105535"/>
       <w:bookmarkEnd w:id="13"/>
       <w:r>
         <w:rPr>
@@ -3992,7 +3992,7 @@
         <w:spacing w:lineRule="exact" w:line="240" w:before="240" w:after="120"/>
         <w:rPr/>
       </w:pPr>
-      <w:bookmarkStart w:id="14" w:name="__RefHeading___Toc1757_4075509268"/>
+      <w:bookmarkStart w:id="14" w:name="__RefHeading___Toc1757_4038105535"/>
       <w:bookmarkEnd w:id="14"/>
       <w:r>
         <w:rPr>
@@ -4030,7 +4030,7 @@
         <w:spacing w:lineRule="exact" w:line="240" w:before="240" w:after="120"/>
         <w:rPr/>
       </w:pPr>
-      <w:bookmarkStart w:id="15" w:name="__RefHeading___Toc1759_4075509268"/>
+      <w:bookmarkStart w:id="15" w:name="__RefHeading___Toc1759_4038105535"/>
       <w:bookmarkEnd w:id="15"/>
       <w:r>
         <w:rPr>
@@ -4150,7 +4150,7 @@
         <w:spacing w:lineRule="auto" w:line="240" w:before="0" w:after="60"/>
         <w:rPr/>
       </w:pPr>
-      <w:bookmarkStart w:id="16" w:name="__RefHeading___Toc1761_4075509268"/>
+      <w:bookmarkStart w:id="16" w:name="__RefHeading___Toc1761_4038105535"/>
       <w:bookmarkEnd w:id="16"/>
       <w:r>
         <w:rPr>
@@ -4181,7 +4181,7 @@
         <w:spacing w:lineRule="auto" w:line="240" w:before="0" w:after="60"/>
         <w:rPr/>
       </w:pPr>
-      <w:bookmarkStart w:id="17" w:name="__RefHeading___Toc1763_4075509268"/>
+      <w:bookmarkStart w:id="17" w:name="__RefHeading___Toc1763_4038105535"/>
       <w:bookmarkEnd w:id="17"/>
       <w:r>
         <w:rPr>
@@ -4745,7 +4745,7 @@
         <w:spacing w:lineRule="auto" w:line="240" w:before="0" w:after="60"/>
         <w:rPr/>
       </w:pPr>
-      <w:bookmarkStart w:id="18" w:name="__RefHeading___Toc1765_4075509268"/>
+      <w:bookmarkStart w:id="18" w:name="__RefHeading___Toc1765_4038105535"/>
       <w:bookmarkEnd w:id="18"/>
       <w:r>
         <w:rPr>
@@ -4810,7 +4810,7 @@
         <w:spacing w:lineRule="auto" w:line="240" w:before="0" w:after="60"/>
         <w:rPr/>
       </w:pPr>
-      <w:bookmarkStart w:id="19" w:name="__RefHeading___Toc1767_4075509268"/>
+      <w:bookmarkStart w:id="19" w:name="__RefHeading___Toc1767_4038105535"/>
       <w:bookmarkEnd w:id="19"/>
       <w:r>
         <w:rPr>
@@ -4875,7 +4875,7 @@
         <w:spacing w:lineRule="auto" w:line="240" w:before="0" w:after="60"/>
         <w:rPr/>
       </w:pPr>
-      <w:bookmarkStart w:id="20" w:name="__RefHeading___Toc1769_4075509268"/>
+      <w:bookmarkStart w:id="20" w:name="__RefHeading___Toc1769_4038105535"/>
       <w:bookmarkEnd w:id="20"/>
       <w:r>
         <w:rPr>
@@ -4920,7 +4920,7 @@
         <w:spacing w:lineRule="auto" w:line="240" w:before="0" w:after="60"/>
         <w:rPr/>
       </w:pPr>
-      <w:bookmarkStart w:id="21" w:name="__RefHeading___Toc1771_4075509268"/>
+      <w:bookmarkStart w:id="21" w:name="__RefHeading___Toc1771_4038105535"/>
       <w:bookmarkEnd w:id="21"/>
       <w:r>
         <w:rPr>
@@ -4951,7 +4951,7 @@
         <w:spacing w:lineRule="exact" w:line="240" w:before="240" w:after="120"/>
         <w:rPr/>
       </w:pPr>
-      <w:bookmarkStart w:id="22" w:name="__RefHeading___Toc1773_4075509268"/>
+      <w:bookmarkStart w:id="22" w:name="__RefHeading___Toc1773_4038105535"/>
       <w:bookmarkEnd w:id="22"/>
       <w:r>
         <w:rPr>

--- a/reporte/productos_formales/Producto_02_Preprocesamiento_Favoritismo.docx
+++ b/reporte/productos_formales/Producto_02_Preprocesamiento_Favoritismo.docx
@@ -262,7 +262,7 @@
         <w:spacing w:lineRule="exact" w:line="240" w:before="240" w:after="120"/>
         <w:rPr/>
       </w:pPr>
-      <w:bookmarkStart w:id="0" w:name="__RefHeading___Toc1729_4038105535"/>
+      <w:bookmarkStart w:id="0" w:name="__RefHeading___Toc1729_1005444171"/>
       <w:bookmarkEnd w:id="0"/>
       <w:r>
         <w:rPr>
@@ -369,7 +369,7 @@
             </w:rPr>
             <w:fldChar w:fldCharType="separate"/>
           </w:r>
-          <w:hyperlink w:anchor="__RefHeading___Toc1729_4038105535">
+          <w:hyperlink w:anchor="__RefHeading___Toc1729_1005444171">
             <w:r>
               <w:rPr>
                 <w:rStyle w:val="IndexLink"/>
@@ -389,7 +389,7 @@
             </w:tabs>
             <w:rPr/>
           </w:pPr>
-          <w:hyperlink w:anchor="__RefHeading___Toc1731_4038105535">
+          <w:hyperlink w:anchor="__RefHeading___Toc1731_1005444171">
             <w:r>
               <w:rPr>
                 <w:rStyle w:val="IndexLink"/>
@@ -409,7 +409,7 @@
             </w:tabs>
             <w:rPr/>
           </w:pPr>
-          <w:hyperlink w:anchor="__RefHeading___Toc1733_4038105535">
+          <w:hyperlink w:anchor="__RefHeading___Toc1733_1005444171">
             <w:r>
               <w:rPr>
                 <w:rStyle w:val="IndexLink"/>
@@ -429,7 +429,7 @@
             </w:tabs>
             <w:rPr/>
           </w:pPr>
-          <w:hyperlink w:anchor="__RefHeading___Toc1735_4038105535">
+          <w:hyperlink w:anchor="__RefHeading___Toc1735_1005444171">
             <w:r>
               <w:rPr>
                 <w:rStyle w:val="IndexLink"/>
@@ -449,7 +449,7 @@
             </w:tabs>
             <w:rPr/>
           </w:pPr>
-          <w:hyperlink w:anchor="__RefHeading___Toc1737_4038105535">
+          <w:hyperlink w:anchor="__RefHeading___Toc1737_1005444171">
             <w:r>
               <w:rPr>
                 <w:rStyle w:val="IndexLink"/>
@@ -469,7 +469,7 @@
             </w:tabs>
             <w:rPr/>
           </w:pPr>
-          <w:hyperlink w:anchor="__RefHeading___Toc1739_4038105535">
+          <w:hyperlink w:anchor="__RefHeading___Toc1739_1005444171">
             <w:r>
               <w:rPr>
                 <w:rStyle w:val="IndexLink"/>
@@ -489,7 +489,7 @@
             </w:tabs>
             <w:rPr/>
           </w:pPr>
-          <w:hyperlink w:anchor="__RefHeading___Toc1741_4038105535">
+          <w:hyperlink w:anchor="__RefHeading___Toc1741_1005444171">
             <w:r>
               <w:rPr>
                 <w:rStyle w:val="IndexLink"/>
@@ -509,7 +509,7 @@
             </w:tabs>
             <w:rPr/>
           </w:pPr>
-          <w:hyperlink w:anchor="__RefHeading___Toc1743_4038105535">
+          <w:hyperlink w:anchor="__RefHeading___Toc1743_1005444171">
             <w:r>
               <w:rPr>
                 <w:rStyle w:val="IndexLink"/>
@@ -529,7 +529,7 @@
             </w:tabs>
             <w:rPr/>
           </w:pPr>
-          <w:hyperlink w:anchor="__RefHeading___Toc1745_4038105535">
+          <w:hyperlink w:anchor="__RefHeading___Toc1745_1005444171">
             <w:r>
               <w:rPr>
                 <w:rStyle w:val="IndexLink"/>
@@ -549,7 +549,7 @@
             </w:tabs>
             <w:rPr/>
           </w:pPr>
-          <w:hyperlink w:anchor="__RefHeading___Toc1747_4038105535">
+          <w:hyperlink w:anchor="__RefHeading___Toc1747_1005444171">
             <w:r>
               <w:rPr>
                 <w:rStyle w:val="IndexLink"/>
@@ -569,7 +569,7 @@
             </w:tabs>
             <w:rPr/>
           </w:pPr>
-          <w:hyperlink w:anchor="__RefHeading___Toc1749_4038105535">
+          <w:hyperlink w:anchor="__RefHeading___Toc1749_1005444171">
             <w:r>
               <w:rPr>
                 <w:rStyle w:val="IndexLink"/>
@@ -589,7 +589,7 @@
             </w:tabs>
             <w:rPr/>
           </w:pPr>
-          <w:hyperlink w:anchor="__RefHeading___Toc1751_4038105535">
+          <w:hyperlink w:anchor="__RefHeading___Toc1751_1005444171">
             <w:r>
               <w:rPr>
                 <w:rStyle w:val="IndexLink"/>
@@ -609,7 +609,7 @@
             </w:tabs>
             <w:rPr/>
           </w:pPr>
-          <w:hyperlink w:anchor="__RefHeading___Toc1753_4038105535">
+          <w:hyperlink w:anchor="__RefHeading___Toc1753_1005444171">
             <w:r>
               <w:rPr>
                 <w:rStyle w:val="IndexLink"/>
@@ -629,7 +629,7 @@
             </w:tabs>
             <w:rPr/>
           </w:pPr>
-          <w:hyperlink w:anchor="__RefHeading___Toc1755_4038105535">
+          <w:hyperlink w:anchor="__RefHeading___Toc1755_1005444171">
             <w:r>
               <w:rPr>
                 <w:rStyle w:val="IndexLink"/>
@@ -649,7 +649,7 @@
             </w:tabs>
             <w:rPr/>
           </w:pPr>
-          <w:hyperlink w:anchor="__RefHeading___Toc1757_4038105535">
+          <w:hyperlink w:anchor="__RefHeading___Toc1757_1005444171">
             <w:r>
               <w:rPr>
                 <w:rStyle w:val="IndexLink"/>
@@ -669,7 +669,7 @@
             </w:tabs>
             <w:rPr/>
           </w:pPr>
-          <w:hyperlink w:anchor="__RefHeading___Toc1759_4038105535">
+          <w:hyperlink w:anchor="__RefHeading___Toc1759_1005444171">
             <w:r>
               <w:rPr>
                 <w:rStyle w:val="IndexLink"/>
@@ -689,7 +689,7 @@
             </w:tabs>
             <w:rPr/>
           </w:pPr>
-          <w:hyperlink w:anchor="__RefHeading___Toc1761_4038105535">
+          <w:hyperlink w:anchor="__RefHeading___Toc1761_1005444171">
             <w:r>
               <w:rPr>
                 <w:rStyle w:val="IndexLink"/>
@@ -709,7 +709,7 @@
             </w:tabs>
             <w:rPr/>
           </w:pPr>
-          <w:hyperlink w:anchor="__RefHeading___Toc1763_4038105535">
+          <w:hyperlink w:anchor="__RefHeading___Toc1763_1005444171">
             <w:r>
               <w:rPr>
                 <w:rStyle w:val="IndexLink"/>
@@ -729,7 +729,7 @@
             </w:tabs>
             <w:rPr/>
           </w:pPr>
-          <w:hyperlink w:anchor="__RefHeading___Toc1765_4038105535">
+          <w:hyperlink w:anchor="__RefHeading___Toc1765_1005444171">
             <w:r>
               <w:rPr>
                 <w:rStyle w:val="IndexLink"/>
@@ -749,7 +749,7 @@
             </w:tabs>
             <w:rPr/>
           </w:pPr>
-          <w:hyperlink w:anchor="__RefHeading___Toc1767_4038105535">
+          <w:hyperlink w:anchor="__RefHeading___Toc1767_1005444171">
             <w:r>
               <w:rPr>
                 <w:rStyle w:val="IndexLink"/>
@@ -769,7 +769,7 @@
             </w:tabs>
             <w:rPr/>
           </w:pPr>
-          <w:hyperlink w:anchor="__RefHeading___Toc1769_4038105535">
+          <w:hyperlink w:anchor="__RefHeading___Toc1769_1005444171">
             <w:r>
               <w:rPr>
                 <w:rStyle w:val="IndexLink"/>
@@ -789,7 +789,7 @@
             </w:tabs>
             <w:rPr/>
           </w:pPr>
-          <w:hyperlink w:anchor="__RefHeading___Toc1771_4038105535">
+          <w:hyperlink w:anchor="__RefHeading___Toc1771_1005444171">
             <w:r>
               <w:rPr>
                 <w:rStyle w:val="IndexLink"/>
@@ -809,7 +809,7 @@
             </w:tabs>
             <w:rPr/>
           </w:pPr>
-          <w:hyperlink w:anchor="__RefHeading___Toc1773_4038105535">
+          <w:hyperlink w:anchor="__RefHeading___Toc1773_1005444171">
             <w:r>
               <w:rPr>
                 <w:rStyle w:val="IndexLink"/>
@@ -849,7 +849,7 @@
         <w:spacing w:lineRule="exact" w:line="240" w:before="240" w:after="120"/>
         <w:rPr/>
       </w:pPr>
-      <w:bookmarkStart w:id="1" w:name="__RefHeading___Toc1731_4038105535"/>
+      <w:bookmarkStart w:id="1" w:name="__RefHeading___Toc1731_1005444171"/>
       <w:bookmarkEnd w:id="1"/>
       <w:r>
         <w:rPr>
@@ -887,7 +887,7 @@
         <w:spacing w:lineRule="exact" w:line="240" w:before="240" w:after="120"/>
         <w:rPr/>
       </w:pPr>
-      <w:bookmarkStart w:id="2" w:name="__RefHeading___Toc1733_4038105535"/>
+      <w:bookmarkStart w:id="2" w:name="__RefHeading___Toc1733_1005444171"/>
       <w:bookmarkEnd w:id="2"/>
       <w:r>
         <w:rPr>
@@ -943,7 +943,7 @@
         <w:spacing w:lineRule="exact" w:line="240" w:before="240" w:after="120"/>
         <w:rPr/>
       </w:pPr>
-      <w:bookmarkStart w:id="3" w:name="__RefHeading___Toc1735_4038105535"/>
+      <w:bookmarkStart w:id="3" w:name="__RefHeading___Toc1735_1005444171"/>
       <w:bookmarkEnd w:id="3"/>
       <w:r>
         <w:rPr>
@@ -2257,7 +2257,7 @@
         <w:spacing w:lineRule="exact" w:line="240" w:before="240" w:after="120"/>
         <w:rPr/>
       </w:pPr>
-      <w:bookmarkStart w:id="4" w:name="__RefHeading___Toc1737_4038105535"/>
+      <w:bookmarkStart w:id="4" w:name="__RefHeading___Toc1737_1005444171"/>
       <w:bookmarkEnd w:id="4"/>
       <w:r>
         <w:rPr>
@@ -2834,7 +2834,7 @@
         <w:spacing w:lineRule="exact" w:line="240" w:before="240" w:after="120"/>
         <w:rPr/>
       </w:pPr>
-      <w:bookmarkStart w:id="5" w:name="__RefHeading___Toc1739_4038105535"/>
+      <w:bookmarkStart w:id="5" w:name="__RefHeading___Toc1739_1005444171"/>
       <w:bookmarkEnd w:id="5"/>
       <w:r>
         <w:rPr>
@@ -2872,7 +2872,7 @@
         <w:spacing w:lineRule="exact" w:line="240" w:before="240" w:after="120"/>
         <w:rPr/>
       </w:pPr>
-      <w:bookmarkStart w:id="6" w:name="__RefHeading___Toc1741_4038105535"/>
+      <w:bookmarkStart w:id="6" w:name="__RefHeading___Toc1741_1005444171"/>
       <w:bookmarkEnd w:id="6"/>
       <w:r>
         <w:rPr>
@@ -2910,7 +2910,7 @@
         <w:spacing w:lineRule="exact" w:line="240" w:before="240" w:after="120"/>
         <w:rPr/>
       </w:pPr>
-      <w:bookmarkStart w:id="7" w:name="__RefHeading___Toc1743_4038105535"/>
+      <w:bookmarkStart w:id="7" w:name="__RefHeading___Toc1743_1005444171"/>
       <w:bookmarkEnd w:id="7"/>
       <w:r>
         <w:rPr>
@@ -2930,7 +2930,7 @@
         <w:spacing w:lineRule="exact" w:line="240" w:before="180" w:after="80"/>
         <w:rPr/>
       </w:pPr>
-      <w:bookmarkStart w:id="8" w:name="__RefHeading___Toc1745_4038105535"/>
+      <w:bookmarkStart w:id="8" w:name="__RefHeading___Toc1745_1005444171"/>
       <w:bookmarkEnd w:id="8"/>
       <w:r>
         <w:rPr>
@@ -2968,7 +2968,7 @@
         <w:spacing w:lineRule="exact" w:line="240" w:before="180" w:after="80"/>
         <w:rPr/>
       </w:pPr>
-      <w:bookmarkStart w:id="9" w:name="__RefHeading___Toc1747_4038105535"/>
+      <w:bookmarkStart w:id="9" w:name="__RefHeading___Toc1747_1005444171"/>
       <w:bookmarkEnd w:id="9"/>
       <w:r>
         <w:rPr>
@@ -3694,7 +3694,7 @@
         <w:spacing w:lineRule="exact" w:line="240" w:before="180" w:after="80"/>
         <w:rPr/>
       </w:pPr>
-      <w:bookmarkStart w:id="10" w:name="__RefHeading___Toc1749_4038105535"/>
+      <w:bookmarkStart w:id="10" w:name="__RefHeading___Toc1749_1005444171"/>
       <w:bookmarkEnd w:id="10"/>
       <w:r>
         <w:rPr>
@@ -3794,7 +3794,7 @@
         <w:spacing w:lineRule="exact" w:line="240" w:before="240" w:after="120"/>
         <w:rPr/>
       </w:pPr>
-      <w:bookmarkStart w:id="11" w:name="__RefHeading___Toc1751_4038105535"/>
+      <w:bookmarkStart w:id="11" w:name="__RefHeading___Toc1751_1005444171"/>
       <w:bookmarkEnd w:id="11"/>
       <w:r>
         <w:rPr>
@@ -3894,7 +3894,7 @@
         <w:spacing w:lineRule="exact" w:line="240" w:before="240" w:after="120"/>
         <w:rPr/>
       </w:pPr>
-      <w:bookmarkStart w:id="12" w:name="__RefHeading___Toc1753_4038105535"/>
+      <w:bookmarkStart w:id="12" w:name="__RefHeading___Toc1753_1005444171"/>
       <w:bookmarkEnd w:id="12"/>
       <w:r>
         <w:rPr>
@@ -3932,7 +3932,7 @@
         <w:spacing w:lineRule="exact" w:line="240" w:before="240" w:after="120"/>
         <w:rPr/>
       </w:pPr>
-      <w:bookmarkStart w:id="13" w:name="__RefHeading___Toc1755_4038105535"/>
+      <w:bookmarkStart w:id="13" w:name="__RefHeading___Toc1755_1005444171"/>
       <w:bookmarkEnd w:id="13"/>
       <w:r>
         <w:rPr>
@@ -3992,7 +3992,7 @@
         <w:spacing w:lineRule="exact" w:line="240" w:before="240" w:after="120"/>
         <w:rPr/>
       </w:pPr>
-      <w:bookmarkStart w:id="14" w:name="__RefHeading___Toc1757_4038105535"/>
+      <w:bookmarkStart w:id="14" w:name="__RefHeading___Toc1757_1005444171"/>
       <w:bookmarkEnd w:id="14"/>
       <w:r>
         <w:rPr>
@@ -4030,7 +4030,7 @@
         <w:spacing w:lineRule="exact" w:line="240" w:before="240" w:after="120"/>
         <w:rPr/>
       </w:pPr>
-      <w:bookmarkStart w:id="15" w:name="__RefHeading___Toc1759_4038105535"/>
+      <w:bookmarkStart w:id="15" w:name="__RefHeading___Toc1759_1005444171"/>
       <w:bookmarkEnd w:id="15"/>
       <w:r>
         <w:rPr>
@@ -4150,7 +4150,7 @@
         <w:spacing w:lineRule="auto" w:line="240" w:before="0" w:after="60"/>
         <w:rPr/>
       </w:pPr>
-      <w:bookmarkStart w:id="16" w:name="__RefHeading___Toc1761_4038105535"/>
+      <w:bookmarkStart w:id="16" w:name="__RefHeading___Toc1761_1005444171"/>
       <w:bookmarkEnd w:id="16"/>
       <w:r>
         <w:rPr>
@@ -4181,7 +4181,7 @@
         <w:spacing w:lineRule="auto" w:line="240" w:before="0" w:after="60"/>
         <w:rPr/>
       </w:pPr>
-      <w:bookmarkStart w:id="17" w:name="__RefHeading___Toc1763_4038105535"/>
+      <w:bookmarkStart w:id="17" w:name="__RefHeading___Toc1763_1005444171"/>
       <w:bookmarkEnd w:id="17"/>
       <w:r>
         <w:rPr>
@@ -4745,7 +4745,7 @@
         <w:spacing w:lineRule="auto" w:line="240" w:before="0" w:after="60"/>
         <w:rPr/>
       </w:pPr>
-      <w:bookmarkStart w:id="18" w:name="__RefHeading___Toc1765_4038105535"/>
+      <w:bookmarkStart w:id="18" w:name="__RefHeading___Toc1765_1005444171"/>
       <w:bookmarkEnd w:id="18"/>
       <w:r>
         <w:rPr>
@@ -4810,7 +4810,7 @@
         <w:spacing w:lineRule="auto" w:line="240" w:before="0" w:after="60"/>
         <w:rPr/>
       </w:pPr>
-      <w:bookmarkStart w:id="19" w:name="__RefHeading___Toc1767_4038105535"/>
+      <w:bookmarkStart w:id="19" w:name="__RefHeading___Toc1767_1005444171"/>
       <w:bookmarkEnd w:id="19"/>
       <w:r>
         <w:rPr>
@@ -4875,7 +4875,7 @@
         <w:spacing w:lineRule="auto" w:line="240" w:before="0" w:after="60"/>
         <w:rPr/>
       </w:pPr>
-      <w:bookmarkStart w:id="20" w:name="__RefHeading___Toc1769_4038105535"/>
+      <w:bookmarkStart w:id="20" w:name="__RefHeading___Toc1769_1005444171"/>
       <w:bookmarkEnd w:id="20"/>
       <w:r>
         <w:rPr>
@@ -4920,7 +4920,7 @@
         <w:spacing w:lineRule="auto" w:line="240" w:before="0" w:after="60"/>
         <w:rPr/>
       </w:pPr>
-      <w:bookmarkStart w:id="21" w:name="__RefHeading___Toc1771_4038105535"/>
+      <w:bookmarkStart w:id="21" w:name="__RefHeading___Toc1771_1005444171"/>
       <w:bookmarkEnd w:id="21"/>
       <w:r>
         <w:rPr>
@@ -4951,7 +4951,7 @@
         <w:spacing w:lineRule="exact" w:line="240" w:before="240" w:after="120"/>
         <w:rPr/>
       </w:pPr>
-      <w:bookmarkStart w:id="22" w:name="__RefHeading___Toc1773_4038105535"/>
+      <w:bookmarkStart w:id="22" w:name="__RefHeading___Toc1773_1005444171"/>
       <w:bookmarkEnd w:id="22"/>
       <w:r>
         <w:rPr>

--- a/reporte/productos_formales/Producto_02_Preprocesamiento_Favoritismo.docx
+++ b/reporte/productos_formales/Producto_02_Preprocesamiento_Favoritismo.docx
@@ -262,7 +262,7 @@
         <w:spacing w:lineRule="exact" w:line="240" w:before="240" w:after="120"/>
         <w:rPr/>
       </w:pPr>
-      <w:bookmarkStart w:id="0" w:name="__RefHeading___Toc1729_1005444171"/>
+      <w:bookmarkStart w:id="0" w:name="__RefHeading___Toc1729_2401388243"/>
       <w:bookmarkEnd w:id="0"/>
       <w:r>
         <w:rPr>
@@ -369,7 +369,7 @@
             </w:rPr>
             <w:fldChar w:fldCharType="separate"/>
           </w:r>
-          <w:hyperlink w:anchor="__RefHeading___Toc1729_1005444171">
+          <w:hyperlink w:anchor="__RefHeading___Toc1729_2401388243">
             <w:r>
               <w:rPr>
                 <w:rStyle w:val="IndexLink"/>
@@ -389,7 +389,7 @@
             </w:tabs>
             <w:rPr/>
           </w:pPr>
-          <w:hyperlink w:anchor="__RefHeading___Toc1731_1005444171">
+          <w:hyperlink w:anchor="__RefHeading___Toc1731_2401388243">
             <w:r>
               <w:rPr>
                 <w:rStyle w:val="IndexLink"/>
@@ -409,7 +409,7 @@
             </w:tabs>
             <w:rPr/>
           </w:pPr>
-          <w:hyperlink w:anchor="__RefHeading___Toc1733_1005444171">
+          <w:hyperlink w:anchor="__RefHeading___Toc1733_2401388243">
             <w:r>
               <w:rPr>
                 <w:rStyle w:val="IndexLink"/>
@@ -429,7 +429,7 @@
             </w:tabs>
             <w:rPr/>
           </w:pPr>
-          <w:hyperlink w:anchor="__RefHeading___Toc1735_1005444171">
+          <w:hyperlink w:anchor="__RefHeading___Toc1735_2401388243">
             <w:r>
               <w:rPr>
                 <w:rStyle w:val="IndexLink"/>
@@ -449,7 +449,7 @@
             </w:tabs>
             <w:rPr/>
           </w:pPr>
-          <w:hyperlink w:anchor="__RefHeading___Toc1737_1005444171">
+          <w:hyperlink w:anchor="__RefHeading___Toc1737_2401388243">
             <w:r>
               <w:rPr>
                 <w:rStyle w:val="IndexLink"/>
@@ -469,7 +469,7 @@
             </w:tabs>
             <w:rPr/>
           </w:pPr>
-          <w:hyperlink w:anchor="__RefHeading___Toc1739_1005444171">
+          <w:hyperlink w:anchor="__RefHeading___Toc1739_2401388243">
             <w:r>
               <w:rPr>
                 <w:rStyle w:val="IndexLink"/>
@@ -489,7 +489,7 @@
             </w:tabs>
             <w:rPr/>
           </w:pPr>
-          <w:hyperlink w:anchor="__RefHeading___Toc1741_1005444171">
+          <w:hyperlink w:anchor="__RefHeading___Toc1741_2401388243">
             <w:r>
               <w:rPr>
                 <w:rStyle w:val="IndexLink"/>
@@ -509,7 +509,7 @@
             </w:tabs>
             <w:rPr/>
           </w:pPr>
-          <w:hyperlink w:anchor="__RefHeading___Toc1743_1005444171">
+          <w:hyperlink w:anchor="__RefHeading___Toc1743_2401388243">
             <w:r>
               <w:rPr>
                 <w:rStyle w:val="IndexLink"/>
@@ -529,7 +529,7 @@
             </w:tabs>
             <w:rPr/>
           </w:pPr>
-          <w:hyperlink w:anchor="__RefHeading___Toc1745_1005444171">
+          <w:hyperlink w:anchor="__RefHeading___Toc1745_2401388243">
             <w:r>
               <w:rPr>
                 <w:rStyle w:val="IndexLink"/>
@@ -549,7 +549,7 @@
             </w:tabs>
             <w:rPr/>
           </w:pPr>
-          <w:hyperlink w:anchor="__RefHeading___Toc1747_1005444171">
+          <w:hyperlink w:anchor="__RefHeading___Toc1747_2401388243">
             <w:r>
               <w:rPr>
                 <w:rStyle w:val="IndexLink"/>
@@ -569,7 +569,7 @@
             </w:tabs>
             <w:rPr/>
           </w:pPr>
-          <w:hyperlink w:anchor="__RefHeading___Toc1749_1005444171">
+          <w:hyperlink w:anchor="__RefHeading___Toc1749_2401388243">
             <w:r>
               <w:rPr>
                 <w:rStyle w:val="IndexLink"/>
@@ -589,7 +589,7 @@
             </w:tabs>
             <w:rPr/>
           </w:pPr>
-          <w:hyperlink w:anchor="__RefHeading___Toc1751_1005444171">
+          <w:hyperlink w:anchor="__RefHeading___Toc1751_2401388243">
             <w:r>
               <w:rPr>
                 <w:rStyle w:val="IndexLink"/>
@@ -609,7 +609,7 @@
             </w:tabs>
             <w:rPr/>
           </w:pPr>
-          <w:hyperlink w:anchor="__RefHeading___Toc1753_1005444171">
+          <w:hyperlink w:anchor="__RefHeading___Toc1753_2401388243">
             <w:r>
               <w:rPr>
                 <w:rStyle w:val="IndexLink"/>
@@ -629,7 +629,7 @@
             </w:tabs>
             <w:rPr/>
           </w:pPr>
-          <w:hyperlink w:anchor="__RefHeading___Toc1755_1005444171">
+          <w:hyperlink w:anchor="__RefHeading___Toc1755_2401388243">
             <w:r>
               <w:rPr>
                 <w:rStyle w:val="IndexLink"/>
@@ -649,7 +649,7 @@
             </w:tabs>
             <w:rPr/>
           </w:pPr>
-          <w:hyperlink w:anchor="__RefHeading___Toc1757_1005444171">
+          <w:hyperlink w:anchor="__RefHeading___Toc1757_2401388243">
             <w:r>
               <w:rPr>
                 <w:rStyle w:val="IndexLink"/>
@@ -669,7 +669,7 @@
             </w:tabs>
             <w:rPr/>
           </w:pPr>
-          <w:hyperlink w:anchor="__RefHeading___Toc1759_1005444171">
+          <w:hyperlink w:anchor="__RefHeading___Toc1759_2401388243">
             <w:r>
               <w:rPr>
                 <w:rStyle w:val="IndexLink"/>
@@ -689,7 +689,7 @@
             </w:tabs>
             <w:rPr/>
           </w:pPr>
-          <w:hyperlink w:anchor="__RefHeading___Toc1761_1005444171">
+          <w:hyperlink w:anchor="__RefHeading___Toc1761_2401388243">
             <w:r>
               <w:rPr>
                 <w:rStyle w:val="IndexLink"/>
@@ -709,7 +709,7 @@
             </w:tabs>
             <w:rPr/>
           </w:pPr>
-          <w:hyperlink w:anchor="__RefHeading___Toc1763_1005444171">
+          <w:hyperlink w:anchor="__RefHeading___Toc1763_2401388243">
             <w:r>
               <w:rPr>
                 <w:rStyle w:val="IndexLink"/>
@@ -729,7 +729,7 @@
             </w:tabs>
             <w:rPr/>
           </w:pPr>
-          <w:hyperlink w:anchor="__RefHeading___Toc1765_1005444171">
+          <w:hyperlink w:anchor="__RefHeading___Toc1765_2401388243">
             <w:r>
               <w:rPr>
                 <w:rStyle w:val="IndexLink"/>
@@ -749,7 +749,7 @@
             </w:tabs>
             <w:rPr/>
           </w:pPr>
-          <w:hyperlink w:anchor="__RefHeading___Toc1767_1005444171">
+          <w:hyperlink w:anchor="__RefHeading___Toc1767_2401388243">
             <w:r>
               <w:rPr>
                 <w:rStyle w:val="IndexLink"/>
@@ -769,7 +769,7 @@
             </w:tabs>
             <w:rPr/>
           </w:pPr>
-          <w:hyperlink w:anchor="__RefHeading___Toc1769_1005444171">
+          <w:hyperlink w:anchor="__RefHeading___Toc1769_2401388243">
             <w:r>
               <w:rPr>
                 <w:rStyle w:val="IndexLink"/>
@@ -789,7 +789,7 @@
             </w:tabs>
             <w:rPr/>
           </w:pPr>
-          <w:hyperlink w:anchor="__RefHeading___Toc1771_1005444171">
+          <w:hyperlink w:anchor="__RefHeading___Toc1771_2401388243">
             <w:r>
               <w:rPr>
                 <w:rStyle w:val="IndexLink"/>
@@ -809,7 +809,7 @@
             </w:tabs>
             <w:rPr/>
           </w:pPr>
-          <w:hyperlink w:anchor="__RefHeading___Toc1773_1005444171">
+          <w:hyperlink w:anchor="__RefHeading___Toc1773_2401388243">
             <w:r>
               <w:rPr>
                 <w:rStyle w:val="IndexLink"/>
@@ -849,7 +849,7 @@
         <w:spacing w:lineRule="exact" w:line="240" w:before="240" w:after="120"/>
         <w:rPr/>
       </w:pPr>
-      <w:bookmarkStart w:id="1" w:name="__RefHeading___Toc1731_1005444171"/>
+      <w:bookmarkStart w:id="1" w:name="__RefHeading___Toc1731_2401388243"/>
       <w:bookmarkEnd w:id="1"/>
       <w:r>
         <w:rPr>
@@ -887,7 +887,7 @@
         <w:spacing w:lineRule="exact" w:line="240" w:before="240" w:after="120"/>
         <w:rPr/>
       </w:pPr>
-      <w:bookmarkStart w:id="2" w:name="__RefHeading___Toc1733_1005444171"/>
+      <w:bookmarkStart w:id="2" w:name="__RefHeading___Toc1733_2401388243"/>
       <w:bookmarkEnd w:id="2"/>
       <w:r>
         <w:rPr>
@@ -943,7 +943,7 @@
         <w:spacing w:lineRule="exact" w:line="240" w:before="240" w:after="120"/>
         <w:rPr/>
       </w:pPr>
-      <w:bookmarkStart w:id="3" w:name="__RefHeading___Toc1735_1005444171"/>
+      <w:bookmarkStart w:id="3" w:name="__RefHeading___Toc1735_2401388243"/>
       <w:bookmarkEnd w:id="3"/>
       <w:r>
         <w:rPr>
@@ -2257,7 +2257,7 @@
         <w:spacing w:lineRule="exact" w:line="240" w:before="240" w:after="120"/>
         <w:rPr/>
       </w:pPr>
-      <w:bookmarkStart w:id="4" w:name="__RefHeading___Toc1737_1005444171"/>
+      <w:bookmarkStart w:id="4" w:name="__RefHeading___Toc1737_2401388243"/>
       <w:bookmarkEnd w:id="4"/>
       <w:r>
         <w:rPr>
@@ -2834,7 +2834,7 @@
         <w:spacing w:lineRule="exact" w:line="240" w:before="240" w:after="120"/>
         <w:rPr/>
       </w:pPr>
-      <w:bookmarkStart w:id="5" w:name="__RefHeading___Toc1739_1005444171"/>
+      <w:bookmarkStart w:id="5" w:name="__RefHeading___Toc1739_2401388243"/>
       <w:bookmarkEnd w:id="5"/>
       <w:r>
         <w:rPr>
@@ -2872,7 +2872,7 @@
         <w:spacing w:lineRule="exact" w:line="240" w:before="240" w:after="120"/>
         <w:rPr/>
       </w:pPr>
-      <w:bookmarkStart w:id="6" w:name="__RefHeading___Toc1741_1005444171"/>
+      <w:bookmarkStart w:id="6" w:name="__RefHeading___Toc1741_2401388243"/>
       <w:bookmarkEnd w:id="6"/>
       <w:r>
         <w:rPr>
@@ -2910,7 +2910,7 @@
         <w:spacing w:lineRule="exact" w:line="240" w:before="240" w:after="120"/>
         <w:rPr/>
       </w:pPr>
-      <w:bookmarkStart w:id="7" w:name="__RefHeading___Toc1743_1005444171"/>
+      <w:bookmarkStart w:id="7" w:name="__RefHeading___Toc1743_2401388243"/>
       <w:bookmarkEnd w:id="7"/>
       <w:r>
         <w:rPr>
@@ -2930,7 +2930,7 @@
         <w:spacing w:lineRule="exact" w:line="240" w:before="180" w:after="80"/>
         <w:rPr/>
       </w:pPr>
-      <w:bookmarkStart w:id="8" w:name="__RefHeading___Toc1745_1005444171"/>
+      <w:bookmarkStart w:id="8" w:name="__RefHeading___Toc1745_2401388243"/>
       <w:bookmarkEnd w:id="8"/>
       <w:r>
         <w:rPr>
@@ -2968,7 +2968,7 @@
         <w:spacing w:lineRule="exact" w:line="240" w:before="180" w:after="80"/>
         <w:rPr/>
       </w:pPr>
-      <w:bookmarkStart w:id="9" w:name="__RefHeading___Toc1747_1005444171"/>
+      <w:bookmarkStart w:id="9" w:name="__RefHeading___Toc1747_2401388243"/>
       <w:bookmarkEnd w:id="9"/>
       <w:r>
         <w:rPr>
@@ -3694,7 +3694,7 @@
         <w:spacing w:lineRule="exact" w:line="240" w:before="180" w:after="80"/>
         <w:rPr/>
       </w:pPr>
-      <w:bookmarkStart w:id="10" w:name="__RefHeading___Toc1749_1005444171"/>
+      <w:bookmarkStart w:id="10" w:name="__RefHeading___Toc1749_2401388243"/>
       <w:bookmarkEnd w:id="10"/>
       <w:r>
         <w:rPr>
@@ -3794,7 +3794,7 @@
         <w:spacing w:lineRule="exact" w:line="240" w:before="240" w:after="120"/>
         <w:rPr/>
       </w:pPr>
-      <w:bookmarkStart w:id="11" w:name="__RefHeading___Toc1751_1005444171"/>
+      <w:bookmarkStart w:id="11" w:name="__RefHeading___Toc1751_2401388243"/>
       <w:bookmarkEnd w:id="11"/>
       <w:r>
         <w:rPr>
@@ -3894,7 +3894,7 @@
         <w:spacing w:lineRule="exact" w:line="240" w:before="240" w:after="120"/>
         <w:rPr/>
       </w:pPr>
-      <w:bookmarkStart w:id="12" w:name="__RefHeading___Toc1753_1005444171"/>
+      <w:bookmarkStart w:id="12" w:name="__RefHeading___Toc1753_2401388243"/>
       <w:bookmarkEnd w:id="12"/>
       <w:r>
         <w:rPr>
@@ -3932,7 +3932,7 @@
         <w:spacing w:lineRule="exact" w:line="240" w:before="240" w:after="120"/>
         <w:rPr/>
       </w:pPr>
-      <w:bookmarkStart w:id="13" w:name="__RefHeading___Toc1755_1005444171"/>
+      <w:bookmarkStart w:id="13" w:name="__RefHeading___Toc1755_2401388243"/>
       <w:bookmarkEnd w:id="13"/>
       <w:r>
         <w:rPr>
@@ -3992,7 +3992,7 @@
         <w:spacing w:lineRule="exact" w:line="240" w:before="240" w:after="120"/>
         <w:rPr/>
       </w:pPr>
-      <w:bookmarkStart w:id="14" w:name="__RefHeading___Toc1757_1005444171"/>
+      <w:bookmarkStart w:id="14" w:name="__RefHeading___Toc1757_2401388243"/>
       <w:bookmarkEnd w:id="14"/>
       <w:r>
         <w:rPr>
@@ -4030,7 +4030,7 @@
         <w:spacing w:lineRule="exact" w:line="240" w:before="240" w:after="120"/>
         <w:rPr/>
       </w:pPr>
-      <w:bookmarkStart w:id="15" w:name="__RefHeading___Toc1759_1005444171"/>
+      <w:bookmarkStart w:id="15" w:name="__RefHeading___Toc1759_2401388243"/>
       <w:bookmarkEnd w:id="15"/>
       <w:r>
         <w:rPr>
@@ -4150,7 +4150,7 @@
         <w:spacing w:lineRule="auto" w:line="240" w:before="0" w:after="60"/>
         <w:rPr/>
       </w:pPr>
-      <w:bookmarkStart w:id="16" w:name="__RefHeading___Toc1761_1005444171"/>
+      <w:bookmarkStart w:id="16" w:name="__RefHeading___Toc1761_2401388243"/>
       <w:bookmarkEnd w:id="16"/>
       <w:r>
         <w:rPr>
@@ -4181,7 +4181,7 @@
         <w:spacing w:lineRule="auto" w:line="240" w:before="0" w:after="60"/>
         <w:rPr/>
       </w:pPr>
-      <w:bookmarkStart w:id="17" w:name="__RefHeading___Toc1763_1005444171"/>
+      <w:bookmarkStart w:id="17" w:name="__RefHeading___Toc1763_2401388243"/>
       <w:bookmarkEnd w:id="17"/>
       <w:r>
         <w:rPr>
@@ -4745,7 +4745,7 @@
         <w:spacing w:lineRule="auto" w:line="240" w:before="0" w:after="60"/>
         <w:rPr/>
       </w:pPr>
-      <w:bookmarkStart w:id="18" w:name="__RefHeading___Toc1765_1005444171"/>
+      <w:bookmarkStart w:id="18" w:name="__RefHeading___Toc1765_2401388243"/>
       <w:bookmarkEnd w:id="18"/>
       <w:r>
         <w:rPr>
@@ -4810,7 +4810,7 @@
         <w:spacing w:lineRule="auto" w:line="240" w:before="0" w:after="60"/>
         <w:rPr/>
       </w:pPr>
-      <w:bookmarkStart w:id="19" w:name="__RefHeading___Toc1767_1005444171"/>
+      <w:bookmarkStart w:id="19" w:name="__RefHeading___Toc1767_2401388243"/>
       <w:bookmarkEnd w:id="19"/>
       <w:r>
         <w:rPr>
@@ -4875,7 +4875,7 @@
         <w:spacing w:lineRule="auto" w:line="240" w:before="0" w:after="60"/>
         <w:rPr/>
       </w:pPr>
-      <w:bookmarkStart w:id="20" w:name="__RefHeading___Toc1769_1005444171"/>
+      <w:bookmarkStart w:id="20" w:name="__RefHeading___Toc1769_2401388243"/>
       <w:bookmarkEnd w:id="20"/>
       <w:r>
         <w:rPr>
@@ -4920,7 +4920,7 @@
         <w:spacing w:lineRule="auto" w:line="240" w:before="0" w:after="60"/>
         <w:rPr/>
       </w:pPr>
-      <w:bookmarkStart w:id="21" w:name="__RefHeading___Toc1771_1005444171"/>
+      <w:bookmarkStart w:id="21" w:name="__RefHeading___Toc1771_2401388243"/>
       <w:bookmarkEnd w:id="21"/>
       <w:r>
         <w:rPr>
@@ -4951,7 +4951,7 @@
         <w:spacing w:lineRule="exact" w:line="240" w:before="240" w:after="120"/>
         <w:rPr/>
       </w:pPr>
-      <w:bookmarkStart w:id="22" w:name="__RefHeading___Toc1773_1005444171"/>
+      <w:bookmarkStart w:id="22" w:name="__RefHeading___Toc1773_2401388243"/>
       <w:bookmarkEnd w:id="22"/>
       <w:r>
         <w:rPr>
